--- a/frontend/templates/template_prapurna.docx
+++ b/frontend/templates/template_prapurna.docx
@@ -457,6 +457,11 @@
     </w:p>
     <w:p>
       <w:pPr>
+        <w:p>
+          <w:r>
+            <w:t>{#Alamat_Domisili}</w:t>
+          </w:r>
+        </w:p>
         <w:pStyle w:val="6"/>
         <w:numPr>
           <w:ilvl w:val="0"/>
@@ -480,6 +485,11 @@
           <w:szCs w:val="20"/>
         </w:rPr>
         <w:t>Alamat Domisili di {{ alamat_domisili_pemohon | default('', true) }}.{% endif %}</w:t>
+      </w:r>
+    </w:p>
+    <w:p>
+      <w:r>
+        <w:t>{/Alamat_Domisili}</w:t>
       </w:r>
     </w:p>
     <w:p>

--- a/frontend/templates/template_prapurna.docx
+++ b/frontend/templates/template_prapurna.docx
@@ -15,27 +15,27 @@
           <w:u w:val="single"/>
         </w:rPr>
       </w:pPr>
-      <w:bookmarkStart w:id="0" w:name="OLE_LINK51"/>
-      <w:bookmarkStart w:id="1" w:name="OLE_LINK5"/>
-      <w:bookmarkStart w:id="2" w:name="OLE_LINK66"/>
-      <w:bookmarkStart w:id="3" w:name="OLE_LINK55"/>
-      <w:bookmarkStart w:id="4" w:name="OLE_LINK29"/>
-      <w:bookmarkStart w:id="5" w:name="OLE_LINK62"/>
-      <w:bookmarkStart w:id="6" w:name="OLE_LINK38"/>
-      <w:bookmarkStart w:id="7" w:name="OLE_LINK28"/>
-      <w:bookmarkStart w:id="8" w:name="OLE_LINK37"/>
-      <w:bookmarkStart w:id="9" w:name="OLE_LINK49"/>
-      <w:bookmarkStart w:id="10" w:name="OLE_LINK44"/>
-      <w:bookmarkStart w:id="11" w:name="OLE_LINK56"/>
-      <w:bookmarkStart w:id="12" w:name="OLE_LINK17"/>
-      <w:bookmarkStart w:id="13" w:name="OLE_LINK48"/>
-      <w:bookmarkStart w:id="14" w:name="OLE_LINK89"/>
-      <w:bookmarkStart w:id="15" w:name="OLE_LINK7"/>
-      <w:bookmarkStart w:id="16" w:name="OLE_LINK36"/>
-      <w:bookmarkStart w:id="17" w:name="OLE_LINK67"/>
-      <w:bookmarkStart w:id="18" w:name="OLE_LINK87"/>
-      <w:bookmarkStart w:id="19" w:name="OLE_LINK8"/>
-      <w:bookmarkStart w:id="20" w:name="OLE_LINK3"/>
+      <w:bookmarkStart w:id="0" w:name="OLE_LINK28"/>
+      <w:bookmarkStart w:id="1" w:name="OLE_LINK55"/>
+      <w:bookmarkStart w:id="2" w:name="OLE_LINK62"/>
+      <w:bookmarkStart w:id="3" w:name="OLE_LINK51"/>
+      <w:bookmarkStart w:id="4" w:name="OLE_LINK38"/>
+      <w:bookmarkStart w:id="5" w:name="OLE_LINK5"/>
+      <w:bookmarkStart w:id="6" w:name="OLE_LINK66"/>
+      <w:bookmarkStart w:id="7" w:name="OLE_LINK29"/>
+      <w:bookmarkStart w:id="8" w:name="OLE_LINK7"/>
+      <w:bookmarkStart w:id="9" w:name="OLE_LINK37"/>
+      <w:bookmarkStart w:id="10" w:name="OLE_LINK67"/>
+      <w:bookmarkStart w:id="11" w:name="OLE_LINK8"/>
+      <w:bookmarkStart w:id="12" w:name="OLE_LINK48"/>
+      <w:bookmarkStart w:id="13" w:name="OLE_LINK56"/>
+      <w:bookmarkStart w:id="14" w:name="OLE_LINK87"/>
+      <w:bookmarkStart w:id="15" w:name="OLE_LINK89"/>
+      <w:bookmarkStart w:id="16" w:name="OLE_LINK49"/>
+      <w:bookmarkStart w:id="17" w:name="OLE_LINK36"/>
+      <w:bookmarkStart w:id="18" w:name="OLE_LINK3"/>
+      <w:bookmarkStart w:id="19" w:name="OLE_LINK44"/>
+      <w:bookmarkStart w:id="20" w:name="OLE_LINK17"/>
       <w:r>
         <w:rPr>
           <w:rFonts w:hint="default" w:ascii="Kalinga" w:hAnsi="Kalinga"/>
@@ -299,35 +299,12 @@
           <w:rFonts w:hint="default" w:ascii="Kalinga" w:hAnsi="Kalinga"/>
           <w:b/>
           <w:bCs/>
-          <w:sz w:val="20"/>
-          <w:szCs w:val="20"/>
-          <w:u w:val="none"/>
-          <w:lang w:val="en-US"/>
-        </w:rPr>
-        <w:t>{{</w:t>
-      </w:r>
-      <w:r>
-        <w:rPr>
-          <w:rFonts w:hint="default" w:ascii="Kalinga" w:hAnsi="Kalinga"/>
-          <w:b/>
-          <w:bCs/>
-          <w:sz w:val="20"/>
-          <w:szCs w:val="20"/>
-          <w:u w:val="none"/>
-        </w:rPr>
-        <w:t>no_telp_pemohon</w:t>
-      </w:r>
-      <w:r>
-        <w:rPr>
-          <w:rFonts w:hint="default" w:ascii="Kalinga" w:hAnsi="Kalinga"/>
-          <w:b/>
-          <w:bCs/>
-          <w:sz w:val="20"/>
-          <w:szCs w:val="20"/>
-          <w:u w:val="none"/>
-          <w:lang w:val="en-US"/>
-        </w:rPr>
-        <w:t>}}</w:t>
+          <w:color w:val="auto"/>
+          <w:sz w:val="20"/>
+          <w:szCs w:val="20"/>
+          <w:lang w:val="en-US"/>
+        </w:rPr>
+        <w:t>{{no_telepon}}</w:t>
       </w:r>
       <w:r>
         <w:rPr>
@@ -418,50 +395,44 @@
       </w:pPr>
       <w:r>
         <w:rPr>
-          <w:rFonts w:hint="default" w:ascii="Kalinga" w:hAnsi="Kalinga"/>
-          <w:color w:val="auto"/>
-          <w:sz w:val="20"/>
-          <w:szCs w:val="20"/>
-        </w:rPr>
-        <w:t xml:space="preserve">Alamat KTP di </w:t>
-      </w:r>
-      <w:r>
-        <w:rPr>
-          <w:rFonts w:hint="default" w:ascii="Kalinga" w:hAnsi="Kalinga"/>
-          <w:color w:val="auto"/>
-          <w:sz w:val="20"/>
-          <w:szCs w:val="20"/>
-          <w:lang w:val="en-US"/>
-        </w:rPr>
-        <w:t>{{</w:t>
-      </w:r>
-      <w:r>
-        <w:rPr>
-          <w:rFonts w:hint="default" w:ascii="Kalinga" w:hAnsi="Kalinga"/>
-          <w:color w:val="auto"/>
-          <w:sz w:val="20"/>
-          <w:szCs w:val="20"/>
-        </w:rPr>
-        <w:t>alamat_ktp_pemohon</w:t>
-      </w:r>
-      <w:r>
-        <w:rPr>
-          <w:rFonts w:hint="default" w:ascii="Kalinga" w:hAnsi="Kalinga"/>
-          <w:color w:val="auto"/>
-          <w:sz w:val="20"/>
-          <w:szCs w:val="20"/>
-          <w:lang w:val="en-US"/>
-        </w:rPr>
-        <w:t>}}.{% if domisili_berbeda == 'ya' %}</w:t>
-      </w:r>
-    </w:p>
-    <w:p>
-      <w:pPr>
-        <w:p>
-          <w:r>
-            <w:t>{#Alamat_Domisili}</w:t>
-          </w:r>
-        </w:p>
+          <w:rFonts w:ascii="Kalinga" w:hAnsi="Kalinga" w:cs="Kalinga"/>
+          <w:color w:val="auto"/>
+          <w:sz w:val="20"/>
+          <w:szCs w:val="20"/>
+        </w:rPr>
+        <w:t>A</w:t>
+      </w:r>
+      <w:r>
+        <w:rPr>
+          <w:rFonts w:hint="default" w:ascii="Kalinga" w:hAnsi="Kalinga"/>
+          <w:color w:val="auto"/>
+          <w:sz w:val="20"/>
+          <w:szCs w:val="20"/>
+        </w:rPr>
+        <w:t xml:space="preserve">lamat Pemohon di KTP di </w:t>
+      </w:r>
+      <w:r>
+        <w:rPr>
+          <w:rFonts w:hint="default" w:ascii="Kalinga" w:hAnsi="Kalinga"/>
+          <w:color w:val="auto"/>
+          <w:sz w:val="20"/>
+          <w:szCs w:val="20"/>
+          <w:lang w:val="en-US"/>
+        </w:rPr>
+        <w:t>{{alamat_ktp}}</w:t>
+      </w:r>
+      <w:r>
+        <w:rPr>
+          <w:rFonts w:hint="default" w:ascii="Kalinga" w:hAnsi="Kalinga"/>
+          <w:color w:val="auto"/>
+          <w:sz w:val="20"/>
+          <w:szCs w:val="20"/>
+        </w:rPr>
+        <w:t>.{{#domisili_berbeda}}</w:t>
+      </w:r>
+    </w:p>
+    <w:p>
+      <w:pPr>
         <w:pStyle w:val="6"/>
         <w:numPr>
           <w:ilvl w:val="0"/>
@@ -484,12 +455,17 @@
           <w:sz w:val="20"/>
           <w:szCs w:val="20"/>
         </w:rPr>
-        <w:t>Alamat Domisili di {{ alamat_domisili_pemohon | default('', true) }}.{% endif %}</w:t>
-      </w:r>
-    </w:p>
-    <w:p>
-      <w:r>
-        <w:t>{/Alamat_Domisili}</w:t>
+        <w:t>Alamat Domisili di {{alamat_domisili}}</w:t>
+      </w:r>
+      <w:r>
+        <w:rPr>
+          <w:rFonts w:hint="default" w:ascii="Kalinga" w:hAnsi="Kalinga"/>
+          <w:color w:val="auto"/>
+          <w:sz w:val="20"/>
+          <w:szCs w:val="20"/>
+          <w:lang w:val="en-US"/>
+        </w:rPr>
+        <w:t>.{{/domisili_berbeda}}</w:t>
       </w:r>
     </w:p>
     <w:p>
@@ -516,131 +492,7 @@
           <w:sz w:val="20"/>
           <w:szCs w:val="20"/>
         </w:rPr>
-        <w:t xml:space="preserve">Status Rumah saat ini adalah Rumah </w:t>
-      </w:r>
-      <w:r>
-        <w:rPr>
-          <w:rFonts w:hint="default" w:ascii="Kalinga" w:hAnsi="Kalinga"/>
-          <w:color w:val="auto"/>
-          <w:sz w:val="20"/>
-          <w:szCs w:val="20"/>
-          <w:lang w:val="en-US"/>
-        </w:rPr>
-        <w:t>{{</w:t>
-      </w:r>
-      <w:r>
-        <w:rPr>
-          <w:rFonts w:hint="default" w:ascii="Kalinga" w:hAnsi="Kalinga"/>
-          <w:color w:val="auto"/>
-          <w:sz w:val="20"/>
-          <w:szCs w:val="20"/>
-        </w:rPr>
-        <w:t>status_rumah_pemohon</w:t>
-      </w:r>
-      <w:r>
-        <w:rPr>
-          <w:rFonts w:hint="default" w:ascii="Kalinga" w:hAnsi="Kalinga"/>
-          <w:color w:val="auto"/>
-          <w:sz w:val="20"/>
-          <w:szCs w:val="20"/>
-          <w:lang w:val="en-US"/>
-        </w:rPr>
-        <w:t>}}</w:t>
-      </w:r>
-      <w:r>
-        <w:rPr>
-          <w:rFonts w:hint="default" w:ascii="Kalinga" w:hAnsi="Kalinga"/>
-          <w:color w:val="auto"/>
-          <w:sz w:val="20"/>
-          <w:szCs w:val="20"/>
-        </w:rPr>
-        <w:t xml:space="preserve"> dengan lama tinggal ± </w:t>
-      </w:r>
-      <w:r>
-        <w:rPr>
-          <w:rFonts w:hint="default" w:ascii="Kalinga" w:hAnsi="Kalinga"/>
-          <w:color w:val="auto"/>
-          <w:sz w:val="20"/>
-          <w:szCs w:val="20"/>
-          <w:lang w:val="en-US"/>
-        </w:rPr>
-        <w:t>{{</w:t>
-      </w:r>
-      <w:r>
-        <w:rPr>
-          <w:rFonts w:hint="default" w:ascii="Kalinga" w:hAnsi="Kalinga"/>
-          <w:color w:val="auto"/>
-          <w:sz w:val="20"/>
-          <w:szCs w:val="20"/>
-        </w:rPr>
-        <w:t>lama_tinggal_tahun</w:t>
-      </w:r>
-      <w:r>
-        <w:rPr>
-          <w:rFonts w:hint="default" w:ascii="Kalinga" w:hAnsi="Kalinga"/>
-          <w:color w:val="auto"/>
-          <w:sz w:val="20"/>
-          <w:szCs w:val="20"/>
-          <w:lang w:val="en-US"/>
-        </w:rPr>
-        <w:t>}}</w:t>
-      </w:r>
-      <w:r>
-        <w:rPr>
-          <w:rFonts w:hint="default" w:ascii="Kalinga" w:hAnsi="Kalinga"/>
-          <w:color w:val="auto"/>
-          <w:sz w:val="20"/>
-          <w:szCs w:val="20"/>
-        </w:rPr>
-        <w:t xml:space="preserve"> Tahun </w:t>
-      </w:r>
-      <w:r>
-        <w:rPr>
-          <w:rFonts w:hint="default" w:ascii="Kalinga" w:hAnsi="Kalinga"/>
-          <w:color w:val="auto"/>
-          <w:sz w:val="20"/>
-          <w:szCs w:val="20"/>
-          <w:lang w:val="en-US"/>
-        </w:rPr>
-        <w:t>{{</w:t>
-      </w:r>
-      <w:r>
-        <w:rPr>
-          <w:rFonts w:hint="default" w:ascii="Kalinga" w:hAnsi="Kalinga"/>
-          <w:color w:val="auto"/>
-          <w:sz w:val="20"/>
-          <w:szCs w:val="20"/>
-        </w:rPr>
-        <w:t>lama_tinggal_bulan</w:t>
-      </w:r>
-      <w:r>
-        <w:rPr>
-          <w:rFonts w:hint="default" w:ascii="Kalinga" w:hAnsi="Kalinga"/>
-          <w:color w:val="auto"/>
-          <w:sz w:val="20"/>
-          <w:szCs w:val="20"/>
-          <w:lang w:val="en-US"/>
-        </w:rPr>
-        <w:t>}}</w:t>
-      </w:r>
-      <w:r>
-        <w:rPr>
-          <w:rFonts w:hint="default" w:ascii="Kalinga" w:hAnsi="Kalinga"/>
-          <w:color w:val="auto"/>
-          <w:sz w:val="20"/>
-          <w:szCs w:val="20"/>
-        </w:rPr>
-        <w:t xml:space="preserve"> Bulan</w:t>
-      </w:r>
-      <w:r>
-        <w:rPr>
-          <w:rFonts w:hint="default" w:ascii="Kalinga" w:hAnsi="Kalinga"/>
-          <w:color w:val="auto"/>
-          <w:sz w:val="20"/>
-          <w:szCs w:val="20"/>
-          <w:lang w:val="en-US"/>
-        </w:rPr>
-        <w:t>.</w:t>
+        <w:t>Status Rumah saat ini adalah {{status_rumah}} dengan lama tinggal ± {{lama_tinggal}}.</w:t>
       </w:r>
     </w:p>
     <w:p>
@@ -686,150 +538,17 @@
           <w:sz w:val="20"/>
           <w:szCs w:val="20"/>
         </w:rPr>
-        <w:t>±</w:t>
-      </w:r>
-      <w:r>
-        <w:rPr>
-          <w:rFonts w:hint="default" w:ascii="Kalinga" w:hAnsi="Kalinga"/>
-          <w:color w:val="auto"/>
-          <w:sz w:val="20"/>
-          <w:szCs w:val="20"/>
-          <w:lang w:val="en-US"/>
-        </w:rPr>
-        <w:t xml:space="preserve"> {{</w:t>
-      </w:r>
-      <w:r>
-        <w:rPr>
-          <w:rFonts w:hint="default" w:ascii="Kalinga" w:hAnsi="Kalinga"/>
-          <w:color w:val="auto"/>
-          <w:sz w:val="20"/>
-          <w:szCs w:val="20"/>
-        </w:rPr>
-        <w:t>usia_pemohon</w:t>
-      </w:r>
-      <w:r>
-        <w:rPr>
-          <w:rFonts w:hint="default" w:ascii="Kalinga" w:hAnsi="Kalinga"/>
-          <w:color w:val="auto"/>
-          <w:sz w:val="20"/>
-          <w:szCs w:val="20"/>
-          <w:lang w:val="en-US"/>
-        </w:rPr>
-        <w:t>}}</w:t>
-      </w:r>
-      <w:r>
-        <w:rPr>
-          <w:rFonts w:hint="default" w:ascii="Kalinga" w:hAnsi="Kalinga"/>
-          <w:color w:val="auto"/>
-          <w:sz w:val="20"/>
-          <w:szCs w:val="20"/>
-        </w:rPr>
-        <w:t xml:space="preserve"> Tahun (</w:t>
-      </w:r>
-      <w:r>
-        <w:rPr>
-          <w:rFonts w:hint="default" w:ascii="Kalinga" w:hAnsi="Kalinga"/>
-          <w:color w:val="auto"/>
-          <w:sz w:val="20"/>
-          <w:szCs w:val="20"/>
-          <w:lang w:val="en-US"/>
-        </w:rPr>
-        <w:t>{{</w:t>
-      </w:r>
-      <w:r>
-        <w:rPr>
-          <w:rFonts w:hint="default" w:ascii="Kalinga" w:hAnsi="Kalinga"/>
-          <w:color w:val="auto"/>
-          <w:sz w:val="20"/>
-          <w:szCs w:val="20"/>
-        </w:rPr>
-        <w:t>tgl_lahir_pemohon</w:t>
-      </w:r>
-      <w:r>
-        <w:rPr>
-          <w:rFonts w:hint="default" w:ascii="Kalinga" w:hAnsi="Kalinga"/>
-          <w:color w:val="auto"/>
-          <w:sz w:val="20"/>
-          <w:szCs w:val="20"/>
-          <w:lang w:val="en-US"/>
-        </w:rPr>
-        <w:t>}}</w:t>
-      </w:r>
-      <w:r>
-        <w:rPr>
-          <w:rFonts w:hint="default" w:ascii="Kalinga" w:hAnsi="Kalinga"/>
-          <w:color w:val="auto"/>
-          <w:sz w:val="20"/>
-          <w:szCs w:val="20"/>
-        </w:rPr>
-        <w:t xml:space="preserve">) Cfm. KTP Nomor </w:t>
-      </w:r>
-      <w:r>
-        <w:rPr>
-          <w:rFonts w:hint="default" w:ascii="Kalinga" w:hAnsi="Kalinga"/>
-          <w:color w:val="auto"/>
-          <w:sz w:val="20"/>
-          <w:szCs w:val="20"/>
-          <w:lang w:val="en-US"/>
-        </w:rPr>
-        <w:t>{{</w:t>
-      </w:r>
-      <w:r>
-        <w:rPr>
-          <w:rFonts w:hint="default" w:ascii="Kalinga" w:hAnsi="Kalinga"/>
-          <w:color w:val="auto"/>
-          <w:sz w:val="20"/>
-          <w:szCs w:val="20"/>
-        </w:rPr>
-        <w:t>no_ktp_pemohon</w:t>
-      </w:r>
-      <w:r>
-        <w:rPr>
-          <w:rFonts w:hint="default" w:ascii="Kalinga" w:hAnsi="Kalinga"/>
-          <w:color w:val="auto"/>
-          <w:sz w:val="20"/>
-          <w:szCs w:val="20"/>
-          <w:lang w:val="en-US"/>
-        </w:rPr>
-        <w:t>}}</w:t>
-      </w:r>
-      <w:r>
-        <w:rPr>
-          <w:rFonts w:hint="default" w:ascii="Kalinga" w:hAnsi="Kalinga"/>
-          <w:color w:val="auto"/>
-          <w:sz w:val="20"/>
-          <w:szCs w:val="20"/>
-        </w:rPr>
-        <w:t xml:space="preserve"> tanggal </w:t>
-      </w:r>
-      <w:r>
-        <w:rPr>
-          <w:rFonts w:hint="default" w:ascii="Kalinga" w:hAnsi="Kalinga"/>
-          <w:color w:val="auto"/>
-          <w:sz w:val="20"/>
-          <w:szCs w:val="20"/>
-          <w:lang w:val="en-US"/>
-        </w:rPr>
-        <w:t>{{</w:t>
-      </w:r>
-      <w:r>
-        <w:rPr>
-          <w:rFonts w:hint="default" w:ascii="Kalinga" w:hAnsi="Kalinga"/>
-          <w:color w:val="auto"/>
-          <w:sz w:val="20"/>
-          <w:szCs w:val="20"/>
-        </w:rPr>
-        <w:t>tgl_terbit_ktp</w:t>
-      </w:r>
-      <w:r>
-        <w:rPr>
-          <w:rFonts w:hint="default" w:ascii="Kalinga" w:hAnsi="Kalinga"/>
-          <w:color w:val="auto"/>
-          <w:sz w:val="20"/>
-          <w:szCs w:val="20"/>
-          <w:lang w:val="en-US"/>
-        </w:rPr>
-        <w:t>}}.</w:t>
+        <w:t>± {{usia_pemohon}} Tahun ({{tgl_lahir}}) Cfm. KTP Nomor {{no_ktp}} tanggal</w:t>
+      </w:r>
+      <w:r>
+        <w:rPr>
+          <w:rFonts w:hint="default" w:ascii="Kalinga" w:hAnsi="Kalinga"/>
+          <w:color w:val="auto"/>
+          <w:sz w:val="20"/>
+          <w:szCs w:val="20"/>
+          <w:lang w:val="en-US"/>
+        </w:rPr>
+        <w:t xml:space="preserve"> {{tgl_terbit_ktp}}.</w:t>
       </w:r>
     </w:p>
     <w:p>
@@ -847,54 +566,169 @@
           <w:color w:val="auto"/>
           <w:sz w:val="20"/>
           <w:szCs w:val="20"/>
-        </w:rPr>
-      </w:pPr>
-      <w:r>
-        <w:rPr>
-          <w:rFonts w:hint="default" w:ascii="Kalinga" w:hAnsi="Kalinga"/>
-          <w:color w:val="auto"/>
-          <w:sz w:val="20"/>
-          <w:szCs w:val="20"/>
-        </w:rPr>
-        <w:t xml:space="preserve">Status Pemohon </w:t>
-      </w:r>
-      <w:r>
-        <w:rPr>
-          <w:rFonts w:hint="default" w:ascii="Kalinga" w:hAnsi="Kalinga"/>
-          <w:color w:val="auto"/>
-          <w:sz w:val="20"/>
-          <w:szCs w:val="20"/>
-          <w:lang w:val="en-US"/>
-        </w:rPr>
-        <w:t>{{</w:t>
-      </w:r>
-      <w:r>
-        <w:rPr>
-          <w:rFonts w:hint="default" w:ascii="Kalinga" w:hAnsi="Kalinga"/>
-          <w:color w:val="auto"/>
-          <w:sz w:val="20"/>
-          <w:szCs w:val="20"/>
-        </w:rPr>
-        <w:t>status_perkawinan_pemohon</w:t>
-      </w:r>
-      <w:r>
-        <w:rPr>
-          <w:rFonts w:hint="default" w:ascii="Kalinga" w:hAnsi="Kalinga"/>
-          <w:color w:val="auto"/>
-          <w:sz w:val="20"/>
-          <w:szCs w:val="20"/>
-          <w:lang w:val="en-US"/>
-        </w:rPr>
-        <w:t>}}</w:t>
-      </w:r>
-      <w:r>
-        <w:rPr>
-          <w:rFonts w:hint="default" w:ascii="Kalinga" w:hAnsi="Kalinga"/>
-          <w:color w:val="auto"/>
-          <w:sz w:val="20"/>
-          <w:szCs w:val="20"/>
-        </w:rPr>
-        <w:t xml:space="preserve"> {% if status_perkawinan_pemohon == 'Menikah' %}Cfm. Kutipan Akta Nikah terlampir.{% elif status_perkawinan_pemohon == 'Belum Menikah' %}Cfm. Surat Keterangan Belum Menikah terlampir.{% elif status_perkawinan_pemohon == 'Janda/Duda' %}Cfm. Surat Cerai terlampir / Cfm. Akta Kematian Pasangan terlampir.{% endif %}</w:t>
+          <w:lang w:val="en-US"/>
+        </w:rPr>
+      </w:pPr>
+      <w:r>
+        <w:rPr>
+          <w:rFonts w:hint="default" w:ascii="Kalinga" w:hAnsi="Kalinga"/>
+          <w:color w:val="auto"/>
+          <w:sz w:val="20"/>
+          <w:szCs w:val="20"/>
+        </w:rPr>
+        <w:t>Status Pemohon {{status_perkawinan}}</w:t>
+      </w:r>
+      <w:r>
+        <w:rPr>
+          <w:rFonts w:hint="default" w:ascii="Kalinga" w:hAnsi="Kalinga"/>
+          <w:color w:val="auto"/>
+          <w:sz w:val="20"/>
+          <w:szCs w:val="20"/>
+          <w:lang w:val="en-US"/>
+        </w:rPr>
+        <w:t>.</w:t>
+      </w:r>
+      <w:r>
+        <w:rPr>
+          <w:rFonts w:hint="default" w:ascii="Kalinga" w:hAnsi="Kalinga"/>
+          <w:color w:val="auto"/>
+          <w:sz w:val="20"/>
+          <w:szCs w:val="20"/>
+        </w:rPr>
+        <w:t>{{#is_menikah}}</w:t>
+      </w:r>
+      <w:r>
+        <w:rPr>
+          <w:rFonts w:hint="default" w:ascii="Kalinga" w:hAnsi="Kalinga"/>
+          <w:color w:val="auto"/>
+          <w:sz w:val="20"/>
+          <w:szCs w:val="20"/>
+          <w:lang w:val="en-US"/>
+        </w:rPr>
+        <w:t xml:space="preserve"> </w:t>
+      </w:r>
+      <w:r>
+        <w:rPr>
+          <w:rFonts w:hint="default" w:ascii="Kalinga" w:hAnsi="Kalinga"/>
+          <w:color w:val="auto"/>
+          <w:sz w:val="20"/>
+          <w:szCs w:val="20"/>
+        </w:rPr>
+        <w:t>Cfm. Kutipan Akta Menikah terlampir.{{/is_menikah}}{{#is_belum_menikah}}</w:t>
+      </w:r>
+      <w:r>
+        <w:rPr>
+          <w:rFonts w:hint="default" w:ascii="Kalinga" w:hAnsi="Kalinga"/>
+          <w:color w:val="auto"/>
+          <w:sz w:val="20"/>
+          <w:szCs w:val="20"/>
+          <w:lang w:val="en-US"/>
+        </w:rPr>
+        <w:t xml:space="preserve"> </w:t>
+      </w:r>
+      <w:r>
+        <w:rPr>
+          <w:rFonts w:hint="default" w:ascii="Kalinga" w:hAnsi="Kalinga"/>
+          <w:color w:val="auto"/>
+          <w:sz w:val="20"/>
+          <w:szCs w:val="20"/>
+        </w:rPr>
+        <w:t>Cfm. Surat Keterangan Belum Menikah terlampir</w:t>
+      </w:r>
+      <w:r>
+        <w:rPr>
+          <w:rFonts w:hint="default" w:ascii="Kalinga" w:hAnsi="Kalinga"/>
+          <w:color w:val="auto"/>
+          <w:sz w:val="20"/>
+          <w:szCs w:val="20"/>
+          <w:lang w:val="en-US"/>
+        </w:rPr>
+        <w:t>.</w:t>
+      </w:r>
+      <w:r>
+        <w:rPr>
+          <w:rFonts w:hint="default" w:ascii="Kalinga" w:hAnsi="Kalinga"/>
+          <w:color w:val="auto"/>
+          <w:sz w:val="20"/>
+          <w:szCs w:val="20"/>
+        </w:rPr>
+        <w:t>{{/is_belum_menikah}}{{#is_cerai_hidup}}</w:t>
+      </w:r>
+      <w:r>
+        <w:rPr>
+          <w:rFonts w:hint="default" w:ascii="Kalinga" w:hAnsi="Kalinga"/>
+          <w:color w:val="auto"/>
+          <w:sz w:val="20"/>
+          <w:szCs w:val="20"/>
+          <w:lang w:val="en-US"/>
+        </w:rPr>
+        <w:t xml:space="preserve"> </w:t>
+      </w:r>
+      <w:r>
+        <w:rPr>
+          <w:rFonts w:hint="default" w:ascii="Kalinga" w:hAnsi="Kalinga"/>
+          <w:color w:val="auto"/>
+          <w:sz w:val="20"/>
+          <w:szCs w:val="20"/>
+        </w:rPr>
+        <w:t>Cfm. Kutipan Akta Cerai terlampir</w:t>
+      </w:r>
+      <w:r>
+        <w:rPr>
+          <w:rFonts w:hint="default" w:ascii="Kalinga" w:hAnsi="Kalinga"/>
+          <w:color w:val="auto"/>
+          <w:sz w:val="20"/>
+          <w:szCs w:val="20"/>
+          <w:lang w:val="en-US"/>
+        </w:rPr>
+        <w:t>.</w:t>
+      </w:r>
+      <w:r>
+        <w:rPr>
+          <w:rFonts w:hint="default" w:ascii="Kalinga" w:hAnsi="Kalinga"/>
+          <w:color w:val="auto"/>
+          <w:sz w:val="20"/>
+          <w:szCs w:val="20"/>
+        </w:rPr>
+        <w:t>{{/is_cerai_hidup}}{{#is_cerai_mati}}</w:t>
+      </w:r>
+      <w:r>
+        <w:rPr>
+          <w:rFonts w:hint="default" w:ascii="Kalinga" w:hAnsi="Kalinga"/>
+          <w:color w:val="auto"/>
+          <w:sz w:val="20"/>
+          <w:szCs w:val="20"/>
+          <w:lang w:val="en-US"/>
+        </w:rPr>
+        <w:t xml:space="preserve"> </w:t>
+      </w:r>
+      <w:r>
+        <w:rPr>
+          <w:rFonts w:hint="default" w:ascii="Kalinga" w:hAnsi="Kalinga"/>
+          <w:color w:val="auto"/>
+          <w:sz w:val="20"/>
+          <w:szCs w:val="20"/>
+        </w:rPr>
+        <w:t>Cfm. Akta Kematian Pasangan terlampir</w:t>
+      </w:r>
+      <w:r>
+        <w:rPr>
+          <w:rFonts w:hint="default" w:ascii="Kalinga" w:hAnsi="Kalinga"/>
+          <w:color w:val="auto"/>
+          <w:sz w:val="20"/>
+          <w:szCs w:val="20"/>
+          <w:lang w:val="en-US"/>
+        </w:rPr>
+        <w:t>.</w:t>
+      </w:r>
+      <w:r>
+        <w:rPr>
+          <w:rFonts w:hint="default" w:ascii="Kalinga" w:hAnsi="Kalinga"/>
+          <w:color w:val="auto"/>
+          <w:sz w:val="20"/>
+          <w:szCs w:val="20"/>
+        </w:rPr>
+        <w:t>{{/is_cerai_mati}}</w:t>
       </w:r>
     </w:p>
     <w:p>
@@ -921,74 +755,55 @@
           <w:sz w:val="20"/>
           <w:szCs w:val="20"/>
         </w:rPr>
-        <w:t>Pemohon adalah</w:t>
-      </w:r>
-      <w:r>
-        <w:rPr>
-          <w:rFonts w:hint="default" w:ascii="Kalinga" w:hAnsi="Kalinga"/>
-          <w:color w:val="auto"/>
-          <w:sz w:val="20"/>
-          <w:szCs w:val="20"/>
-          <w:lang w:val="en-US"/>
-        </w:rPr>
-        <w:t xml:space="preserve"> {% if segmentasi == 'asabri' %}Calon Pensiunan Anggota{% else %}Calon Pensiunan{% endif %} {{</w:t>
-      </w:r>
-      <w:r>
-        <w:rPr>
-          <w:rFonts w:hint="default" w:ascii="Kalinga" w:hAnsi="Kalinga"/>
-          <w:color w:val="auto"/>
-          <w:sz w:val="20"/>
-          <w:szCs w:val="20"/>
-        </w:rPr>
-        <w:t>jenis_pekerjaan_pemohon</w:t>
-      </w:r>
-      <w:r>
-        <w:rPr>
-          <w:rFonts w:hint="default" w:ascii="Kalinga" w:hAnsi="Kalinga"/>
-          <w:color w:val="auto"/>
-          <w:sz w:val="20"/>
-          <w:szCs w:val="20"/>
-          <w:lang w:val="en-US"/>
-        </w:rPr>
-        <w:t>}}</w:t>
-      </w:r>
-      <w:r>
-        <w:rPr>
-          <w:rFonts w:hint="default" w:ascii="Kalinga" w:hAnsi="Kalinga"/>
-          <w:color w:val="auto"/>
-          <w:sz w:val="20"/>
-          <w:szCs w:val="20"/>
-        </w:rPr>
-        <w:t xml:space="preserve"> di </w:t>
-      </w:r>
-      <w:r>
-        <w:rPr>
-          <w:rFonts w:hint="default" w:ascii="Kalinga" w:hAnsi="Kalinga"/>
-          <w:color w:val="auto"/>
-          <w:sz w:val="20"/>
-          <w:szCs w:val="20"/>
-          <w:lang w:val="en-US"/>
-        </w:rPr>
-        <w:t>{{</w:t>
-      </w:r>
-      <w:r>
-        <w:rPr>
-          <w:rFonts w:hint="default" w:ascii="Kalinga" w:hAnsi="Kalinga"/>
-          <w:color w:val="auto"/>
-          <w:sz w:val="20"/>
-          <w:szCs w:val="20"/>
-        </w:rPr>
-        <w:t>nama_instansi_pemohon</w:t>
-      </w:r>
-      <w:r>
-        <w:rPr>
-          <w:rFonts w:hint="default" w:ascii="Kalinga" w:hAnsi="Kalinga"/>
-          <w:color w:val="auto"/>
-          <w:sz w:val="20"/>
-          <w:szCs w:val="20"/>
-          <w:lang w:val="en-US"/>
-        </w:rPr>
-        <w:t>}}.</w:t>
+        <w:t xml:space="preserve">Pemohon </w:t>
+      </w:r>
+      <w:r>
+        <w:rPr>
+          <w:rFonts w:hint="default" w:ascii="Kalinga" w:hAnsi="Kalinga"/>
+          <w:color w:val="auto"/>
+          <w:sz w:val="20"/>
+          <w:szCs w:val="20"/>
+          <w:lang w:val="en-US"/>
+        </w:rPr>
+        <w:t xml:space="preserve">merupakan Calon Pensiunan </w:t>
+      </w:r>
+      <w:r>
+        <w:rPr>
+          <w:rFonts w:hint="default" w:ascii="Kalinga" w:hAnsi="Kalinga"/>
+          <w:color w:val="auto"/>
+          <w:sz w:val="20"/>
+          <w:szCs w:val="20"/>
+        </w:rPr>
+        <w:t>di</w:t>
+      </w:r>
+      <w:r>
+        <w:rPr>
+          <w:rFonts w:hint="default" w:ascii="Kalinga" w:hAnsi="Kalinga"/>
+          <w:color w:val="auto"/>
+          <w:sz w:val="20"/>
+          <w:szCs w:val="20"/>
+          <w:lang w:val="en-US"/>
+        </w:rPr>
+        <w:t xml:space="preserve"> </w:t>
+      </w:r>
+      <w:r>
+        <w:rPr>
+          <w:rFonts w:hint="default" w:ascii="Kalinga" w:hAnsi="Kalinga"/>
+          <w:color w:val="auto"/>
+          <w:sz w:val="20"/>
+          <w:szCs w:val="20"/>
+        </w:rPr>
+        <w:t>{{instansi}}</w:t>
+      </w:r>
+      <w:r>
+        <w:rPr>
+          <w:rFonts w:hint="default" w:ascii="Kalinga" w:hAnsi="Kalinga"/>
+          <w:color w:val="auto"/>
+          <w:sz w:val="20"/>
+          <w:szCs w:val="20"/>
+          <w:lang w:val="en-US"/>
+        </w:rPr>
+        <w:t>.</w:t>
       </w:r>
     </w:p>
     <w:p>
@@ -1025,64 +840,26 @@
           <w:szCs w:val="20"/>
           <w:lang w:val="en-US"/>
         </w:rPr>
-        <w:t>{{</w:t>
-      </w:r>
-      <w:r>
-        <w:rPr>
-          <w:rFonts w:hint="default" w:ascii="Kalinga" w:hAnsi="Kalinga"/>
-          <w:color w:val="auto"/>
-          <w:sz w:val="20"/>
-          <w:szCs w:val="20"/>
-        </w:rPr>
-        <w:t>lama_kerja_tahun</w:t>
-      </w:r>
-      <w:r>
-        <w:rPr>
-          <w:rFonts w:hint="default" w:ascii="Kalinga" w:hAnsi="Kalinga"/>
-          <w:color w:val="auto"/>
-          <w:sz w:val="20"/>
-          <w:szCs w:val="20"/>
-          <w:lang w:val="en-US"/>
-        </w:rPr>
-        <w:t>}}</w:t>
-      </w:r>
-      <w:r>
-        <w:rPr>
-          <w:rFonts w:hint="default" w:ascii="Kalinga" w:hAnsi="Kalinga"/>
-          <w:color w:val="auto"/>
-          <w:sz w:val="20"/>
-          <w:szCs w:val="20"/>
-        </w:rPr>
-        <w:t xml:space="preserve"> Tahun atau sejak </w:t>
-      </w:r>
-      <w:r>
-        <w:rPr>
-          <w:rFonts w:hint="default" w:ascii="Kalinga" w:hAnsi="Kalinga"/>
-          <w:color w:val="auto"/>
-          <w:sz w:val="20"/>
-          <w:szCs w:val="20"/>
-          <w:lang w:val="en-US"/>
-        </w:rPr>
-        <w:t>{{</w:t>
-      </w:r>
-      <w:r>
-        <w:rPr>
-          <w:rFonts w:hint="default" w:ascii="Kalinga" w:hAnsi="Kalinga"/>
-          <w:color w:val="auto"/>
-          <w:sz w:val="20"/>
-          <w:szCs w:val="20"/>
-        </w:rPr>
-        <w:t>tgl_mulai_kerja</w:t>
-      </w:r>
-      <w:r>
-        <w:rPr>
-          <w:rFonts w:hint="default" w:ascii="Kalinga" w:hAnsi="Kalinga"/>
-          <w:color w:val="auto"/>
-          <w:sz w:val="20"/>
-          <w:szCs w:val="20"/>
-          <w:lang w:val="en-US"/>
-        </w:rPr>
-        <w:t xml:space="preserve">}}. </w:t>
+        <w:t>{{masa_kerja}}</w:t>
+      </w:r>
+      <w:r>
+        <w:rPr>
+          <w:rFonts w:hint="default" w:ascii="Kalinga" w:hAnsi="Kalinga"/>
+          <w:color w:val="auto"/>
+          <w:sz w:val="20"/>
+          <w:szCs w:val="20"/>
+        </w:rPr>
+        <w:t xml:space="preserve"> atau sejak </w:t>
+      </w:r>
+      <w:r>
+        <w:rPr>
+          <w:rFonts w:hint="default" w:ascii="Kalinga" w:hAnsi="Kalinga"/>
+          <w:color w:val="auto"/>
+          <w:sz w:val="20"/>
+          <w:szCs w:val="20"/>
+          <w:lang w:val="en-US"/>
+        </w:rPr>
+        <w:t xml:space="preserve">{{tgl_mulai_kerja}}. </w:t>
       </w:r>
       <w:r>
         <w:rPr>
@@ -1101,26 +878,7 @@
           <w:szCs w:val="20"/>
           <w:lang w:val="en-US"/>
         </w:rPr>
-        <w:t>{{</w:t>
-      </w:r>
-      <w:r>
-        <w:rPr>
-          <w:rFonts w:hint="default" w:ascii="Kalinga" w:hAnsi="Kalinga"/>
-          <w:color w:val="auto"/>
-          <w:sz w:val="20"/>
-          <w:szCs w:val="20"/>
-        </w:rPr>
-        <w:t>no_sk_cpns</w:t>
-      </w:r>
-      <w:r>
-        <w:rPr>
-          <w:rFonts w:hint="default" w:ascii="Kalinga" w:hAnsi="Kalinga"/>
-          <w:color w:val="auto"/>
-          <w:sz w:val="20"/>
-          <w:szCs w:val="20"/>
-          <w:lang w:val="en-US"/>
-        </w:rPr>
-        <w:t>}}</w:t>
+        <w:t>{{no_sk_cpns}}</w:t>
       </w:r>
       <w:r>
         <w:rPr>
@@ -1186,7 +944,7 @@
           <w:szCs w:val="20"/>
           <w:lang w:val="en-US"/>
         </w:rPr>
-        <w:t>{% if segmentasi == 'asabri' %}Pangkat saat ini{% else %}Golongan saat ini{% endif %}</w:t>
+        <w:t>Golongan saat ini</w:t>
       </w:r>
       <w:r>
         <w:rPr>
@@ -1205,26 +963,7 @@
           <w:szCs w:val="20"/>
           <w:lang w:val="en-US"/>
         </w:rPr>
-        <w:t>{{</w:t>
-      </w:r>
-      <w:r>
-        <w:rPr>
-          <w:rFonts w:hint="default" w:ascii="Kalinga" w:hAnsi="Kalinga"/>
-          <w:color w:val="auto"/>
-          <w:sz w:val="20"/>
-          <w:szCs w:val="20"/>
-        </w:rPr>
-        <w:t>golongan_saat_ini</w:t>
-      </w:r>
-      <w:r>
-        <w:rPr>
-          <w:rFonts w:hint="default" w:ascii="Kalinga" w:hAnsi="Kalinga"/>
-          <w:color w:val="auto"/>
-          <w:sz w:val="20"/>
-          <w:szCs w:val="20"/>
-          <w:lang w:val="en-US"/>
-        </w:rPr>
-        <w:t xml:space="preserve">}}. </w:t>
+        <w:t xml:space="preserve">{{golongan}}. </w:t>
       </w:r>
       <w:r>
         <w:rPr>
@@ -1243,57 +982,7 @@
           <w:szCs w:val="20"/>
           <w:lang w:val="en-US"/>
         </w:rPr>
-        <w:t>{% if segmentasi == 'asabri' %}SKEP Pangkat No.{% else %}SK Pangkat Terakhir No.</w:t>
-      </w:r>
-      <w:bookmarkStart w:id="52" w:name="_GoBack"/>
-      <w:bookmarkEnd w:id="52"/>
-      <w:r>
-        <w:rPr>
-          <w:rFonts w:hint="default" w:ascii="Kalinga" w:hAnsi="Kalinga"/>
-          <w:color w:val="auto"/>
-          <w:sz w:val="20"/>
-          <w:szCs w:val="20"/>
-          <w:lang w:val="en-US"/>
-        </w:rPr>
-        <w:t>{% endif %}</w:t>
-      </w:r>
-      <w:r>
-        <w:rPr>
-          <w:rFonts w:hint="default" w:ascii="Kalinga" w:hAnsi="Kalinga"/>
-          <w:color w:val="auto"/>
-          <w:sz w:val="20"/>
-          <w:szCs w:val="20"/>
-        </w:rPr>
-        <w:t xml:space="preserve"> </w:t>
-      </w:r>
-      <w:r>
-        <w:rPr>
-          <w:rFonts w:hint="default" w:ascii="Kalinga" w:hAnsi="Kalinga"/>
-          <w:color w:val="auto"/>
-          <w:sz w:val="20"/>
-          <w:szCs w:val="20"/>
-          <w:lang w:val="en-US"/>
-        </w:rPr>
-        <w:t>{{</w:t>
-      </w:r>
-      <w:r>
-        <w:rPr>
-          <w:rFonts w:hint="default" w:ascii="Kalinga" w:hAnsi="Kalinga"/>
-          <w:color w:val="auto"/>
-          <w:sz w:val="20"/>
-          <w:szCs w:val="20"/>
-        </w:rPr>
-        <w:t>no_sk_golongan</w:t>
-      </w:r>
-      <w:r>
-        <w:rPr>
-          <w:rFonts w:hint="default" w:ascii="Kalinga" w:hAnsi="Kalinga"/>
-          <w:color w:val="auto"/>
-          <w:sz w:val="20"/>
-          <w:szCs w:val="20"/>
-          <w:lang w:val="en-US"/>
-        </w:rPr>
-        <w:t>}}</w:t>
+        <w:t>SK Pangkat Terakhir No {{no_sk_kenaikan_pangkat}}</w:t>
       </w:r>
       <w:r>
         <w:rPr>
@@ -1312,26 +1001,7 @@
           <w:szCs w:val="20"/>
           <w:lang w:val="en-US"/>
         </w:rPr>
-        <w:t>{{</w:t>
-      </w:r>
-      <w:r>
-        <w:rPr>
-          <w:rFonts w:hint="default" w:ascii="Kalinga" w:hAnsi="Kalinga"/>
-          <w:color w:val="auto"/>
-          <w:sz w:val="20"/>
-          <w:szCs w:val="20"/>
-        </w:rPr>
-        <w:t>tgl_sk_golongan</w:t>
-      </w:r>
-      <w:r>
-        <w:rPr>
-          <w:rFonts w:hint="default" w:ascii="Kalinga" w:hAnsi="Kalinga"/>
-          <w:color w:val="auto"/>
-          <w:sz w:val="20"/>
-          <w:szCs w:val="20"/>
-          <w:lang w:val="en-US"/>
-        </w:rPr>
-        <w:t>}}.</w:t>
+        <w:t>{{tgl_sk_kenaikan_pangkat}}.</w:t>
       </w:r>
     </w:p>
     <w:p>
@@ -1368,26 +1038,7 @@
           <w:szCs w:val="20"/>
           <w:lang w:val="en-US"/>
         </w:rPr>
-        <w:t>{{</w:t>
-      </w:r>
-      <w:r>
-        <w:rPr>
-          <w:rFonts w:hint="default" w:ascii="Kalinga" w:hAnsi="Kalinga"/>
-          <w:color w:val="auto"/>
-          <w:sz w:val="20"/>
-          <w:szCs w:val="20"/>
-        </w:rPr>
-        <w:t>jabatan_pemohon</w:t>
-      </w:r>
-      <w:r>
-        <w:rPr>
-          <w:rFonts w:hint="default" w:ascii="Kalinga" w:hAnsi="Kalinga"/>
-          <w:color w:val="auto"/>
-          <w:sz w:val="20"/>
-          <w:szCs w:val="20"/>
-          <w:lang w:val="en-US"/>
-        </w:rPr>
-        <w:t>}}.</w:t>
+        <w:t>{{jabatan}}.</w:t>
       </w:r>
     </w:p>
     <w:p>
@@ -1424,26 +1075,7 @@
           <w:szCs w:val="20"/>
           <w:lang w:val="en-US"/>
         </w:rPr>
-        <w:t>{{</w:t>
-      </w:r>
-      <w:r>
-        <w:rPr>
-          <w:rFonts w:hint="default" w:ascii="Kalinga" w:hAnsi="Kalinga"/>
-          <w:color w:val="auto"/>
-          <w:sz w:val="20"/>
-          <w:szCs w:val="20"/>
-        </w:rPr>
-        <w:t>alamat_kantor_pemohon</w:t>
-      </w:r>
-      <w:r>
-        <w:rPr>
-          <w:rFonts w:hint="default" w:ascii="Kalinga" w:hAnsi="Kalinga"/>
-          <w:color w:val="auto"/>
-          <w:sz w:val="20"/>
-          <w:szCs w:val="20"/>
-          <w:lang w:val="en-US"/>
-        </w:rPr>
-        <w:t>}}.</w:t>
+        <w:t>{{alamat_kantor}}.</w:t>
       </w:r>
     </w:p>
     <w:p>
@@ -1480,54 +1112,45 @@
           <w:szCs w:val="20"/>
           <w:lang w:val="en-US"/>
         </w:rPr>
-        <w:t>{{</w:t>
-      </w:r>
-      <w:r>
-        <w:rPr>
-          <w:rFonts w:hint="default" w:ascii="Kalinga" w:hAnsi="Kalinga"/>
-          <w:color w:val="auto"/>
-          <w:sz w:val="20"/>
-          <w:szCs w:val="20"/>
-        </w:rPr>
-        <w:t>tgl_pensiun_pemohon</w:t>
-      </w:r>
-      <w:r>
-        <w:rPr>
-          <w:rFonts w:hint="default" w:ascii="Kalinga" w:hAnsi="Kalinga"/>
-          <w:color w:val="auto"/>
-          <w:sz w:val="20"/>
-          <w:szCs w:val="20"/>
-          <w:lang w:val="en-US"/>
-        </w:rPr>
-        <w:t>}}</w:t>
-      </w:r>
-      <w:r>
-        <w:rPr>
-          <w:rFonts w:hint="default" w:ascii="Kalinga" w:hAnsi="Kalinga"/>
-          <w:color w:val="auto"/>
-          <w:sz w:val="20"/>
-          <w:szCs w:val="20"/>
-        </w:rPr>
-        <w:t xml:space="preserve"> Cfm. {% if segmentasi == 'asabri' %}</w:t>
-      </w:r>
-      <w:r>
-        <w:rPr>
-          <w:rFonts w:hint="default" w:ascii="Kalinga" w:hAnsi="Kalinga"/>
-          <w:color w:val="auto"/>
-          <w:sz w:val="20"/>
-          <w:szCs w:val="20"/>
-          <w:lang w:val="en-US"/>
-        </w:rPr>
-        <w:t>Aplikasi ASABRI Mobile</w:t>
-      </w:r>
-      <w:r>
-        <w:rPr>
-          <w:rFonts w:hint="default" w:ascii="Kalinga" w:hAnsi="Kalinga"/>
-          <w:color w:val="auto"/>
-          <w:sz w:val="20"/>
-          <w:szCs w:val="20"/>
-        </w:rPr>
-        <w:t>{% else %}Estimasi Hak Tabungan Hari Tua dan Pensiun Pokok{% endif %}.</w:t>
+        <w:t>{{tgl_pensiun}}</w:t>
+      </w:r>
+      <w:r>
+        <w:rPr>
+          <w:rFonts w:hint="default" w:ascii="Kalinga" w:hAnsi="Kalinga"/>
+          <w:color w:val="auto"/>
+          <w:sz w:val="20"/>
+          <w:szCs w:val="20"/>
+        </w:rPr>
+        <w:t xml:space="preserve"> Cfm.</w:t>
+      </w:r>
+      <w:r>
+        <w:rPr>
+          <w:rFonts w:hint="default" w:ascii="Kalinga" w:hAnsi="Kalinga"/>
+          <w:color w:val="auto"/>
+          <w:sz w:val="20"/>
+          <w:szCs w:val="20"/>
+          <w:lang w:val="en-US"/>
+        </w:rPr>
+        <w:t xml:space="preserve"> </w:t>
+      </w:r>
+      <w:r>
+        <w:rPr>
+          <w:rFonts w:hint="default" w:ascii="Kalinga" w:hAnsi="Kalinga"/>
+          <w:color w:val="auto"/>
+          <w:sz w:val="20"/>
+          <w:szCs w:val="20"/>
+        </w:rPr>
+        <w:t>Estimasi Hak Tabungan Hari Tua dan Pensiun Pokok</w:t>
+      </w:r>
+      <w:r>
+        <w:rPr>
+          <w:rFonts w:hint="default" w:ascii="Kalinga" w:hAnsi="Kalinga"/>
+          <w:color w:val="auto"/>
+          <w:sz w:val="20"/>
+          <w:szCs w:val="20"/>
+          <w:lang w:val="en-US"/>
+        </w:rPr>
+        <w:t>.</w:t>
       </w:r>
     </w:p>
     <w:p>
@@ -1593,7 +1216,7 @@
           <w:szCs w:val="20"/>
           <w:lang w:val="en-US"/>
         </w:rPr>
-        <w:t xml:space="preserve">Pensiun {% if jenis_pengajuan == 'top_up' %}Prapurna Top Up{% elif jenis_pengajuan == 'top_up_sisa_gaji' %}Prapurna Top Up Sisa Gaji{% else %}Prapurna Reguler{% endif %} </w:t>
+        <w:t xml:space="preserve">Pensiun Prapurna {{jenis_pengajuan}} </w:t>
       </w:r>
       <w:r>
         <w:rPr>
@@ -1612,26 +1235,7 @@
           <w:szCs w:val="20"/>
           <w:lang w:val="en-US"/>
         </w:rPr>
-        <w:t>{{</w:t>
-      </w:r>
-      <w:r>
-        <w:rPr>
-          <w:rFonts w:hint="default" w:ascii="Kalinga" w:hAnsi="Kalinga"/>
-          <w:color w:val="auto"/>
-          <w:sz w:val="20"/>
-          <w:szCs w:val="20"/>
-        </w:rPr>
-        <w:t>plafon_kredit_dimohon</w:t>
-      </w:r>
-      <w:r>
-        <w:rPr>
-          <w:rFonts w:hint="default" w:ascii="Kalinga" w:hAnsi="Kalinga"/>
-          <w:color w:val="auto"/>
-          <w:sz w:val="20"/>
-          <w:szCs w:val="20"/>
-          <w:lang w:val="en-US"/>
-        </w:rPr>
-        <w:t>}}</w:t>
+        <w:t>{{plafon}}</w:t>
       </w:r>
       <w:r>
         <w:rPr>
@@ -1650,26 +1254,7 @@
           <w:szCs w:val="20"/>
           <w:lang w:val="en-US"/>
         </w:rPr>
-        <w:t>{{</w:t>
-      </w:r>
-      <w:r>
-        <w:rPr>
-          <w:rFonts w:hint="default" w:ascii="Kalinga" w:hAnsi="Kalinga"/>
-          <w:color w:val="auto"/>
-          <w:sz w:val="20"/>
-          <w:szCs w:val="20"/>
-        </w:rPr>
-        <w:t>jangka_waktu_dimohon_bulan</w:t>
-      </w:r>
-      <w:r>
-        <w:rPr>
-          <w:rFonts w:hint="default" w:ascii="Kalinga" w:hAnsi="Kalinga"/>
-          <w:color w:val="auto"/>
-          <w:sz w:val="20"/>
-          <w:szCs w:val="20"/>
-          <w:lang w:val="en-US"/>
-        </w:rPr>
-        <w:t>}}</w:t>
+        <w:t>{{tenor}}</w:t>
       </w:r>
       <w:r>
         <w:rPr>
@@ -1762,12 +1347,13 @@
     <w:bookmarkEnd w:id="7"/>
     <w:p>
       <w:pPr>
-        <w:pStyle w:val="6"/>
-        <w:spacing w:line="240" w:lineRule="auto"/>
-        <w:ind w:right="160"/>
-        <w:jc w:val="both"/>
-        <w:rPr>
-          <w:rFonts w:hint="default" w:ascii="Kalinga" w:hAnsi="Kalinga"/>
+        <w:spacing w:after="0" w:line="240" w:lineRule="auto"/>
+        <w:ind w:left="0" w:leftChars="0" w:firstLine="0" w:firstLineChars="0"/>
+        <w:jc w:val="both"/>
+        <w:rPr>
+          <w:rFonts w:hint="default" w:ascii="Kalinga" w:hAnsi="Kalinga"/>
+          <w:b w:val="0"/>
+          <w:bCs w:val="0"/>
           <w:color w:val="auto"/>
           <w:sz w:val="20"/>
           <w:szCs w:val="20"/>
@@ -1838,492 +1424,452 @@
       <w:r>
         <w:rPr>
           <w:rFonts w:hint="default" w:ascii="Kalinga" w:hAnsi="Kalinga"/>
-          <w:color w:val="auto"/>
-          <w:sz w:val="20"/>
-          <w:szCs w:val="20"/>
-        </w:rPr>
-        <w:t>{% if fasilitas_nihil == 'ya' %}</w:t>
-      </w:r>
-    </w:p>
-    <w:p>
-      <w:pPr>
-        <w:pStyle w:val="6"/>
-        <w:numPr>
-          <w:ilvl w:val="0"/>
-          <w:numId w:val="1"/>
-        </w:numPr>
-        <w:spacing w:line="240" w:lineRule="auto"/>
-        <w:ind w:left="360" w:leftChars="0" w:right="160" w:rightChars="0" w:hanging="280" w:firstLineChars="0"/>
-        <w:jc w:val="both"/>
-        <w:rPr>
-          <w:rFonts w:hint="default" w:ascii="Kalinga" w:hAnsi="Kalinga"/>
-          <w:color w:val="auto"/>
-          <w:sz w:val="20"/>
-          <w:szCs w:val="20"/>
-        </w:rPr>
-      </w:pPr>
-      <w:r>
-        <w:rPr>
-          <w:rFonts w:hint="default" w:ascii="Kalinga" w:hAnsi="Kalinga"/>
-          <w:color w:val="auto"/>
-          <w:sz w:val="20"/>
-          <w:szCs w:val="20"/>
-        </w:rPr>
-        <w:t>Nihil - Data Fasilitas Kredit tidak ditemukan.</w:t>
-      </w:r>
-    </w:p>
-    <w:p>
-      <w:pPr>
-        <w:pStyle w:val="6"/>
-        <w:spacing w:line="240" w:lineRule="auto"/>
-        <w:ind w:right="160"/>
-        <w:jc w:val="both"/>
-        <w:rPr>
-          <w:rFonts w:hint="default" w:ascii="Kalinga" w:hAnsi="Kalinga"/>
-          <w:color w:val="auto"/>
-          <w:sz w:val="20"/>
-          <w:szCs w:val="20"/>
-        </w:rPr>
-      </w:pPr>
-      <w:r>
-        <w:rPr>
-          <w:rFonts w:hint="default" w:ascii="Kalinga" w:hAnsi="Kalinga"/>
-          <w:color w:val="auto"/>
-          <w:sz w:val="20"/>
-          <w:szCs w:val="20"/>
-        </w:rPr>
-        <w:t>{% else %}{% if slik_bank_1_nama %}</w:t>
-      </w:r>
-    </w:p>
-    <w:p>
-      <w:pPr>
-        <w:pStyle w:val="6"/>
-        <w:numPr>
-          <w:ilvl w:val="0"/>
-          <w:numId w:val="1"/>
-        </w:numPr>
-        <w:spacing w:line="240" w:lineRule="auto"/>
-        <w:ind w:left="360" w:leftChars="0" w:right="160" w:rightChars="0" w:hanging="280" w:firstLineChars="0"/>
-        <w:jc w:val="both"/>
-        <w:rPr>
-          <w:rFonts w:hint="default" w:ascii="Kalinga" w:hAnsi="Kalinga"/>
-          <w:color w:val="auto"/>
-          <w:sz w:val="20"/>
-          <w:szCs w:val="20"/>
-        </w:rPr>
-      </w:pPr>
-      <w:r>
-        <w:rPr>
-          <w:rFonts w:hint="default" w:ascii="Kalinga" w:hAnsi="Kalinga"/>
-          <w:color w:val="auto"/>
-          <w:sz w:val="20"/>
-          <w:szCs w:val="20"/>
-        </w:rPr>
-        <w:t>Fasilitas Kredit {{slik_bank_1_jenis | default('', true)}} di {{slik_bank_1_nama}} maks Rp. {{slik_bank_1_maks}} outs Rp. {{slik_bank_1_outs}} Coll {{slik_bank_1_coll}}.{% if slik_bank_1_alasan_aktif == 'ya' %} (Ket: {{ slik_bank_1_alasan }}){% endif %}{% endif %}{% if slik_bank_2_nama %}</w:t>
-      </w:r>
-    </w:p>
-    <w:p>
-      <w:pPr>
-        <w:pStyle w:val="6"/>
-        <w:numPr>
-          <w:ilvl w:val="0"/>
-          <w:numId w:val="1"/>
-        </w:numPr>
-        <w:spacing w:line="240" w:lineRule="auto"/>
-        <w:ind w:left="360" w:leftChars="0" w:right="160" w:rightChars="0" w:hanging="280" w:firstLineChars="0"/>
-        <w:jc w:val="both"/>
-        <w:rPr>
-          <w:rFonts w:hint="default" w:ascii="Kalinga" w:hAnsi="Kalinga"/>
-          <w:color w:val="auto"/>
-          <w:sz w:val="20"/>
-          <w:szCs w:val="20"/>
-        </w:rPr>
-      </w:pPr>
-      <w:r>
-        <w:rPr>
-          <w:rFonts w:hint="default" w:ascii="Kalinga" w:hAnsi="Kalinga"/>
-          <w:color w:val="auto"/>
-          <w:sz w:val="20"/>
-          <w:szCs w:val="20"/>
-        </w:rPr>
-        <w:t>Fasilitas Kredit {{slik_bank_2_jenis | default('', true)}} di {{slik_bank_2_nama}} maks Rp. {{slik_bank_2_maks}} outs Rp. {{slik_bank_2_outs}} Coll {{slik_bank_2_coll}}.{% if slik_bank_2_alasan_aktif == 'ya' %} (Ket: {{ slik_bank_2_alasan }}){% endif %}{% endif %}{% if slik_bank_3_nama %}</w:t>
-      </w:r>
-    </w:p>
-    <w:p>
-      <w:pPr>
-        <w:pStyle w:val="6"/>
-        <w:numPr>
-          <w:ilvl w:val="0"/>
-          <w:numId w:val="1"/>
-        </w:numPr>
-        <w:spacing w:line="240" w:lineRule="auto"/>
-        <w:ind w:left="360" w:leftChars="0" w:right="160" w:rightChars="0" w:hanging="280" w:firstLineChars="0"/>
-        <w:jc w:val="both"/>
-        <w:rPr>
-          <w:rFonts w:hint="default" w:ascii="Kalinga" w:hAnsi="Kalinga"/>
-          <w:color w:val="auto"/>
-          <w:sz w:val="20"/>
-          <w:szCs w:val="20"/>
-        </w:rPr>
-      </w:pPr>
-      <w:r>
-        <w:rPr>
-          <w:rFonts w:hint="default" w:ascii="Kalinga" w:hAnsi="Kalinga"/>
-          <w:color w:val="auto"/>
-          <w:sz w:val="20"/>
-          <w:szCs w:val="20"/>
-        </w:rPr>
-        <w:t>Fasilitas Kredit {{slik_bank_3_jenis | default('', true)}} di {{slik_bank_3_nama}} maks Rp. {{slik_bank_3_maks}} outs Rp. {{slik_bank_3_outs}} Coll {{slik_bank_3_coll}}.{% if slik_bank_3_alasan_aktif == 'ya' %} (Ket: {{ slik_bank_3_alasan }}){% endif %}{% endif %}{% if slik_bank_4_nama %}</w:t>
-      </w:r>
-    </w:p>
-    <w:p>
-      <w:pPr>
-        <w:pStyle w:val="6"/>
-        <w:numPr>
-          <w:ilvl w:val="0"/>
-          <w:numId w:val="1"/>
-        </w:numPr>
-        <w:spacing w:line="240" w:lineRule="auto"/>
-        <w:ind w:left="360" w:leftChars="0" w:right="160" w:rightChars="0" w:hanging="280" w:firstLineChars="0"/>
-        <w:jc w:val="both"/>
-        <w:rPr>
-          <w:rFonts w:hint="default" w:ascii="Kalinga" w:hAnsi="Kalinga"/>
-          <w:color w:val="auto"/>
-          <w:sz w:val="20"/>
-          <w:szCs w:val="20"/>
-        </w:rPr>
-      </w:pPr>
-      <w:r>
-        <w:rPr>
-          <w:rFonts w:hint="default" w:ascii="Kalinga" w:hAnsi="Kalinga"/>
-          <w:color w:val="auto"/>
-          <w:sz w:val="20"/>
-          <w:szCs w:val="20"/>
-        </w:rPr>
-        <w:t>Fasilitas Kredit {{slik_bank_4_jenis | default('', true)}} di {{slik_bank_4_nama}} maks Rp. {{slik_bank_4_maks}} outs Rp. {{slik_bank_4_outs}} Coll {{slik_bank_4_coll}}.{% if slik_bank_4_alasan_aktif == 'ya' %} (Ket: {{ slik_bank_4_alasan }}){% endif %}{% endif %}{% if slik_bank_5_nama %}</w:t>
-      </w:r>
-    </w:p>
-    <w:p>
-      <w:pPr>
-        <w:pStyle w:val="6"/>
-        <w:numPr>
-          <w:ilvl w:val="0"/>
-          <w:numId w:val="1"/>
-        </w:numPr>
-        <w:spacing w:line="240" w:lineRule="auto"/>
-        <w:ind w:left="360" w:leftChars="0" w:right="160" w:rightChars="0" w:hanging="280" w:firstLineChars="0"/>
-        <w:jc w:val="both"/>
-        <w:rPr>
-          <w:rFonts w:hint="default" w:ascii="Kalinga" w:hAnsi="Kalinga"/>
-          <w:color w:val="auto"/>
-          <w:sz w:val="20"/>
-          <w:szCs w:val="20"/>
-        </w:rPr>
-      </w:pPr>
-      <w:r>
-        <w:rPr>
-          <w:rFonts w:hint="default" w:ascii="Kalinga" w:hAnsi="Kalinga"/>
-          <w:color w:val="auto"/>
-          <w:sz w:val="20"/>
-          <w:szCs w:val="20"/>
-        </w:rPr>
-        <w:t>Fasilitas Kredit {{slik_bank_5_jenis | default('', true)}} di {{slik_bank_5_nama}} maks Rp. {{slik_bank_5_maks}} outs Rp. {{slik_bank_5_outs}} Coll {{slik_bank_5_coll}}.{% if slik_bank_5_alasan_aktif == 'ya' %} (Ket: {{ slik_bank_5_alasan }}){% endif %}{% endif %}{% if slik_bank_6_nama %}</w:t>
-      </w:r>
-    </w:p>
-    <w:p>
-      <w:pPr>
-        <w:pStyle w:val="6"/>
-        <w:numPr>
-          <w:ilvl w:val="0"/>
-          <w:numId w:val="1"/>
-        </w:numPr>
-        <w:spacing w:line="240" w:lineRule="auto"/>
-        <w:ind w:left="360" w:leftChars="0" w:right="160" w:rightChars="0" w:hanging="280" w:firstLineChars="0"/>
-        <w:jc w:val="both"/>
-        <w:rPr>
-          <w:rFonts w:hint="default" w:ascii="Kalinga" w:hAnsi="Kalinga"/>
-          <w:color w:val="auto"/>
-          <w:sz w:val="20"/>
-          <w:szCs w:val="20"/>
-        </w:rPr>
-      </w:pPr>
-      <w:r>
-        <w:rPr>
-          <w:rFonts w:hint="default" w:ascii="Kalinga" w:hAnsi="Kalinga"/>
-          <w:color w:val="auto"/>
-          <w:sz w:val="20"/>
-          <w:szCs w:val="20"/>
-        </w:rPr>
-        <w:t>Fasilitas Kredit {{slik_bank_6_jenis | default('', true)}} di {{slik_bank_6_nama}} maks Rp. {{slik_bank_6_maks}} outs Rp. {{slik_bank_6_outs}} Coll {{slik_bank_6_coll}}.{% if slik_bank_6_alasan_aktif == 'ya' %} (Ket: {{ slik_bank_6_alasan }}){% endif %}{% endif %}{% if slik_bank_7_nama %}</w:t>
-      </w:r>
-    </w:p>
-    <w:p>
-      <w:pPr>
-        <w:pStyle w:val="6"/>
-        <w:numPr>
-          <w:ilvl w:val="0"/>
-          <w:numId w:val="1"/>
-        </w:numPr>
-        <w:spacing w:line="240" w:lineRule="auto"/>
-        <w:ind w:left="360" w:leftChars="0" w:right="160" w:rightChars="0" w:hanging="280" w:firstLineChars="0"/>
-        <w:jc w:val="both"/>
-        <w:rPr>
-          <w:rFonts w:hint="default" w:ascii="Kalinga" w:hAnsi="Kalinga"/>
-          <w:color w:val="auto"/>
-          <w:sz w:val="20"/>
-          <w:szCs w:val="20"/>
-        </w:rPr>
-      </w:pPr>
-      <w:r>
-        <w:rPr>
-          <w:rFonts w:hint="default" w:ascii="Kalinga" w:hAnsi="Kalinga"/>
-          <w:color w:val="auto"/>
-          <w:sz w:val="20"/>
-          <w:szCs w:val="20"/>
-        </w:rPr>
-        <w:t>Fasilitas Kredit {{slik_bank_7_jenis | default('', true)}} di {{slik_bank_7_nama}} maks Rp. {{slik_bank_7_maks}} outs Rp. {{slik_bank_7_outs}} Coll {{slik_bank_7_coll}}.{% if slik_bank_7_alasan_aktif == 'ya' %} (Ket: {{ slik_bank_7_alasan }}){% endif %}{% endif %}{% if slik_bank_8_nama %}</w:t>
-      </w:r>
-    </w:p>
-    <w:p>
-      <w:pPr>
-        <w:pStyle w:val="6"/>
-        <w:numPr>
-          <w:ilvl w:val="0"/>
-          <w:numId w:val="1"/>
-        </w:numPr>
-        <w:spacing w:line="240" w:lineRule="auto"/>
-        <w:ind w:left="360" w:leftChars="0" w:right="160" w:rightChars="0" w:hanging="280" w:firstLineChars="0"/>
-        <w:jc w:val="both"/>
-        <w:rPr>
-          <w:rFonts w:hint="default" w:ascii="Kalinga" w:hAnsi="Kalinga"/>
-          <w:color w:val="auto"/>
-          <w:sz w:val="20"/>
-          <w:szCs w:val="20"/>
-        </w:rPr>
-      </w:pPr>
-      <w:r>
-        <w:rPr>
-          <w:rFonts w:hint="default" w:ascii="Kalinga" w:hAnsi="Kalinga"/>
-          <w:color w:val="auto"/>
-          <w:sz w:val="20"/>
-          <w:szCs w:val="20"/>
-        </w:rPr>
-        <w:t>Fasilitas Kredit {{slik_bank_8_jenis | default('', true)}} di {{slik_bank_8_nama}} maks Rp. {{slik_bank_8_maks}} outs Rp. {{slik_bank_8_outs}} Coll {{slik_bank_8_coll}}.{% if slik_bank_8_alasan_aktif == 'ya' %} (Ket: {{ slik_bank_8_alasan }}){% endif %}{% endif %}{% if slik_bank_9_nama %}</w:t>
-      </w:r>
-    </w:p>
-    <w:p>
-      <w:pPr>
-        <w:pStyle w:val="6"/>
-        <w:numPr>
-          <w:ilvl w:val="0"/>
-          <w:numId w:val="1"/>
-        </w:numPr>
-        <w:spacing w:line="240" w:lineRule="auto"/>
-        <w:ind w:left="360" w:leftChars="0" w:right="160" w:rightChars="0" w:hanging="280" w:firstLineChars="0"/>
-        <w:jc w:val="both"/>
-        <w:rPr>
-          <w:rFonts w:hint="default" w:ascii="Kalinga" w:hAnsi="Kalinga"/>
-          <w:color w:val="auto"/>
-          <w:sz w:val="20"/>
-          <w:szCs w:val="20"/>
-        </w:rPr>
-      </w:pPr>
-      <w:r>
-        <w:rPr>
-          <w:rFonts w:hint="default" w:ascii="Kalinga" w:hAnsi="Kalinga"/>
-          <w:color w:val="auto"/>
-          <w:sz w:val="20"/>
-          <w:szCs w:val="20"/>
-        </w:rPr>
-        <w:t>Fasilitas Kredit {{slik_bank_9_jenis | default('', true)}} di {{slik_bank_9_nama}} maks Rp. {{slik_bank_9_maks}} outs Rp. {{slik_bank_9_outs}} Coll {{slik_bank_9_coll}}.{% if slik_bank_9_alasan_aktif == 'ya' %} (Ket: {{ slik_bank_9_alasan }}){% endif %}{% endif %}{% if slik_bank_10_nama %}</w:t>
-      </w:r>
-    </w:p>
-    <w:p>
-      <w:pPr>
-        <w:pStyle w:val="6"/>
-        <w:numPr>
-          <w:ilvl w:val="0"/>
-          <w:numId w:val="1"/>
-        </w:numPr>
-        <w:spacing w:line="240" w:lineRule="auto"/>
-        <w:ind w:left="360" w:leftChars="0" w:right="160" w:rightChars="0" w:hanging="280" w:firstLineChars="0"/>
-        <w:jc w:val="both"/>
-        <w:rPr>
-          <w:rFonts w:hint="default" w:ascii="Kalinga" w:hAnsi="Kalinga"/>
-          <w:color w:val="auto"/>
-          <w:sz w:val="20"/>
-          <w:szCs w:val="20"/>
-        </w:rPr>
-      </w:pPr>
-      <w:r>
-        <w:rPr>
-          <w:rFonts w:hint="default" w:ascii="Kalinga" w:hAnsi="Kalinga"/>
-          <w:color w:val="auto"/>
-          <w:sz w:val="20"/>
-          <w:szCs w:val="20"/>
-        </w:rPr>
-        <w:t>Fasilitas Kredit {{slik_bank_10_jenis | default('', true)}} di {{slik_bank_10_nama}} maks Rp. {{slik_bank_10_maks}} outs Rp. {{slik_bank_10_outs}} Coll {{slik_bank_10_coll}}.{% if slik_bank_10_alasan_aktif == 'ya' %} (Ket: {{ slik_bank_10_alasan }}){% endif %}{% endif %}{% if slik_bank_11_nama %}</w:t>
-      </w:r>
-    </w:p>
-    <w:p>
-      <w:pPr>
-        <w:pStyle w:val="6"/>
-        <w:numPr>
-          <w:ilvl w:val="0"/>
-          <w:numId w:val="1"/>
-        </w:numPr>
-        <w:spacing w:line="240" w:lineRule="auto"/>
-        <w:ind w:left="360" w:leftChars="0" w:right="160" w:rightChars="0" w:hanging="280" w:firstLineChars="0"/>
-        <w:jc w:val="both"/>
-        <w:rPr>
-          <w:rFonts w:hint="default" w:ascii="Kalinga" w:hAnsi="Kalinga"/>
-          <w:color w:val="auto"/>
-          <w:sz w:val="20"/>
-          <w:szCs w:val="20"/>
-        </w:rPr>
-      </w:pPr>
-      <w:r>
-        <w:rPr>
-          <w:rFonts w:hint="default" w:ascii="Kalinga" w:hAnsi="Kalinga"/>
-          <w:color w:val="auto"/>
-          <w:sz w:val="20"/>
-          <w:szCs w:val="20"/>
-          <w:lang w:val="en-US"/>
-        </w:rPr>
-        <w:t>F</w:t>
-      </w:r>
-      <w:r>
-        <w:rPr>
-          <w:rFonts w:hint="default" w:ascii="Kalinga" w:hAnsi="Kalinga"/>
-          <w:color w:val="auto"/>
-          <w:sz w:val="20"/>
-          <w:szCs w:val="20"/>
-        </w:rPr>
-        <w:t>asilitas Kredit {{slik_bank_11_jenis | default('', true)}} di {{slik_bank_11_nama}} maks Rp. {{slik_bank_11_maks}} outs Rp. {{slik_bank_11_outs}} Coll {{slik_bank_11_coll}}.{% if slik_bank_11_alasan_aktif == 'ya' %} (Ket: {{ slik_bank_11_alasan }}){% endif %}{% endif %}{% if slik_bank_12_nama %}</w:t>
-      </w:r>
-    </w:p>
-    <w:p>
-      <w:pPr>
-        <w:pStyle w:val="6"/>
-        <w:numPr>
-          <w:ilvl w:val="0"/>
-          <w:numId w:val="1"/>
-        </w:numPr>
-        <w:spacing w:line="240" w:lineRule="auto"/>
-        <w:ind w:left="360" w:leftChars="0" w:right="160" w:rightChars="0" w:hanging="280" w:firstLineChars="0"/>
-        <w:jc w:val="both"/>
-        <w:rPr>
-          <w:rFonts w:hint="default" w:ascii="Kalinga" w:hAnsi="Kalinga"/>
-          <w:color w:val="auto"/>
-          <w:sz w:val="20"/>
-          <w:szCs w:val="20"/>
-        </w:rPr>
-      </w:pPr>
-      <w:r>
-        <w:rPr>
-          <w:rFonts w:hint="default" w:ascii="Kalinga" w:hAnsi="Kalinga"/>
-          <w:color w:val="auto"/>
-          <w:sz w:val="20"/>
-          <w:szCs w:val="20"/>
-        </w:rPr>
-        <w:t>Fasilitas Kredit {{slik_bank_12_jenis | default('', true)}} di {{slik_bank_12_nama}} maks Rp. {{slik_bank_12_maks}} outs Rp. {{slik_bank_12_outs}} Coll {{slik_bank_12_coll}}.{% if slik_bank_12_alasan_aktif == 'ya' %} (Ket: {{ slik_bank_12_alasan }}){% endif %}{% endif %}{% if slik_bank_13_nama %}</w:t>
-      </w:r>
-    </w:p>
-    <w:p>
-      <w:pPr>
-        <w:pStyle w:val="6"/>
-        <w:numPr>
-          <w:ilvl w:val="0"/>
-          <w:numId w:val="1"/>
-        </w:numPr>
-        <w:spacing w:line="240" w:lineRule="auto"/>
-        <w:ind w:left="360" w:leftChars="0" w:right="160" w:rightChars="0" w:hanging="280" w:firstLineChars="0"/>
-        <w:jc w:val="both"/>
-        <w:rPr>
-          <w:rFonts w:hint="default" w:ascii="Kalinga" w:hAnsi="Kalinga"/>
-          <w:color w:val="auto"/>
-          <w:sz w:val="20"/>
-          <w:szCs w:val="20"/>
-        </w:rPr>
-      </w:pPr>
-      <w:r>
-        <w:rPr>
-          <w:rFonts w:hint="default" w:ascii="Kalinga" w:hAnsi="Kalinga"/>
-          <w:color w:val="auto"/>
-          <w:sz w:val="20"/>
-          <w:szCs w:val="20"/>
-        </w:rPr>
-        <w:t>Fasilitas Kredit {{slik_bank_13_jenis | default('', true)}} di {{slik_bank_13_nama}} maks Rp. {{slik_bank_13_maks}} outs Rp. {{slik_bank_13_outs}} Coll {{slik_bank_13_coll}}.{% if slik_bank_13_alasan_aktif == 'ya' %} (Ket: {{ slik_bank_13_alasan }}){% endif %}{% endif %}{% if slik_bank_14_nama %}</w:t>
-      </w:r>
-    </w:p>
-    <w:p>
-      <w:pPr>
-        <w:pStyle w:val="6"/>
-        <w:numPr>
-          <w:ilvl w:val="0"/>
-          <w:numId w:val="1"/>
-        </w:numPr>
-        <w:spacing w:line="240" w:lineRule="auto"/>
-        <w:ind w:left="360" w:leftChars="0" w:right="160" w:rightChars="0" w:hanging="280" w:firstLineChars="0"/>
-        <w:jc w:val="both"/>
-        <w:rPr>
-          <w:rFonts w:hint="default" w:ascii="Kalinga" w:hAnsi="Kalinga"/>
-          <w:color w:val="auto"/>
-          <w:sz w:val="20"/>
-          <w:szCs w:val="20"/>
-        </w:rPr>
-      </w:pPr>
-      <w:r>
-        <w:rPr>
-          <w:rFonts w:hint="default" w:ascii="Kalinga" w:hAnsi="Kalinga"/>
-          <w:color w:val="auto"/>
-          <w:sz w:val="20"/>
-          <w:szCs w:val="20"/>
-        </w:rPr>
-        <w:t>Fasilitas Kredit {{slik_bank_14_jenis | default('', true)}} di {{slik_bank_14_nama}} maks Rp. {{slik_bank_14_maks}} outs Rp. {{slik_bank_14_outs}} Coll {{slik_bank_14_coll}}.{% if slik_bank_14_alasan_aktif == 'ya' %} (Ket: {{ slik_bank_14_alasan }}){% endif %}{% endif %}{% if slik_bank_15_nama %}</w:t>
-      </w:r>
-    </w:p>
-    <w:p>
-      <w:pPr>
-        <w:pStyle w:val="6"/>
-        <w:numPr>
-          <w:ilvl w:val="0"/>
-          <w:numId w:val="1"/>
-        </w:numPr>
-        <w:spacing w:line="240" w:lineRule="auto"/>
-        <w:ind w:left="360" w:leftChars="0" w:right="160" w:rightChars="0" w:hanging="280" w:firstLineChars="0"/>
-        <w:jc w:val="both"/>
-        <w:rPr>
-          <w:rFonts w:hint="default" w:ascii="Kalinga" w:hAnsi="Kalinga"/>
-          <w:b/>
-          <w:bCs/>
-          <w:i/>
-          <w:iCs/>
-          <w:color w:val="FF0000"/>
-          <w:sz w:val="20"/>
-          <w:szCs w:val="20"/>
-          <w:u w:val="single"/>
-          <w:lang w:val="en-US"/>
-        </w:rPr>
-      </w:pPr>
-      <w:r>
-        <w:rPr>
-          <w:rFonts w:hint="default" w:ascii="Kalinga" w:hAnsi="Kalinga"/>
-          <w:color w:val="auto"/>
-          <w:sz w:val="20"/>
-          <w:szCs w:val="20"/>
-        </w:rPr>
-        <w:t>Fasilitas Kredit {{slik_bank_15_jenis | default('', true)}} di {{slik_bank_15_nama}} maks Rp. {{slik_bank_15_maks}} outs Rp. {{slik_bank_15_outs}} Coll {{slik_bank_15_coll}}.{% if slik_bank_15_alasan_aktif == 'ya' %} (Ket: {{ slik_bank_15_alasan }}){% endif %}{% endif %}{% endif %}</w:t>
-      </w:r>
-      <w:r>
-        <w:rPr>
-          <w:rFonts w:hint="default" w:ascii="Kalinga" w:hAnsi="Kalinga"/>
-          <w:color w:val="auto"/>
-          <w:sz w:val="20"/>
-          <w:szCs w:val="20"/>
-          <w:lang w:val="en-US"/>
-        </w:rPr>
-        <w:t>{% if mitigasi_aktif == 'ya' %}</w:t>
+          <w:b w:val="0"/>
+          <w:bCs w:val="0"/>
+          <w:color w:val="auto"/>
+          <w:sz w:val="20"/>
+          <w:szCs w:val="20"/>
+        </w:rPr>
+        <w:t>{{#slik_nihil}}</w:t>
+      </w:r>
+    </w:p>
+    <w:p>
+      <w:pPr>
+        <w:spacing w:after="0" w:line="240" w:lineRule="auto"/>
+        <w:ind w:left="0" w:leftChars="0" w:firstLine="0" w:firstLineChars="0"/>
+        <w:jc w:val="both"/>
+        <w:rPr>
+          <w:rFonts w:hint="default" w:ascii="Kalinga" w:hAnsi="Kalinga"/>
+          <w:b w:val="0"/>
+          <w:bCs w:val="0"/>
+          <w:color w:val="auto"/>
+          <w:sz w:val="20"/>
+          <w:szCs w:val="20"/>
+        </w:rPr>
+      </w:pPr>
+      <w:r>
+        <w:rPr>
+          <w:rFonts w:hint="default" w:ascii="Kalinga" w:hAnsi="Kalinga"/>
+          <w:b w:val="0"/>
+          <w:bCs w:val="0"/>
+          <w:color w:val="auto"/>
+          <w:sz w:val="20"/>
+          <w:szCs w:val="20"/>
+        </w:rPr>
+        <w:t>-{{fasilitas_nihil</w:t>
+      </w:r>
+      <w:r>
+        <w:rPr>
+          <w:rFonts w:hint="default" w:ascii="Kalinga" w:hAnsi="Kalinga"/>
+          <w:b w:val="0"/>
+          <w:bCs w:val="0"/>
+          <w:color w:val="auto"/>
+          <w:sz w:val="20"/>
+          <w:szCs w:val="20"/>
+          <w:lang w:val="en-US"/>
+        </w:rPr>
+        <w:t>_text</w:t>
+      </w:r>
+      <w:r>
+        <w:rPr>
+          <w:rFonts w:hint="default" w:ascii="Kalinga" w:hAnsi="Kalinga"/>
+          <w:b w:val="0"/>
+          <w:bCs w:val="0"/>
+          <w:color w:val="auto"/>
+          <w:sz w:val="20"/>
+          <w:szCs w:val="20"/>
+        </w:rPr>
+        <w:t>}}{{/slik_nihil}}{{#slik_ada_fasilitas}}</w:t>
+      </w:r>
+    </w:p>
+    <w:p>
+      <w:pPr>
+        <w:spacing w:after="0" w:line="240" w:lineRule="auto"/>
+        <w:ind w:left="0" w:leftChars="0" w:firstLine="0" w:firstLineChars="0"/>
+        <w:jc w:val="both"/>
+        <w:rPr>
+          <w:rFonts w:hint="default" w:ascii="Kalinga" w:hAnsi="Kalinga"/>
+          <w:b w:val="0"/>
+          <w:bCs w:val="0"/>
+          <w:color w:val="auto"/>
+          <w:sz w:val="20"/>
+          <w:szCs w:val="20"/>
+        </w:rPr>
+      </w:pPr>
+      <w:r>
+        <w:rPr>
+          <w:rFonts w:hint="default" w:ascii="Kalinga" w:hAnsi="Kalinga"/>
+          <w:b w:val="0"/>
+          <w:bCs w:val="0"/>
+          <w:color w:val="auto"/>
+          <w:sz w:val="20"/>
+          <w:szCs w:val="20"/>
+        </w:rPr>
+        <w:t>{{#slik_bank_1_ada}}-Fasilitas Kredit {{slik_bank_1_jenis}} di {{slik_bank_1_nama}} maks Rp. {{slik_bank_1_maks}} outs Rp. {{slik_bank_1_outs}} angsuran Rp. {{slik_bank_1_angsuran}} Coll {{slik_bank_1_coll}}. {{slik_bank_1_alasan}}</w:t>
+      </w:r>
+    </w:p>
+    <w:p>
+      <w:pPr>
+        <w:spacing w:after="0" w:line="240" w:lineRule="auto"/>
+        <w:ind w:left="0" w:leftChars="0" w:firstLine="0" w:firstLineChars="0"/>
+        <w:jc w:val="both"/>
+        <w:rPr>
+          <w:rFonts w:hint="default" w:ascii="Kalinga" w:hAnsi="Kalinga"/>
+          <w:b w:val="0"/>
+          <w:bCs w:val="0"/>
+          <w:color w:val="auto"/>
+          <w:sz w:val="20"/>
+          <w:szCs w:val="20"/>
+        </w:rPr>
+      </w:pPr>
+      <w:r>
+        <w:rPr>
+          <w:rFonts w:hint="default" w:ascii="Kalinga" w:hAnsi="Kalinga"/>
+          <w:b w:val="0"/>
+          <w:bCs w:val="0"/>
+          <w:color w:val="auto"/>
+          <w:sz w:val="20"/>
+          <w:szCs w:val="20"/>
+        </w:rPr>
+        <w:t>{{/slik_bank_1_ada}}{{#slik_bank_2_ada}}-Fasilitas Kredit {{slik_bank_2_jenis}} di {{slik_bank_2_nama}} maks Rp. {{slik_bank_2_maks}} outs Rp. {{slik_bank_2_outs}} angsuran Rp. {{slik_bank_2_angsuran}} Coll {{slik_bank_2_coll}}. {{slik_bank_2_alasan}}</w:t>
+      </w:r>
+    </w:p>
+    <w:p>
+      <w:pPr>
+        <w:spacing w:after="0" w:line="240" w:lineRule="auto"/>
+        <w:ind w:left="0" w:leftChars="0" w:firstLine="0" w:firstLineChars="0"/>
+        <w:jc w:val="both"/>
+        <w:rPr>
+          <w:rFonts w:hint="default" w:ascii="Kalinga" w:hAnsi="Kalinga"/>
+          <w:b w:val="0"/>
+          <w:bCs w:val="0"/>
+          <w:color w:val="auto"/>
+          <w:sz w:val="20"/>
+          <w:szCs w:val="20"/>
+        </w:rPr>
+      </w:pPr>
+      <w:r>
+        <w:rPr>
+          <w:rFonts w:hint="default" w:ascii="Kalinga" w:hAnsi="Kalinga"/>
+          <w:b w:val="0"/>
+          <w:bCs w:val="0"/>
+          <w:color w:val="auto"/>
+          <w:sz w:val="20"/>
+          <w:szCs w:val="20"/>
+        </w:rPr>
+        <w:t>{{/slik_bank_2_ada}}{{#slik_bank_3_ada}}-Fasilitas Kredit {{slik_bank_3_jenis}} di {{slik_bank_3_nama}} maks Rp. {{slik_bank_3_maks}} outs Rp. {{slik_bank_3_outs}} angsuran Rp. {{slik_bank_3_angsuran}} Coll {{slik_bank_3_coll}}. {{slik_bank_3_alasan}}</w:t>
+      </w:r>
+    </w:p>
+    <w:p>
+      <w:pPr>
+        <w:spacing w:after="0" w:line="240" w:lineRule="auto"/>
+        <w:ind w:left="0" w:leftChars="0" w:firstLine="0" w:firstLineChars="0"/>
+        <w:jc w:val="both"/>
+        <w:rPr>
+          <w:rFonts w:hint="default" w:ascii="Kalinga" w:hAnsi="Kalinga"/>
+          <w:b w:val="0"/>
+          <w:bCs w:val="0"/>
+          <w:color w:val="auto"/>
+          <w:sz w:val="20"/>
+          <w:szCs w:val="20"/>
+        </w:rPr>
+      </w:pPr>
+      <w:r>
+        <w:rPr>
+          <w:rFonts w:hint="default" w:ascii="Kalinga" w:hAnsi="Kalinga"/>
+          <w:b w:val="0"/>
+          <w:bCs w:val="0"/>
+          <w:color w:val="auto"/>
+          <w:sz w:val="20"/>
+          <w:szCs w:val="20"/>
+        </w:rPr>
+        <w:t>{{/slik_bank_3_ada}}{{#slik_bank_4_ada}}-Fasilitas Kredit {{slik_bank_4_jenis}} di {{slik_bank_4_nama}} maks Rp. {{slik_bank_4_maks}} outs Rp. {{slik_bank_4_outs}} angsuran Rp. {{slik_bank_4_angsuran}} Coll {{slik_bank_4_coll}}. {{slik_bank_4_alasan}}</w:t>
+      </w:r>
+    </w:p>
+    <w:p>
+      <w:pPr>
+        <w:spacing w:after="0" w:line="240" w:lineRule="auto"/>
+        <w:ind w:left="0" w:leftChars="0" w:firstLine="0" w:firstLineChars="0"/>
+        <w:jc w:val="both"/>
+        <w:rPr>
+          <w:rFonts w:hint="default" w:ascii="Kalinga" w:hAnsi="Kalinga"/>
+          <w:b w:val="0"/>
+          <w:bCs w:val="0"/>
+          <w:color w:val="auto"/>
+          <w:sz w:val="20"/>
+          <w:szCs w:val="20"/>
+        </w:rPr>
+      </w:pPr>
+      <w:r>
+        <w:rPr>
+          <w:rFonts w:hint="default" w:ascii="Kalinga" w:hAnsi="Kalinga"/>
+          <w:b w:val="0"/>
+          <w:bCs w:val="0"/>
+          <w:color w:val="auto"/>
+          <w:sz w:val="20"/>
+          <w:szCs w:val="20"/>
+        </w:rPr>
+        <w:t>{{/slik_bank_4_ada}}{{#slik_bank_5_ada}}-Fasilitas Kredit {{slik_bank_5_jenis}} di {{slik_bank_5_nama}} maks Rp. {{slik_bank_5_maks}} outs Rp. {{slik_bank_5_outs}} angsuran Rp. {{slik_bank_5_angsuran}} Coll {{slik_bank_5_coll}}. {{slik_bank_5_alasan}}</w:t>
+      </w:r>
+    </w:p>
+    <w:p>
+      <w:pPr>
+        <w:spacing w:after="0" w:line="240" w:lineRule="auto"/>
+        <w:ind w:left="0" w:leftChars="0" w:firstLine="0" w:firstLineChars="0"/>
+        <w:jc w:val="both"/>
+        <w:rPr>
+          <w:rFonts w:hint="default" w:ascii="Kalinga" w:hAnsi="Kalinga"/>
+          <w:b w:val="0"/>
+          <w:bCs w:val="0"/>
+          <w:color w:val="auto"/>
+          <w:sz w:val="20"/>
+          <w:szCs w:val="20"/>
+        </w:rPr>
+      </w:pPr>
+      <w:r>
+        <w:rPr>
+          <w:rFonts w:hint="default" w:ascii="Kalinga" w:hAnsi="Kalinga"/>
+          <w:b w:val="0"/>
+          <w:bCs w:val="0"/>
+          <w:color w:val="auto"/>
+          <w:sz w:val="20"/>
+          <w:szCs w:val="20"/>
+        </w:rPr>
+        <w:t>{{/slik_bank_5_ada}}{{#slik_bank_6_ada}}-Fasilitas Kredit {{slik_bank_6_jenis}} di {{slik_bank_6_nama}} maks Rp. {{slik_bank_6_maks}} outs Rp. {{slik_bank_6_outs}} angsuran Rp. {{slik_bank_6_angsuran}} Coll {{slik_bank_6_coll}}. {{slik_bank_6_alasan}}</w:t>
+      </w:r>
+    </w:p>
+    <w:p>
+      <w:pPr>
+        <w:spacing w:after="0" w:line="240" w:lineRule="auto"/>
+        <w:ind w:left="0" w:leftChars="0" w:firstLine="0" w:firstLineChars="0"/>
+        <w:jc w:val="both"/>
+        <w:rPr>
+          <w:rFonts w:hint="default" w:ascii="Kalinga" w:hAnsi="Kalinga"/>
+          <w:b w:val="0"/>
+          <w:bCs w:val="0"/>
+          <w:color w:val="auto"/>
+          <w:sz w:val="20"/>
+          <w:szCs w:val="20"/>
+        </w:rPr>
+      </w:pPr>
+      <w:r>
+        <w:rPr>
+          <w:rFonts w:hint="default" w:ascii="Kalinga" w:hAnsi="Kalinga"/>
+          <w:b w:val="0"/>
+          <w:bCs w:val="0"/>
+          <w:color w:val="auto"/>
+          <w:sz w:val="20"/>
+          <w:szCs w:val="20"/>
+        </w:rPr>
+        <w:t>{{/slik_bank_6_ada}}{{#slik_bank_7_ada}}-Fasilitas Kredit {{slik_bank_7_jenis}} di {{slik_bank_7_nama}} maks Rp. {{slik_bank_7_maks}} outs Rp. {{slik_bank_7_outs}} angsuran Rp. {{slik_bank_7_angsuran}} Coll {{slik_bank_7_coll}}. {{slik_bank_7_alasan}}</w:t>
+      </w:r>
+    </w:p>
+    <w:p>
+      <w:pPr>
+        <w:spacing w:after="0" w:line="240" w:lineRule="auto"/>
+        <w:ind w:left="0" w:leftChars="0" w:firstLine="0" w:firstLineChars="0"/>
+        <w:jc w:val="both"/>
+        <w:rPr>
+          <w:rFonts w:hint="default" w:ascii="Kalinga" w:hAnsi="Kalinga"/>
+          <w:b w:val="0"/>
+          <w:bCs w:val="0"/>
+          <w:color w:val="auto"/>
+          <w:sz w:val="20"/>
+          <w:szCs w:val="20"/>
+        </w:rPr>
+      </w:pPr>
+      <w:r>
+        <w:rPr>
+          <w:rFonts w:hint="default" w:ascii="Kalinga" w:hAnsi="Kalinga"/>
+          <w:b w:val="0"/>
+          <w:bCs w:val="0"/>
+          <w:color w:val="auto"/>
+          <w:sz w:val="20"/>
+          <w:szCs w:val="20"/>
+        </w:rPr>
+        <w:t>{{/slik_bank_7_ada}}{{#slik_bank_8_ada}}-Fasilitas Kredit {{slik_bank_8_jenis}} di {{slik_bank_8_nama}} maks Rp. {{slik_bank_8_maks}} outs Rp. {{slik_bank_8_outs}} angsuran Rp. {{slik_bank_8_angsuran}} Coll {{slik_bank_8_coll}}. {{slik_bank_8_alasan}}</w:t>
+      </w:r>
+    </w:p>
+    <w:p>
+      <w:pPr>
+        <w:spacing w:after="0" w:line="240" w:lineRule="auto"/>
+        <w:ind w:left="0" w:leftChars="0" w:firstLine="0" w:firstLineChars="0"/>
+        <w:jc w:val="both"/>
+        <w:rPr>
+          <w:rFonts w:hint="default" w:ascii="Kalinga" w:hAnsi="Kalinga"/>
+          <w:b w:val="0"/>
+          <w:bCs w:val="0"/>
+          <w:color w:val="auto"/>
+          <w:sz w:val="20"/>
+          <w:szCs w:val="20"/>
+        </w:rPr>
+      </w:pPr>
+      <w:r>
+        <w:rPr>
+          <w:rFonts w:hint="default" w:ascii="Kalinga" w:hAnsi="Kalinga"/>
+          <w:b w:val="0"/>
+          <w:bCs w:val="0"/>
+          <w:color w:val="auto"/>
+          <w:sz w:val="20"/>
+          <w:szCs w:val="20"/>
+        </w:rPr>
+        <w:t>{{/slik_bank_8_ada}}{{#slik_bank_9_ada}}-Fasilitas Kredit {{slik_bank_9_jenis}} di {{slik_bank_9_nama}} maks Rp. {{slik_bank_9_maks}} outs Rp. {{slik_bank_9_outs}} angsuran Rp. {{slik_bank_9_angsuran}} Coll {{slik_bank_9_coll}}. {{slik_bank_9_alasan}}</w:t>
+      </w:r>
+    </w:p>
+    <w:p>
+      <w:pPr>
+        <w:spacing w:after="0" w:line="240" w:lineRule="auto"/>
+        <w:ind w:left="0" w:leftChars="0" w:firstLine="0" w:firstLineChars="0"/>
+        <w:jc w:val="both"/>
+        <w:rPr>
+          <w:rFonts w:hint="default" w:ascii="Kalinga" w:hAnsi="Kalinga"/>
+          <w:b w:val="0"/>
+          <w:bCs w:val="0"/>
+          <w:color w:val="auto"/>
+          <w:sz w:val="20"/>
+          <w:szCs w:val="20"/>
+        </w:rPr>
+      </w:pPr>
+      <w:r>
+        <w:rPr>
+          <w:rFonts w:hint="default" w:ascii="Kalinga" w:hAnsi="Kalinga"/>
+          <w:b w:val="0"/>
+          <w:bCs w:val="0"/>
+          <w:color w:val="auto"/>
+          <w:sz w:val="20"/>
+          <w:szCs w:val="20"/>
+        </w:rPr>
+        <w:t>{{/slik_bank_9_ada}}{{#slik_bank_10_ada}}-Fasilitas Kredit {{slik_bank_10_jenis}} di {{slik_bank_10_nama}} maks Rp. {{slik_bank_10_maks}} outs Rp. {{slik_bank_10_outs}} angsuran Rp. {{slik_bank_10_angsuran}} Coll {{slik_bank_10_coll}}. {{slik_bank_10_alasan}}</w:t>
+      </w:r>
+    </w:p>
+    <w:p>
+      <w:pPr>
+        <w:spacing w:after="0" w:line="240" w:lineRule="auto"/>
+        <w:ind w:left="0" w:leftChars="0" w:firstLine="0" w:firstLineChars="0"/>
+        <w:jc w:val="both"/>
+        <w:rPr>
+          <w:rFonts w:hint="default" w:ascii="Kalinga" w:hAnsi="Kalinga"/>
+          <w:b w:val="0"/>
+          <w:bCs w:val="0"/>
+          <w:color w:val="auto"/>
+          <w:sz w:val="20"/>
+          <w:szCs w:val="20"/>
+        </w:rPr>
+      </w:pPr>
+      <w:r>
+        <w:rPr>
+          <w:rFonts w:hint="default" w:ascii="Kalinga" w:hAnsi="Kalinga"/>
+          <w:b w:val="0"/>
+          <w:bCs w:val="0"/>
+          <w:color w:val="auto"/>
+          <w:sz w:val="20"/>
+          <w:szCs w:val="20"/>
+        </w:rPr>
+        <w:t>{{/slik_bank_10_ada}}{{#slik_bank_11_ada}}-Fasilitas Kredit {{slik_bank_11_jenis}} di {{slik_bank_11_nama}} maks Rp. {{slik_bank_11_maks}} outs Rp. {{slik_bank_11_outs}} angsuran Rp. {{slik_bank_11_angsuran}} Coll {{slik_bank_11_coll}}. {{slik_bank_11_alasan}}</w:t>
+      </w:r>
+    </w:p>
+    <w:p>
+      <w:pPr>
+        <w:spacing w:after="0" w:line="240" w:lineRule="auto"/>
+        <w:ind w:left="0" w:leftChars="0" w:firstLine="0" w:firstLineChars="0"/>
+        <w:jc w:val="both"/>
+        <w:rPr>
+          <w:rFonts w:hint="default" w:ascii="Kalinga" w:hAnsi="Kalinga"/>
+          <w:b w:val="0"/>
+          <w:bCs w:val="0"/>
+          <w:color w:val="auto"/>
+          <w:sz w:val="20"/>
+          <w:szCs w:val="20"/>
+        </w:rPr>
+      </w:pPr>
+      <w:r>
+        <w:rPr>
+          <w:rFonts w:hint="default" w:ascii="Kalinga" w:hAnsi="Kalinga"/>
+          <w:b w:val="0"/>
+          <w:bCs w:val="0"/>
+          <w:color w:val="auto"/>
+          <w:sz w:val="20"/>
+          <w:szCs w:val="20"/>
+        </w:rPr>
+        <w:t>{{/slik_bank_11_ada}}{{#slik_bank_12_ada}}-Fasilitas Kredit {{slik_bank_12_jenis}} di {{slik_bank_12_nama}} maks Rp. {{slik_bank_12_maks}} outs Rp. {{slik_bank_12_outs}} angsuran Rp. {{slik_bank_12_angsuran}} Coll {{slik_bank_12_coll}}. {{slik_bank_12_alasan}}</w:t>
+      </w:r>
+    </w:p>
+    <w:p>
+      <w:pPr>
+        <w:spacing w:after="0" w:line="240" w:lineRule="auto"/>
+        <w:ind w:left="0" w:leftChars="0" w:firstLine="0" w:firstLineChars="0"/>
+        <w:jc w:val="both"/>
+        <w:rPr>
+          <w:rFonts w:hint="default" w:ascii="Kalinga" w:hAnsi="Kalinga"/>
+          <w:b w:val="0"/>
+          <w:bCs w:val="0"/>
+          <w:color w:val="auto"/>
+          <w:sz w:val="20"/>
+          <w:szCs w:val="20"/>
+        </w:rPr>
+      </w:pPr>
+      <w:r>
+        <w:rPr>
+          <w:rFonts w:hint="default" w:ascii="Kalinga" w:hAnsi="Kalinga"/>
+          <w:b w:val="0"/>
+          <w:bCs w:val="0"/>
+          <w:color w:val="auto"/>
+          <w:sz w:val="20"/>
+          <w:szCs w:val="20"/>
+        </w:rPr>
+        <w:t>{{/slik_bank_12_ada}}{{#slik_bank_13_ada}}-Fasilitas Kredit {{slik_bank_13_jenis}} di {{slik_bank_13_nama}} maks Rp. {{slik_bank_13_maks}} outs Rp. {{slik_bank_13_outs}} angsuran Rp. {{slik_bank_13_angsuran}} Coll {{slik_bank_13_coll}}. {{slik_bank_13_alasan}}</w:t>
+      </w:r>
+    </w:p>
+    <w:p>
+      <w:pPr>
+        <w:spacing w:after="0" w:line="240" w:lineRule="auto"/>
+        <w:ind w:left="0" w:leftChars="0" w:firstLine="0" w:firstLineChars="0"/>
+        <w:jc w:val="both"/>
+        <w:rPr>
+          <w:rFonts w:hint="default" w:ascii="Kalinga" w:hAnsi="Kalinga"/>
+          <w:b w:val="0"/>
+          <w:bCs w:val="0"/>
+          <w:color w:val="auto"/>
+          <w:sz w:val="20"/>
+          <w:szCs w:val="20"/>
+        </w:rPr>
+      </w:pPr>
+      <w:r>
+        <w:rPr>
+          <w:rFonts w:hint="default" w:ascii="Kalinga" w:hAnsi="Kalinga"/>
+          <w:b w:val="0"/>
+          <w:bCs w:val="0"/>
+          <w:color w:val="auto"/>
+          <w:sz w:val="20"/>
+          <w:szCs w:val="20"/>
+        </w:rPr>
+        <w:t>{{/slik_bank_13_ada}}{{#slik_bank_14_ada}}-Fasilitas Kredit {{slik_bank_14_jenis}} di {{slik_bank_14_nama}} maks Rp. {{slik_bank_14_maks}} outs Rp. {{slik_bank_14_outs}} angsuran Rp. {{slik_bank_14_angsuran}} Coll {{slik_bank_14_coll}}. {{slik_bank_14_alasan}}</w:t>
+      </w:r>
+    </w:p>
+    <w:p>
+      <w:pPr>
+        <w:spacing w:after="0" w:line="240" w:lineRule="auto"/>
+        <w:ind w:left="0" w:leftChars="0" w:firstLine="0" w:firstLineChars="0"/>
+        <w:jc w:val="both"/>
+        <w:rPr>
+          <w:rFonts w:hint="default" w:ascii="Kalinga" w:hAnsi="Kalinga"/>
+          <w:b w:val="0"/>
+          <w:bCs w:val="0"/>
+          <w:color w:val="auto"/>
+          <w:sz w:val="20"/>
+          <w:szCs w:val="20"/>
+        </w:rPr>
+      </w:pPr>
+      <w:r>
+        <w:rPr>
+          <w:rFonts w:hint="default" w:ascii="Kalinga" w:hAnsi="Kalinga"/>
+          <w:b w:val="0"/>
+          <w:bCs w:val="0"/>
+          <w:color w:val="auto"/>
+          <w:sz w:val="20"/>
+          <w:szCs w:val="20"/>
+        </w:rPr>
+        <w:t>{{/slik_bank_14_ada}}{{#slik_bank_15_ada}}-Fasilitas Kredit {{slik_bank_15_jenis}} di {{slik_bank_15_nama}} maks Rp. {{slik_bank_15_maks}} outs Rp. {{slik_bank_15_outs}} angsuran Rp. {{slik_bank_15_angsuran}} Coll {{slik_bank_15_coll}}. {{slik_bank_15_alasan}}</w:t>
       </w:r>
     </w:p>
     <w:p>
@@ -2350,32 +1896,38 @@
       <w:r>
         <w:rPr>
           <w:rFonts w:hint="default" w:ascii="Kalinga" w:hAnsi="Kalinga"/>
+          <w:b w:val="0"/>
+          <w:bCs w:val="0"/>
+          <w:color w:val="auto"/>
+          <w:sz w:val="20"/>
+          <w:szCs w:val="20"/>
+        </w:rPr>
+        <w:t>{{/slik_bank_15_ada}}</w:t>
+      </w:r>
+      <w:r>
+        <w:rPr>
+          <w:rFonts w:hint="default" w:ascii="Kalinga" w:hAnsi="Kalinga"/>
           <w:b/>
           <w:bCs/>
           <w:i/>
           <w:iCs/>
-          <w:color w:val="FF0000"/>
+          <w:color w:val="0000FF"/>
           <w:sz w:val="20"/>
           <w:szCs w:val="20"/>
           <w:u w:val="single"/>
-          <w:lang w:val="en-US"/>
-        </w:rPr>
-        <w:t>Mitigasi Risiko Cfm. Surat No. DNS/5.4/5645 Tanggal 09 Juli 2025 Perihal Penyampaian Program Relaksasi SLIK untuk Pemrosesan BNI Fleksi Pensiun Semester II Tahun 2025.</w:t>
-      </w:r>
-      <w:r>
-        <w:rPr>
-          <w:rFonts w:hint="default" w:ascii="Kalinga" w:hAnsi="Kalinga"/>
-          <w:b w:val="0"/>
-          <w:bCs w:val="0"/>
-          <w:i w:val="0"/>
-          <w:iCs w:val="0"/>
-          <w:color w:val="auto"/>
-          <w:sz w:val="20"/>
-          <w:szCs w:val="20"/>
-          <w:u w:val="single"/>
-          <w:lang w:val="en-US"/>
-        </w:rPr>
-        <w:t>{% endif %}</w:t>
+        </w:rPr>
+        <w:t>{{slik_mitigasi_risiko}}</w:t>
+      </w:r>
+      <w:r>
+        <w:rPr>
+          <w:rFonts w:hint="default" w:ascii="Kalinga" w:hAnsi="Kalinga"/>
+          <w:b w:val="0"/>
+          <w:bCs w:val="0"/>
+          <w:color w:val="auto"/>
+          <w:sz w:val="20"/>
+          <w:szCs w:val="20"/>
+        </w:rPr>
+        <w:t>{{/slik_ada_fasilitas}}</w:t>
       </w:r>
     </w:p>
     <w:p>
@@ -2423,19 +1975,19 @@
         </w:rPr>
       </w:pPr>
       <w:bookmarkStart w:id="21" w:name="OLE_LINK71"/>
-      <w:bookmarkStart w:id="22" w:name="OLE_LINK10"/>
-      <w:bookmarkStart w:id="23" w:name="OLE_LINK90"/>
+      <w:bookmarkStart w:id="22" w:name="OLE_LINK73"/>
+      <w:bookmarkStart w:id="23" w:name="OLE_LINK39"/>
       <w:bookmarkStart w:id="24" w:name="OLE_LINK68"/>
-      <w:bookmarkStart w:id="25" w:name="OLE_LINK54"/>
-      <w:bookmarkStart w:id="26" w:name="OLE_LINK39"/>
+      <w:bookmarkStart w:id="25" w:name="OLE_LINK20"/>
+      <w:bookmarkStart w:id="26" w:name="OLE_LINK88"/>
       <w:bookmarkStart w:id="27" w:name="OLE_LINK45"/>
       <w:bookmarkStart w:id="28" w:name="OLE_LINK63"/>
-      <w:bookmarkStart w:id="29" w:name="OLE_LINK73"/>
-      <w:bookmarkStart w:id="30" w:name="OLE_LINK20"/>
-      <w:bookmarkStart w:id="31" w:name="OLE_LINK21"/>
-      <w:bookmarkStart w:id="32" w:name="OLE_LINK52"/>
-      <w:bookmarkStart w:id="33" w:name="OLE_LINK88"/>
-      <w:bookmarkStart w:id="34" w:name="OLE_LINK61"/>
+      <w:bookmarkStart w:id="29" w:name="OLE_LINK52"/>
+      <w:bookmarkStart w:id="30" w:name="OLE_LINK21"/>
+      <w:bookmarkStart w:id="31" w:name="OLE_LINK61"/>
+      <w:bookmarkStart w:id="32" w:name="OLE_LINK90"/>
+      <w:bookmarkStart w:id="33" w:name="OLE_LINK10"/>
+      <w:bookmarkStart w:id="34" w:name="OLE_LINK54"/>
       <w:r>
         <w:rPr>
           <w:rFonts w:hint="default" w:ascii="Kalinga" w:hAnsi="Kalinga"/>
@@ -2483,83 +2035,26 @@
           <w:sz w:val="20"/>
           <w:szCs w:val="20"/>
         </w:rPr>
-        <w:t>Cfm. {% if segmentasi == 'asabri' %}</w:t>
-      </w:r>
-      <w:r>
-        <w:rPr>
-          <w:rFonts w:hint="default" w:ascii="Kalinga" w:hAnsi="Kalinga"/>
-          <w:color w:val="auto"/>
-          <w:sz w:val="20"/>
-          <w:szCs w:val="20"/>
-          <w:lang w:val="en-US"/>
-        </w:rPr>
-        <w:t>Aplikasi ASABRI Mobile NRP</w:t>
-      </w:r>
-      <w:r>
-        <w:rPr>
-          <w:rFonts w:hint="default" w:ascii="Kalinga" w:hAnsi="Kalinga"/>
-          <w:color w:val="auto"/>
-          <w:sz w:val="20"/>
-          <w:szCs w:val="20"/>
-        </w:rPr>
-        <w:t>{% else %}Estimasi Hak Tabungan Hari Tua dan Pensiun Pokok</w:t>
-      </w:r>
-      <w:r>
-        <w:rPr>
-          <w:rFonts w:hint="default" w:ascii="Kalinga" w:hAnsi="Kalinga"/>
-          <w:color w:val="auto"/>
-          <w:sz w:val="20"/>
-          <w:szCs w:val="20"/>
-          <w:lang w:val="en-US"/>
-        </w:rPr>
-        <w:t xml:space="preserve"> NIP</w:t>
-      </w:r>
-      <w:r>
-        <w:rPr>
-          <w:rFonts w:hint="default" w:ascii="Kalinga" w:hAnsi="Kalinga"/>
-          <w:color w:val="auto"/>
-          <w:sz w:val="20"/>
-          <w:szCs w:val="20"/>
-        </w:rPr>
-        <w:t>{% endif %}</w:t>
-      </w:r>
-      <w:r>
-        <w:rPr>
-          <w:rFonts w:hint="default" w:ascii="Kalinga" w:hAnsi="Kalinga"/>
-          <w:color w:val="auto"/>
-          <w:sz w:val="20"/>
-          <w:szCs w:val="20"/>
-          <w:lang w:val="en-US"/>
-        </w:rPr>
-        <w:t xml:space="preserve"> {{</w:t>
-      </w:r>
-      <w:r>
-        <w:rPr>
-          <w:rFonts w:hint="default" w:ascii="Kalinga" w:hAnsi="Kalinga"/>
-          <w:color w:val="auto"/>
-          <w:sz w:val="20"/>
-          <w:szCs w:val="20"/>
-        </w:rPr>
-        <w:t>nip_pemohon</w:t>
-      </w:r>
-      <w:r>
-        <w:rPr>
-          <w:rFonts w:hint="default" w:ascii="Kalinga" w:hAnsi="Kalinga"/>
-          <w:color w:val="auto"/>
-          <w:sz w:val="20"/>
-          <w:szCs w:val="20"/>
-          <w:lang w:val="en-US"/>
-        </w:rPr>
-        <w:t>}}</w:t>
-      </w:r>
-      <w:r>
-        <w:rPr>
-          <w:rFonts w:hint="default" w:ascii="Kalinga" w:hAnsi="Kalinga"/>
-          <w:color w:val="auto"/>
-          <w:sz w:val="20"/>
-          <w:szCs w:val="20"/>
-        </w:rPr>
-        <w:t xml:space="preserve"> atas nama </w:t>
+        <w:t>Cfm. Estimasi Hak Tabungan Hari Tua dan Pensiun Pokok</w:t>
+      </w:r>
+      <w:r>
+        <w:rPr>
+          <w:rFonts w:hint="default" w:ascii="Kalinga" w:hAnsi="Kalinga"/>
+          <w:color w:val="auto"/>
+          <w:sz w:val="20"/>
+          <w:szCs w:val="20"/>
+          <w:lang w:val="en-US"/>
+        </w:rPr>
+        <w:t xml:space="preserve"> NIP </w:t>
+      </w:r>
+      <w:r>
+        <w:rPr>
+          <w:rFonts w:hint="default" w:ascii="Kalinga" w:hAnsi="Kalinga"/>
+          <w:color w:val="auto"/>
+          <w:sz w:val="20"/>
+          <w:szCs w:val="20"/>
+        </w:rPr>
+        <w:t xml:space="preserve">{{nip}} atas nama </w:t>
       </w:r>
       <w:r>
         <w:rPr>
@@ -2924,28 +2419,7 @@
           <w:szCs w:val="20"/>
           <w:lang w:val="en-US"/>
         </w:rPr>
-        <w:t>{{</w:t>
-      </w:r>
-      <w:r>
-        <w:rPr>
-          <w:rFonts w:hint="default" w:ascii="Kalinga" w:hAnsi="Kalinga"/>
-          <w:b w:val="0"/>
-          <w:bCs w:val="0"/>
-          <w:sz w:val="20"/>
-          <w:szCs w:val="20"/>
-        </w:rPr>
-        <w:t>gaji_bulan_1_jumlah</w:t>
-      </w:r>
-      <w:r>
-        <w:rPr>
-          <w:rFonts w:hint="default" w:ascii="Kalinga" w:hAnsi="Kalinga"/>
-          <w:b w:val="0"/>
-          <w:bCs w:val="0"/>
-          <w:sz w:val="20"/>
-          <w:szCs w:val="20"/>
-          <w:lang w:val="en-US"/>
-        </w:rPr>
-        <w:t>}}</w:t>
+        <w:t>{{gaji_bulan_1}}</w:t>
       </w:r>
       <w:r>
         <w:rPr>
@@ -3056,6 +2530,17 @@
           <w:bCs w:val="0"/>
           <w:sz w:val="20"/>
           <w:szCs w:val="20"/>
+          <w:lang w:val="en-US"/>
+        </w:rPr>
+        <w:tab/>
+      </w:r>
+      <w:r>
+        <w:rPr>
+          <w:rFonts w:hint="default" w:ascii="Kalinga" w:hAnsi="Kalinga"/>
+          <w:b w:val="0"/>
+          <w:bCs w:val="0"/>
+          <w:sz w:val="20"/>
+          <w:szCs w:val="20"/>
         </w:rPr>
         <w:t xml:space="preserve">Rp. </w:t>
       </w:r>
@@ -3068,28 +2553,7 @@
           <w:szCs w:val="20"/>
           <w:lang w:val="en-US"/>
         </w:rPr>
-        <w:t>{{</w:t>
-      </w:r>
-      <w:r>
-        <w:rPr>
-          <w:rFonts w:hint="default" w:ascii="Kalinga" w:hAnsi="Kalinga"/>
-          <w:b w:val="0"/>
-          <w:bCs w:val="0"/>
-          <w:sz w:val="20"/>
-          <w:szCs w:val="20"/>
-        </w:rPr>
-        <w:t>gaji_bulan_2_jumlah</w:t>
-      </w:r>
-      <w:r>
-        <w:rPr>
-          <w:rFonts w:hint="default" w:ascii="Kalinga" w:hAnsi="Kalinga"/>
-          <w:b w:val="0"/>
-          <w:bCs w:val="0"/>
-          <w:sz w:val="20"/>
-          <w:szCs w:val="20"/>
-          <w:lang w:val="en-US"/>
-        </w:rPr>
-        <w:t>}}</w:t>
+        <w:t>{{gaji_bulan_2}}</w:t>
       </w:r>
       <w:r>
         <w:rPr>
@@ -3224,130 +2688,202 @@
           <w:szCs w:val="20"/>
           <w:lang w:val="en-US"/>
         </w:rPr>
+        <w:t>{{gaji_bulan_3}}</w:t>
+      </w:r>
+      <w:r>
+        <w:rPr>
+          <w:rFonts w:hint="default" w:ascii="Kalinga" w:hAnsi="Kalinga"/>
+          <w:b w:val="0"/>
+          <w:bCs w:val="0"/>
+          <w:sz w:val="20"/>
+          <w:szCs w:val="20"/>
+        </w:rPr>
+        <w:t>,-</w:t>
+      </w:r>
+      <w:r>
+        <w:rPr>
+          <w:rFonts w:hint="default" w:ascii="Kalinga" w:hAnsi="Kalinga"/>
+          <w:b w:val="0"/>
+          <w:bCs w:val="0"/>
+          <w:sz w:val="20"/>
+          <w:szCs w:val="20"/>
+          <w:lang w:val="en-US"/>
+        </w:rPr>
+        <w:t>.</w:t>
+      </w:r>
+    </w:p>
+    <w:p>
+      <w:pPr>
+        <w:spacing w:after="0" w:line="240" w:lineRule="auto"/>
+        <w:ind w:left="440"/>
+        <w:jc w:val="both"/>
+        <w:rPr>
+          <w:rFonts w:ascii="Kalinga" w:hAnsi="Kalinga" w:cs="Kalinga"/>
+          <w:b w:val="0"/>
+          <w:bCs w:val="0"/>
+          <w:sz w:val="20"/>
+          <w:szCs w:val="20"/>
+        </w:rPr>
+      </w:pPr>
+    </w:p>
+    <w:p>
+      <w:pPr>
+        <w:spacing w:after="0" w:line="240" w:lineRule="auto"/>
+        <w:jc w:val="both"/>
+        <w:rPr>
+          <w:rFonts w:hint="default" w:ascii="Kalinga" w:hAnsi="Kalinga"/>
+          <w:b/>
+          <w:bCs/>
+          <w:sz w:val="20"/>
+          <w:szCs w:val="20"/>
+          <w:u w:val="single"/>
+          <w:lang w:val="en-US"/>
+        </w:rPr>
+      </w:pPr>
+      <w:r>
+        <w:rPr>
+          <w:rFonts w:hint="default" w:ascii="Kalinga" w:hAnsi="Kalinga"/>
+          <w:b/>
+          <w:bCs/>
+          <w:sz w:val="20"/>
+          <w:szCs w:val="20"/>
+          <w:u w:val="single"/>
+          <w:lang w:val="en-US"/>
+        </w:rPr>
+        <w:t>Verifikasi Pihak Ketiga</w:t>
+      </w:r>
+    </w:p>
+    <w:bookmarkEnd w:id="21"/>
+    <w:p>
+      <w:pPr>
+        <w:spacing w:after="0" w:line="240" w:lineRule="auto"/>
+        <w:jc w:val="both"/>
+        <w:rPr>
+          <w:rFonts w:hint="default" w:ascii="Kalinga" w:hAnsi="Kalinga" w:cs="Kalinga"/>
+          <w:b/>
+          <w:bCs/>
+          <w:color w:val="auto"/>
+          <w:sz w:val="20"/>
+          <w:szCs w:val="20"/>
+          <w:lang w:val="en-US"/>
+        </w:rPr>
+      </w:pPr>
+      <w:bookmarkStart w:id="35" w:name="OLE_LINK25"/>
+      <w:bookmarkStart w:id="36" w:name="OLE_LINK18"/>
+      <w:bookmarkStart w:id="37" w:name="OLE_LINK9"/>
+      <w:r>
+        <w:rPr>
+          <w:rFonts w:hint="default" w:ascii="Kalinga" w:hAnsi="Kalinga"/>
+          <w:b/>
+          <w:bCs/>
+          <w:sz w:val="20"/>
+          <w:szCs w:val="20"/>
+        </w:rPr>
+        <w:t>Tg</w:t>
+      </w:r>
+      <w:r>
+        <w:rPr>
+          <w:rFonts w:hint="default" w:ascii="Kalinga" w:hAnsi="Kalinga" w:cs="Kalinga"/>
+          <w:b/>
+          <w:bCs/>
+          <w:color w:val="auto"/>
+          <w:sz w:val="20"/>
+          <w:szCs w:val="20"/>
+        </w:rPr>
+        <w:t xml:space="preserve">l. Call Memo </w:t>
+      </w:r>
+      <w:r>
+        <w:rPr>
+          <w:rFonts w:hint="default" w:ascii="Kalinga" w:hAnsi="Kalinga" w:cs="Kalinga"/>
+          <w:b/>
+          <w:bCs/>
+          <w:color w:val="auto"/>
+          <w:sz w:val="20"/>
+          <w:szCs w:val="20"/>
+        </w:rPr>
+        <w:tab/>
+      </w:r>
+      <w:r>
+        <w:rPr>
+          <w:rFonts w:hint="default" w:ascii="Kalinga" w:hAnsi="Kalinga" w:cs="Kalinga"/>
+          <w:b/>
+          <w:bCs/>
+          <w:color w:val="auto"/>
+          <w:sz w:val="20"/>
+          <w:szCs w:val="20"/>
+        </w:rPr>
+        <w:tab/>
+      </w:r>
+      <w:r>
+        <w:rPr>
+          <w:rFonts w:hint="default" w:ascii="Kalinga" w:hAnsi="Kalinga" w:cs="Kalinga"/>
+          <w:b/>
+          <w:bCs/>
+          <w:color w:val="auto"/>
+          <w:sz w:val="20"/>
+          <w:szCs w:val="20"/>
+        </w:rPr>
+        <w:t xml:space="preserve">: </w:t>
+      </w:r>
+      <w:r>
+        <w:rPr>
+          <w:rFonts w:hint="default" w:ascii="Kalinga" w:hAnsi="Kalinga" w:cs="Kalinga"/>
+          <w:b/>
+          <w:bCs/>
+          <w:color w:val="auto"/>
+          <w:sz w:val="20"/>
+          <w:szCs w:val="20"/>
+          <w:lang w:val="en-US"/>
+        </w:rPr>
         <w:t>{{</w:t>
       </w:r>
       <w:r>
         <w:rPr>
-          <w:rFonts w:hint="default" w:ascii="Kalinga" w:hAnsi="Kalinga"/>
-          <w:b w:val="0"/>
-          <w:bCs w:val="0"/>
-          <w:sz w:val="20"/>
-          <w:szCs w:val="20"/>
-        </w:rPr>
-        <w:t>gaji_bulan_3_jumlah</w:t>
-      </w:r>
-      <w:r>
-        <w:rPr>
-          <w:rFonts w:hint="default" w:ascii="Kalinga" w:hAnsi="Kalinga"/>
-          <w:b w:val="0"/>
-          <w:bCs w:val="0"/>
+          <w:rFonts w:hint="default" w:ascii="Kalinga" w:hAnsi="Kalinga" w:cs="Kalinga"/>
+          <w:b/>
+          <w:bCs/>
+          <w:color w:val="auto"/>
+          <w:sz w:val="20"/>
+          <w:szCs w:val="20"/>
+        </w:rPr>
+        <w:t>tgl_call_memo</w:t>
+      </w:r>
+      <w:r>
+        <w:rPr>
+          <w:rFonts w:hint="default" w:ascii="Kalinga" w:hAnsi="Kalinga" w:cs="Kalinga"/>
+          <w:b/>
+          <w:bCs/>
+          <w:color w:val="auto"/>
           <w:sz w:val="20"/>
           <w:szCs w:val="20"/>
           <w:lang w:val="en-US"/>
         </w:rPr>
         <w:t>}}</w:t>
       </w:r>
-      <w:r>
-        <w:rPr>
-          <w:rFonts w:hint="default" w:ascii="Kalinga" w:hAnsi="Kalinga"/>
-          <w:b w:val="0"/>
-          <w:bCs w:val="0"/>
-          <w:sz w:val="20"/>
-          <w:szCs w:val="20"/>
-        </w:rPr>
-        <w:t>,-</w:t>
-      </w:r>
-      <w:r>
-        <w:rPr>
-          <w:rFonts w:hint="default" w:ascii="Kalinga" w:hAnsi="Kalinga"/>
-          <w:b w:val="0"/>
-          <w:bCs w:val="0"/>
-          <w:sz w:val="20"/>
-          <w:szCs w:val="20"/>
-          <w:lang w:val="en-US"/>
-        </w:rPr>
-        <w:t>.</w:t>
-      </w:r>
-    </w:p>
-    <w:p>
-      <w:pPr>
-        <w:spacing w:after="0" w:line="240" w:lineRule="auto"/>
-        <w:ind w:left="440"/>
-        <w:jc w:val="both"/>
-        <w:rPr>
-          <w:rFonts w:ascii="Kalinga" w:hAnsi="Kalinga" w:cs="Kalinga"/>
-          <w:b w:val="0"/>
-          <w:bCs w:val="0"/>
-          <w:sz w:val="20"/>
-          <w:szCs w:val="20"/>
-        </w:rPr>
-      </w:pPr>
-    </w:p>
-    <w:p>
-      <w:pPr>
-        <w:spacing w:after="0" w:line="240" w:lineRule="auto"/>
-        <w:jc w:val="both"/>
-        <w:rPr>
-          <w:rFonts w:hint="default" w:ascii="Kalinga" w:hAnsi="Kalinga"/>
-          <w:b/>
-          <w:bCs/>
-          <w:sz w:val="20"/>
-          <w:szCs w:val="20"/>
-          <w:u w:val="single"/>
-          <w:lang w:val="en-US"/>
-        </w:rPr>
-      </w:pPr>
-      <w:r>
-        <w:rPr>
-          <w:rFonts w:hint="default" w:ascii="Kalinga" w:hAnsi="Kalinga"/>
-          <w:b/>
-          <w:bCs/>
-          <w:sz w:val="20"/>
-          <w:szCs w:val="20"/>
-          <w:u w:val="single"/>
-          <w:lang w:val="en-US"/>
-        </w:rPr>
-        <w:t>Verifikasi Pihak Ketiga</w:t>
-      </w:r>
-    </w:p>
-    <w:bookmarkEnd w:id="21"/>
-    <w:p>
-      <w:pPr>
-        <w:spacing w:after="0" w:line="240" w:lineRule="auto"/>
-        <w:jc w:val="both"/>
-        <w:rPr>
-          <w:rFonts w:hint="default" w:ascii="Kalinga" w:hAnsi="Kalinga" w:cs="Kalinga"/>
-          <w:b/>
-          <w:bCs/>
-          <w:color w:val="auto"/>
-          <w:sz w:val="20"/>
-          <w:szCs w:val="20"/>
-          <w:lang w:val="en-US"/>
-        </w:rPr>
-      </w:pPr>
-      <w:bookmarkStart w:id="35" w:name="OLE_LINK18"/>
-      <w:bookmarkStart w:id="36" w:name="OLE_LINK25"/>
-      <w:bookmarkStart w:id="37" w:name="OLE_LINK9"/>
-      <w:r>
-        <w:rPr>
-          <w:rFonts w:hint="default" w:ascii="Kalinga" w:hAnsi="Kalinga"/>
-          <w:b/>
-          <w:bCs/>
-          <w:sz w:val="20"/>
-          <w:szCs w:val="20"/>
-        </w:rPr>
-        <w:t>Tg</w:t>
-      </w:r>
-      <w:r>
-        <w:rPr>
-          <w:rFonts w:hint="default" w:ascii="Kalinga" w:hAnsi="Kalinga" w:cs="Kalinga"/>
-          <w:b/>
-          <w:bCs/>
-          <w:color w:val="auto"/>
-          <w:sz w:val="20"/>
-          <w:szCs w:val="20"/>
-        </w:rPr>
-        <w:t xml:space="preserve">l. Call Memo </w:t>
+    </w:p>
+    <w:p>
+      <w:pPr>
+        <w:spacing w:after="0" w:line="240" w:lineRule="auto"/>
+        <w:jc w:val="both"/>
+        <w:rPr>
+          <w:rFonts w:hint="default" w:ascii="Kalinga" w:hAnsi="Kalinga" w:cs="Kalinga"/>
+          <w:b/>
+          <w:bCs/>
+          <w:color w:val="auto"/>
+          <w:sz w:val="20"/>
+          <w:szCs w:val="20"/>
+        </w:rPr>
+      </w:pPr>
+      <w:r>
+        <w:rPr>
+          <w:rFonts w:hint="default" w:ascii="Kalinga" w:hAnsi="Kalinga" w:cs="Kalinga"/>
+          <w:b/>
+          <w:bCs/>
+          <w:color w:val="auto"/>
+          <w:sz w:val="20"/>
+          <w:szCs w:val="20"/>
+        </w:rPr>
+        <w:t xml:space="preserve">Yang diverifikasi </w:t>
       </w:r>
       <w:r>
         <w:rPr>
@@ -3369,6 +2905,88 @@
           <w:sz w:val="20"/>
           <w:szCs w:val="20"/>
         </w:rPr>
+        <w:t xml:space="preserve">: </w:t>
+      </w:r>
+      <w:r>
+        <w:rPr>
+          <w:rFonts w:hint="default" w:ascii="Kalinga" w:hAnsi="Kalinga" w:cs="Kalinga"/>
+          <w:b/>
+          <w:bCs/>
+          <w:color w:val="auto"/>
+          <w:sz w:val="20"/>
+          <w:szCs w:val="20"/>
+          <w:lang w:val="en-US"/>
+        </w:rPr>
+        <w:t>{{</w:t>
+      </w:r>
+      <w:r>
+        <w:rPr>
+          <w:rFonts w:hint="default" w:ascii="Kalinga" w:hAnsi="Kalinga" w:cs="Kalinga"/>
+          <w:b/>
+          <w:bCs/>
+          <w:color w:val="auto"/>
+          <w:sz w:val="20"/>
+          <w:szCs w:val="20"/>
+        </w:rPr>
+        <w:t>nama_bendahara</w:t>
+      </w:r>
+      <w:r>
+        <w:rPr>
+          <w:rFonts w:hint="default" w:ascii="Kalinga" w:hAnsi="Kalinga" w:cs="Kalinga"/>
+          <w:b/>
+          <w:bCs/>
+          <w:color w:val="auto"/>
+          <w:sz w:val="20"/>
+          <w:szCs w:val="20"/>
+          <w:lang w:val="en-US"/>
+        </w:rPr>
+        <w:t>}}</w:t>
+      </w:r>
+      <w:r>
+        <w:rPr>
+          <w:rFonts w:hint="default" w:ascii="Kalinga" w:hAnsi="Kalinga" w:cs="Kalinga"/>
+          <w:b/>
+          <w:bCs/>
+          <w:color w:val="auto"/>
+          <w:sz w:val="20"/>
+          <w:szCs w:val="20"/>
+        </w:rPr>
+        <w:t xml:space="preserve"> (Bendahara)</w:t>
+      </w:r>
+    </w:p>
+    <w:p>
+      <w:pPr>
+        <w:spacing w:after="0" w:line="240" w:lineRule="auto"/>
+        <w:jc w:val="both"/>
+        <w:rPr>
+          <w:rFonts w:hint="default" w:ascii="Kalinga" w:hAnsi="Kalinga" w:cs="Kalinga"/>
+          <w:b/>
+          <w:bCs/>
+          <w:color w:val="auto"/>
+          <w:sz w:val="20"/>
+          <w:szCs w:val="20"/>
+        </w:rPr>
+      </w:pPr>
+      <w:r>
+        <w:rPr>
+          <w:rFonts w:hint="default" w:ascii="Kalinga" w:hAnsi="Kalinga" w:cs="Kalinga"/>
+          <w:b/>
+          <w:bCs/>
+          <w:color w:val="auto"/>
+          <w:sz w:val="20"/>
+          <w:szCs w:val="20"/>
+        </w:rPr>
+        <w:t xml:space="preserve">Bentuk Call </w:t>
+      </w:r>
+      <w:r>
+        <w:rPr>
+          <w:rFonts w:hint="default" w:ascii="Kalinga" w:hAnsi="Kalinga" w:cs="Kalinga"/>
+          <w:b/>
+          <w:bCs/>
+          <w:color w:val="auto"/>
+          <w:sz w:val="20"/>
+          <w:szCs w:val="20"/>
+        </w:rPr>
         <w:tab/>
       </w:r>
       <w:r>
@@ -3380,7 +2998,18 @@
           <w:sz w:val="20"/>
           <w:szCs w:val="20"/>
         </w:rPr>
-        <w:t xml:space="preserve">: </w:t>
+        <w:tab/>
+      </w:r>
+      <w:r>
+        <w:rPr>
+          <w:rFonts w:hint="default" w:ascii="Kalinga" w:hAnsi="Kalinga" w:cs="Kalinga"/>
+          <w:b/>
+          <w:bCs/>
+          <w:color w:val="auto"/>
+          <w:sz w:val="20"/>
+          <w:szCs w:val="20"/>
+        </w:rPr>
+        <w:t>: Wawancara via Telepon (</w:t>
       </w:r>
       <w:r>
         <w:rPr>
@@ -3403,193 +3032,30 @@
           <w:sz w:val="20"/>
           <w:szCs w:val="20"/>
         </w:rPr>
-        <w:t>tgl_call_memo</w:t>
-      </w:r>
-      <w:r>
-        <w:rPr>
-          <w:rFonts w:hint="default" w:ascii="Kalinga" w:hAnsi="Kalinga" w:cs="Kalinga"/>
-          <w:b/>
-          <w:bCs/>
-          <w:color w:val="auto"/>
-          <w:sz w:val="20"/>
-          <w:szCs w:val="20"/>
-          <w:lang w:val="en-US"/>
-        </w:rPr>
-        <w:t>}}</w:t>
-      </w:r>
-    </w:p>
-    <w:p>
-      <w:pPr>
-        <w:spacing w:after="0" w:line="240" w:lineRule="auto"/>
-        <w:jc w:val="both"/>
-        <w:rPr>
-          <w:rFonts w:hint="default" w:ascii="Kalinga" w:hAnsi="Kalinga" w:cs="Kalinga"/>
-          <w:b/>
-          <w:bCs/>
-          <w:color w:val="auto"/>
-          <w:sz w:val="20"/>
-          <w:szCs w:val="20"/>
-        </w:rPr>
-      </w:pPr>
-      <w:r>
-        <w:rPr>
-          <w:rFonts w:hint="default" w:ascii="Kalinga" w:hAnsi="Kalinga" w:cs="Kalinga"/>
-          <w:b/>
-          <w:bCs/>
-          <w:color w:val="auto"/>
-          <w:sz w:val="20"/>
-          <w:szCs w:val="20"/>
-        </w:rPr>
-        <w:t xml:space="preserve">Yang diverifikasi </w:t>
-      </w:r>
-      <w:r>
-        <w:rPr>
-          <w:rFonts w:hint="default" w:ascii="Kalinga" w:hAnsi="Kalinga" w:cs="Kalinga"/>
-          <w:b/>
-          <w:bCs/>
-          <w:color w:val="auto"/>
-          <w:sz w:val="20"/>
-          <w:szCs w:val="20"/>
-        </w:rPr>
-        <w:tab/>
-      </w:r>
-      <w:r>
-        <w:rPr>
-          <w:rFonts w:hint="default" w:ascii="Kalinga" w:hAnsi="Kalinga" w:cs="Kalinga"/>
-          <w:b/>
-          <w:bCs/>
-          <w:color w:val="auto"/>
-          <w:sz w:val="20"/>
-          <w:szCs w:val="20"/>
-        </w:rPr>
-        <w:t xml:space="preserve">: </w:t>
-      </w:r>
-      <w:r>
-        <w:rPr>
-          <w:rFonts w:hint="default" w:ascii="Kalinga" w:hAnsi="Kalinga" w:cs="Kalinga"/>
-          <w:b/>
-          <w:bCs/>
-          <w:color w:val="auto"/>
-          <w:sz w:val="20"/>
-          <w:szCs w:val="20"/>
-          <w:lang w:val="en-US"/>
-        </w:rPr>
-        <w:t>{{</w:t>
-      </w:r>
-      <w:r>
-        <w:rPr>
-          <w:rFonts w:hint="default" w:ascii="Kalinga" w:hAnsi="Kalinga" w:cs="Kalinga"/>
-          <w:b/>
-          <w:bCs/>
-          <w:color w:val="auto"/>
-          <w:sz w:val="20"/>
-          <w:szCs w:val="20"/>
-        </w:rPr>
-        <w:t>nama_bendahara</w:t>
-      </w:r>
-      <w:r>
-        <w:rPr>
-          <w:rFonts w:hint="default" w:ascii="Kalinga" w:hAnsi="Kalinga" w:cs="Kalinga"/>
-          <w:b/>
-          <w:bCs/>
-          <w:color w:val="auto"/>
-          <w:sz w:val="20"/>
-          <w:szCs w:val="20"/>
-          <w:lang w:val="en-US"/>
-        </w:rPr>
-        <w:t>}}</w:t>
-      </w:r>
-      <w:r>
-        <w:rPr>
-          <w:rFonts w:hint="default" w:ascii="Kalinga" w:hAnsi="Kalinga" w:cs="Kalinga"/>
-          <w:b/>
-          <w:bCs/>
-          <w:color w:val="auto"/>
-          <w:sz w:val="20"/>
-          <w:szCs w:val="20"/>
-        </w:rPr>
-        <w:t xml:space="preserve"> (Bendahara)</w:t>
-      </w:r>
-    </w:p>
-    <w:p>
-      <w:pPr>
-        <w:spacing w:after="0" w:line="240" w:lineRule="auto"/>
-        <w:jc w:val="both"/>
-        <w:rPr>
-          <w:rFonts w:hint="default" w:ascii="Kalinga" w:hAnsi="Kalinga" w:cs="Kalinga"/>
-          <w:b/>
-          <w:bCs/>
-          <w:color w:val="auto"/>
-          <w:sz w:val="20"/>
-          <w:szCs w:val="20"/>
-        </w:rPr>
-      </w:pPr>
-      <w:r>
-        <w:rPr>
-          <w:rFonts w:hint="default" w:ascii="Kalinga" w:hAnsi="Kalinga" w:cs="Kalinga"/>
-          <w:b/>
-          <w:bCs/>
-          <w:color w:val="auto"/>
-          <w:sz w:val="20"/>
-          <w:szCs w:val="20"/>
-        </w:rPr>
-        <w:t xml:space="preserve">Bentuk Call </w:t>
-      </w:r>
-      <w:r>
-        <w:rPr>
-          <w:rFonts w:hint="default" w:ascii="Kalinga" w:hAnsi="Kalinga" w:cs="Kalinga"/>
-          <w:b/>
-          <w:bCs/>
-          <w:color w:val="auto"/>
-          <w:sz w:val="20"/>
-          <w:szCs w:val="20"/>
-        </w:rPr>
-        <w:tab/>
-      </w:r>
-      <w:r>
-        <w:rPr>
-          <w:rFonts w:hint="default" w:ascii="Kalinga" w:hAnsi="Kalinga" w:cs="Kalinga"/>
-          <w:b/>
-          <w:bCs/>
-          <w:color w:val="auto"/>
-          <w:sz w:val="20"/>
-          <w:szCs w:val="20"/>
-        </w:rPr>
-        <w:tab/>
-      </w:r>
-      <w:r>
-        <w:rPr>
-          <w:rFonts w:hint="default" w:ascii="Kalinga" w:hAnsi="Kalinga" w:cs="Kalinga"/>
-          <w:b/>
-          <w:bCs/>
-          <w:color w:val="auto"/>
-          <w:sz w:val="20"/>
-          <w:szCs w:val="20"/>
-        </w:rPr>
-        <w:t>: Wawancara via Telepon (</w:t>
-      </w:r>
-      <w:r>
-        <w:rPr>
-          <w:rFonts w:hint="default" w:ascii="Kalinga" w:hAnsi="Kalinga" w:cs="Kalinga"/>
-          <w:b/>
-          <w:bCs/>
-          <w:color w:val="auto"/>
-          <w:sz w:val="20"/>
-          <w:szCs w:val="20"/>
-          <w:lang w:val="en-US"/>
-        </w:rPr>
-        <w:t>{{</w:t>
-      </w:r>
-      <w:r>
-        <w:rPr>
-          <w:rFonts w:hint="default" w:ascii="Kalinga" w:hAnsi="Kalinga" w:cs="Kalinga"/>
-          <w:b/>
-          <w:bCs/>
-          <w:color w:val="auto"/>
-          <w:sz w:val="20"/>
-          <w:szCs w:val="20"/>
-        </w:rPr>
-        <w:t>no_telp_bendahara</w:t>
+        <w:t>no_</w:t>
+      </w:r>
+      <w:r>
+        <w:rPr>
+          <w:rFonts w:hint="default" w:ascii="Kalinga" w:hAnsi="Kalinga" w:cs="Kalinga"/>
+          <w:b/>
+          <w:bCs/>
+          <w:color w:val="auto"/>
+          <w:sz w:val="20"/>
+          <w:szCs w:val="20"/>
+          <w:lang w:val="en-US"/>
+        </w:rPr>
+        <w:t>hp</w:t>
+      </w:r>
+      <w:r>
+        <w:rPr>
+          <w:rFonts w:hint="default" w:ascii="Kalinga" w:hAnsi="Kalinga" w:cs="Kalinga"/>
+          <w:b/>
+          <w:bCs/>
+          <w:color w:val="auto"/>
+          <w:sz w:val="20"/>
+          <w:szCs w:val="20"/>
+        </w:rPr>
+        <w:t>_bendahara</w:t>
       </w:r>
       <w:r>
         <w:rPr>
@@ -3743,45 +3209,26 @@
           <w:szCs w:val="20"/>
           <w:lang w:val="en-US"/>
         </w:rPr>
-        <w:t>{% if segmentasi == 'asabri' %}Calon Pensiunan Anggota{% else %}Calon Pensiunan PNS{% endif %}</w:t>
-      </w:r>
-      <w:r>
-        <w:rPr>
-          <w:rFonts w:hint="default" w:ascii="Kalinga" w:hAnsi="Kalinga"/>
-          <w:color w:val="auto"/>
-          <w:sz w:val="20"/>
-          <w:szCs w:val="20"/>
-        </w:rPr>
-        <w:t xml:space="preserve"> di </w:t>
-      </w:r>
-      <w:r>
-        <w:rPr>
-          <w:rFonts w:hint="default" w:ascii="Kalinga" w:hAnsi="Kalinga"/>
-          <w:color w:val="auto"/>
-          <w:sz w:val="20"/>
-          <w:szCs w:val="20"/>
-          <w:lang w:val="en-US"/>
-        </w:rPr>
-        <w:t>{{</w:t>
-      </w:r>
-      <w:r>
-        <w:rPr>
-          <w:rFonts w:hint="default" w:ascii="Kalinga" w:hAnsi="Kalinga"/>
-          <w:color w:val="auto"/>
-          <w:sz w:val="20"/>
-          <w:szCs w:val="20"/>
-        </w:rPr>
-        <w:t>nama_instansi_pemohon</w:t>
-      </w:r>
-      <w:r>
-        <w:rPr>
-          <w:rFonts w:hint="default" w:ascii="Kalinga" w:hAnsi="Kalinga"/>
-          <w:color w:val="auto"/>
-          <w:sz w:val="20"/>
-          <w:szCs w:val="20"/>
-          <w:lang w:val="en-US"/>
-        </w:rPr>
-        <w:t>}}.</w:t>
+        <w:t xml:space="preserve">Calon Pensiunan </w:t>
+      </w:r>
+      <w:r>
+        <w:rPr>
+          <w:rFonts w:hint="default" w:ascii="Kalinga" w:hAnsi="Kalinga"/>
+          <w:color w:val="auto"/>
+          <w:sz w:val="20"/>
+          <w:szCs w:val="20"/>
+        </w:rPr>
+        <w:t xml:space="preserve">di </w:t>
+      </w:r>
+      <w:r>
+        <w:rPr>
+          <w:rFonts w:hint="default" w:ascii="Kalinga" w:hAnsi="Kalinga"/>
+          <w:color w:val="auto"/>
+          <w:sz w:val="20"/>
+          <w:szCs w:val="20"/>
+          <w:lang w:val="en-US"/>
+        </w:rPr>
+        <w:t>{{instansi}}.</w:t>
       </w:r>
     </w:p>
     <w:p>
@@ -3808,36 +3255,27 @@
           <w:sz w:val="20"/>
           <w:szCs w:val="20"/>
         </w:rPr>
-        <w:t xml:space="preserve">Jabatan saat ini  Pemohon sebagai </w:t>
-      </w:r>
-      <w:r>
-        <w:rPr>
-          <w:rFonts w:hint="default" w:ascii="Kalinga" w:hAnsi="Kalinga"/>
-          <w:color w:val="auto"/>
-          <w:sz w:val="20"/>
-          <w:szCs w:val="20"/>
-          <w:lang w:val="en-US"/>
-        </w:rPr>
-        <w:t>{{</w:t>
-      </w:r>
-      <w:r>
-        <w:rPr>
-          <w:rFonts w:hint="default" w:ascii="Kalinga" w:hAnsi="Kalinga"/>
-          <w:color w:val="auto"/>
-          <w:sz w:val="20"/>
-          <w:szCs w:val="20"/>
-        </w:rPr>
-        <w:t>jabatan_pemohon</w:t>
-      </w:r>
-      <w:r>
-        <w:rPr>
-          <w:rFonts w:hint="default" w:ascii="Kalinga" w:hAnsi="Kalinga"/>
-          <w:color w:val="auto"/>
-          <w:sz w:val="20"/>
-          <w:szCs w:val="20"/>
-          <w:lang w:val="en-US"/>
-        </w:rPr>
-        <w:t>}}.</w:t>
+        <w:t xml:space="preserve">Jabatan saat ini Pemohon sebagai </w:t>
+      </w:r>
+      <w:r>
+        <w:rPr>
+          <w:rFonts w:hint="default" w:ascii="Kalinga" w:hAnsi="Kalinga"/>
+          <w:color w:val="auto"/>
+          <w:sz w:val="20"/>
+          <w:szCs w:val="20"/>
+          <w:lang w:val="en-US"/>
+        </w:rPr>
+        <w:tab/>
+      </w:r>
+      <w:r>
+        <w:rPr>
+          <w:rFonts w:hint="default" w:ascii="Kalinga" w:hAnsi="Kalinga"/>
+          <w:color w:val="auto"/>
+          <w:sz w:val="20"/>
+          <w:szCs w:val="20"/>
+          <w:lang w:val="en-US"/>
+        </w:rPr>
+        <w:t>{{jabatan}}.</w:t>
       </w:r>
     </w:p>
     <w:p>
@@ -3874,35 +3312,16 @@
           <w:szCs w:val="20"/>
           <w:lang w:val="en-US"/>
         </w:rPr>
-        <w:t>{{</w:t>
-      </w:r>
-      <w:r>
-        <w:rPr>
-          <w:rFonts w:hint="default" w:ascii="Kalinga" w:hAnsi="Kalinga"/>
-          <w:color w:val="auto"/>
-          <w:sz w:val="20"/>
-          <w:szCs w:val="20"/>
-        </w:rPr>
-        <w:t>lama_kerja_tahun</w:t>
-      </w:r>
-      <w:r>
-        <w:rPr>
-          <w:rFonts w:hint="default" w:ascii="Kalinga" w:hAnsi="Kalinga"/>
-          <w:color w:val="auto"/>
-          <w:sz w:val="20"/>
-          <w:szCs w:val="20"/>
-          <w:lang w:val="en-US"/>
-        </w:rPr>
-        <w:t>}}</w:t>
-      </w:r>
-      <w:r>
-        <w:rPr>
-          <w:rFonts w:hint="default" w:ascii="Kalinga" w:hAnsi="Kalinga"/>
-          <w:color w:val="auto"/>
-          <w:sz w:val="20"/>
-          <w:szCs w:val="20"/>
-        </w:rPr>
-        <w:t xml:space="preserve"> Tahun atau sejak </w:t>
+        <w:t xml:space="preserve">{{masa_kerja}} </w:t>
+      </w:r>
+      <w:r>
+        <w:rPr>
+          <w:rFonts w:hint="default" w:ascii="Kalinga" w:hAnsi="Kalinga"/>
+          <w:color w:val="auto"/>
+          <w:sz w:val="20"/>
+          <w:szCs w:val="20"/>
+        </w:rPr>
+        <w:t xml:space="preserve">atau sejak </w:t>
       </w:r>
       <w:r>
         <w:rPr>
@@ -4024,45 +3443,38 @@
           <w:szCs w:val="20"/>
           <w:lang w:val="en-US"/>
         </w:rPr>
-        <w:t xml:space="preserve"> Rp.</w:t>
-      </w:r>
-      <w:r>
-        <w:rPr>
-          <w:rFonts w:hint="default" w:ascii="Kalinga" w:hAnsi="Kalinga"/>
-          <w:color w:val="auto"/>
-          <w:sz w:val="20"/>
-          <w:szCs w:val="20"/>
-        </w:rPr>
         <w:t xml:space="preserve"> </w:t>
       </w:r>
       <w:r>
         <w:rPr>
           <w:rFonts w:hint="default" w:ascii="Kalinga" w:hAnsi="Kalinga"/>
-          <w:color w:val="auto"/>
-          <w:sz w:val="20"/>
-          <w:szCs w:val="20"/>
-          <w:lang w:val="en-US"/>
-        </w:rPr>
-        <w:t>{{</w:t>
-      </w:r>
-      <w:r>
-        <w:rPr>
-          <w:rFonts w:hint="default" w:ascii="Kalinga" w:hAnsi="Kalinga"/>
-          <w:color w:val="auto"/>
-          <w:sz w:val="20"/>
-          <w:szCs w:val="20"/>
-        </w:rPr>
-        <w:t>info_gaji_bendahara</w:t>
-      </w:r>
-      <w:r>
-        <w:rPr>
-          <w:rFonts w:hint="default" w:ascii="Kalinga" w:hAnsi="Kalinga"/>
-          <w:color w:val="auto"/>
-          <w:sz w:val="20"/>
-          <w:szCs w:val="20"/>
-          <w:lang w:val="en-US"/>
-        </w:rPr>
-        <w:t>}},-</w:t>
+          <w:b w:val="0"/>
+          <w:bCs w:val="0"/>
+          <w:sz w:val="20"/>
+          <w:szCs w:val="20"/>
+        </w:rPr>
+        <w:t xml:space="preserve">Rp. </w:t>
+      </w:r>
+      <w:r>
+        <w:rPr>
+          <w:rFonts w:hint="default" w:ascii="Kalinga" w:hAnsi="Kalinga"/>
+          <w:b w:val="0"/>
+          <w:bCs w:val="0"/>
+          <w:sz w:val="20"/>
+          <w:szCs w:val="20"/>
+          <w:lang w:val="en-US"/>
+        </w:rPr>
+        <w:t>{{gaji_bulan_3}}</w:t>
+      </w:r>
+      <w:r>
+        <w:rPr>
+          <w:rFonts w:hint="default" w:ascii="Kalinga" w:hAnsi="Kalinga"/>
+          <w:b w:val="0"/>
+          <w:bCs w:val="0"/>
+          <w:sz w:val="20"/>
+          <w:szCs w:val="20"/>
+        </w:rPr>
+        <w:t>,-</w:t>
       </w:r>
       <w:r>
         <w:rPr>
@@ -4470,7 +3882,30 @@
           <w:sz w:val="20"/>
           <w:szCs w:val="20"/>
         </w:rPr>
-        <w:t>no_telp_rekan_kerja</w:t>
+        <w:t>no_</w:t>
+      </w:r>
+      <w:r>
+        <w:rPr>
+          <w:rFonts w:hint="default" w:ascii="Kalinga" w:hAnsi="Kalinga" w:cs="Kalinga"/>
+          <w:b/>
+          <w:bCs/>
+          <w:color w:val="auto"/>
+          <w:sz w:val="20"/>
+          <w:szCs w:val="20"/>
+          <w:lang w:val="en-US"/>
+        </w:rPr>
+        <w:t>hp</w:t>
+      </w:r>
+      <w:r>
+        <w:rPr>
+          <w:rFonts w:hint="default" w:ascii="Kalinga" w:hAnsi="Kalinga" w:cs="Kalinga"/>
+          <w:b/>
+          <w:bCs/>
+          <w:color w:val="auto"/>
+          <w:sz w:val="20"/>
+          <w:szCs w:val="20"/>
+        </w:rPr>
+        <w:t>_rekan_kerja</w:t>
       </w:r>
       <w:r>
         <w:rPr>
@@ -4611,6 +4046,7 @@
         <w:t>:</w:t>
       </w:r>
     </w:p>
+    <w:bookmarkEnd w:id="38"/>
     <w:p>
       <w:pPr>
         <w:pStyle w:val="6"/>
@@ -4622,20 +4058,19 @@
         <w:ind w:left="360" w:leftChars="0" w:right="160" w:rightChars="0" w:hanging="280" w:firstLineChars="0"/>
         <w:jc w:val="both"/>
         <w:rPr>
-          <w:rFonts w:hint="default" w:ascii="Kalinga" w:hAnsi="Kalinga" w:cs="Kalinga"/>
-          <w:color w:val="auto"/>
-          <w:sz w:val="20"/>
-          <w:szCs w:val="20"/>
-          <w:lang w:val="en-US"/>
-        </w:rPr>
-      </w:pPr>
-      <w:r>
-        <w:rPr>
-          <w:rFonts w:hint="default" w:ascii="Kalinga" w:hAnsi="Kalinga" w:cs="Kalinga"/>
-          <w:color w:val="auto"/>
-          <w:sz w:val="20"/>
-          <w:szCs w:val="20"/>
-          <w:lang w:val="en-US"/>
+          <w:rFonts w:hint="default" w:ascii="Kalinga" w:hAnsi="Kalinga"/>
+          <w:color w:val="auto"/>
+          <w:sz w:val="20"/>
+          <w:szCs w:val="20"/>
+        </w:rPr>
+      </w:pPr>
+      <w:bookmarkStart w:id="39" w:name="OLE_LINK33"/>
+      <w:r>
+        <w:rPr>
+          <w:rFonts w:hint="default" w:ascii="Kalinga" w:hAnsi="Kalinga"/>
+          <w:color w:val="auto"/>
+          <w:sz w:val="20"/>
+          <w:szCs w:val="20"/>
         </w:rPr>
         <w:t xml:space="preserve">Memang benar Pemohon adalah </w:t>
       </w:r>
@@ -4647,17 +4082,26 @@
           <w:szCs w:val="20"/>
           <w:lang w:val="en-US"/>
         </w:rPr>
-        <w:t>{% if segmentasi == 'asabri' %}Calon Pensiunan Anggota{% else %}Calon Pensiunan PNS{% endif %}</w:t>
-      </w:r>
-      <w:r>
-        <w:rPr>
-          <w:rFonts w:hint="default" w:ascii="Kalinga" w:hAnsi="Kalinga" w:cs="Kalinga"/>
-          <w:color w:val="auto"/>
-          <w:sz w:val="20"/>
-          <w:szCs w:val="20"/>
-          <w:lang w:val="en-US"/>
-        </w:rPr>
-        <w:t xml:space="preserve"> di {{nama_instansi_pemohon}}.</w:t>
+        <w:t xml:space="preserve">Calon Pensiunan </w:t>
+      </w:r>
+      <w:r>
+        <w:rPr>
+          <w:rFonts w:hint="default" w:ascii="Kalinga" w:hAnsi="Kalinga"/>
+          <w:color w:val="auto"/>
+          <w:sz w:val="20"/>
+          <w:szCs w:val="20"/>
+        </w:rPr>
+        <w:t xml:space="preserve">di </w:t>
+      </w:r>
+      <w:r>
+        <w:rPr>
+          <w:rFonts w:hint="default" w:ascii="Kalinga" w:hAnsi="Kalinga"/>
+          <w:color w:val="auto"/>
+          <w:sz w:val="20"/>
+          <w:szCs w:val="20"/>
+          <w:lang w:val="en-US"/>
+        </w:rPr>
+        <w:t>{{instansi}}.</w:t>
       </w:r>
     </w:p>
     <w:p>
@@ -4671,22 +4115,40 @@
         <w:ind w:left="360" w:leftChars="0" w:right="160" w:rightChars="0" w:hanging="280" w:firstLineChars="0"/>
         <w:jc w:val="both"/>
         <w:rPr>
-          <w:rFonts w:hint="default" w:ascii="Kalinga" w:hAnsi="Kalinga" w:cs="Kalinga"/>
-          <w:color w:val="auto"/>
-          <w:sz w:val="20"/>
-          <w:szCs w:val="20"/>
-          <w:lang w:val="en-US"/>
-        </w:rPr>
-      </w:pPr>
-      <w:r>
-        <w:rPr>
-          <w:rFonts w:hint="default" w:ascii="Kalinga" w:hAnsi="Kalinga" w:cs="Kalinga"/>
-          <w:color w:val="auto"/>
-          <w:sz w:val="20"/>
-          <w:szCs w:val="20"/>
-          <w:lang w:val="en-US"/>
-        </w:rPr>
-        <w:t>Jabatan saat ini  Pemohon sebagai {{jabatan_pemohon}}.</w:t>
+          <w:rFonts w:hint="default" w:ascii="Kalinga" w:hAnsi="Kalinga"/>
+          <w:color w:val="auto"/>
+          <w:sz w:val="20"/>
+          <w:szCs w:val="20"/>
+        </w:rPr>
+      </w:pPr>
+      <w:r>
+        <w:rPr>
+          <w:rFonts w:hint="default" w:ascii="Kalinga" w:hAnsi="Kalinga"/>
+          <w:color w:val="auto"/>
+          <w:sz w:val="20"/>
+          <w:szCs w:val="20"/>
+        </w:rPr>
+        <w:t xml:space="preserve">Jabatan saat ini Pemohon sebagai </w:t>
+      </w:r>
+      <w:r>
+        <w:rPr>
+          <w:rFonts w:hint="default" w:ascii="Kalinga" w:hAnsi="Kalinga"/>
+          <w:color w:val="auto"/>
+          <w:sz w:val="20"/>
+          <w:szCs w:val="20"/>
+          <w:lang w:val="en-US"/>
+        </w:rPr>
+        <w:tab/>
+      </w:r>
+      <w:r>
+        <w:rPr>
+          <w:rFonts w:hint="default" w:ascii="Kalinga" w:hAnsi="Kalinga"/>
+          <w:color w:val="auto"/>
+          <w:sz w:val="20"/>
+          <w:szCs w:val="20"/>
+          <w:lang w:val="en-US"/>
+        </w:rPr>
+        <w:t>{{jabatan}}.</w:t>
       </w:r>
     </w:p>
     <w:p>
@@ -4700,22 +4162,68 @@
         <w:ind w:left="360" w:leftChars="0" w:right="160" w:rightChars="0" w:hanging="280" w:firstLineChars="0"/>
         <w:jc w:val="both"/>
         <w:rPr>
-          <w:rFonts w:hint="default" w:ascii="Kalinga" w:hAnsi="Kalinga" w:cs="Kalinga"/>
-          <w:color w:val="auto"/>
-          <w:sz w:val="20"/>
-          <w:szCs w:val="20"/>
-          <w:lang w:val="en-US"/>
-        </w:rPr>
-      </w:pPr>
-      <w:r>
-        <w:rPr>
-          <w:rFonts w:hint="default" w:ascii="Kalinga" w:hAnsi="Kalinga" w:cs="Kalinga"/>
-          <w:color w:val="auto"/>
-          <w:sz w:val="20"/>
-          <w:szCs w:val="20"/>
-          <w:lang w:val="en-US"/>
-        </w:rPr>
-        <w:t>Lama Masa Kerja Pemohon -/+ {{lama_kerja_tahun}} Tahun atau sejak {{tgl_mulai_kerja}}.</w:t>
+          <w:rFonts w:hint="default" w:ascii="Kalinga" w:hAnsi="Kalinga"/>
+          <w:color w:val="auto"/>
+          <w:sz w:val="20"/>
+          <w:szCs w:val="20"/>
+        </w:rPr>
+      </w:pPr>
+      <w:r>
+        <w:rPr>
+          <w:rFonts w:hint="default" w:ascii="Kalinga" w:hAnsi="Kalinga"/>
+          <w:color w:val="auto"/>
+          <w:sz w:val="20"/>
+          <w:szCs w:val="20"/>
+        </w:rPr>
+        <w:t xml:space="preserve">Lama Masa Kerja Pemohon -/+ </w:t>
+      </w:r>
+      <w:r>
+        <w:rPr>
+          <w:rFonts w:hint="default" w:ascii="Kalinga" w:hAnsi="Kalinga"/>
+          <w:color w:val="auto"/>
+          <w:sz w:val="20"/>
+          <w:szCs w:val="20"/>
+          <w:lang w:val="en-US"/>
+        </w:rPr>
+        <w:t xml:space="preserve">{{masa_kerja}} </w:t>
+      </w:r>
+      <w:r>
+        <w:rPr>
+          <w:rFonts w:hint="default" w:ascii="Kalinga" w:hAnsi="Kalinga"/>
+          <w:color w:val="auto"/>
+          <w:sz w:val="20"/>
+          <w:szCs w:val="20"/>
+        </w:rPr>
+        <w:t xml:space="preserve">atau sejak </w:t>
+      </w:r>
+      <w:r>
+        <w:rPr>
+          <w:rFonts w:hint="default" w:ascii="Kalinga" w:hAnsi="Kalinga"/>
+          <w:color w:val="auto"/>
+          <w:sz w:val="20"/>
+          <w:szCs w:val="20"/>
+          <w:lang w:val="en-US"/>
+        </w:rPr>
+        <w:t>{{</w:t>
+      </w:r>
+      <w:r>
+        <w:rPr>
+          <w:rFonts w:hint="default" w:ascii="Kalinga" w:hAnsi="Kalinga"/>
+          <w:color w:val="auto"/>
+          <w:sz w:val="20"/>
+          <w:szCs w:val="20"/>
+        </w:rPr>
+        <w:t>tgl_mulai_kerja</w:t>
+      </w:r>
+      <w:r>
+        <w:rPr>
+          <w:rFonts w:hint="default" w:ascii="Kalinga" w:hAnsi="Kalinga"/>
+          <w:color w:val="auto"/>
+          <w:sz w:val="20"/>
+          <w:szCs w:val="20"/>
+          <w:lang w:val="en-US"/>
+        </w:rPr>
+        <w:t>}}.</w:t>
       </w:r>
     </w:p>
     <w:p>
@@ -4729,25 +4237,51 @@
         <w:ind w:left="360" w:leftChars="0" w:right="160" w:rightChars="0" w:hanging="280" w:firstLineChars="0"/>
         <w:jc w:val="both"/>
         <w:rPr>
-          <w:rFonts w:hint="default" w:ascii="Kalinga" w:hAnsi="Kalinga" w:cs="Kalinga"/>
-          <w:color w:val="auto"/>
-          <w:sz w:val="20"/>
-          <w:szCs w:val="20"/>
-          <w:lang w:val="en-US"/>
-        </w:rPr>
-      </w:pPr>
-      <w:r>
-        <w:rPr>
-          <w:rFonts w:hint="default" w:ascii="Kalinga" w:hAnsi="Kalinga" w:cs="Kalinga"/>
-          <w:color w:val="auto"/>
-          <w:sz w:val="20"/>
-          <w:szCs w:val="20"/>
-          <w:lang w:val="en-US"/>
-        </w:rPr>
-        <w:t>Pemohon akan memasuki Batas Usia Pensiun per Tanggal {{tgl_pensiun_pemohon}}.</w:t>
-      </w:r>
-    </w:p>
-    <w:bookmarkEnd w:id="38"/>
+          <w:rFonts w:hint="default" w:ascii="Kalinga" w:hAnsi="Kalinga"/>
+          <w:color w:val="auto"/>
+          <w:sz w:val="20"/>
+          <w:szCs w:val="20"/>
+        </w:rPr>
+      </w:pPr>
+      <w:r>
+        <w:rPr>
+          <w:rFonts w:hint="default" w:ascii="Kalinga" w:hAnsi="Kalinga"/>
+          <w:color w:val="auto"/>
+          <w:sz w:val="20"/>
+          <w:szCs w:val="20"/>
+        </w:rPr>
+        <w:t xml:space="preserve">Pemohon akan memasuki Batas Usia Pensiun per Tanggal </w:t>
+      </w:r>
+      <w:r>
+        <w:rPr>
+          <w:rFonts w:hint="default" w:ascii="Kalinga" w:hAnsi="Kalinga"/>
+          <w:color w:val="auto"/>
+          <w:sz w:val="20"/>
+          <w:szCs w:val="20"/>
+          <w:lang w:val="en-US"/>
+        </w:rPr>
+        <w:t>{{</w:t>
+      </w:r>
+      <w:r>
+        <w:rPr>
+          <w:rFonts w:hint="default" w:ascii="Kalinga" w:hAnsi="Kalinga"/>
+          <w:color w:val="auto"/>
+          <w:sz w:val="20"/>
+          <w:szCs w:val="20"/>
+        </w:rPr>
+        <w:t>tgl_pensiun_pemohon</w:t>
+      </w:r>
+      <w:r>
+        <w:rPr>
+          <w:rFonts w:hint="default" w:ascii="Kalinga" w:hAnsi="Kalinga"/>
+          <w:color w:val="auto"/>
+          <w:sz w:val="20"/>
+          <w:szCs w:val="20"/>
+          <w:lang w:val="en-US"/>
+        </w:rPr>
+        <w:t>}}.</w:t>
+      </w:r>
+    </w:p>
     <w:p>
       <w:pPr>
         <w:pStyle w:val="6"/>
@@ -4765,16 +4299,25 @@
           <w:szCs w:val="20"/>
         </w:rPr>
       </w:pPr>
-      <w:bookmarkStart w:id="39" w:name="OLE_LINK33"/>
-      <w:r>
-        <w:rPr>
-          <w:rFonts w:hint="default" w:ascii="Kalinga" w:hAnsi="Kalinga" w:cs="Kalinga"/>
-          <w:color w:val="auto"/>
-          <w:sz w:val="20"/>
-          <w:szCs w:val="20"/>
-          <w:lang w:val="en-US"/>
-        </w:rPr>
-        <w:t>Karakter</w:t>
+      <w:r>
+        <w:rPr>
+          <w:rFonts w:hint="default" w:ascii="Kalinga" w:hAnsi="Kalinga"/>
+          <w:color w:val="auto"/>
+          <w:sz w:val="20"/>
+          <w:szCs w:val="20"/>
+          <w:lang w:val="en-US"/>
+        </w:rPr>
+        <w:t>Ka</w:t>
+      </w:r>
+      <w:r>
+        <w:rPr>
+          <w:rFonts w:hint="default" w:ascii="Kalinga" w:hAnsi="Kalinga" w:cs="Kalinga"/>
+          <w:color w:val="auto"/>
+          <w:sz w:val="20"/>
+          <w:szCs w:val="20"/>
+          <w:lang w:val="en-US"/>
+        </w:rPr>
+        <w:t>rakter</w:t>
       </w:r>
       <w:r>
         <w:rPr>
@@ -5952,62 +5495,52 @@
           <w:sz w:val="20"/>
           <w:szCs w:val="20"/>
         </w:rPr>
-        <w:t xml:space="preserve">Pemohon Cfm. </w:t>
-      </w:r>
-      <w:r>
-        <w:rPr>
-          <w:rFonts w:hint="default" w:ascii="Kalinga" w:hAnsi="Kalinga"/>
-          <w:color w:val="auto"/>
-          <w:sz w:val="20"/>
-          <w:szCs w:val="20"/>
-        </w:rPr>
-        <w:t>{% if segmentasi == 'asabri' %}</w:t>
-      </w:r>
-      <w:r>
-        <w:rPr>
-          <w:rFonts w:hint="default" w:ascii="Kalinga" w:hAnsi="Kalinga"/>
-          <w:color w:val="auto"/>
-          <w:sz w:val="20"/>
-          <w:szCs w:val="20"/>
-          <w:lang w:val="en-US"/>
-        </w:rPr>
-        <w:t>Aplikasi ASABRI Mobile NRP</w:t>
-      </w:r>
-      <w:r>
-        <w:rPr>
-          <w:rFonts w:hint="default" w:ascii="Kalinga" w:hAnsi="Kalinga"/>
-          <w:color w:val="auto"/>
-          <w:sz w:val="20"/>
-          <w:szCs w:val="20"/>
-        </w:rPr>
-        <w:t>{% else %}Estimasi Hak Tabungan Hari Tua dan Pensiun Pokok</w:t>
-      </w:r>
-      <w:r>
-        <w:rPr>
-          <w:rFonts w:hint="default" w:ascii="Kalinga" w:hAnsi="Kalinga"/>
-          <w:color w:val="auto"/>
-          <w:sz w:val="20"/>
-          <w:szCs w:val="20"/>
-          <w:lang w:val="en-US"/>
-        </w:rPr>
-        <w:t xml:space="preserve"> NIP</w:t>
-      </w:r>
-      <w:r>
-        <w:rPr>
-          <w:rFonts w:hint="default" w:ascii="Kalinga" w:hAnsi="Kalinga"/>
-          <w:color w:val="auto"/>
-          <w:sz w:val="20"/>
-          <w:szCs w:val="20"/>
-        </w:rPr>
-        <w:t>{% endif %}</w:t>
-      </w:r>
-      <w:r>
-        <w:rPr>
-          <w:rFonts w:hint="default" w:ascii="Kalinga" w:hAnsi="Kalinga"/>
-          <w:sz w:val="20"/>
-          <w:szCs w:val="20"/>
-        </w:rPr>
-        <w:t xml:space="preserve"> {{ nip_pemohon }} atas nama {{ nama_pemohon }} dengan data sebagai berikut :</w:t>
+        <w:t>Pemohon Cfm.</w:t>
+      </w:r>
+      <w:r>
+        <w:rPr>
+          <w:rFonts w:hint="default" w:ascii="Kalinga" w:hAnsi="Kalinga"/>
+          <w:sz w:val="20"/>
+          <w:szCs w:val="20"/>
+          <w:lang w:val="en-US"/>
+        </w:rPr>
+        <w:t xml:space="preserve"> </w:t>
+      </w:r>
+      <w:r>
+        <w:rPr>
+          <w:rFonts w:hint="default" w:ascii="Kalinga" w:hAnsi="Kalinga"/>
+          <w:color w:val="auto"/>
+          <w:sz w:val="20"/>
+          <w:szCs w:val="20"/>
+        </w:rPr>
+        <w:t>Estimasi Hak Tabungan Hari Tua dan Pensiun Pokok</w:t>
+      </w:r>
+      <w:r>
+        <w:rPr>
+          <w:rFonts w:hint="default" w:ascii="Kalinga" w:hAnsi="Kalinga"/>
+          <w:color w:val="auto"/>
+          <w:sz w:val="20"/>
+          <w:szCs w:val="20"/>
+          <w:lang w:val="en-US"/>
+        </w:rPr>
+        <w:t xml:space="preserve"> NIP </w:t>
+      </w:r>
+      <w:r>
+        <w:rPr>
+          <w:rFonts w:hint="default" w:ascii="Kalinga" w:hAnsi="Kalinga"/>
+          <w:color w:val="auto"/>
+          <w:sz w:val="20"/>
+          <w:szCs w:val="20"/>
+        </w:rPr>
+        <w:t>{{nip}}</w:t>
+      </w:r>
+      <w:r>
+        <w:rPr>
+          <w:rFonts w:hint="default" w:ascii="Kalinga" w:hAnsi="Kalinga"/>
+          <w:sz w:val="20"/>
+          <w:szCs w:val="20"/>
+        </w:rPr>
+        <w:t xml:space="preserve"> atas nama {{ nama_pemohon }} dengan data sebagai berikut :</w:t>
       </w:r>
     </w:p>
     <w:p>
@@ -6107,11 +5640,31 @@
       <w:r>
         <w:rPr>
           <w:rFonts w:hint="default" w:ascii="Kalinga" w:hAnsi="Kalinga"/>
-          <w:sz w:val="20"/>
-          <w:szCs w:val="20"/>
-          <w:u w:val="single"/>
-        </w:rPr>
-        <w:t>{{ rpc_penghasilan }}</w:t>
+          <w:color w:val="auto"/>
+          <w:sz w:val="20"/>
+          <w:szCs w:val="20"/>
+          <w:lang w:val="en-US"/>
+        </w:rPr>
+        <w:t>{{</w:t>
+      </w:r>
+      <w:r>
+        <w:rPr>
+          <w:rFonts w:hint="default" w:ascii="Kalinga" w:hAnsi="Kalinga"/>
+          <w:color w:val="auto"/>
+          <w:sz w:val="20"/>
+          <w:szCs w:val="20"/>
+        </w:rPr>
+        <w:t>estimasi_hak_pensiun</w:t>
+      </w:r>
+      <w:r>
+        <w:rPr>
+          <w:rFonts w:hint="default" w:ascii="Kalinga" w:hAnsi="Kalinga"/>
+          <w:color w:val="auto"/>
+          <w:sz w:val="20"/>
+          <w:szCs w:val="20"/>
+          <w:lang w:val="en-US"/>
+        </w:rPr>
+        <w:t>}}</w:t>
       </w:r>
       <w:r>
         <w:rPr>
@@ -6388,6 +5941,550 @@
     </w:p>
     <w:p>
       <w:pPr>
+        <w:spacing w:after="0" w:line="240" w:lineRule="auto"/>
+        <w:ind w:left="0" w:leftChars="0" w:firstLine="0" w:firstLineChars="0"/>
+        <w:jc w:val="both"/>
+        <w:rPr>
+          <w:rFonts w:hint="default" w:ascii="Kalinga" w:hAnsi="Kalinga"/>
+          <w:b w:val="0"/>
+          <w:bCs w:val="0"/>
+          <w:color w:val="auto"/>
+          <w:sz w:val="20"/>
+          <w:szCs w:val="20"/>
+        </w:rPr>
+      </w:pPr>
+      <w:r>
+        <w:rPr>
+          <w:rFonts w:hint="default" w:ascii="Kalinga" w:hAnsi="Kalinga"/>
+          <w:b/>
+          <w:bCs/>
+          <w:color w:val="auto"/>
+          <w:sz w:val="20"/>
+          <w:szCs w:val="20"/>
+        </w:rPr>
+        <w:t>Cfm. Info SLIK Ideb posisi terakhir Tanggal {{tgl_slik}} Pemohon memiliki Fasilitas Kredit sebagai berikut :</w:t>
+      </w:r>
+      <w:r>
+        <w:rPr>
+          <w:rFonts w:hint="default" w:ascii="Kalinga" w:hAnsi="Kalinga"/>
+          <w:b w:val="0"/>
+          <w:bCs w:val="0"/>
+          <w:color w:val="auto"/>
+          <w:sz w:val="20"/>
+          <w:szCs w:val="20"/>
+        </w:rPr>
+        <w:t>{{#slik_nihil}}</w:t>
+      </w:r>
+    </w:p>
+    <w:p>
+      <w:pPr>
+        <w:spacing w:after="0" w:line="240" w:lineRule="auto"/>
+        <w:ind w:left="0" w:leftChars="0" w:firstLine="0" w:firstLineChars="0"/>
+        <w:jc w:val="both"/>
+        <w:rPr>
+          <w:rFonts w:hint="default" w:ascii="Kalinga" w:hAnsi="Kalinga"/>
+          <w:b w:val="0"/>
+          <w:bCs w:val="0"/>
+          <w:color w:val="auto"/>
+          <w:sz w:val="20"/>
+          <w:szCs w:val="20"/>
+        </w:rPr>
+      </w:pPr>
+      <w:r>
+        <w:rPr>
+          <w:rFonts w:hint="default" w:ascii="Kalinga" w:hAnsi="Kalinga"/>
+          <w:b w:val="0"/>
+          <w:bCs w:val="0"/>
+          <w:color w:val="auto"/>
+          <w:sz w:val="20"/>
+          <w:szCs w:val="20"/>
+        </w:rPr>
+        <w:t>-{{fasilitas_nihil</w:t>
+      </w:r>
+      <w:r>
+        <w:rPr>
+          <w:rFonts w:hint="default" w:ascii="Kalinga" w:hAnsi="Kalinga"/>
+          <w:b w:val="0"/>
+          <w:bCs w:val="0"/>
+          <w:color w:val="auto"/>
+          <w:sz w:val="20"/>
+          <w:szCs w:val="20"/>
+          <w:lang w:val="en-US"/>
+        </w:rPr>
+        <w:t>_text</w:t>
+      </w:r>
+      <w:r>
+        <w:rPr>
+          <w:rFonts w:hint="default" w:ascii="Kalinga" w:hAnsi="Kalinga"/>
+          <w:b w:val="0"/>
+          <w:bCs w:val="0"/>
+          <w:color w:val="auto"/>
+          <w:sz w:val="20"/>
+          <w:szCs w:val="20"/>
+        </w:rPr>
+        <w:t>}}{{/slik_nihil}}{{#slik_ada_fasilitas}}</w:t>
+      </w:r>
+    </w:p>
+    <w:p>
+      <w:pPr>
+        <w:spacing w:after="0" w:line="240" w:lineRule="auto"/>
+        <w:ind w:left="0" w:leftChars="0" w:firstLine="0" w:firstLineChars="0"/>
+        <w:jc w:val="both"/>
+        <w:rPr>
+          <w:rFonts w:hint="default" w:ascii="Kalinga" w:hAnsi="Kalinga"/>
+          <w:b w:val="0"/>
+          <w:bCs w:val="0"/>
+          <w:color w:val="auto"/>
+          <w:sz w:val="20"/>
+          <w:szCs w:val="20"/>
+        </w:rPr>
+      </w:pPr>
+      <w:r>
+        <w:rPr>
+          <w:rFonts w:hint="default" w:ascii="Kalinga" w:hAnsi="Kalinga"/>
+          <w:b w:val="0"/>
+          <w:bCs w:val="0"/>
+          <w:color w:val="auto"/>
+          <w:sz w:val="20"/>
+          <w:szCs w:val="20"/>
+        </w:rPr>
+        <w:t>{{#slik_bank_1_ada}}-Fasilitas Kredit {{slik_bank_1_jenis}} di {{slik_bank_1_nama}} maks Rp. {{slik_bank_1_maks}} outs Rp. {{slik_bank_1_outs}} angsuran Rp. {{slik_bank_1_angsuran}} Coll {{slik_bank_1_coll}}. {{slik_bank_1_alasan}}</w:t>
+      </w:r>
+    </w:p>
+    <w:p>
+      <w:pPr>
+        <w:spacing w:after="0" w:line="240" w:lineRule="auto"/>
+        <w:ind w:left="0" w:leftChars="0" w:firstLine="0" w:firstLineChars="0"/>
+        <w:jc w:val="both"/>
+        <w:rPr>
+          <w:rFonts w:hint="default" w:ascii="Kalinga" w:hAnsi="Kalinga"/>
+          <w:b w:val="0"/>
+          <w:bCs w:val="0"/>
+          <w:color w:val="auto"/>
+          <w:sz w:val="20"/>
+          <w:szCs w:val="20"/>
+        </w:rPr>
+      </w:pPr>
+      <w:r>
+        <w:rPr>
+          <w:rFonts w:hint="default" w:ascii="Kalinga" w:hAnsi="Kalinga"/>
+          <w:b w:val="0"/>
+          <w:bCs w:val="0"/>
+          <w:color w:val="auto"/>
+          <w:sz w:val="20"/>
+          <w:szCs w:val="20"/>
+        </w:rPr>
+        <w:t>{{/slik_bank_1_ada}}{{#slik_bank_2_ada}}-Fasilitas Kredit {{slik_bank_2_jenis}} di {{slik_bank_2_nama}} maks Rp. {{slik_bank_2_maks}} outs Rp. {{slik_bank_2_outs}} angsuran Rp. {{slik_bank_2_angsuran}} Coll {{slik_bank_2_coll}}. {{slik_bank_2_alasan}}</w:t>
+      </w:r>
+    </w:p>
+    <w:p>
+      <w:pPr>
+        <w:spacing w:after="0" w:line="240" w:lineRule="auto"/>
+        <w:ind w:left="0" w:leftChars="0" w:firstLine="0" w:firstLineChars="0"/>
+        <w:jc w:val="both"/>
+        <w:rPr>
+          <w:rFonts w:hint="default" w:ascii="Kalinga" w:hAnsi="Kalinga"/>
+          <w:b w:val="0"/>
+          <w:bCs w:val="0"/>
+          <w:color w:val="auto"/>
+          <w:sz w:val="20"/>
+          <w:szCs w:val="20"/>
+        </w:rPr>
+      </w:pPr>
+      <w:r>
+        <w:rPr>
+          <w:rFonts w:hint="default" w:ascii="Kalinga" w:hAnsi="Kalinga"/>
+          <w:b w:val="0"/>
+          <w:bCs w:val="0"/>
+          <w:color w:val="auto"/>
+          <w:sz w:val="20"/>
+          <w:szCs w:val="20"/>
+        </w:rPr>
+        <w:t>{{/slik_bank_2_ada}}{{#slik_bank_3_ada}}-Fasilitas Kredit {{slik_bank_3_jenis}} di {{slik_bank_3_nama}} maks Rp. {{slik_bank_3_maks}} outs Rp. {{slik_bank_3_outs}} angsuran Rp. {{slik_bank_3_angsuran}} Coll {{slik_bank_3_coll}}. {{slik_bank_3_alasan}}</w:t>
+      </w:r>
+    </w:p>
+    <w:p>
+      <w:pPr>
+        <w:spacing w:after="0" w:line="240" w:lineRule="auto"/>
+        <w:ind w:left="0" w:leftChars="0" w:firstLine="0" w:firstLineChars="0"/>
+        <w:jc w:val="both"/>
+        <w:rPr>
+          <w:rFonts w:hint="default" w:ascii="Kalinga" w:hAnsi="Kalinga"/>
+          <w:b w:val="0"/>
+          <w:bCs w:val="0"/>
+          <w:color w:val="auto"/>
+          <w:sz w:val="20"/>
+          <w:szCs w:val="20"/>
+        </w:rPr>
+      </w:pPr>
+      <w:r>
+        <w:rPr>
+          <w:rFonts w:hint="default" w:ascii="Kalinga" w:hAnsi="Kalinga"/>
+          <w:b w:val="0"/>
+          <w:bCs w:val="0"/>
+          <w:color w:val="auto"/>
+          <w:sz w:val="20"/>
+          <w:szCs w:val="20"/>
+        </w:rPr>
+        <w:t>{{/slik_bank_3_ada}}{{#slik_bank_4_ada}}-Fasilitas Kredit {{slik_bank_4_jenis}} di {{slik_bank_4_nama}} maks Rp. {{slik_bank_4_maks}} outs Rp. {{slik_bank_4_outs}} angsuran Rp. {{slik_bank_4_angsuran}} Coll {{slik_bank_4_coll}}. {{slik_bank_4_alasan}}</w:t>
+      </w:r>
+    </w:p>
+    <w:p>
+      <w:pPr>
+        <w:spacing w:after="0" w:line="240" w:lineRule="auto"/>
+        <w:ind w:left="0" w:leftChars="0" w:firstLine="0" w:firstLineChars="0"/>
+        <w:jc w:val="both"/>
+        <w:rPr>
+          <w:rFonts w:hint="default" w:ascii="Kalinga" w:hAnsi="Kalinga"/>
+          <w:b w:val="0"/>
+          <w:bCs w:val="0"/>
+          <w:color w:val="auto"/>
+          <w:sz w:val="20"/>
+          <w:szCs w:val="20"/>
+        </w:rPr>
+      </w:pPr>
+      <w:r>
+        <w:rPr>
+          <w:rFonts w:hint="default" w:ascii="Kalinga" w:hAnsi="Kalinga"/>
+          <w:b w:val="0"/>
+          <w:bCs w:val="0"/>
+          <w:color w:val="auto"/>
+          <w:sz w:val="20"/>
+          <w:szCs w:val="20"/>
+        </w:rPr>
+        <w:t>{{/slik_bank_4_ada}}{{#slik_bank_5_ada}}-Fasilitas Kredit {{slik_bank_5_jenis}} di {{slik_bank_5_nama}} maks Rp. {{slik_bank_5_maks}} outs Rp. {{slik_bank_5_outs}} angsuran Rp. {{slik_bank_5_angsuran}} Coll {{slik_bank_5_coll}}. {{slik_bank_5_alasan}}</w:t>
+      </w:r>
+    </w:p>
+    <w:p>
+      <w:pPr>
+        <w:spacing w:after="0" w:line="240" w:lineRule="auto"/>
+        <w:ind w:left="0" w:leftChars="0" w:firstLine="0" w:firstLineChars="0"/>
+        <w:jc w:val="both"/>
+        <w:rPr>
+          <w:rFonts w:hint="default" w:ascii="Kalinga" w:hAnsi="Kalinga"/>
+          <w:b w:val="0"/>
+          <w:bCs w:val="0"/>
+          <w:color w:val="auto"/>
+          <w:sz w:val="20"/>
+          <w:szCs w:val="20"/>
+        </w:rPr>
+      </w:pPr>
+      <w:r>
+        <w:rPr>
+          <w:rFonts w:hint="default" w:ascii="Kalinga" w:hAnsi="Kalinga"/>
+          <w:b w:val="0"/>
+          <w:bCs w:val="0"/>
+          <w:color w:val="auto"/>
+          <w:sz w:val="20"/>
+          <w:szCs w:val="20"/>
+        </w:rPr>
+        <w:t>{{/slik_bank_5_ada}}{{#slik_bank_6_ada}}-Fasilitas Kredit {{slik_bank_6_jenis}} di {{slik_bank_6_nama}} maks Rp. {{slik_bank_6_maks}} outs Rp. {{slik_bank_6_outs}} angsuran Rp. {{slik_bank_6_angsuran}} Coll {{slik_bank_6_coll}}. {{slik_bank_6_alasan}}</w:t>
+      </w:r>
+    </w:p>
+    <w:p>
+      <w:pPr>
+        <w:spacing w:after="0" w:line="240" w:lineRule="auto"/>
+        <w:ind w:left="0" w:leftChars="0" w:firstLine="0" w:firstLineChars="0"/>
+        <w:jc w:val="both"/>
+        <w:rPr>
+          <w:rFonts w:hint="default" w:ascii="Kalinga" w:hAnsi="Kalinga"/>
+          <w:b w:val="0"/>
+          <w:bCs w:val="0"/>
+          <w:color w:val="auto"/>
+          <w:sz w:val="20"/>
+          <w:szCs w:val="20"/>
+        </w:rPr>
+      </w:pPr>
+      <w:r>
+        <w:rPr>
+          <w:rFonts w:hint="default" w:ascii="Kalinga" w:hAnsi="Kalinga"/>
+          <w:b w:val="0"/>
+          <w:bCs w:val="0"/>
+          <w:color w:val="auto"/>
+          <w:sz w:val="20"/>
+          <w:szCs w:val="20"/>
+        </w:rPr>
+        <w:t>{{/slik_bank_6_ada}}{{#slik_bank_7_ada}}-Fasilitas Kredit {{slik_bank_7_jenis}} di {{slik_bank_7_nama}} maks Rp. {{slik_bank_7_maks}} outs Rp. {{slik_bank_7_outs}} angsuran Rp. {{slik_bank_7_angsuran}} Coll {{slik_bank_7_coll}}. {{slik_bank_7_alasan}}</w:t>
+      </w:r>
+    </w:p>
+    <w:p>
+      <w:pPr>
+        <w:spacing w:after="0" w:line="240" w:lineRule="auto"/>
+        <w:ind w:left="0" w:leftChars="0" w:firstLine="0" w:firstLineChars="0"/>
+        <w:jc w:val="both"/>
+        <w:rPr>
+          <w:rFonts w:hint="default" w:ascii="Kalinga" w:hAnsi="Kalinga"/>
+          <w:b w:val="0"/>
+          <w:bCs w:val="0"/>
+          <w:color w:val="auto"/>
+          <w:sz w:val="20"/>
+          <w:szCs w:val="20"/>
+        </w:rPr>
+      </w:pPr>
+      <w:r>
+        <w:rPr>
+          <w:rFonts w:hint="default" w:ascii="Kalinga" w:hAnsi="Kalinga"/>
+          <w:b w:val="0"/>
+          <w:bCs w:val="0"/>
+          <w:color w:val="auto"/>
+          <w:sz w:val="20"/>
+          <w:szCs w:val="20"/>
+        </w:rPr>
+        <w:t>{{/slik_bank_7_ada}}{{#slik_bank_8_ada}}-Fasilitas Kredit {{slik_bank_8_jenis}} di {{slik_bank_8_nama}} maks Rp. {{slik_bank_8_maks}} outs Rp. {{slik_bank_8_outs}} angsuran Rp. {{slik_bank_8_angsuran}} Coll {{slik_bank_8_coll}}. {{slik_bank_8_alasan}}</w:t>
+      </w:r>
+    </w:p>
+    <w:p>
+      <w:pPr>
+        <w:spacing w:after="0" w:line="240" w:lineRule="auto"/>
+        <w:ind w:left="0" w:leftChars="0" w:firstLine="0" w:firstLineChars="0"/>
+        <w:jc w:val="both"/>
+        <w:rPr>
+          <w:rFonts w:hint="default" w:ascii="Kalinga" w:hAnsi="Kalinga"/>
+          <w:b w:val="0"/>
+          <w:bCs w:val="0"/>
+          <w:color w:val="auto"/>
+          <w:sz w:val="20"/>
+          <w:szCs w:val="20"/>
+        </w:rPr>
+      </w:pPr>
+      <w:r>
+        <w:rPr>
+          <w:rFonts w:hint="default" w:ascii="Kalinga" w:hAnsi="Kalinga"/>
+          <w:b w:val="0"/>
+          <w:bCs w:val="0"/>
+          <w:color w:val="auto"/>
+          <w:sz w:val="20"/>
+          <w:szCs w:val="20"/>
+        </w:rPr>
+        <w:t>{{/slik_bank_8_ada}}{{#slik_bank_9_ada}}-Fasilitas Kredit {{slik_bank_9_jenis}} di {{slik_bank_9_nama}} maks Rp. {{slik_bank_9_maks}} outs Rp. {{slik_bank_9_outs}} angsuran Rp. {{slik_bank_9_angsuran}} Coll {{slik_bank_9_coll}}. {{slik_bank_9_alasan}}</w:t>
+      </w:r>
+    </w:p>
+    <w:p>
+      <w:pPr>
+        <w:spacing w:after="0" w:line="240" w:lineRule="auto"/>
+        <w:ind w:left="0" w:leftChars="0" w:firstLine="0" w:firstLineChars="0"/>
+        <w:jc w:val="both"/>
+        <w:rPr>
+          <w:rFonts w:hint="default" w:ascii="Kalinga" w:hAnsi="Kalinga"/>
+          <w:b w:val="0"/>
+          <w:bCs w:val="0"/>
+          <w:color w:val="auto"/>
+          <w:sz w:val="20"/>
+          <w:szCs w:val="20"/>
+        </w:rPr>
+      </w:pPr>
+      <w:r>
+        <w:rPr>
+          <w:rFonts w:hint="default" w:ascii="Kalinga" w:hAnsi="Kalinga"/>
+          <w:b w:val="0"/>
+          <w:bCs w:val="0"/>
+          <w:color w:val="auto"/>
+          <w:sz w:val="20"/>
+          <w:szCs w:val="20"/>
+        </w:rPr>
+        <w:t>{{/slik_bank_9_ada}}{{#slik_bank_10_ada}}-Fasilitas Kredit {{slik_bank_10_jenis}} di {{slik_bank_10_nama}} maks Rp. {{slik_bank_10_maks}} outs Rp. {{slik_bank_10_outs}} angsuran Rp. {{slik_bank_10_angsuran}} Coll {{slik_bank_10_coll}}. {{slik_bank_10_alasan}}</w:t>
+      </w:r>
+    </w:p>
+    <w:p>
+      <w:pPr>
+        <w:spacing w:after="0" w:line="240" w:lineRule="auto"/>
+        <w:ind w:left="0" w:leftChars="0" w:firstLine="0" w:firstLineChars="0"/>
+        <w:jc w:val="both"/>
+        <w:rPr>
+          <w:rFonts w:hint="default" w:ascii="Kalinga" w:hAnsi="Kalinga"/>
+          <w:b w:val="0"/>
+          <w:bCs w:val="0"/>
+          <w:color w:val="auto"/>
+          <w:sz w:val="20"/>
+          <w:szCs w:val="20"/>
+        </w:rPr>
+      </w:pPr>
+      <w:r>
+        <w:rPr>
+          <w:rFonts w:hint="default" w:ascii="Kalinga" w:hAnsi="Kalinga"/>
+          <w:b w:val="0"/>
+          <w:bCs w:val="0"/>
+          <w:color w:val="auto"/>
+          <w:sz w:val="20"/>
+          <w:szCs w:val="20"/>
+        </w:rPr>
+        <w:t>{{/slik_bank_10_ada}}{{#slik_bank_11_ada}}-Fasilitas Kredit {{slik_bank_11_jenis}} di {{slik_bank_11_nama}} maks Rp. {{slik_bank_11_maks}} outs Rp. {{slik_bank_11_outs}} angsuran Rp. {{slik_bank_11_angsuran}} Coll {{slik_bank_11_coll}}. {{slik_bank_11_alasan}}</w:t>
+      </w:r>
+    </w:p>
+    <w:p>
+      <w:pPr>
+        <w:spacing w:after="0" w:line="240" w:lineRule="auto"/>
+        <w:ind w:left="0" w:leftChars="0" w:firstLine="0" w:firstLineChars="0"/>
+        <w:jc w:val="both"/>
+        <w:rPr>
+          <w:rFonts w:hint="default" w:ascii="Kalinga" w:hAnsi="Kalinga"/>
+          <w:b w:val="0"/>
+          <w:bCs w:val="0"/>
+          <w:color w:val="auto"/>
+          <w:sz w:val="20"/>
+          <w:szCs w:val="20"/>
+        </w:rPr>
+      </w:pPr>
+      <w:r>
+        <w:rPr>
+          <w:rFonts w:hint="default" w:ascii="Kalinga" w:hAnsi="Kalinga"/>
+          <w:b w:val="0"/>
+          <w:bCs w:val="0"/>
+          <w:color w:val="auto"/>
+          <w:sz w:val="20"/>
+          <w:szCs w:val="20"/>
+        </w:rPr>
+        <w:t>{{/slik_bank_11_ada}}{{#slik_bank_12_ada}}-Fasilitas Kredit {{slik_bank_12_jenis}} di {{slik_bank_12_nama}} maks Rp. {{slik_bank_12_maks}} outs Rp. {{slik_bank_12_outs}} angsuran Rp. {{slik_bank_12_angsuran}} Coll {{slik_bank_12_coll}}. {{slik_bank_12_alasan}}</w:t>
+      </w:r>
+    </w:p>
+    <w:p>
+      <w:pPr>
+        <w:spacing w:after="0" w:line="240" w:lineRule="auto"/>
+        <w:ind w:left="0" w:leftChars="0" w:firstLine="0" w:firstLineChars="0"/>
+        <w:jc w:val="both"/>
+        <w:rPr>
+          <w:rFonts w:hint="default" w:ascii="Kalinga" w:hAnsi="Kalinga"/>
+          <w:b w:val="0"/>
+          <w:bCs w:val="0"/>
+          <w:color w:val="auto"/>
+          <w:sz w:val="20"/>
+          <w:szCs w:val="20"/>
+        </w:rPr>
+      </w:pPr>
+      <w:r>
+        <w:rPr>
+          <w:rFonts w:hint="default" w:ascii="Kalinga" w:hAnsi="Kalinga"/>
+          <w:b w:val="0"/>
+          <w:bCs w:val="0"/>
+          <w:color w:val="auto"/>
+          <w:sz w:val="20"/>
+          <w:szCs w:val="20"/>
+        </w:rPr>
+        <w:t>{{/slik_bank_12_ada}}{{#slik_bank_13_ada}}-Fasilitas Kredit {{slik_bank_13_jenis}} di {{slik_bank_13_nama}} maks Rp. {{slik_bank_13_maks}} outs Rp. {{slik_bank_13_outs}} angsuran Rp. {{slik_bank_13_angsuran}} Coll {{slik_bank_13_coll}}. {{slik_bank_13_alasan}}</w:t>
+      </w:r>
+    </w:p>
+    <w:p>
+      <w:pPr>
+        <w:spacing w:after="0" w:line="240" w:lineRule="auto"/>
+        <w:ind w:left="0" w:leftChars="0" w:firstLine="0" w:firstLineChars="0"/>
+        <w:jc w:val="both"/>
+        <w:rPr>
+          <w:rFonts w:hint="default" w:ascii="Kalinga" w:hAnsi="Kalinga"/>
+          <w:b w:val="0"/>
+          <w:bCs w:val="0"/>
+          <w:color w:val="auto"/>
+          <w:sz w:val="20"/>
+          <w:szCs w:val="20"/>
+        </w:rPr>
+      </w:pPr>
+      <w:r>
+        <w:rPr>
+          <w:rFonts w:hint="default" w:ascii="Kalinga" w:hAnsi="Kalinga"/>
+          <w:b w:val="0"/>
+          <w:bCs w:val="0"/>
+          <w:color w:val="auto"/>
+          <w:sz w:val="20"/>
+          <w:szCs w:val="20"/>
+        </w:rPr>
+        <w:t>{{/slik_bank_13_ada}}{{#slik_bank_14_ada}}-Fasilitas Kredit {{slik_bank_14_jenis}} di {{slik_bank_14_nama}} maks Rp. {{slik_bank_14_maks}} outs Rp. {{slik_bank_14_outs}} angsuran Rp. {{slik_bank_14_angsuran}} Coll {{slik_bank_14_coll}}. {{slik_bank_14_alasan}}</w:t>
+      </w:r>
+    </w:p>
+    <w:p>
+      <w:pPr>
+        <w:spacing w:after="0" w:line="240" w:lineRule="auto"/>
+        <w:ind w:left="0" w:leftChars="0" w:firstLine="0" w:firstLineChars="0"/>
+        <w:jc w:val="both"/>
+        <w:rPr>
+          <w:rFonts w:hint="default" w:ascii="Kalinga" w:hAnsi="Kalinga"/>
+          <w:b w:val="0"/>
+          <w:bCs w:val="0"/>
+          <w:color w:val="auto"/>
+          <w:sz w:val="20"/>
+          <w:szCs w:val="20"/>
+        </w:rPr>
+      </w:pPr>
+      <w:r>
+        <w:rPr>
+          <w:rFonts w:hint="default" w:ascii="Kalinga" w:hAnsi="Kalinga"/>
+          <w:b w:val="0"/>
+          <w:bCs w:val="0"/>
+          <w:color w:val="auto"/>
+          <w:sz w:val="20"/>
+          <w:szCs w:val="20"/>
+        </w:rPr>
+        <w:t>{{/slik_bank_14_ada}}{{#slik_bank_15_ada}}-Fasilitas Kredit {{slik_bank_15_jenis}} di {{slik_bank_15_nama}} maks Rp. {{slik_bank_15_maks}} outs Rp. {{slik_bank_15_outs}} angsuran Rp. {{slik_bank_15_angsuran}} Coll {{slik_bank_15_coll}}. {{slik_bank_15_alasan}}</w:t>
+      </w:r>
+    </w:p>
+    <w:p>
+      <w:pPr>
+        <w:pStyle w:val="6"/>
+        <w:numPr>
+          <w:numId w:val="0"/>
+        </w:numPr>
+        <w:spacing w:line="240" w:lineRule="auto"/>
+        <w:ind w:right="160" w:rightChars="0"/>
+        <w:jc w:val="both"/>
+        <w:rPr>
+          <w:rFonts w:hint="default" w:ascii="Kalinga" w:hAnsi="Kalinga"/>
+          <w:sz w:val="20"/>
+          <w:szCs w:val="20"/>
+        </w:rPr>
+      </w:pPr>
+      <w:r>
+        <w:rPr>
+          <w:rFonts w:hint="default" w:ascii="Kalinga" w:hAnsi="Kalinga"/>
+          <w:b w:val="0"/>
+          <w:bCs w:val="0"/>
+          <w:color w:val="auto"/>
+          <w:sz w:val="20"/>
+          <w:szCs w:val="20"/>
+        </w:rPr>
+        <w:t>{{/slik_bank_15_ada}}</w:t>
+      </w:r>
+      <w:r>
+        <w:rPr>
+          <w:rFonts w:hint="default" w:ascii="Kalinga" w:hAnsi="Kalinga"/>
+          <w:b/>
+          <w:bCs/>
+          <w:i/>
+          <w:iCs/>
+          <w:color w:val="0000FF"/>
+          <w:sz w:val="20"/>
+          <w:szCs w:val="20"/>
+          <w:u w:val="single"/>
+        </w:rPr>
+        <w:t>{{slik_mitigasi_risiko}}</w:t>
+      </w:r>
+      <w:r>
+        <w:rPr>
+          <w:rFonts w:hint="default" w:ascii="Kalinga" w:hAnsi="Kalinga"/>
+          <w:b w:val="0"/>
+          <w:bCs w:val="0"/>
+          <w:color w:val="auto"/>
+          <w:sz w:val="20"/>
+          <w:szCs w:val="20"/>
+        </w:rPr>
+        <w:t>{{/slik_ada_fasilitas}}</w:t>
+      </w:r>
+    </w:p>
+    <w:p>
+      <w:pPr>
+        <w:pStyle w:val="6"/>
+        <w:numPr>
+          <w:numId w:val="0"/>
+        </w:numPr>
+        <w:spacing w:line="240" w:lineRule="auto"/>
+        <w:ind w:right="160" w:rightChars="0"/>
+        <w:jc w:val="both"/>
+        <w:rPr>
+          <w:rFonts w:hint="default" w:ascii="Kalinga" w:hAnsi="Kalinga"/>
+          <w:sz w:val="20"/>
+          <w:szCs w:val="20"/>
+        </w:rPr>
+      </w:pPr>
+    </w:p>
+    <w:p>
+      <w:pPr>
         <w:numPr>
           <w:ilvl w:val="0"/>
           <w:numId w:val="0"/>
@@ -6398,109 +6495,24 @@
           <w:rFonts w:hint="default" w:ascii="Kalinga" w:hAnsi="Kalinga"/>
           <w:sz w:val="20"/>
           <w:szCs w:val="20"/>
-        </w:rPr>
-      </w:pPr>
-      <w:r>
-        <w:rPr>
-          <w:rFonts w:hint="default" w:ascii="Kalinga" w:hAnsi="Kalinga"/>
-          <w:b/>
-          <w:bCs/>
-          <w:sz w:val="20"/>
-          <w:szCs w:val="20"/>
-          <w:u w:val="single"/>
-        </w:rPr>
-        <w:t>Angsuran Eksisting Pemohon Cfm SLIK tanggal {{ tgl_slik }}</w:t>
-      </w:r>
-      <w:r>
-        <w:rPr>
-          <w:rFonts w:hint="default" w:ascii="Kalinga" w:hAnsi="Kalinga"/>
-          <w:b/>
-          <w:bCs/>
-          <w:sz w:val="20"/>
-          <w:szCs w:val="20"/>
-          <w:u w:val="single"/>
-          <w:lang w:val="en-US"/>
-        </w:rPr>
-        <w:t xml:space="preserve"> dengan data sebagai berikut:</w:t>
-      </w:r>
-      <w:r>
-        <w:rPr>
-          <w:rFonts w:hint="default" w:ascii="Kalinga" w:hAnsi="Kalinga"/>
-          <w:sz w:val="20"/>
-          <w:szCs w:val="20"/>
-        </w:rPr>
-        <w:t>{% if fasilitas_nihil == 'ya' %}</w:t>
-      </w:r>
-    </w:p>
-    <w:p>
-      <w:pPr>
-        <w:pStyle w:val="6"/>
-        <w:numPr>
-          <w:ilvl w:val="0"/>
-          <w:numId w:val="1"/>
-        </w:numPr>
-        <w:spacing w:line="240" w:lineRule="auto"/>
-        <w:ind w:left="360" w:leftChars="0" w:right="160" w:rightChars="0" w:hanging="280" w:firstLineChars="0"/>
-        <w:jc w:val="both"/>
-        <w:rPr>
-          <w:rFonts w:hint="default" w:ascii="Kalinga" w:hAnsi="Kalinga"/>
-          <w:sz w:val="20"/>
-          <w:szCs w:val="20"/>
-          <w:lang w:val="en-US"/>
-        </w:rPr>
-      </w:pPr>
-      <w:r>
-        <w:rPr>
-          <w:rFonts w:hint="default" w:ascii="Kalinga" w:hAnsi="Kalinga" w:cs="Kalinga"/>
-          <w:color w:val="auto"/>
-          <w:sz w:val="20"/>
-          <w:szCs w:val="20"/>
-          <w:lang w:val="en-US"/>
-        </w:rPr>
-        <w:t xml:space="preserve">Nihil </w:t>
-      </w:r>
-      <w:r>
-        <w:rPr>
-          <w:rFonts w:hint="default" w:ascii="Kalinga" w:hAnsi="Kalinga"/>
-          <w:sz w:val="20"/>
-          <w:szCs w:val="20"/>
-          <w:lang w:val="en-US"/>
-        </w:rPr>
-        <w:t>- Data Fasilitas Kredit tidak ditemukan.{% else %}{% if slik_bank_1_nama %}</w:t>
-      </w:r>
-    </w:p>
-    <w:p>
-      <w:pPr>
-        <w:pStyle w:val="6"/>
-        <w:numPr>
-          <w:ilvl w:val="0"/>
-          <w:numId w:val="1"/>
-        </w:numPr>
-        <w:spacing w:line="240" w:lineRule="auto"/>
-        <w:ind w:left="360" w:leftChars="0" w:right="160" w:rightChars="0" w:hanging="280" w:firstLineChars="0"/>
-        <w:jc w:val="both"/>
-        <w:rPr>
-          <w:rFonts w:hint="default" w:ascii="Kalinga" w:hAnsi="Kalinga" w:cs="Kalinga"/>
-          <w:color w:val="auto"/>
-          <w:sz w:val="20"/>
-          <w:szCs w:val="20"/>
-          <w:lang w:val="en-US"/>
-        </w:rPr>
-      </w:pPr>
-      <w:r>
-        <w:rPr>
-          <w:rFonts w:hint="default" w:ascii="Kalinga" w:hAnsi="Kalinga" w:cs="Kalinga"/>
-          <w:color w:val="auto"/>
-          <w:sz w:val="20"/>
-          <w:szCs w:val="20"/>
-          <w:lang w:val="en-US"/>
-        </w:rPr>
-        <w:t xml:space="preserve">Fasilitas Kredit {{slik_bank_1_jenis | default('', true)}} di {{slik_bank_1_nama}} maks Rp. {{slik_bank_1_maks}} outs Rp. {{slik_bank_1_outs}} Coll {{slik_bank_1_coll}} : </w:t>
-      </w:r>
-      <w:r>
-        <w:rPr>
-          <w:rFonts w:hint="default" w:ascii="Kalinga" w:hAnsi="Kalinga" w:cs="Kalinga"/>
-          <w:color w:val="auto"/>
+          <w:lang w:val="en-US"/>
+        </w:rPr>
+      </w:pPr>
+      <w:r>
+        <w:rPr>
+          <w:rFonts w:hint="default" w:ascii="Kalinga" w:hAnsi="Kalinga"/>
+          <w:b/>
+          <w:bCs/>
+          <w:sz w:val="20"/>
+          <w:szCs w:val="20"/>
+        </w:rPr>
+        <w:t>Total Angsuran Pemohon</w:t>
+      </w:r>
+      <w:r>
+        <w:rPr>
+          <w:rFonts w:hint="default" w:ascii="Kalinga" w:hAnsi="Kalinga"/>
+          <w:b/>
+          <w:bCs/>
           <w:sz w:val="20"/>
           <w:szCs w:val="20"/>
           <w:lang w:val="en-US"/>
@@ -6509,47 +6521,9 @@
       </w:r>
       <w:r>
         <w:rPr>
-          <w:rFonts w:hint="default" w:ascii="Kalinga" w:hAnsi="Kalinga" w:cs="Kalinga"/>
-          <w:color w:val="auto"/>
-          <w:sz w:val="20"/>
-          <w:szCs w:val="20"/>
-          <w:lang w:val="en-US"/>
-        </w:rPr>
-        <w:t>Rp. {{ slik_bank_1_angsuran | default('0', true) }},-{% endif %}{% if slik_bank_2_nama %}</w:t>
-      </w:r>
-    </w:p>
-    <w:p>
-      <w:pPr>
-        <w:pStyle w:val="6"/>
-        <w:numPr>
-          <w:ilvl w:val="0"/>
-          <w:numId w:val="1"/>
-        </w:numPr>
-        <w:spacing w:line="240" w:lineRule="auto"/>
-        <w:ind w:left="360" w:leftChars="0" w:right="160" w:rightChars="0" w:hanging="280" w:firstLineChars="0"/>
-        <w:jc w:val="both"/>
-        <w:rPr>
-          <w:rFonts w:hint="default" w:ascii="Kalinga" w:hAnsi="Kalinga" w:cs="Kalinga"/>
-          <w:color w:val="auto"/>
-          <w:sz w:val="20"/>
-          <w:szCs w:val="20"/>
-          <w:lang w:val="en-US"/>
-        </w:rPr>
-      </w:pPr>
-      <w:r>
-        <w:rPr>
-          <w:rFonts w:hint="default" w:ascii="Kalinga" w:hAnsi="Kalinga" w:cs="Kalinga"/>
-          <w:color w:val="auto"/>
-          <w:sz w:val="20"/>
-          <w:szCs w:val="20"/>
-          <w:lang w:val="en-US"/>
-        </w:rPr>
-        <w:t xml:space="preserve">Fasilitas Kredit {{slik_bank_2_jenis | default('', true)}} di {{slik_bank_2_nama}} maks Rp. {{slik_bank_2_maks}} outs Rp. {{slik_bank_2_outs}} Coll {{slik_bank_2_coll}} : </w:t>
-      </w:r>
-      <w:r>
-        <w:rPr>
-          <w:rFonts w:hint="default" w:ascii="Kalinga" w:hAnsi="Kalinga" w:cs="Kalinga"/>
-          <w:color w:val="auto"/>
+          <w:rFonts w:hint="default" w:ascii="Kalinga" w:hAnsi="Kalinga"/>
+          <w:b/>
+          <w:bCs/>
           <w:sz w:val="20"/>
           <w:szCs w:val="20"/>
           <w:lang w:val="en-US"/>
@@ -6558,47 +6532,9 @@
       </w:r>
       <w:r>
         <w:rPr>
-          <w:rFonts w:hint="default" w:ascii="Kalinga" w:hAnsi="Kalinga" w:cs="Kalinga"/>
-          <w:color w:val="auto"/>
-          <w:sz w:val="20"/>
-          <w:szCs w:val="20"/>
-          <w:lang w:val="en-US"/>
-        </w:rPr>
-        <w:t>Rp. {{ slik_bank_2_angsuran | default('0', true) }},-{% endif %}{% if slik_bank_3_nama %}</w:t>
-      </w:r>
-    </w:p>
-    <w:p>
-      <w:pPr>
-        <w:pStyle w:val="6"/>
-        <w:numPr>
-          <w:ilvl w:val="0"/>
-          <w:numId w:val="1"/>
-        </w:numPr>
-        <w:spacing w:line="240" w:lineRule="auto"/>
-        <w:ind w:left="360" w:leftChars="0" w:right="160" w:rightChars="0" w:hanging="280" w:firstLineChars="0"/>
-        <w:jc w:val="both"/>
-        <w:rPr>
-          <w:rFonts w:hint="default" w:ascii="Kalinga" w:hAnsi="Kalinga" w:cs="Kalinga"/>
-          <w:color w:val="auto"/>
-          <w:sz w:val="20"/>
-          <w:szCs w:val="20"/>
-          <w:lang w:val="en-US"/>
-        </w:rPr>
-      </w:pPr>
-      <w:r>
-        <w:rPr>
-          <w:rFonts w:hint="default" w:ascii="Kalinga" w:hAnsi="Kalinga" w:cs="Kalinga"/>
-          <w:color w:val="auto"/>
-          <w:sz w:val="20"/>
-          <w:szCs w:val="20"/>
-          <w:lang w:val="en-US"/>
-        </w:rPr>
-        <w:t xml:space="preserve">Fasilitas Kredit {{slik_bank_3_jenis | default('', true)}} di {{slik_bank_3_nama}} maks Rp. {{slik_bank_3_maks}} outs Rp. {{slik_bank_3_outs}} Coll {{slik_bank_3_coll}} : </w:t>
-      </w:r>
-      <w:r>
-        <w:rPr>
-          <w:rFonts w:hint="default" w:ascii="Kalinga" w:hAnsi="Kalinga" w:cs="Kalinga"/>
-          <w:color w:val="auto"/>
+          <w:rFonts w:hint="default" w:ascii="Kalinga" w:hAnsi="Kalinga"/>
+          <w:b/>
+          <w:bCs/>
           <w:sz w:val="20"/>
           <w:szCs w:val="20"/>
           <w:lang w:val="en-US"/>
@@ -6607,47 +6543,9 @@
       </w:r>
       <w:r>
         <w:rPr>
-          <w:rFonts w:hint="default" w:ascii="Kalinga" w:hAnsi="Kalinga" w:cs="Kalinga"/>
-          <w:color w:val="auto"/>
-          <w:sz w:val="20"/>
-          <w:szCs w:val="20"/>
-          <w:lang w:val="en-US"/>
-        </w:rPr>
-        <w:t>Rp. {{ slik_bank_3_angsuran | default('0', true) }},-{% endif %}{% if slik_bank_4_nama %}</w:t>
-      </w:r>
-    </w:p>
-    <w:p>
-      <w:pPr>
-        <w:pStyle w:val="6"/>
-        <w:numPr>
-          <w:ilvl w:val="0"/>
-          <w:numId w:val="1"/>
-        </w:numPr>
-        <w:spacing w:line="240" w:lineRule="auto"/>
-        <w:ind w:left="360" w:leftChars="0" w:right="160" w:rightChars="0" w:hanging="280" w:firstLineChars="0"/>
-        <w:jc w:val="both"/>
-        <w:rPr>
-          <w:rFonts w:hint="default" w:ascii="Kalinga" w:hAnsi="Kalinga" w:cs="Kalinga"/>
-          <w:color w:val="auto"/>
-          <w:sz w:val="20"/>
-          <w:szCs w:val="20"/>
-          <w:lang w:val="en-US"/>
-        </w:rPr>
-      </w:pPr>
-      <w:r>
-        <w:rPr>
-          <w:rFonts w:hint="default" w:ascii="Kalinga" w:hAnsi="Kalinga" w:cs="Kalinga"/>
-          <w:color w:val="auto"/>
-          <w:sz w:val="20"/>
-          <w:szCs w:val="20"/>
-          <w:lang w:val="en-US"/>
-        </w:rPr>
-        <w:t xml:space="preserve">Fasilitas Kredit {{slik_bank_4_jenis | default('', true)}} di {{slik_bank_4_nama}} maks Rp. {{slik_bank_4_maks}} outs Rp. {{slik_bank_4_outs}} Coll {{slik_bank_4_coll}} : </w:t>
-      </w:r>
-      <w:r>
-        <w:rPr>
-          <w:rFonts w:hint="default" w:ascii="Kalinga" w:hAnsi="Kalinga" w:cs="Kalinga"/>
-          <w:color w:val="auto"/>
+          <w:rFonts w:hint="default" w:ascii="Kalinga" w:hAnsi="Kalinga"/>
+          <w:b/>
+          <w:bCs/>
           <w:sz w:val="20"/>
           <w:szCs w:val="20"/>
           <w:lang w:val="en-US"/>
@@ -6656,632 +6554,24 @@
       </w:r>
       <w:r>
         <w:rPr>
-          <w:rFonts w:hint="default" w:ascii="Kalinga" w:hAnsi="Kalinga" w:cs="Kalinga"/>
-          <w:color w:val="auto"/>
-          <w:sz w:val="20"/>
-          <w:szCs w:val="20"/>
-          <w:lang w:val="en-US"/>
-        </w:rPr>
-        <w:t>Rp. {{ slik_bank_4_angsuran | default('0', true) }},-{% endif %}{% if slik_bank_5_nama %}</w:t>
-      </w:r>
-    </w:p>
-    <w:p>
-      <w:pPr>
-        <w:pStyle w:val="6"/>
-        <w:numPr>
-          <w:ilvl w:val="0"/>
-          <w:numId w:val="1"/>
-        </w:numPr>
-        <w:spacing w:line="240" w:lineRule="auto"/>
-        <w:ind w:left="360" w:leftChars="0" w:right="160" w:rightChars="0" w:hanging="280" w:firstLineChars="0"/>
-        <w:jc w:val="both"/>
-        <w:rPr>
-          <w:rFonts w:hint="default" w:ascii="Kalinga" w:hAnsi="Kalinga" w:cs="Kalinga"/>
-          <w:color w:val="auto"/>
-          <w:sz w:val="20"/>
-          <w:szCs w:val="20"/>
-          <w:lang w:val="en-US"/>
-        </w:rPr>
-      </w:pPr>
-      <w:r>
-        <w:rPr>
-          <w:rFonts w:hint="default" w:ascii="Kalinga" w:hAnsi="Kalinga" w:cs="Kalinga"/>
-          <w:color w:val="auto"/>
-          <w:sz w:val="20"/>
-          <w:szCs w:val="20"/>
-          <w:lang w:val="en-US"/>
-        </w:rPr>
-        <w:t xml:space="preserve">Fasilitas Kredit {{slik_bank_5_jenis | default('', true)}} di {{slik_bank_5_nama}} maks Rp. {{slik_bank_5_maks}} outs Rp. {{slik_bank_5_outs}} Coll {{slik_bank_5_coll}} : </w:t>
-      </w:r>
-      <w:r>
-        <w:rPr>
-          <w:rFonts w:hint="default" w:ascii="Kalinga" w:hAnsi="Kalinga" w:cs="Kalinga"/>
-          <w:color w:val="auto"/>
-          <w:sz w:val="20"/>
-          <w:szCs w:val="20"/>
-          <w:lang w:val="en-US"/>
+          <w:rFonts w:hint="default" w:ascii="Kalinga" w:hAnsi="Kalinga"/>
+          <w:b/>
+          <w:bCs/>
+          <w:sz w:val="20"/>
+          <w:szCs w:val="20"/>
+        </w:rPr>
+        <w:t xml:space="preserve">: </w:t>
+      </w:r>
+      <w:r>
+        <w:rPr>
+          <w:rFonts w:hint="default" w:ascii="Kalinga" w:hAnsi="Kalinga"/>
+          <w:sz w:val="20"/>
+          <w:szCs w:val="20"/>
         </w:rPr>
         <w:tab/>
       </w:r>
       <w:r>
         <w:rPr>
-          <w:rFonts w:hint="default" w:ascii="Kalinga" w:hAnsi="Kalinga" w:cs="Kalinga"/>
-          <w:color w:val="auto"/>
-          <w:sz w:val="20"/>
-          <w:szCs w:val="20"/>
-          <w:lang w:val="en-US"/>
-        </w:rPr>
-        <w:t>Rp. {{ slik_bank_5_angsuran | default('0', true) }},-{% endif %}{% if slik_bank_6_nama %}</w:t>
-      </w:r>
-    </w:p>
-    <w:p>
-      <w:pPr>
-        <w:pStyle w:val="6"/>
-        <w:numPr>
-          <w:ilvl w:val="0"/>
-          <w:numId w:val="1"/>
-        </w:numPr>
-        <w:spacing w:line="240" w:lineRule="auto"/>
-        <w:ind w:left="360" w:leftChars="0" w:right="160" w:rightChars="0" w:hanging="280" w:firstLineChars="0"/>
-        <w:jc w:val="both"/>
-        <w:rPr>
-          <w:rFonts w:hint="default" w:ascii="Kalinga" w:hAnsi="Kalinga" w:cs="Kalinga"/>
-          <w:color w:val="auto"/>
-          <w:sz w:val="20"/>
-          <w:szCs w:val="20"/>
-          <w:lang w:val="en-US"/>
-        </w:rPr>
-      </w:pPr>
-      <w:r>
-        <w:rPr>
-          <w:rFonts w:hint="default" w:ascii="Kalinga" w:hAnsi="Kalinga" w:cs="Kalinga"/>
-          <w:color w:val="auto"/>
-          <w:sz w:val="20"/>
-          <w:szCs w:val="20"/>
-          <w:lang w:val="en-US"/>
-        </w:rPr>
-        <w:t xml:space="preserve">Fasilitas Kredit {{slik_bank_6_jenis | default('', true)}} di {{slik_bank_6_nama}} maks Rp. {{slik_bank_6_maks}} outs Rp. {{slik_bank_6_outs}} Coll {{slik_bank_6_coll}} : </w:t>
-      </w:r>
-      <w:r>
-        <w:rPr>
-          <w:rFonts w:hint="default" w:ascii="Kalinga" w:hAnsi="Kalinga" w:cs="Kalinga"/>
-          <w:color w:val="auto"/>
-          <w:sz w:val="20"/>
-          <w:szCs w:val="20"/>
-          <w:lang w:val="en-US"/>
-        </w:rPr>
-        <w:tab/>
-      </w:r>
-      <w:r>
-        <w:rPr>
-          <w:rFonts w:hint="default" w:ascii="Kalinga" w:hAnsi="Kalinga" w:cs="Kalinga"/>
-          <w:color w:val="auto"/>
-          <w:sz w:val="20"/>
-          <w:szCs w:val="20"/>
-          <w:lang w:val="en-US"/>
-        </w:rPr>
-        <w:t>Rp. {{ slik_bank_6_angsuran | default('0', true) }},-{% endif %}{% if slik_bank_7_nama %}</w:t>
-      </w:r>
-    </w:p>
-    <w:p>
-      <w:pPr>
-        <w:pStyle w:val="6"/>
-        <w:numPr>
-          <w:ilvl w:val="0"/>
-          <w:numId w:val="1"/>
-        </w:numPr>
-        <w:spacing w:line="240" w:lineRule="auto"/>
-        <w:ind w:left="360" w:leftChars="0" w:right="160" w:rightChars="0" w:hanging="280" w:firstLineChars="0"/>
-        <w:jc w:val="both"/>
-        <w:rPr>
-          <w:rFonts w:hint="default" w:ascii="Kalinga" w:hAnsi="Kalinga" w:cs="Kalinga"/>
-          <w:color w:val="auto"/>
-          <w:sz w:val="20"/>
-          <w:szCs w:val="20"/>
-          <w:lang w:val="en-US"/>
-        </w:rPr>
-      </w:pPr>
-      <w:r>
-        <w:rPr>
-          <w:rFonts w:hint="default" w:ascii="Kalinga" w:hAnsi="Kalinga" w:cs="Kalinga"/>
-          <w:color w:val="auto"/>
-          <w:sz w:val="20"/>
-          <w:szCs w:val="20"/>
-          <w:lang w:val="en-US"/>
-        </w:rPr>
-        <w:t xml:space="preserve">Fasilitas Kredit {{slik_bank_7_jenis | default('', true)}} di {{slik_bank_7_nama}} maks Rp. {{slik_bank_7_maks}} outs Rp. {{slik_bank_7_outs}} Coll {{slik_bank_7_coll}} : </w:t>
-      </w:r>
-      <w:r>
-        <w:rPr>
-          <w:rFonts w:hint="default" w:ascii="Kalinga" w:hAnsi="Kalinga" w:cs="Kalinga"/>
-          <w:color w:val="auto"/>
-          <w:sz w:val="20"/>
-          <w:szCs w:val="20"/>
-          <w:lang w:val="en-US"/>
-        </w:rPr>
-        <w:tab/>
-      </w:r>
-      <w:r>
-        <w:rPr>
-          <w:rFonts w:hint="default" w:ascii="Kalinga" w:hAnsi="Kalinga" w:cs="Kalinga"/>
-          <w:color w:val="auto"/>
-          <w:sz w:val="20"/>
-          <w:szCs w:val="20"/>
-          <w:lang w:val="en-US"/>
-        </w:rPr>
-        <w:t>Rp. {{ slik_bank_7_angsuran | default('0', true) }},-{% endif %}{% if slik_bank_8_nama %}</w:t>
-      </w:r>
-    </w:p>
-    <w:p>
-      <w:pPr>
-        <w:pStyle w:val="6"/>
-        <w:numPr>
-          <w:ilvl w:val="0"/>
-          <w:numId w:val="1"/>
-        </w:numPr>
-        <w:spacing w:line="240" w:lineRule="auto"/>
-        <w:ind w:left="360" w:leftChars="0" w:right="160" w:rightChars="0" w:hanging="280" w:firstLineChars="0"/>
-        <w:jc w:val="both"/>
-        <w:rPr>
-          <w:rFonts w:hint="default" w:ascii="Kalinga" w:hAnsi="Kalinga" w:cs="Kalinga"/>
-          <w:color w:val="auto"/>
-          <w:sz w:val="20"/>
-          <w:szCs w:val="20"/>
-          <w:lang w:val="en-US"/>
-        </w:rPr>
-      </w:pPr>
-      <w:r>
-        <w:rPr>
-          <w:rFonts w:hint="default" w:ascii="Kalinga" w:hAnsi="Kalinga" w:cs="Kalinga"/>
-          <w:color w:val="auto"/>
-          <w:sz w:val="20"/>
-          <w:szCs w:val="20"/>
-          <w:lang w:val="en-US"/>
-        </w:rPr>
-        <w:t xml:space="preserve">Fasilitas Kredit {{slik_bank_8_jenis | default('', true)}} di {{slik_bank_8_nama}} maks Rp. {{slik_bank_8_maks}} outs Rp. {{slik_bank_8_outs}} Coll {{slik_bank_8_coll}} : </w:t>
-      </w:r>
-      <w:r>
-        <w:rPr>
-          <w:rFonts w:hint="default" w:ascii="Kalinga" w:hAnsi="Kalinga" w:cs="Kalinga"/>
-          <w:color w:val="auto"/>
-          <w:sz w:val="20"/>
-          <w:szCs w:val="20"/>
-          <w:lang w:val="en-US"/>
-        </w:rPr>
-        <w:tab/>
-      </w:r>
-      <w:r>
-        <w:rPr>
-          <w:rFonts w:hint="default" w:ascii="Kalinga" w:hAnsi="Kalinga" w:cs="Kalinga"/>
-          <w:color w:val="auto"/>
-          <w:sz w:val="20"/>
-          <w:szCs w:val="20"/>
-          <w:lang w:val="en-US"/>
-        </w:rPr>
-        <w:t>Rp. {{ slik_bank_8_angsuran | default('0', true) }},-{% endif %}{% if slik_bank_9_nama %}</w:t>
-      </w:r>
-    </w:p>
-    <w:p>
-      <w:pPr>
-        <w:pStyle w:val="6"/>
-        <w:numPr>
-          <w:ilvl w:val="0"/>
-          <w:numId w:val="1"/>
-        </w:numPr>
-        <w:spacing w:line="240" w:lineRule="auto"/>
-        <w:ind w:left="360" w:leftChars="0" w:right="160" w:rightChars="0" w:hanging="280" w:firstLineChars="0"/>
-        <w:jc w:val="both"/>
-        <w:rPr>
-          <w:rFonts w:hint="default" w:ascii="Kalinga" w:hAnsi="Kalinga" w:cs="Kalinga"/>
-          <w:color w:val="auto"/>
-          <w:sz w:val="20"/>
-          <w:szCs w:val="20"/>
-          <w:lang w:val="en-US"/>
-        </w:rPr>
-      </w:pPr>
-      <w:r>
-        <w:rPr>
-          <w:rFonts w:hint="default" w:ascii="Kalinga" w:hAnsi="Kalinga" w:cs="Kalinga"/>
-          <w:color w:val="auto"/>
-          <w:sz w:val="20"/>
-          <w:szCs w:val="20"/>
-          <w:lang w:val="en-US"/>
-        </w:rPr>
-        <w:t xml:space="preserve">Fasilitas Kredit {{slik_bank_9_jenis | default('', true)}} di {{slik_bank_9_nama}} maks Rp. {{slik_bank_9_maks}} outs Rp. {{slik_bank_9_outs}} Coll {{slik_bank_9_coll}} : </w:t>
-      </w:r>
-      <w:r>
-        <w:rPr>
-          <w:rFonts w:hint="default" w:ascii="Kalinga" w:hAnsi="Kalinga" w:cs="Kalinga"/>
-          <w:color w:val="auto"/>
-          <w:sz w:val="20"/>
-          <w:szCs w:val="20"/>
-          <w:lang w:val="en-US"/>
-        </w:rPr>
-        <w:tab/>
-      </w:r>
-      <w:r>
-        <w:rPr>
-          <w:rFonts w:hint="default" w:ascii="Kalinga" w:hAnsi="Kalinga" w:cs="Kalinga"/>
-          <w:color w:val="auto"/>
-          <w:sz w:val="20"/>
-          <w:szCs w:val="20"/>
-          <w:lang w:val="en-US"/>
-        </w:rPr>
-        <w:t>Rp. {{ slik_bank_9_angsuran | default('0', true) }},-{% endif %}{% if slik_bank_10_nama %}</w:t>
-      </w:r>
-    </w:p>
-    <w:p>
-      <w:pPr>
-        <w:pStyle w:val="6"/>
-        <w:numPr>
-          <w:ilvl w:val="0"/>
-          <w:numId w:val="1"/>
-        </w:numPr>
-        <w:spacing w:line="240" w:lineRule="auto"/>
-        <w:ind w:left="360" w:leftChars="0" w:right="160" w:rightChars="0" w:hanging="280" w:firstLineChars="0"/>
-        <w:jc w:val="both"/>
-        <w:rPr>
-          <w:rFonts w:hint="default" w:ascii="Kalinga" w:hAnsi="Kalinga" w:cs="Kalinga"/>
-          <w:color w:val="auto"/>
-          <w:sz w:val="20"/>
-          <w:szCs w:val="20"/>
-          <w:lang w:val="en-US"/>
-        </w:rPr>
-      </w:pPr>
-      <w:r>
-        <w:rPr>
-          <w:rFonts w:hint="default" w:ascii="Kalinga" w:hAnsi="Kalinga" w:cs="Kalinga"/>
-          <w:color w:val="auto"/>
-          <w:sz w:val="20"/>
-          <w:szCs w:val="20"/>
-          <w:lang w:val="en-US"/>
-        </w:rPr>
-        <w:t xml:space="preserve">Fasilitas Kredit {{slik_bank_10_jenis | default('', true)}} di {{slik_bank_10_nama}} maks Rp. {{slik_bank_10_maks}} outs Rp. {{slik_bank_10_outs}} Coll {{slik_bank_10_coll}} : </w:t>
-      </w:r>
-      <w:r>
-        <w:rPr>
-          <w:rFonts w:hint="default" w:ascii="Kalinga" w:hAnsi="Kalinga" w:cs="Kalinga"/>
-          <w:color w:val="auto"/>
-          <w:sz w:val="20"/>
-          <w:szCs w:val="20"/>
-          <w:lang w:val="en-US"/>
-        </w:rPr>
-        <w:tab/>
-      </w:r>
-      <w:r>
-        <w:rPr>
-          <w:rFonts w:hint="default" w:ascii="Kalinga" w:hAnsi="Kalinga" w:cs="Kalinga"/>
-          <w:color w:val="auto"/>
-          <w:sz w:val="20"/>
-          <w:szCs w:val="20"/>
-          <w:lang w:val="en-US"/>
-        </w:rPr>
-        <w:t>Rp. {{ slik_bank_10_angsuran | default('0', true) }},-{% endif %}{% if slik_bank_11_nama %}</w:t>
-      </w:r>
-    </w:p>
-    <w:p>
-      <w:pPr>
-        <w:pStyle w:val="6"/>
-        <w:numPr>
-          <w:ilvl w:val="0"/>
-          <w:numId w:val="1"/>
-        </w:numPr>
-        <w:spacing w:line="240" w:lineRule="auto"/>
-        <w:ind w:left="360" w:leftChars="0" w:right="160" w:rightChars="0" w:hanging="280" w:firstLineChars="0"/>
-        <w:jc w:val="both"/>
-        <w:rPr>
-          <w:rFonts w:hint="default" w:ascii="Kalinga" w:hAnsi="Kalinga" w:cs="Kalinga"/>
-          <w:color w:val="auto"/>
-          <w:sz w:val="20"/>
-          <w:szCs w:val="20"/>
-          <w:lang w:val="en-US"/>
-        </w:rPr>
-      </w:pPr>
-      <w:r>
-        <w:rPr>
-          <w:rFonts w:hint="default" w:ascii="Kalinga" w:hAnsi="Kalinga" w:cs="Kalinga"/>
-          <w:color w:val="auto"/>
-          <w:sz w:val="20"/>
-          <w:szCs w:val="20"/>
-          <w:lang w:val="en-US"/>
-        </w:rPr>
-        <w:t xml:space="preserve">Fasilitas Kredit {{slik_bank_11_jenis | default('', true)}} di {{slik_bank_11_nama}} maks Rp. {{slik_bank_11_maks}} outs Rp. {{slik_bank_11_outs}} Coll {{slik_bank_11_coll}} : </w:t>
-      </w:r>
-      <w:r>
-        <w:rPr>
-          <w:rFonts w:hint="default" w:ascii="Kalinga" w:hAnsi="Kalinga" w:cs="Kalinga"/>
-          <w:color w:val="auto"/>
-          <w:sz w:val="20"/>
-          <w:szCs w:val="20"/>
-          <w:lang w:val="en-US"/>
-        </w:rPr>
-        <w:tab/>
-      </w:r>
-      <w:r>
-        <w:rPr>
-          <w:rFonts w:hint="default" w:ascii="Kalinga" w:hAnsi="Kalinga" w:cs="Kalinga"/>
-          <w:color w:val="auto"/>
-          <w:sz w:val="20"/>
-          <w:szCs w:val="20"/>
-          <w:lang w:val="en-US"/>
-        </w:rPr>
-        <w:t>Rp. {{ slik_bank_11_angsuran | default('0', true) }},-{% endif %}{% if slik_bank_12_nama %}</w:t>
-      </w:r>
-    </w:p>
-    <w:p>
-      <w:pPr>
-        <w:pStyle w:val="6"/>
-        <w:numPr>
-          <w:ilvl w:val="0"/>
-          <w:numId w:val="1"/>
-        </w:numPr>
-        <w:spacing w:line="240" w:lineRule="auto"/>
-        <w:ind w:left="360" w:leftChars="0" w:right="160" w:rightChars="0" w:hanging="280" w:firstLineChars="0"/>
-        <w:jc w:val="both"/>
-        <w:rPr>
-          <w:rFonts w:hint="default" w:ascii="Kalinga" w:hAnsi="Kalinga" w:cs="Kalinga"/>
-          <w:color w:val="auto"/>
-          <w:sz w:val="20"/>
-          <w:szCs w:val="20"/>
-          <w:lang w:val="en-US"/>
-        </w:rPr>
-      </w:pPr>
-      <w:r>
-        <w:rPr>
-          <w:rFonts w:hint="default" w:ascii="Kalinga" w:hAnsi="Kalinga" w:cs="Kalinga"/>
-          <w:color w:val="auto"/>
-          <w:sz w:val="20"/>
-          <w:szCs w:val="20"/>
-          <w:lang w:val="en-US"/>
-        </w:rPr>
-        <w:t xml:space="preserve">Fasilitas Kredit {{slik_bank_12_jenis | default('', true)}} di {{slik_bank_12_nama}} maks Rp. {{slik_bank_12_maks}} outs Rp. {{slik_bank_12_outs}} Coll {{slik_bank_12_coll}} : </w:t>
-      </w:r>
-      <w:r>
-        <w:rPr>
-          <w:rFonts w:hint="default" w:ascii="Kalinga" w:hAnsi="Kalinga" w:cs="Kalinga"/>
-          <w:color w:val="auto"/>
-          <w:sz w:val="20"/>
-          <w:szCs w:val="20"/>
-          <w:lang w:val="en-US"/>
-        </w:rPr>
-        <w:tab/>
-      </w:r>
-      <w:r>
-        <w:rPr>
-          <w:rFonts w:hint="default" w:ascii="Kalinga" w:hAnsi="Kalinga" w:cs="Kalinga"/>
-          <w:color w:val="auto"/>
-          <w:sz w:val="20"/>
-          <w:szCs w:val="20"/>
-          <w:lang w:val="en-US"/>
-        </w:rPr>
-        <w:t>Rp. {{ slik_bank_12_angsuran | default('0', true) }},-{% endif %}{% if slik_bank_13_nama %}</w:t>
-      </w:r>
-    </w:p>
-    <w:p>
-      <w:pPr>
-        <w:pStyle w:val="6"/>
-        <w:numPr>
-          <w:ilvl w:val="0"/>
-          <w:numId w:val="1"/>
-        </w:numPr>
-        <w:spacing w:line="240" w:lineRule="auto"/>
-        <w:ind w:left="360" w:leftChars="0" w:right="160" w:rightChars="0" w:hanging="280" w:firstLineChars="0"/>
-        <w:jc w:val="both"/>
-        <w:rPr>
-          <w:rFonts w:hint="default" w:ascii="Kalinga" w:hAnsi="Kalinga" w:cs="Kalinga"/>
-          <w:color w:val="auto"/>
-          <w:sz w:val="20"/>
-          <w:szCs w:val="20"/>
-          <w:lang w:val="en-US"/>
-        </w:rPr>
-      </w:pPr>
-      <w:r>
-        <w:rPr>
-          <w:rFonts w:hint="default" w:ascii="Kalinga" w:hAnsi="Kalinga" w:cs="Kalinga"/>
-          <w:color w:val="auto"/>
-          <w:sz w:val="20"/>
-          <w:szCs w:val="20"/>
-          <w:lang w:val="en-US"/>
-        </w:rPr>
-        <w:t xml:space="preserve">Fasilitas Kredit {{slik_bank_13_jenis | default('', true)}} di {{slik_bank_13_nama}} maks Rp. {{slik_bank_13_maks}} outs Rp. {{slik_bank_13_outs}} Coll {{slik_bank_13_coll}} : </w:t>
-      </w:r>
-      <w:r>
-        <w:rPr>
-          <w:rFonts w:hint="default" w:ascii="Kalinga" w:hAnsi="Kalinga" w:cs="Kalinga"/>
-          <w:color w:val="auto"/>
-          <w:sz w:val="20"/>
-          <w:szCs w:val="20"/>
-          <w:lang w:val="en-US"/>
-        </w:rPr>
-        <w:tab/>
-      </w:r>
-      <w:r>
-        <w:rPr>
-          <w:rFonts w:hint="default" w:ascii="Kalinga" w:hAnsi="Kalinga" w:cs="Kalinga"/>
-          <w:color w:val="auto"/>
-          <w:sz w:val="20"/>
-          <w:szCs w:val="20"/>
-          <w:lang w:val="en-US"/>
-        </w:rPr>
-        <w:t>Rp. {{ slik_bank_13_angsuran | default('0', true) }},-{% endif %}{% if slik_bank_14_nama %}</w:t>
-      </w:r>
-    </w:p>
-    <w:p>
-      <w:pPr>
-        <w:pStyle w:val="6"/>
-        <w:numPr>
-          <w:ilvl w:val="0"/>
-          <w:numId w:val="1"/>
-        </w:numPr>
-        <w:spacing w:line="240" w:lineRule="auto"/>
-        <w:ind w:left="360" w:leftChars="0" w:right="160" w:rightChars="0" w:hanging="280" w:firstLineChars="0"/>
-        <w:jc w:val="both"/>
-        <w:rPr>
-          <w:rFonts w:hint="default" w:ascii="Kalinga" w:hAnsi="Kalinga" w:cs="Kalinga"/>
-          <w:color w:val="auto"/>
-          <w:sz w:val="20"/>
-          <w:szCs w:val="20"/>
-          <w:lang w:val="en-US"/>
-        </w:rPr>
-      </w:pPr>
-      <w:r>
-        <w:rPr>
-          <w:rFonts w:hint="default" w:ascii="Kalinga" w:hAnsi="Kalinga" w:cs="Kalinga"/>
-          <w:color w:val="auto"/>
-          <w:sz w:val="20"/>
-          <w:szCs w:val="20"/>
-          <w:lang w:val="en-US"/>
-        </w:rPr>
-        <w:t xml:space="preserve">Fasilitas Kredit {{slik_bank_14_jenis | default('', true)}} di {{slik_bank_14_nama}} maks Rp. {{slik_bank_14_maks}} outs Rp. {{slik_bank_14_outs}} Coll {{slik_bank_14_coll}} : </w:t>
-      </w:r>
-      <w:r>
-        <w:rPr>
-          <w:rFonts w:hint="default" w:ascii="Kalinga" w:hAnsi="Kalinga" w:cs="Kalinga"/>
-          <w:color w:val="auto"/>
-          <w:sz w:val="20"/>
-          <w:szCs w:val="20"/>
-          <w:lang w:val="en-US"/>
-        </w:rPr>
-        <w:tab/>
-      </w:r>
-      <w:r>
-        <w:rPr>
-          <w:rFonts w:hint="default" w:ascii="Kalinga" w:hAnsi="Kalinga" w:cs="Kalinga"/>
-          <w:color w:val="auto"/>
-          <w:sz w:val="20"/>
-          <w:szCs w:val="20"/>
-          <w:lang w:val="en-US"/>
-        </w:rPr>
-        <w:t>Rp. {{ slik_bank_14_angsuran | default('0', true) }},-{% endif %}{% if slik_bank_15_nama %}</w:t>
-      </w:r>
-    </w:p>
-    <w:p>
-      <w:pPr>
-        <w:pStyle w:val="6"/>
-        <w:numPr>
-          <w:ilvl w:val="0"/>
-          <w:numId w:val="1"/>
-        </w:numPr>
-        <w:spacing w:line="240" w:lineRule="auto"/>
-        <w:ind w:left="360" w:leftChars="0" w:right="160" w:rightChars="0" w:hanging="280" w:firstLineChars="0"/>
-        <w:jc w:val="both"/>
-        <w:rPr>
-          <w:rFonts w:hint="default" w:ascii="Kalinga" w:hAnsi="Kalinga"/>
-          <w:sz w:val="20"/>
-          <w:szCs w:val="20"/>
-        </w:rPr>
-      </w:pPr>
-      <w:r>
-        <w:rPr>
-          <w:rFonts w:hint="default" w:ascii="Kalinga" w:hAnsi="Kalinga" w:cs="Kalinga"/>
-          <w:color w:val="auto"/>
-          <w:sz w:val="20"/>
-          <w:szCs w:val="20"/>
-          <w:lang w:val="en-US"/>
-        </w:rPr>
-        <w:t>Fa</w:t>
-      </w:r>
-      <w:r>
-        <w:rPr>
-          <w:rFonts w:hint="default" w:ascii="Kalinga" w:hAnsi="Kalinga"/>
-          <w:sz w:val="20"/>
-          <w:szCs w:val="20"/>
-        </w:rPr>
-        <w:t>silitas Kredit {{slik_bank_15_jenis | default('', true)}} di {{slik_bank_15_nama}}</w:t>
-      </w:r>
-      <w:r>
-        <w:rPr>
-          <w:rFonts w:hint="default" w:ascii="Kalinga" w:hAnsi="Kalinga"/>
-          <w:sz w:val="20"/>
-          <w:szCs w:val="20"/>
-          <w:lang w:val="en-US"/>
-        </w:rPr>
-        <w:t xml:space="preserve"> </w:t>
-      </w:r>
-      <w:r>
-        <w:rPr>
-          <w:rFonts w:hint="default" w:ascii="Kalinga" w:hAnsi="Kalinga"/>
-          <w:color w:val="auto"/>
-          <w:sz w:val="20"/>
-          <w:szCs w:val="20"/>
-        </w:rPr>
-        <w:t>maks Rp. {{slik_bank_1</w:t>
-      </w:r>
-      <w:r>
-        <w:rPr>
-          <w:rFonts w:hint="default" w:ascii="Kalinga" w:hAnsi="Kalinga"/>
-          <w:color w:val="auto"/>
-          <w:sz w:val="20"/>
-          <w:szCs w:val="20"/>
-          <w:lang w:val="en-US"/>
-        </w:rPr>
-        <w:t>5</w:t>
-      </w:r>
-      <w:r>
-        <w:rPr>
-          <w:rFonts w:hint="default" w:ascii="Kalinga" w:hAnsi="Kalinga"/>
-          <w:color w:val="auto"/>
-          <w:sz w:val="20"/>
-          <w:szCs w:val="20"/>
-        </w:rPr>
-        <w:t>_maks}} outs Rp. {{slik_bank_1</w:t>
-      </w:r>
-      <w:r>
-        <w:rPr>
-          <w:rFonts w:hint="default" w:ascii="Kalinga" w:hAnsi="Kalinga"/>
-          <w:color w:val="auto"/>
-          <w:sz w:val="20"/>
-          <w:szCs w:val="20"/>
-          <w:lang w:val="en-US"/>
-        </w:rPr>
-        <w:t>5</w:t>
-      </w:r>
-      <w:r>
-        <w:rPr>
-          <w:rFonts w:hint="default" w:ascii="Kalinga" w:hAnsi="Kalinga"/>
-          <w:color w:val="auto"/>
-          <w:sz w:val="20"/>
-          <w:szCs w:val="20"/>
-        </w:rPr>
-        <w:t>_outs}} Coll {{slik_bank_1</w:t>
-      </w:r>
-      <w:r>
-        <w:rPr>
-          <w:rFonts w:hint="default" w:ascii="Kalinga" w:hAnsi="Kalinga"/>
-          <w:color w:val="auto"/>
-          <w:sz w:val="20"/>
-          <w:szCs w:val="20"/>
-          <w:lang w:val="en-US"/>
-        </w:rPr>
-        <w:t>5</w:t>
-      </w:r>
-      <w:r>
-        <w:rPr>
-          <w:rFonts w:hint="default" w:ascii="Kalinga" w:hAnsi="Kalinga"/>
-          <w:color w:val="auto"/>
-          <w:sz w:val="20"/>
-          <w:szCs w:val="20"/>
-        </w:rPr>
-        <w:t>_coll}}</w:t>
-      </w:r>
-      <w:r>
-        <w:rPr>
-          <w:rFonts w:hint="default" w:ascii="Kalinga" w:hAnsi="Kalinga"/>
-          <w:sz w:val="20"/>
-          <w:szCs w:val="20"/>
-        </w:rPr>
-        <w:t xml:space="preserve"> : </w:t>
-      </w:r>
-      <w:r>
-        <w:rPr>
-          <w:rFonts w:hint="default" w:ascii="Kalinga" w:hAnsi="Kalinga"/>
-          <w:sz w:val="20"/>
-          <w:szCs w:val="20"/>
-        </w:rPr>
-        <w:tab/>
-      </w:r>
-      <w:r>
-        <w:rPr>
           <w:rFonts w:hint="default" w:ascii="Kalinga" w:hAnsi="Kalinga"/>
           <w:sz w:val="20"/>
           <w:szCs w:val="20"/>
@@ -7303,7 +6593,7 @@
           <w:sz w:val="20"/>
           <w:szCs w:val="20"/>
         </w:rPr>
-        <w:t>{{ slik_bank_15_angsuran | default('0', true) }}</w:t>
+        <w:t>{{ rpc_total_angsuran_eksisting }}</w:t>
       </w:r>
       <w:r>
         <w:rPr>
@@ -7313,14 +6603,6 @@
           <w:lang w:val="en-US"/>
         </w:rPr>
         <w:t>,-</w:t>
-      </w:r>
-      <w:r>
-        <w:rPr>
-          <w:rFonts w:hint="default" w:ascii="Kalinga" w:hAnsi="Kalinga"/>
-          <w:sz w:val="20"/>
-          <w:szCs w:val="20"/>
-        </w:rPr>
-        <w:t>{% endif %}{% endif %}</w:t>
       </w:r>
     </w:p>
     <w:p>
@@ -7335,126 +6617,8 @@
           <w:rFonts w:hint="default" w:ascii="Kalinga" w:hAnsi="Kalinga"/>
           <w:sz w:val="20"/>
           <w:szCs w:val="20"/>
-          <w:lang w:val="en-US"/>
-        </w:rPr>
-      </w:pPr>
-      <w:r>
-        <w:rPr>
-          <w:rFonts w:hint="default" w:ascii="Kalinga" w:hAnsi="Kalinga"/>
-          <w:b/>
-          <w:bCs/>
-          <w:sz w:val="20"/>
-          <w:szCs w:val="20"/>
-        </w:rPr>
-        <w:t>Total Angsuran Pemohon</w:t>
-      </w:r>
-      <w:r>
-        <w:rPr>
-          <w:rFonts w:hint="default" w:ascii="Kalinga" w:hAnsi="Kalinga"/>
-          <w:b/>
-          <w:bCs/>
-          <w:sz w:val="20"/>
-          <w:szCs w:val="20"/>
-          <w:lang w:val="en-US"/>
-        </w:rPr>
-        <w:tab/>
-      </w:r>
-      <w:r>
-        <w:rPr>
-          <w:rFonts w:hint="default" w:ascii="Kalinga" w:hAnsi="Kalinga"/>
-          <w:b/>
-          <w:bCs/>
-          <w:sz w:val="20"/>
-          <w:szCs w:val="20"/>
-          <w:lang w:val="en-US"/>
-        </w:rPr>
-        <w:tab/>
-      </w:r>
-      <w:r>
-        <w:rPr>
-          <w:rFonts w:hint="default" w:ascii="Kalinga" w:hAnsi="Kalinga"/>
-          <w:b/>
-          <w:bCs/>
-          <w:sz w:val="20"/>
-          <w:szCs w:val="20"/>
-          <w:lang w:val="en-US"/>
-        </w:rPr>
-        <w:tab/>
-      </w:r>
-      <w:r>
-        <w:rPr>
-          <w:rFonts w:hint="default" w:ascii="Kalinga" w:hAnsi="Kalinga"/>
-          <w:b/>
-          <w:bCs/>
-          <w:sz w:val="20"/>
-          <w:szCs w:val="20"/>
-          <w:lang w:val="en-US"/>
-        </w:rPr>
-        <w:tab/>
-      </w:r>
-      <w:r>
-        <w:rPr>
-          <w:rFonts w:hint="default" w:ascii="Kalinga" w:hAnsi="Kalinga"/>
-          <w:b/>
-          <w:bCs/>
-          <w:sz w:val="20"/>
-          <w:szCs w:val="20"/>
-          <w:lang w:val="en-US"/>
-        </w:rPr>
-        <w:tab/>
-      </w:r>
-      <w:r>
-        <w:rPr>
-          <w:rFonts w:hint="default" w:ascii="Kalinga" w:hAnsi="Kalinga"/>
-          <w:b/>
-          <w:bCs/>
-          <w:sz w:val="20"/>
-          <w:szCs w:val="20"/>
-        </w:rPr>
-        <w:t xml:space="preserve">: </w:t>
-      </w:r>
-      <w:r>
-        <w:rPr>
-          <w:rFonts w:hint="default" w:ascii="Kalinga" w:hAnsi="Kalinga"/>
-          <w:sz w:val="20"/>
-          <w:szCs w:val="20"/>
-        </w:rPr>
-        <w:tab/>
-      </w:r>
-      <w:r>
-        <w:rPr>
-          <w:rFonts w:hint="default" w:ascii="Kalinga" w:hAnsi="Kalinga"/>
-          <w:sz w:val="20"/>
-          <w:szCs w:val="20"/>
-        </w:rPr>
-        <w:t>Rp</w:t>
-      </w:r>
-      <w:r>
-        <w:rPr>
-          <w:rFonts w:hint="default" w:ascii="Kalinga" w:hAnsi="Kalinga"/>
-          <w:sz w:val="20"/>
-          <w:szCs w:val="20"/>
-          <w:lang w:val="en-US"/>
-        </w:rPr>
-        <w:t xml:space="preserve">. </w:t>
-      </w:r>
-      <w:r>
-        <w:rPr>
-          <w:rFonts w:hint="default" w:ascii="Kalinga" w:hAnsi="Kalinga"/>
-          <w:sz w:val="20"/>
-          <w:szCs w:val="20"/>
-        </w:rPr>
-        <w:t>{{ rpc_total_angsuran_eksisting }}</w:t>
-      </w:r>
-      <w:r>
-        <w:rPr>
-          <w:rFonts w:hint="default" w:ascii="Kalinga" w:hAnsi="Kalinga"/>
-          <w:sz w:val="20"/>
-          <w:szCs w:val="20"/>
-          <w:lang w:val="en-US"/>
-        </w:rPr>
-        <w:t>,-</w:t>
-      </w:r>
+        </w:rPr>
+      </w:pPr>
     </w:p>
     <w:p>
       <w:pPr>
@@ -7468,8 +6632,61 @@
           <w:rFonts w:hint="default" w:ascii="Kalinga" w:hAnsi="Kalinga"/>
           <w:sz w:val="20"/>
           <w:szCs w:val="20"/>
-        </w:rPr>
-      </w:pPr>
+          <w:lang w:val="en-US"/>
+        </w:rPr>
+      </w:pPr>
+      <w:r>
+        <w:rPr>
+          <w:rFonts w:hint="default" w:ascii="Kalinga" w:hAnsi="Kalinga"/>
+          <w:b/>
+          <w:bCs/>
+          <w:sz w:val="20"/>
+          <w:szCs w:val="20"/>
+        </w:rPr>
+        <w:t xml:space="preserve">Maksimal Angsuran Kredit yang dapat diberikan sampai dengan : </w:t>
+      </w:r>
+      <w:r>
+        <w:rPr>
+          <w:rFonts w:hint="default" w:ascii="Kalinga" w:hAnsi="Kalinga"/>
+          <w:sz w:val="20"/>
+          <w:szCs w:val="20"/>
+        </w:rPr>
+        <w:tab/>
+      </w:r>
+      <w:r>
+        <w:rPr>
+          <w:rFonts w:hint="default" w:ascii="Kalinga" w:hAnsi="Kalinga"/>
+          <w:sz w:val="20"/>
+          <w:szCs w:val="20"/>
+        </w:rPr>
+        <w:t>Rp</w:t>
+      </w:r>
+      <w:r>
+        <w:rPr>
+          <w:rFonts w:hint="default" w:ascii="Kalinga" w:hAnsi="Kalinga"/>
+          <w:sz w:val="20"/>
+          <w:szCs w:val="20"/>
+          <w:lang w:val="en-US"/>
+        </w:rPr>
+        <w:t xml:space="preserve">. </w:t>
+      </w:r>
+      <w:r>
+        <w:rPr>
+          <w:rFonts w:hint="default" w:ascii="Kalinga" w:hAnsi="Kalinga"/>
+          <w:sz w:val="20"/>
+          <w:szCs w:val="20"/>
+        </w:rPr>
+        <w:t>{{ rpc_maksimal_angsuran }}</w:t>
+      </w:r>
+      <w:r>
+        <w:rPr>
+          <w:rFonts w:hint="default" w:ascii="Kalinga" w:hAnsi="Kalinga"/>
+          <w:sz w:val="20"/>
+          <w:szCs w:val="20"/>
+          <w:lang w:val="en-US"/>
+        </w:rPr>
+        <w:t>,-</w:t>
+      </w:r>
     </w:p>
     <w:p>
       <w:pPr>
@@ -7494,19 +6711,62 @@
           <w:sz w:val="20"/>
           <w:szCs w:val="20"/>
         </w:rPr>
-        <w:t xml:space="preserve">Maksimal Angsuran Kredit yang dapat diberikan sampai dengan : </w:t>
-      </w:r>
-      <w:r>
-        <w:rPr>
-          <w:rFonts w:hint="default" w:ascii="Kalinga" w:hAnsi="Kalinga"/>
-          <w:sz w:val="20"/>
-          <w:szCs w:val="20"/>
+        <w:t xml:space="preserve">Angsuran Kredit yang dapat diusulkan       </w:t>
+      </w:r>
+      <w:r>
+        <w:rPr>
+          <w:rFonts w:hint="default" w:ascii="Kalinga" w:hAnsi="Kalinga"/>
+          <w:b/>
+          <w:bCs/>
+          <w:sz w:val="20"/>
+          <w:szCs w:val="20"/>
+          <w:lang w:val="en-US"/>
         </w:rPr>
         <w:tab/>
       </w:r>
       <w:r>
         <w:rPr>
           <w:rFonts w:hint="default" w:ascii="Kalinga" w:hAnsi="Kalinga"/>
+          <w:b/>
+          <w:bCs/>
+          <w:sz w:val="20"/>
+          <w:szCs w:val="20"/>
+          <w:lang w:val="en-US"/>
+        </w:rPr>
+        <w:tab/>
+      </w:r>
+      <w:r>
+        <w:rPr>
+          <w:rFonts w:hint="default" w:ascii="Kalinga" w:hAnsi="Kalinga"/>
+          <w:b/>
+          <w:bCs/>
+          <w:sz w:val="20"/>
+          <w:szCs w:val="20"/>
+          <w:lang w:val="en-US"/>
+        </w:rPr>
+        <w:tab/>
+      </w:r>
+      <w:r>
+        <w:rPr>
+          <w:rFonts w:hint="default" w:ascii="Kalinga" w:hAnsi="Kalinga"/>
+          <w:b/>
+          <w:bCs/>
+          <w:sz w:val="20"/>
+          <w:szCs w:val="20"/>
+        </w:rPr>
+        <w:t xml:space="preserve">: </w:t>
+      </w:r>
+      <w:r>
+        <w:rPr>
+          <w:rFonts w:hint="default" w:ascii="Kalinga" w:hAnsi="Kalinga"/>
+          <w:sz w:val="20"/>
+          <w:szCs w:val="20"/>
+        </w:rPr>
+        <w:tab/>
+      </w:r>
+      <w:r>
+        <w:rPr>
+          <w:rFonts w:hint="default" w:ascii="Kalinga" w:hAnsi="Kalinga"/>
           <w:sz w:val="20"/>
           <w:szCs w:val="20"/>
         </w:rPr>
@@ -7524,121 +6784,11 @@
       <w:r>
         <w:rPr>
           <w:rFonts w:hint="default" w:ascii="Kalinga" w:hAnsi="Kalinga"/>
-          <w:sz w:val="20"/>
-          <w:szCs w:val="20"/>
-        </w:rPr>
-        <w:t>{{ rpc_maksimal_angsuran }}</w:t>
-      </w:r>
-      <w:r>
-        <w:rPr>
-          <w:rFonts w:hint="default" w:ascii="Kalinga" w:hAnsi="Kalinga"/>
-          <w:sz w:val="20"/>
-          <w:szCs w:val="20"/>
-          <w:lang w:val="en-US"/>
-        </w:rPr>
-        <w:t>,-</w:t>
-      </w:r>
-    </w:p>
-    <w:p>
-      <w:pPr>
-        <w:numPr>
-          <w:ilvl w:val="0"/>
-          <w:numId w:val="0"/>
-        </w:numPr>
-        <w:spacing w:after="0" w:line="240" w:lineRule="auto"/>
-        <w:jc w:val="both"/>
-        <w:rPr>
-          <w:rFonts w:hint="default" w:ascii="Kalinga" w:hAnsi="Kalinga"/>
-          <w:sz w:val="20"/>
-          <w:szCs w:val="20"/>
-          <w:lang w:val="en-US"/>
-        </w:rPr>
-      </w:pPr>
-      <w:r>
-        <w:rPr>
-          <w:rFonts w:hint="default" w:ascii="Kalinga" w:hAnsi="Kalinga"/>
-          <w:b/>
-          <w:bCs/>
-          <w:sz w:val="20"/>
-          <w:szCs w:val="20"/>
-        </w:rPr>
-        <w:t xml:space="preserve">Angsuran Kredit yang dapat diusulkan       </w:t>
-      </w:r>
-      <w:r>
-        <w:rPr>
-          <w:rFonts w:hint="default" w:ascii="Kalinga" w:hAnsi="Kalinga"/>
-          <w:b/>
-          <w:bCs/>
-          <w:sz w:val="20"/>
-          <w:szCs w:val="20"/>
-          <w:lang w:val="en-US"/>
-        </w:rPr>
-        <w:tab/>
-      </w:r>
-      <w:r>
-        <w:rPr>
-          <w:rFonts w:hint="default" w:ascii="Kalinga" w:hAnsi="Kalinga"/>
-          <w:b/>
-          <w:bCs/>
-          <w:sz w:val="20"/>
-          <w:szCs w:val="20"/>
-          <w:lang w:val="en-US"/>
-        </w:rPr>
-        <w:tab/>
-      </w:r>
-      <w:r>
-        <w:rPr>
-          <w:rFonts w:hint="default" w:ascii="Kalinga" w:hAnsi="Kalinga"/>
-          <w:b/>
-          <w:bCs/>
-          <w:sz w:val="20"/>
-          <w:szCs w:val="20"/>
-          <w:lang w:val="en-US"/>
-        </w:rPr>
-        <w:tab/>
-      </w:r>
-      <w:r>
-        <w:rPr>
-          <w:rFonts w:hint="default" w:ascii="Kalinga" w:hAnsi="Kalinga"/>
-          <w:b/>
-          <w:bCs/>
-          <w:sz w:val="20"/>
-          <w:szCs w:val="20"/>
-        </w:rPr>
-        <w:t xml:space="preserve">: </w:t>
-      </w:r>
-      <w:r>
-        <w:rPr>
-          <w:rFonts w:hint="default" w:ascii="Kalinga" w:hAnsi="Kalinga"/>
-          <w:sz w:val="20"/>
-          <w:szCs w:val="20"/>
-        </w:rPr>
-        <w:tab/>
-      </w:r>
-      <w:r>
-        <w:rPr>
-          <w:rFonts w:hint="default" w:ascii="Kalinga" w:hAnsi="Kalinga"/>
-          <w:sz w:val="20"/>
-          <w:szCs w:val="20"/>
-        </w:rPr>
-        <w:t>Rp</w:t>
-      </w:r>
-      <w:r>
-        <w:rPr>
-          <w:rFonts w:hint="default" w:ascii="Kalinga" w:hAnsi="Kalinga"/>
-          <w:sz w:val="20"/>
-          <w:szCs w:val="20"/>
-          <w:lang w:val="en-US"/>
-        </w:rPr>
-        <w:t xml:space="preserve">. </w:t>
-      </w:r>
-      <w:r>
-        <w:rPr>
-          <w:rFonts w:hint="default" w:ascii="Kalinga" w:hAnsi="Kalinga"/>
-          <w:sz w:val="20"/>
-          <w:szCs w:val="20"/>
-        </w:rPr>
-        <w:t>{{ usulan_angsuran }}</w:t>
+          <w:color w:val="auto"/>
+          <w:sz w:val="20"/>
+          <w:szCs w:val="20"/>
+        </w:rPr>
+        <w:t>{{rpc_angsuran_diusulkan}}</w:t>
       </w:r>
       <w:r>
         <w:rPr>
@@ -7946,6 +7096,18 @@
       </w:r>
       <w:r>
         <w:rPr>
+          <w:rFonts w:hint="default" w:ascii="Kalinga" w:hAnsi="Kalinga" w:eastAsia="SimSun"/>
+          <w:b/>
+          <w:bCs/>
+          <w:color w:val="auto"/>
+          <w:sz w:val="20"/>
+          <w:szCs w:val="20"/>
+          <w:lang w:val="en-US"/>
+        </w:rPr>
+        <w:t>{{kode_program}}</w:t>
+      </w:r>
+      <w:r>
+        <w:rPr>
           <w:rFonts w:hint="default" w:ascii="Kalinga" w:hAnsi="Kalinga"/>
           <w:b/>
           <w:bCs/>
@@ -7953,13 +7115,12 @@
           <w:sz w:val="20"/>
           <w:szCs w:val="20"/>
           <w:u w:val="none"/>
-          <w:lang w:val="en-US"/>
-        </w:rPr>
-        <w:t>{{program_kredit}}</w:t>
-      </w:r>
-      <w:r>
-        <w:rPr>
-          <w:rFonts w:hint="default" w:ascii="Kalinga" w:hAnsi="Kalinga"/>
+        </w:rPr>
+        <w:t>, dapat diusulkan sebagai berikut :</w:t>
+      </w:r>
+      <w:r>
+        <w:rPr>
+          <w:rFonts w:ascii="Kalinga" w:hAnsi="Kalinga" w:cs="Kalinga"/>
           <w:b/>
           <w:bCs/>
           <w:color w:val="auto"/>
@@ -7967,9 +7128,13 @@
           <w:szCs w:val="20"/>
           <w:u w:val="none"/>
         </w:rPr>
-        <w:t>, dapat diusulkan sebagai berikut :</w:t>
-      </w:r>
-      <w:r>
+        <w:t xml:space="preserve"> </w:t>
+      </w:r>
+    </w:p>
+    <w:p>
+      <w:pPr>
+        <w:spacing w:after="0" w:line="240" w:lineRule="auto"/>
+        <w:jc w:val="both"/>
         <w:rPr>
           <w:rFonts w:ascii="Kalinga" w:hAnsi="Kalinga" w:cs="Kalinga"/>
           <w:b/>
@@ -7977,384 +7142,323 @@
           <w:color w:val="auto"/>
           <w:sz w:val="20"/>
           <w:szCs w:val="20"/>
-          <w:u w:val="none"/>
-        </w:rPr>
-        <w:t xml:space="preserve"> </w:t>
-      </w:r>
-    </w:p>
-    <w:p>
-      <w:pPr>
-        <w:spacing w:after="0" w:line="240" w:lineRule="auto"/>
-        <w:jc w:val="both"/>
+        </w:rPr>
+      </w:pPr>
+    </w:p>
+    <w:p>
+      <w:pPr>
+        <w:spacing w:after="0" w:line="240" w:lineRule="auto"/>
+        <w:jc w:val="both"/>
+        <w:rPr>
+          <w:rFonts w:hint="default" w:ascii="Kalinga" w:hAnsi="Kalinga"/>
+          <w:b/>
+          <w:bCs/>
+          <w:color w:val="auto"/>
+          <w:sz w:val="20"/>
+          <w:szCs w:val="20"/>
+          <w:lang w:val="en-US"/>
+        </w:rPr>
+      </w:pPr>
+      <w:r>
+        <w:rPr>
+          <w:rFonts w:hint="default" w:ascii="Kalinga" w:hAnsi="Kalinga"/>
+          <w:b/>
+          <w:bCs/>
+          <w:color w:val="auto"/>
+          <w:sz w:val="20"/>
+          <w:szCs w:val="20"/>
+        </w:rPr>
+        <w:t xml:space="preserve">Maksimum Kredit   </w:t>
+      </w:r>
+      <w:r>
+        <w:rPr>
+          <w:rFonts w:hint="default" w:ascii="Kalinga" w:hAnsi="Kalinga"/>
+          <w:b/>
+          <w:bCs/>
+          <w:color w:val="auto"/>
+          <w:sz w:val="20"/>
+          <w:szCs w:val="20"/>
+        </w:rPr>
+        <w:tab/>
+      </w:r>
+      <w:r>
+        <w:rPr>
+          <w:rFonts w:hint="default" w:ascii="Kalinga" w:hAnsi="Kalinga"/>
+          <w:b/>
+          <w:bCs/>
+          <w:color w:val="auto"/>
+          <w:sz w:val="20"/>
+          <w:szCs w:val="20"/>
+        </w:rPr>
+        <w:t xml:space="preserve">: Rp. </w:t>
+      </w:r>
+      <w:r>
+        <w:rPr>
+          <w:rFonts w:hint="default" w:ascii="Kalinga" w:hAnsi="Kalinga"/>
+          <w:b/>
+          <w:bCs/>
+          <w:color w:val="auto"/>
+          <w:sz w:val="20"/>
+          <w:szCs w:val="20"/>
+          <w:lang w:val="en-US"/>
+        </w:rPr>
+        <w:t>{{</w:t>
+      </w:r>
+      <w:r>
+        <w:rPr>
+          <w:rFonts w:hint="default" w:ascii="Kalinga" w:hAnsi="Kalinga"/>
+          <w:b/>
+          <w:bCs/>
+          <w:color w:val="auto"/>
+          <w:sz w:val="20"/>
+          <w:szCs w:val="20"/>
+        </w:rPr>
+        <w:t>usulan_plafon</w:t>
+      </w:r>
+      <w:r>
+        <w:rPr>
+          <w:rFonts w:hint="default" w:ascii="Kalinga" w:hAnsi="Kalinga"/>
+          <w:b/>
+          <w:bCs/>
+          <w:color w:val="auto"/>
+          <w:sz w:val="20"/>
+          <w:szCs w:val="20"/>
+          <w:lang w:val="en-US"/>
+        </w:rPr>
+        <w:t>}}</w:t>
+      </w:r>
+      <w:r>
+        <w:rPr>
+          <w:rFonts w:hint="default" w:ascii="Kalinga" w:hAnsi="Kalinga"/>
+          <w:b/>
+          <w:bCs/>
+          <w:color w:val="auto"/>
+          <w:sz w:val="20"/>
+          <w:szCs w:val="20"/>
+        </w:rPr>
+        <w:t>,-</w:t>
+      </w:r>
+      <w:r>
+        <w:rPr>
+          <w:rFonts w:hint="default" w:ascii="Kalinga" w:hAnsi="Kalinga"/>
+          <w:b/>
+          <w:bCs/>
+          <w:color w:val="auto"/>
+          <w:sz w:val="20"/>
+          <w:szCs w:val="20"/>
+          <w:lang w:val="en-US"/>
+        </w:rPr>
+        <w:t>.</w:t>
+      </w:r>
+    </w:p>
+    <w:p>
+      <w:pPr>
+        <w:spacing w:after="0" w:line="240" w:lineRule="auto"/>
+        <w:jc w:val="both"/>
+        <w:rPr>
+          <w:rFonts w:hint="default" w:ascii="Kalinga" w:hAnsi="Kalinga"/>
+          <w:b/>
+          <w:bCs/>
+          <w:color w:val="auto"/>
+          <w:sz w:val="20"/>
+          <w:szCs w:val="20"/>
+          <w:lang w:val="en-US"/>
+        </w:rPr>
+      </w:pPr>
+      <w:r>
+        <w:rPr>
+          <w:rFonts w:hint="default" w:ascii="Kalinga" w:hAnsi="Kalinga"/>
+          <w:b/>
+          <w:bCs/>
+          <w:color w:val="auto"/>
+          <w:sz w:val="20"/>
+          <w:szCs w:val="20"/>
+        </w:rPr>
+        <w:t>Jangka waktu Kredit</w:t>
+      </w:r>
+      <w:r>
+        <w:rPr>
+          <w:rFonts w:hint="default" w:ascii="Kalinga" w:hAnsi="Kalinga"/>
+          <w:b/>
+          <w:bCs/>
+          <w:color w:val="auto"/>
+          <w:sz w:val="20"/>
+          <w:szCs w:val="20"/>
+        </w:rPr>
+        <w:tab/>
+      </w:r>
+      <w:r>
+        <w:rPr>
+          <w:rFonts w:hint="default" w:ascii="Kalinga" w:hAnsi="Kalinga"/>
+          <w:b/>
+          <w:bCs/>
+          <w:color w:val="auto"/>
+          <w:sz w:val="20"/>
+          <w:szCs w:val="20"/>
+        </w:rPr>
+        <w:t xml:space="preserve">: </w:t>
+      </w:r>
+      <w:r>
+        <w:rPr>
+          <w:rFonts w:hint="default" w:ascii="Kalinga" w:hAnsi="Kalinga"/>
+          <w:b/>
+          <w:bCs/>
+          <w:color w:val="auto"/>
+          <w:sz w:val="20"/>
+          <w:szCs w:val="20"/>
+          <w:lang w:val="en-US"/>
+        </w:rPr>
+        <w:t>{{</w:t>
+      </w:r>
+      <w:r>
+        <w:rPr>
+          <w:rFonts w:hint="default" w:ascii="Kalinga" w:hAnsi="Kalinga"/>
+          <w:b/>
+          <w:bCs/>
+          <w:color w:val="auto"/>
+          <w:sz w:val="20"/>
+          <w:szCs w:val="20"/>
+        </w:rPr>
+        <w:t>usulan_jangka_waktu</w:t>
+      </w:r>
+      <w:r>
+        <w:rPr>
+          <w:rFonts w:hint="default" w:ascii="Kalinga" w:hAnsi="Kalinga"/>
+          <w:b/>
+          <w:bCs/>
+          <w:color w:val="auto"/>
+          <w:sz w:val="20"/>
+          <w:szCs w:val="20"/>
+          <w:lang w:val="en-US"/>
+        </w:rPr>
+        <w:t>}}.</w:t>
+      </w:r>
+    </w:p>
+    <w:p>
+      <w:pPr>
+        <w:spacing w:after="0" w:line="240" w:lineRule="auto"/>
+        <w:jc w:val="both"/>
+        <w:rPr>
+          <w:rFonts w:hint="default" w:ascii="Kalinga" w:hAnsi="Kalinga" w:cs="Kalinga"/>
+          <w:b/>
+          <w:bCs/>
+          <w:color w:val="auto"/>
+          <w:sz w:val="20"/>
+          <w:szCs w:val="20"/>
+          <w:lang w:val="en-US"/>
+        </w:rPr>
+      </w:pPr>
+      <w:r>
+        <w:rPr>
+          <w:rFonts w:hint="default" w:ascii="Kalinga" w:hAnsi="Kalinga"/>
+          <w:b/>
+          <w:bCs/>
+          <w:color w:val="auto"/>
+          <w:sz w:val="20"/>
+          <w:szCs w:val="20"/>
+        </w:rPr>
+        <w:t xml:space="preserve">Bunga Kredit </w:t>
+      </w:r>
+      <w:r>
+        <w:rPr>
+          <w:rFonts w:hint="default" w:ascii="Kalinga" w:hAnsi="Kalinga"/>
+          <w:b/>
+          <w:bCs/>
+          <w:color w:val="auto"/>
+          <w:sz w:val="20"/>
+          <w:szCs w:val="20"/>
+        </w:rPr>
+        <w:tab/>
+      </w:r>
+      <w:r>
+        <w:rPr>
+          <w:rFonts w:hint="default" w:ascii="Kalinga" w:hAnsi="Kalinga"/>
+          <w:b/>
+          <w:bCs/>
+          <w:color w:val="auto"/>
+          <w:sz w:val="20"/>
+          <w:szCs w:val="20"/>
+        </w:rPr>
+        <w:tab/>
+      </w:r>
+      <w:r>
+        <w:rPr>
+          <w:rFonts w:hint="default" w:ascii="Kalinga" w:hAnsi="Kalinga"/>
+          <w:b/>
+          <w:bCs/>
+          <w:color w:val="auto"/>
+          <w:sz w:val="20"/>
+          <w:szCs w:val="20"/>
+        </w:rPr>
+        <w:t xml:space="preserve">: </w:t>
+      </w:r>
+      <w:r>
+        <w:rPr>
+          <w:rFonts w:hint="default" w:ascii="Kalinga" w:hAnsi="Kalinga"/>
+          <w:b/>
+          <w:bCs/>
+          <w:color w:val="auto"/>
+          <w:sz w:val="20"/>
+          <w:szCs w:val="20"/>
+          <w:lang w:val="en-US"/>
+        </w:rPr>
+        <w:t>{{bunga_persen}}</w:t>
+      </w:r>
+    </w:p>
+    <w:p>
+      <w:pPr>
+        <w:spacing w:after="0" w:line="240" w:lineRule="auto"/>
+        <w:jc w:val="both"/>
+        <w:rPr>
+          <w:rFonts w:hint="default" w:ascii="Kalinga" w:hAnsi="Kalinga"/>
+          <w:color w:val="auto"/>
+          <w:sz w:val="20"/>
+          <w:szCs w:val="20"/>
+        </w:rPr>
+      </w:pPr>
+      <w:r>
         <w:rPr>
           <w:rFonts w:ascii="Kalinga" w:hAnsi="Kalinga" w:cs="Kalinga"/>
-          <w:b/>
-          <w:bCs/>
-          <w:color w:val="auto"/>
-          <w:sz w:val="20"/>
-          <w:szCs w:val="20"/>
-        </w:rPr>
-      </w:pPr>
-    </w:p>
-    <w:p>
-      <w:pPr>
-        <w:spacing w:after="0" w:line="240" w:lineRule="auto"/>
-        <w:jc w:val="both"/>
-        <w:rPr>
-          <w:rFonts w:hint="default" w:ascii="Kalinga" w:hAnsi="Kalinga"/>
-          <w:b/>
-          <w:bCs/>
-          <w:color w:val="auto"/>
-          <w:sz w:val="20"/>
-          <w:szCs w:val="20"/>
-          <w:lang w:val="en-US"/>
-        </w:rPr>
-      </w:pPr>
-      <w:r>
-        <w:rPr>
-          <w:rFonts w:hint="default" w:ascii="Kalinga" w:hAnsi="Kalinga"/>
-          <w:b/>
-          <w:bCs/>
-          <w:color w:val="auto"/>
-          <w:sz w:val="20"/>
-          <w:szCs w:val="20"/>
-        </w:rPr>
-        <w:t xml:space="preserve">Maksimum Kredit   </w:t>
-      </w:r>
-      <w:r>
-        <w:rPr>
-          <w:rFonts w:hint="default" w:ascii="Kalinga" w:hAnsi="Kalinga"/>
-          <w:b/>
-          <w:bCs/>
-          <w:color w:val="auto"/>
-          <w:sz w:val="20"/>
-          <w:szCs w:val="20"/>
-        </w:rPr>
-        <w:tab/>
-      </w:r>
-      <w:r>
-        <w:rPr>
-          <w:rFonts w:hint="default" w:ascii="Kalinga" w:hAnsi="Kalinga"/>
-          <w:b/>
-          <w:bCs/>
-          <w:color w:val="auto"/>
-          <w:sz w:val="20"/>
-          <w:szCs w:val="20"/>
-        </w:rPr>
-        <w:t xml:space="preserve">: Rp. </w:t>
-      </w:r>
-      <w:r>
-        <w:rPr>
-          <w:rFonts w:hint="default" w:ascii="Kalinga" w:hAnsi="Kalinga"/>
-          <w:b/>
-          <w:bCs/>
-          <w:color w:val="auto"/>
-          <w:sz w:val="20"/>
-          <w:szCs w:val="20"/>
-          <w:lang w:val="en-US"/>
-        </w:rPr>
-        <w:t>{{</w:t>
-      </w:r>
-      <w:r>
-        <w:rPr>
-          <w:rFonts w:hint="default" w:ascii="Kalinga" w:hAnsi="Kalinga"/>
-          <w:b/>
-          <w:bCs/>
-          <w:color w:val="auto"/>
-          <w:sz w:val="20"/>
-          <w:szCs w:val="20"/>
-        </w:rPr>
-        <w:t>usulan_plafon_kredit</w:t>
-      </w:r>
-      <w:r>
-        <w:rPr>
-          <w:rFonts w:hint="default" w:ascii="Kalinga" w:hAnsi="Kalinga"/>
-          <w:b/>
-          <w:bCs/>
-          <w:color w:val="auto"/>
-          <w:sz w:val="20"/>
-          <w:szCs w:val="20"/>
-          <w:lang w:val="en-US"/>
-        </w:rPr>
-        <w:t>}}</w:t>
-      </w:r>
-      <w:r>
-        <w:rPr>
-          <w:rFonts w:hint="default" w:ascii="Kalinga" w:hAnsi="Kalinga"/>
-          <w:b/>
-          <w:bCs/>
-          <w:color w:val="auto"/>
-          <w:sz w:val="20"/>
-          <w:szCs w:val="20"/>
-        </w:rPr>
-        <w:t>,-</w:t>
-      </w:r>
-      <w:r>
-        <w:rPr>
-          <w:rFonts w:hint="default" w:ascii="Kalinga" w:hAnsi="Kalinga"/>
-          <w:b/>
-          <w:bCs/>
-          <w:color w:val="auto"/>
-          <w:sz w:val="20"/>
-          <w:szCs w:val="20"/>
-          <w:lang w:val="en-US"/>
-        </w:rPr>
-        <w:t>.</w:t>
-      </w:r>
-    </w:p>
-    <w:p>
-      <w:pPr>
-        <w:spacing w:after="0" w:line="240" w:lineRule="auto"/>
-        <w:jc w:val="both"/>
-        <w:rPr>
-          <w:rFonts w:hint="default" w:ascii="Kalinga" w:hAnsi="Kalinga"/>
-          <w:b/>
-          <w:bCs/>
-          <w:color w:val="auto"/>
-          <w:sz w:val="20"/>
-          <w:szCs w:val="20"/>
-          <w:lang w:val="en-US"/>
-        </w:rPr>
-      </w:pPr>
-      <w:r>
-        <w:rPr>
-          <w:rFonts w:hint="default" w:ascii="Kalinga" w:hAnsi="Kalinga"/>
-          <w:b/>
-          <w:bCs/>
-          <w:color w:val="auto"/>
-          <w:sz w:val="20"/>
-          <w:szCs w:val="20"/>
-        </w:rPr>
-        <w:t>Jangka waktu Kredit</w:t>
-      </w:r>
-      <w:r>
-        <w:rPr>
-          <w:rFonts w:hint="default" w:ascii="Kalinga" w:hAnsi="Kalinga"/>
-          <w:b/>
-          <w:bCs/>
-          <w:color w:val="auto"/>
-          <w:sz w:val="20"/>
-          <w:szCs w:val="20"/>
-        </w:rPr>
-        <w:tab/>
-      </w:r>
-      <w:r>
-        <w:rPr>
-          <w:rFonts w:hint="default" w:ascii="Kalinga" w:hAnsi="Kalinga"/>
-          <w:b/>
-          <w:bCs/>
-          <w:color w:val="auto"/>
-          <w:sz w:val="20"/>
-          <w:szCs w:val="20"/>
-        </w:rPr>
-        <w:t xml:space="preserve">: </w:t>
-      </w:r>
-      <w:r>
-        <w:rPr>
-          <w:rFonts w:hint="default" w:ascii="Kalinga" w:hAnsi="Kalinga"/>
-          <w:b/>
-          <w:bCs/>
-          <w:color w:val="auto"/>
-          <w:sz w:val="20"/>
-          <w:szCs w:val="20"/>
-          <w:lang w:val="en-US"/>
-        </w:rPr>
-        <w:t>{{</w:t>
-      </w:r>
-      <w:r>
-        <w:rPr>
-          <w:rFonts w:hint="default" w:ascii="Kalinga" w:hAnsi="Kalinga"/>
-          <w:b/>
-          <w:bCs/>
-          <w:color w:val="auto"/>
-          <w:sz w:val="20"/>
-          <w:szCs w:val="20"/>
-        </w:rPr>
-        <w:t>usulan_jangka_waktu_bulan</w:t>
-      </w:r>
-      <w:r>
-        <w:rPr>
-          <w:rFonts w:hint="default" w:ascii="Kalinga" w:hAnsi="Kalinga"/>
-          <w:b/>
-          <w:bCs/>
-          <w:color w:val="auto"/>
-          <w:sz w:val="20"/>
-          <w:szCs w:val="20"/>
-          <w:lang w:val="en-US"/>
-        </w:rPr>
-        <w:t>}}</w:t>
-      </w:r>
-      <w:r>
-        <w:rPr>
-          <w:rFonts w:hint="default" w:ascii="Kalinga" w:hAnsi="Kalinga"/>
-          <w:b/>
-          <w:bCs/>
-          <w:color w:val="auto"/>
-          <w:sz w:val="20"/>
-          <w:szCs w:val="20"/>
-        </w:rPr>
-        <w:t xml:space="preserve"> Bulan</w:t>
-      </w:r>
-      <w:r>
-        <w:rPr>
-          <w:rFonts w:hint="default" w:ascii="Kalinga" w:hAnsi="Kalinga"/>
-          <w:b/>
-          <w:bCs/>
-          <w:color w:val="auto"/>
-          <w:sz w:val="20"/>
-          <w:szCs w:val="20"/>
-          <w:lang w:val="en-US"/>
-        </w:rPr>
-        <w:t>.</w:t>
-      </w:r>
-    </w:p>
-    <w:p>
-      <w:pPr>
-        <w:spacing w:after="0" w:line="240" w:lineRule="auto"/>
-        <w:jc w:val="both"/>
-        <w:rPr>
-          <w:rFonts w:hint="default" w:ascii="Kalinga" w:hAnsi="Kalinga" w:cs="Kalinga"/>
-          <w:b/>
-          <w:bCs/>
-          <w:color w:val="auto"/>
-          <w:sz w:val="20"/>
-          <w:szCs w:val="20"/>
-          <w:lang w:val="en-US"/>
-        </w:rPr>
-      </w:pPr>
-      <w:r>
-        <w:rPr>
-          <w:rFonts w:hint="default" w:ascii="Kalinga" w:hAnsi="Kalinga"/>
-          <w:b/>
-          <w:bCs/>
-          <w:color w:val="auto"/>
-          <w:sz w:val="20"/>
-          <w:szCs w:val="20"/>
-        </w:rPr>
-        <w:t xml:space="preserve">Bunga Kredit </w:t>
-      </w:r>
-      <w:r>
-        <w:rPr>
-          <w:rFonts w:hint="default" w:ascii="Kalinga" w:hAnsi="Kalinga"/>
-          <w:b/>
-          <w:bCs/>
-          <w:color w:val="auto"/>
-          <w:sz w:val="20"/>
-          <w:szCs w:val="20"/>
-        </w:rPr>
-        <w:tab/>
-      </w:r>
-      <w:r>
-        <w:rPr>
-          <w:rFonts w:hint="default" w:ascii="Kalinga" w:hAnsi="Kalinga"/>
-          <w:b/>
-          <w:bCs/>
-          <w:color w:val="auto"/>
-          <w:sz w:val="20"/>
-          <w:szCs w:val="20"/>
-        </w:rPr>
-        <w:tab/>
-      </w:r>
-      <w:r>
-        <w:rPr>
-          <w:rFonts w:hint="default" w:ascii="Kalinga" w:hAnsi="Kalinga"/>
-          <w:b/>
-          <w:bCs/>
-          <w:color w:val="auto"/>
-          <w:sz w:val="20"/>
-          <w:szCs w:val="20"/>
-        </w:rPr>
-        <w:t xml:space="preserve">: </w:t>
-      </w:r>
-      <w:r>
-        <w:rPr>
-          <w:rFonts w:hint="default" w:ascii="Kalinga" w:hAnsi="Kalinga"/>
-          <w:b/>
-          <w:bCs/>
-          <w:color w:val="auto"/>
-          <w:sz w:val="20"/>
-          <w:szCs w:val="20"/>
-          <w:lang w:val="en-US"/>
-        </w:rPr>
-        <w:t>{{</w:t>
-      </w:r>
-      <w:r>
-        <w:rPr>
-          <w:rFonts w:hint="default" w:ascii="Kalinga" w:hAnsi="Kalinga"/>
-          <w:b/>
-          <w:bCs/>
-          <w:color w:val="auto"/>
-          <w:sz w:val="20"/>
-          <w:szCs w:val="20"/>
-        </w:rPr>
-        <w:t>usulan_bunga_persen</w:t>
-      </w:r>
-      <w:r>
-        <w:rPr>
-          <w:rFonts w:hint="default" w:ascii="Kalinga" w:hAnsi="Kalinga"/>
-          <w:b/>
-          <w:bCs/>
-          <w:color w:val="auto"/>
-          <w:sz w:val="20"/>
-          <w:szCs w:val="20"/>
-          <w:lang w:val="en-US"/>
-        </w:rPr>
-        <w:t>}}</w:t>
-      </w:r>
-      <w:r>
-        <w:rPr>
-          <w:rFonts w:hint="default" w:ascii="Kalinga" w:hAnsi="Kalinga"/>
-          <w:b/>
-          <w:bCs/>
-          <w:color w:val="auto"/>
-          <w:sz w:val="20"/>
-          <w:szCs w:val="20"/>
-        </w:rPr>
-        <w:t>% p.a Efektif Anuitas</w:t>
-      </w:r>
-      <w:r>
-        <w:rPr>
-          <w:rFonts w:hint="default" w:ascii="Kalinga" w:hAnsi="Kalinga"/>
-          <w:b/>
-          <w:bCs/>
-          <w:color w:val="auto"/>
-          <w:sz w:val="20"/>
-          <w:szCs w:val="20"/>
-          <w:lang w:val="en-US"/>
-        </w:rPr>
-        <w:t>.</w:t>
-      </w:r>
-    </w:p>
-    <w:p>
-      <w:pPr>
-        <w:spacing w:line="240" w:lineRule="auto"/>
-        <w:jc w:val="both"/>
+          <w:sz w:val="20"/>
+          <w:szCs w:val="20"/>
+        </w:rPr>
+        <w:br w:type="textWrapping"/>
+      </w:r>
+      <w:r>
         <w:rPr>
           <w:rFonts w:ascii="Kalinga" w:hAnsi="Kalinga" w:cs="Kalinga"/>
-          <w:sz w:val="20"/>
-          <w:szCs w:val="20"/>
-        </w:rPr>
-      </w:pPr>
+          <w:b/>
+          <w:bCs/>
+          <w:sz w:val="20"/>
+          <w:szCs w:val="20"/>
+        </w:rPr>
+        <w:t xml:space="preserve">Syarat </w:t>
+      </w:r>
+      <w:bookmarkStart w:id="52" w:name="_GoBack"/>
+      <w:bookmarkEnd w:id="52"/>
       <w:r>
         <w:rPr>
           <w:rFonts w:ascii="Kalinga" w:hAnsi="Kalinga" w:cs="Kalinga"/>
-          <w:sz w:val="20"/>
-          <w:szCs w:val="20"/>
-        </w:rPr>
-        <w:br w:type="textWrapping"/>
-      </w:r>
-      <w:r>
-        <w:rPr>
-          <w:rFonts w:ascii="Kalinga" w:hAnsi="Kalinga" w:cs="Kalinga"/>
-          <w:b/>
-          <w:bCs/>
-          <w:sz w:val="20"/>
-          <w:szCs w:val="20"/>
-        </w:rPr>
-        <w:t>Syarat Penandatanganan :</w:t>
-      </w:r>
-    </w:p>
-    <w:bookmarkEnd w:id="40"/>
+          <w:b/>
+          <w:bCs/>
+          <w:sz w:val="20"/>
+          <w:szCs w:val="20"/>
+        </w:rPr>
+        <w:t>Penandatanganan :</w:t>
+      </w:r>
+      <w:bookmarkEnd w:id="40"/>
+      <w:bookmarkEnd w:id="41"/>
+      <w:bookmarkEnd w:id="42"/>
+      <w:r>
+        <w:rPr>
+          <w:rFonts w:hint="default" w:ascii="Kalinga" w:hAnsi="Kalinga"/>
+          <w:color w:val="auto"/>
+          <w:sz w:val="20"/>
+          <w:szCs w:val="20"/>
+        </w:rPr>
+        <w:t>{{#list_syarat_penandatanganan}}</w:t>
+      </w:r>
+    </w:p>
     <w:p>
       <w:pPr>
         <w:pStyle w:val="6"/>
@@ -8366,22 +7470,108 @@
         <w:ind w:left="360" w:leftChars="0" w:right="160" w:rightChars="0" w:hanging="280" w:firstLineChars="0"/>
         <w:jc w:val="both"/>
         <w:rPr>
-          <w:rFonts w:hint="default" w:ascii="Kalinga" w:hAnsi="Kalinga" w:cs="Kalinga"/>
-          <w:color w:val="auto"/>
-          <w:sz w:val="20"/>
-          <w:szCs w:val="20"/>
-          <w:lang w:val="en-US"/>
-        </w:rPr>
-      </w:pPr>
-      <w:r>
-        <w:rPr>
-          <w:rFonts w:hint="default" w:ascii="Kalinga" w:hAnsi="Kalinga" w:cs="Kalinga"/>
-          <w:color w:val="auto"/>
-          <w:sz w:val="20"/>
-          <w:szCs w:val="20"/>
-          <w:lang w:val="en-US"/>
-        </w:rPr>
-        <w:t>Aplikasi Permohon Kredit telah ditandatangani oleh Pemohon.</w:t>
+          <w:rFonts w:ascii="Kalinga" w:hAnsi="Kalinga" w:cs="Kalinga"/>
+          <w:sz w:val="20"/>
+          <w:szCs w:val="20"/>
+        </w:rPr>
+      </w:pPr>
+      <w:r>
+        <w:rPr>
+          <w:rFonts w:hint="default" w:ascii="Kalinga" w:hAnsi="Kalinga"/>
+          <w:color w:val="auto"/>
+          <w:sz w:val="20"/>
+          <w:szCs w:val="20"/>
+        </w:rPr>
+        <w:t>{{text}}{{/list_syarat_penandatanganan}}</w:t>
+      </w:r>
+    </w:p>
+    <w:p>
+      <w:pPr>
+        <w:spacing w:after="0" w:line="240" w:lineRule="auto"/>
+        <w:jc w:val="both"/>
+        <w:rPr>
+          <w:rFonts w:ascii="Kalinga" w:hAnsi="Kalinga" w:cs="Kalinga"/>
+          <w:sz w:val="20"/>
+          <w:szCs w:val="20"/>
+        </w:rPr>
+      </w:pPr>
+    </w:p>
+    <w:bookmarkEnd w:id="43"/>
+    <w:p>
+      <w:pPr>
+        <w:spacing w:after="0" w:line="240" w:lineRule="auto"/>
+        <w:jc w:val="both"/>
+        <w:rPr>
+          <w:rFonts w:ascii="Kalinga" w:hAnsi="Kalinga" w:cs="Kalinga"/>
+          <w:b/>
+          <w:bCs/>
+          <w:color w:val="auto"/>
+          <w:sz w:val="20"/>
+          <w:szCs w:val="20"/>
+        </w:rPr>
+      </w:pPr>
+      <w:bookmarkStart w:id="45" w:name="OLE_LINK58"/>
+      <w:bookmarkStart w:id="46" w:name="OLE_LINK64"/>
+      <w:bookmarkStart w:id="47" w:name="OLE_LINK24"/>
+      <w:bookmarkStart w:id="48" w:name="OLE_LINK13"/>
+      <w:bookmarkStart w:id="49" w:name="OLE_LINK70"/>
+      <w:bookmarkStart w:id="50" w:name="OLE_LINK23"/>
+      <w:bookmarkStart w:id="51" w:name="OLE_LINK40"/>
+      <w:r>
+        <w:rPr>
+          <w:rFonts w:ascii="Kalinga" w:hAnsi="Kalinga" w:cs="Kalinga"/>
+          <w:b/>
+          <w:bCs/>
+          <w:sz w:val="20"/>
+          <w:szCs w:val="20"/>
+        </w:rPr>
+        <w:t>Syarat Pencairan :</w:t>
+      </w:r>
+    </w:p>
+    <w:p>
+      <w:pPr>
+        <w:pStyle w:val="6"/>
+        <w:numPr>
+          <w:ilvl w:val="0"/>
+          <w:numId w:val="0"/>
+        </w:numPr>
+        <w:spacing w:line="240" w:lineRule="auto"/>
+        <w:ind w:left="80" w:leftChars="0" w:right="160" w:rightChars="0"/>
+        <w:jc w:val="both"/>
+        <w:rPr>
+          <w:rFonts w:hint="default" w:ascii="Kalinga" w:hAnsi="Kalinga"/>
+          <w:color w:val="auto"/>
+          <w:sz w:val="20"/>
+          <w:szCs w:val="20"/>
+          <w:lang w:val="en-US"/>
+        </w:rPr>
+      </w:pPr>
+      <w:r>
+        <w:rPr>
+          <w:rFonts w:ascii="Kalinga" w:hAnsi="Kalinga" w:cs="Kalinga"/>
+          <w:color w:val="auto"/>
+          <w:sz w:val="20"/>
+          <w:szCs w:val="20"/>
+        </w:rPr>
+        <w:t>Pencairan Kredit akan dilakukan dengan cara sebagai berikut :</w:t>
+      </w:r>
+      <w:bookmarkEnd w:id="44"/>
+      <w:bookmarkEnd w:id="45"/>
+      <w:bookmarkEnd w:id="46"/>
+      <w:bookmarkEnd w:id="47"/>
+      <w:bookmarkEnd w:id="48"/>
+      <w:bookmarkEnd w:id="49"/>
+      <w:bookmarkEnd w:id="50"/>
+      <w:bookmarkEnd w:id="51"/>
+      <w:r>
+        <w:rPr>
+          <w:rFonts w:hint="default" w:ascii="Kalinga" w:hAnsi="Kalinga"/>
+          <w:color w:val="auto"/>
+          <w:sz w:val="20"/>
+          <w:szCs w:val="20"/>
+          <w:lang w:val="en-US"/>
+        </w:rPr>
+        <w:t>{{#list_syarat_pencairan}}</w:t>
       </w:r>
     </w:p>
     <w:p>
@@ -8395,463 +7585,6 @@
         <w:ind w:left="360" w:leftChars="0" w:right="160" w:rightChars="0" w:hanging="280" w:firstLineChars="0"/>
         <w:jc w:val="both"/>
         <w:rPr>
-          <w:rFonts w:hint="default" w:ascii="Kalinga" w:hAnsi="Kalinga" w:cs="Kalinga"/>
-          <w:color w:val="auto"/>
-          <w:sz w:val="20"/>
-          <w:szCs w:val="20"/>
-          <w:lang w:val="en-US"/>
-        </w:rPr>
-      </w:pPr>
-      <w:r>
-        <w:rPr>
-          <w:rFonts w:hint="default" w:ascii="Kalinga" w:hAnsi="Kalinga" w:cs="Kalinga"/>
-          <w:color w:val="auto"/>
-          <w:sz w:val="20"/>
-          <w:szCs w:val="20"/>
-          <w:lang w:val="en-US"/>
-        </w:rPr>
-        <w:t>Membuka Rekening BNI Taplus atas nama Pemohon yang akan dijadikan sebagai Rekening Afiliasi Kredit.</w:t>
-      </w:r>
-    </w:p>
-    <w:p>
-      <w:pPr>
-        <w:pStyle w:val="6"/>
-        <w:numPr>
-          <w:ilvl w:val="0"/>
-          <w:numId w:val="1"/>
-        </w:numPr>
-        <w:spacing w:line="240" w:lineRule="auto"/>
-        <w:ind w:left="360" w:leftChars="0" w:right="160" w:rightChars="0" w:hanging="280" w:firstLineChars="0"/>
-        <w:jc w:val="both"/>
-        <w:rPr>
-          <w:rFonts w:hint="default" w:ascii="Kalinga" w:hAnsi="Kalinga" w:cs="Kalinga"/>
-          <w:color w:val="auto"/>
-          <w:sz w:val="20"/>
-          <w:szCs w:val="20"/>
-          <w:lang w:val="en-US"/>
-        </w:rPr>
-      </w:pPr>
-      <w:r>
-        <w:rPr>
-          <w:rFonts w:hint="default" w:ascii="Kalinga" w:hAnsi="Kalinga" w:cs="Kalinga"/>
-          <w:color w:val="auto"/>
-          <w:sz w:val="20"/>
-          <w:szCs w:val="20"/>
-          <w:lang w:val="en-US"/>
-        </w:rPr>
-        <w:t>Apabila Dana Blokir tersebut dipotong dari pencairan kredit, pemohon wajib meyerahkan Surat Pernyataan yang isinya meminta kepada bank agar dana blokir rekening sebesar Angsuran perbulan dikali masa Prapurna (masa sebelum Pensiun) dipotong dari dana pencairan Kredit.</w:t>
-      </w:r>
-    </w:p>
-    <w:p>
-      <w:pPr>
-        <w:pStyle w:val="6"/>
-        <w:numPr>
-          <w:ilvl w:val="0"/>
-          <w:numId w:val="1"/>
-        </w:numPr>
-        <w:spacing w:line="240" w:lineRule="auto"/>
-        <w:ind w:left="360" w:leftChars="0" w:right="160" w:rightChars="0" w:hanging="280" w:firstLineChars="0"/>
-        <w:jc w:val="both"/>
-        <w:rPr>
-          <w:rFonts w:hint="default" w:ascii="Kalinga" w:hAnsi="Kalinga" w:cs="Kalinga"/>
-          <w:color w:val="auto"/>
-          <w:sz w:val="20"/>
-          <w:szCs w:val="20"/>
-          <w:lang w:val="en-US"/>
-        </w:rPr>
-      </w:pPr>
-      <w:r>
-        <w:rPr>
-          <w:rFonts w:hint="default" w:ascii="Kalinga" w:hAnsi="Kalinga" w:cs="Kalinga"/>
-          <w:color w:val="auto"/>
-          <w:sz w:val="20"/>
-          <w:szCs w:val="20"/>
-          <w:lang w:val="en-US"/>
-        </w:rPr>
-        <w:t>Pembayaran kembali dilakukan dengan cara mendebet Rekening Afiliasi setiap bulan sebesar Angsuran Hutang Pokok dan Bunga..</w:t>
-      </w:r>
-    </w:p>
-    <w:p>
-      <w:pPr>
-        <w:pStyle w:val="6"/>
-        <w:numPr>
-          <w:ilvl w:val="0"/>
-          <w:numId w:val="1"/>
-        </w:numPr>
-        <w:spacing w:line="240" w:lineRule="auto"/>
-        <w:ind w:left="360" w:leftChars="0" w:right="160" w:rightChars="0" w:hanging="280" w:firstLineChars="0"/>
-        <w:jc w:val="both"/>
-        <w:rPr>
-          <w:rFonts w:hint="default" w:ascii="Kalinga" w:hAnsi="Kalinga" w:cs="Kalinga"/>
-          <w:color w:val="auto"/>
-          <w:sz w:val="20"/>
-          <w:szCs w:val="20"/>
-          <w:lang w:val="en-US"/>
-        </w:rPr>
-      </w:pPr>
-      <w:r>
-        <w:rPr>
-          <w:rFonts w:hint="default" w:ascii="Kalinga" w:hAnsi="Kalinga" w:cs="Kalinga"/>
-          <w:color w:val="auto"/>
-          <w:sz w:val="20"/>
-          <w:szCs w:val="20"/>
-          <w:lang w:val="en-US"/>
-        </w:rPr>
-        <w:t>Pada saat Pensiun Pemohon Wajib Menyerahkan Asli SK Pensiun atas nama Pemohon.</w:t>
-      </w:r>
-    </w:p>
-    <w:p>
-      <w:pPr>
-        <w:pStyle w:val="6"/>
-        <w:numPr>
-          <w:ilvl w:val="0"/>
-          <w:numId w:val="1"/>
-        </w:numPr>
-        <w:spacing w:line="240" w:lineRule="auto"/>
-        <w:ind w:left="360" w:leftChars="0" w:right="160" w:rightChars="0" w:hanging="280" w:firstLineChars="0"/>
-        <w:jc w:val="both"/>
-        <w:rPr>
-          <w:rFonts w:hint="default" w:ascii="Kalinga" w:hAnsi="Kalinga" w:cs="Kalinga"/>
-          <w:color w:val="auto"/>
-          <w:sz w:val="20"/>
-          <w:szCs w:val="20"/>
-          <w:lang w:val="en-US"/>
-        </w:rPr>
-      </w:pPr>
-      <w:r>
-        <w:rPr>
-          <w:rFonts w:hint="default" w:ascii="Kalinga" w:hAnsi="Kalinga" w:cs="Kalinga"/>
-          <w:color w:val="auto"/>
-          <w:sz w:val="20"/>
-          <w:szCs w:val="20"/>
-          <w:lang w:val="en-US"/>
-        </w:rPr>
-        <w:t>Surat Kuasa Bermaterai Pengurusan Hak Pensiun Pemohon Kepada BNI.</w:t>
-      </w:r>
-    </w:p>
-    <w:p>
-      <w:pPr>
-        <w:pStyle w:val="6"/>
-        <w:numPr>
-          <w:ilvl w:val="0"/>
-          <w:numId w:val="1"/>
-        </w:numPr>
-        <w:spacing w:line="240" w:lineRule="auto"/>
-        <w:ind w:left="360" w:leftChars="0" w:right="160" w:rightChars="0" w:hanging="280" w:firstLineChars="0"/>
-        <w:jc w:val="both"/>
-        <w:rPr>
-          <w:rFonts w:hint="default" w:ascii="Kalinga" w:hAnsi="Kalinga" w:cs="Kalinga"/>
-          <w:color w:val="auto"/>
-          <w:sz w:val="20"/>
-          <w:szCs w:val="20"/>
-          <w:lang w:val="en-US"/>
-        </w:rPr>
-      </w:pPr>
-      <w:r>
-        <w:rPr>
-          <w:rFonts w:hint="default" w:ascii="Kalinga" w:hAnsi="Kalinga" w:cs="Kalinga"/>
-          <w:color w:val="auto"/>
-          <w:sz w:val="20"/>
-          <w:szCs w:val="20"/>
-          <w:lang w:val="en-US"/>
-        </w:rPr>
-        <w:t>Surat Kuasa Bermaterai Dari Pemohon Kepada Biro Kepegawaian/Tata Usaha / Seksi Personil/Bagian Sumber Daya atau lainnya yang berwenang untuk menyerahkan Asli SK Pensiun kepada BNI.</w:t>
-      </w:r>
-    </w:p>
-    <w:p>
-      <w:pPr>
-        <w:pStyle w:val="6"/>
-        <w:numPr>
-          <w:ilvl w:val="0"/>
-          <w:numId w:val="1"/>
-        </w:numPr>
-        <w:spacing w:line="240" w:lineRule="auto"/>
-        <w:ind w:left="360" w:leftChars="0" w:right="160" w:rightChars="0" w:hanging="280" w:firstLineChars="0"/>
-        <w:jc w:val="both"/>
-        <w:rPr>
-          <w:rFonts w:hint="default" w:ascii="Kalinga" w:hAnsi="Kalinga" w:cs="Kalinga"/>
-          <w:color w:val="auto"/>
-          <w:sz w:val="20"/>
-          <w:szCs w:val="20"/>
-          <w:lang w:val="en-US"/>
-        </w:rPr>
-      </w:pPr>
-      <w:r>
-        <w:rPr>
-          <w:rFonts w:hint="default" w:ascii="Kalinga" w:hAnsi="Kalinga" w:cs="Kalinga"/>
-          <w:color w:val="auto"/>
-          <w:sz w:val="20"/>
-          <w:szCs w:val="20"/>
-          <w:lang w:val="en-US"/>
-        </w:rPr>
-        <w:t>Surat Kuasa Bermaterai dari Pemohon Kepada BNI Untuk Mengurus Pengambilan Asli SK Pensiun di Biro Kepegawaian /Tata Usaha / Seksi Personil/Bagian Sumber Daya atau lainnya yang berwenang.</w:t>
-      </w:r>
-    </w:p>
-    <w:p>
-      <w:pPr>
-        <w:pStyle w:val="6"/>
-        <w:numPr>
-          <w:ilvl w:val="0"/>
-          <w:numId w:val="1"/>
-        </w:numPr>
-        <w:spacing w:line="240" w:lineRule="auto"/>
-        <w:ind w:left="360" w:leftChars="0" w:right="160" w:rightChars="0" w:hanging="280" w:firstLineChars="0"/>
-        <w:jc w:val="both"/>
-        <w:rPr>
-          <w:rFonts w:hint="default" w:ascii="Kalinga" w:hAnsi="Kalinga" w:cs="Kalinga"/>
-          <w:color w:val="auto"/>
-          <w:sz w:val="20"/>
-          <w:szCs w:val="20"/>
-          <w:lang w:val="en-US"/>
-        </w:rPr>
-      </w:pPr>
-      <w:r>
-        <w:rPr>
-          <w:rFonts w:hint="default" w:ascii="Kalinga" w:hAnsi="Kalinga" w:cs="Kalinga"/>
-          <w:color w:val="auto"/>
-          <w:sz w:val="20"/>
-          <w:szCs w:val="20"/>
-          <w:lang w:val="en-US"/>
-        </w:rPr>
-        <w:t>Menyerahkan Surat Pernyataan Kemampuan Membayar apabila Tunjangan Dihilangkan.</w:t>
-      </w:r>
-    </w:p>
-    <w:p>
-      <w:pPr>
-        <w:pStyle w:val="6"/>
-        <w:numPr>
-          <w:ilvl w:val="0"/>
-          <w:numId w:val="1"/>
-        </w:numPr>
-        <w:spacing w:line="240" w:lineRule="auto"/>
-        <w:ind w:left="360" w:leftChars="0" w:right="160" w:rightChars="0" w:hanging="280" w:firstLineChars="0"/>
-        <w:jc w:val="both"/>
-        <w:rPr>
-          <w:rFonts w:hint="default" w:ascii="Kalinga" w:hAnsi="Kalinga" w:cs="Kalinga"/>
-          <w:color w:val="auto"/>
-          <w:sz w:val="20"/>
-          <w:szCs w:val="20"/>
-          <w:lang w:val="en-US"/>
-        </w:rPr>
-      </w:pPr>
-      <w:r>
-        <w:rPr>
-          <w:rFonts w:hint="default" w:ascii="Kalinga" w:hAnsi="Kalinga" w:cs="Kalinga"/>
-          <w:color w:val="auto"/>
-          <w:sz w:val="20"/>
-          <w:szCs w:val="20"/>
-          <w:lang w:val="en-US"/>
-        </w:rPr>
-        <w:t xml:space="preserve">Biaya Propisi {{biaya_provisi_persen}}% dari Maksimum Kredit atau sebesar Rp. {{biaya_provisi_nominal}},-. Biaya Tata Laksana {{biaya_tata_laksana_persen}}% dari Maksimum Kredit atau sebesar Rp. {{biaya_tata_laksana_nominal}},-, dan </w:t>
-      </w:r>
-      <w:r>
-        <w:rPr>
-          <w:rFonts w:hint="default" w:ascii="Kalinga" w:hAnsi="Kalinga"/>
-          <w:color w:val="auto"/>
-          <w:sz w:val="20"/>
-          <w:szCs w:val="20"/>
-          <w:lang w:val="en-US"/>
-        </w:rPr>
-        <w:t>{% if bebas_biaya_administrasi == 'ya' %}Bebas Biaya Administrasi{% else %}biaya Administrasi sebesar Rp. {{ biaya_administrasi | default('0', true) }},-{% endif %}</w:t>
-      </w:r>
-      <w:r>
-        <w:rPr>
-          <w:rFonts w:hint="default" w:ascii="Kalinga" w:hAnsi="Kalinga" w:cs="Kalinga"/>
-          <w:color w:val="auto"/>
-          <w:sz w:val="20"/>
-          <w:szCs w:val="20"/>
-          <w:lang w:val="en-US"/>
-        </w:rPr>
-        <w:t>. (Cfm Surat No. DNS/5.4/8023 Perihal Program Pricing BNI Fleksi (Aktif &amp; Pensiun) Semester II 2025 Tanggal 01-09-2025).</w:t>
-      </w:r>
-      <w:r>
-        <w:rPr>
-          <w:rFonts w:hint="default" w:ascii="Kalinga" w:hAnsi="Kalinga"/>
-          <w:color w:val="auto"/>
-          <w:sz w:val="20"/>
-          <w:szCs w:val="20"/>
-          <w:lang w:val="en-US"/>
-        </w:rPr>
-        <w:t>{% for item in syarat_penandatanganan_list %}</w:t>
-      </w:r>
-    </w:p>
-    <w:p>
-      <w:pPr>
-        <w:pStyle w:val="6"/>
-        <w:numPr>
-          <w:ilvl w:val="0"/>
-          <w:numId w:val="1"/>
-        </w:numPr>
-        <w:spacing w:line="240" w:lineRule="auto"/>
-        <w:ind w:left="360" w:leftChars="0" w:right="160" w:rightChars="0" w:hanging="280" w:firstLineChars="0"/>
-        <w:jc w:val="both"/>
-        <w:rPr>
-          <w:rFonts w:hint="default" w:ascii="Kalinga" w:hAnsi="Kalinga" w:cs="Kalinga"/>
-          <w:color w:val="auto"/>
-          <w:sz w:val="20"/>
-          <w:szCs w:val="20"/>
-          <w:lang w:val="en-US"/>
-        </w:rPr>
-      </w:pPr>
-      <w:r>
-        <w:rPr>
-          <w:rFonts w:hint="default" w:ascii="Kalinga" w:hAnsi="Kalinga"/>
-          <w:color w:val="auto"/>
-          <w:sz w:val="20"/>
-          <w:szCs w:val="20"/>
-          <w:lang w:val="en-US"/>
-        </w:rPr>
-        <w:t>{{ item }}{% endfor %}</w:t>
-      </w:r>
-    </w:p>
-    <w:p>
-      <w:pPr>
-        <w:pStyle w:val="6"/>
-        <w:numPr>
-          <w:ilvl w:val="0"/>
-          <w:numId w:val="1"/>
-        </w:numPr>
-        <w:spacing w:line="240" w:lineRule="auto"/>
-        <w:ind w:left="360" w:leftChars="0" w:right="160" w:rightChars="0" w:hanging="280" w:firstLineChars="0"/>
-        <w:jc w:val="both"/>
-        <w:rPr>
-          <w:rFonts w:hint="default" w:ascii="Kalinga" w:hAnsi="Kalinga"/>
-          <w:color w:val="auto"/>
-          <w:sz w:val="20"/>
-          <w:szCs w:val="20"/>
-        </w:rPr>
-      </w:pPr>
-      <w:r>
-        <w:rPr>
-          <w:rFonts w:hint="default" w:ascii="Kalinga" w:hAnsi="Kalinga" w:cs="Kalinga"/>
-          <w:sz w:val="20"/>
-          <w:szCs w:val="20"/>
-          <w:lang w:val="en-US"/>
-        </w:rPr>
-        <w:t xml:space="preserve">Fasilitas kredit ini saling mengkait dengan fasilitas kredit sebelumnya nomor rekening pinjaman </w:t>
-      </w:r>
-      <w:r>
-        <w:rPr>
-          <w:rFonts w:hint="default" w:ascii="Kalinga" w:hAnsi="Kalinga"/>
-          <w:sz w:val="20"/>
-          <w:szCs w:val="20"/>
-          <w:lang w:val="en-US"/>
-        </w:rPr>
-        <w:t xml:space="preserve">                                                                                                                                        </w:t>
-      </w:r>
-      <w:r>
-        <w:rPr>
-          <w:rFonts w:hint="default" w:ascii="Kalinga" w:hAnsi="Kalinga"/>
-          <w:sz w:val="20"/>
-          <w:szCs w:val="20"/>
-        </w:rPr>
-        <w:t xml:space="preserve">                                                                        {{ no_rekening_pinjaman | default('-', true) }}</w:t>
-      </w:r>
-      <w:r>
-        <w:rPr>
-          <w:rFonts w:hint="default" w:ascii="Kalinga" w:hAnsi="Kalinga"/>
-          <w:sz w:val="20"/>
-          <w:szCs w:val="20"/>
-          <w:lang w:val="en-US"/>
-        </w:rPr>
-        <w:t xml:space="preserve"> </w:t>
-      </w:r>
-      <w:r>
-        <w:rPr>
-          <w:rFonts w:hint="default" w:ascii="Kalinga" w:hAnsi="Kalinga"/>
-          <w:sz w:val="20"/>
-          <w:szCs w:val="20"/>
-        </w:rPr>
-        <w:t xml:space="preserve">atas nama </w:t>
-      </w:r>
-      <w:r>
-        <w:rPr>
-          <w:rFonts w:hint="default" w:ascii="Kalinga" w:hAnsi="Kalinga"/>
-          <w:color w:val="auto"/>
-          <w:sz w:val="20"/>
-          <w:szCs w:val="20"/>
-        </w:rPr>
-        <w:t>{{ nama_pemohon | default('', true) }}</w:t>
-      </w:r>
-      <w:r>
-        <w:rPr>
-          <w:rFonts w:hint="default" w:ascii="Kalinga" w:hAnsi="Kalinga"/>
-          <w:sz w:val="20"/>
-          <w:szCs w:val="20"/>
-          <w:lang w:val="en-US"/>
-        </w:rPr>
-        <w:t>, No. PK {{ no_pk_eksisting | default('-', true) }}.</w:t>
-      </w:r>
-    </w:p>
-    <w:p>
-      <w:pPr>
-        <w:pStyle w:val="6"/>
-        <w:numPr>
-          <w:ilvl w:val="0"/>
-          <w:numId w:val="1"/>
-        </w:numPr>
-        <w:spacing w:line="240" w:lineRule="auto"/>
-        <w:ind w:left="360" w:leftChars="0" w:right="160" w:rightChars="0" w:hanging="280" w:firstLineChars="0"/>
-        <w:jc w:val="both"/>
-        <w:rPr>
-          <w:rFonts w:hint="default" w:ascii="Kalinga" w:hAnsi="Kalinga" w:cs="Kalinga"/>
-          <w:color w:val="auto"/>
-          <w:sz w:val="20"/>
-          <w:szCs w:val="20"/>
-          <w:lang w:val="en-US"/>
-        </w:rPr>
-      </w:pPr>
-      <w:r>
-        <w:rPr>
-          <w:rFonts w:hint="default" w:ascii="Kalinga" w:hAnsi="Kalinga" w:cs="Kalinga"/>
-          <w:color w:val="auto"/>
-          <w:sz w:val="20"/>
-          <w:szCs w:val="20"/>
-          <w:lang w:val="en-US"/>
-        </w:rPr>
-        <w:t>Download dan Aktivasi aplikasi “WONDR by BNI” dan melakukan trial minimal 1 (satu) Transaksi berbayar.</w:t>
-      </w:r>
-    </w:p>
-    <w:p>
-      <w:pPr>
-        <w:pStyle w:val="6"/>
-        <w:numPr>
-          <w:ilvl w:val="0"/>
-          <w:numId w:val="1"/>
-        </w:numPr>
-        <w:spacing w:line="240" w:lineRule="auto"/>
-        <w:ind w:left="360" w:leftChars="0" w:right="160" w:rightChars="0" w:hanging="280" w:firstLineChars="0"/>
-        <w:jc w:val="both"/>
-        <w:rPr>
-          <w:rFonts w:hint="default" w:ascii="Kalinga" w:hAnsi="Kalinga" w:cs="Kalinga"/>
-          <w:color w:val="auto"/>
-          <w:sz w:val="20"/>
-          <w:szCs w:val="20"/>
-          <w:lang w:val="en-US"/>
-        </w:rPr>
-      </w:pPr>
-      <w:r>
-        <w:rPr>
-          <w:rFonts w:hint="default" w:ascii="Kalinga" w:hAnsi="Kalinga" w:cs="Kalinga"/>
-          <w:color w:val="auto"/>
-          <w:sz w:val="20"/>
-          <w:szCs w:val="20"/>
-          <w:lang w:val="en-US"/>
-        </w:rPr>
-        <w:t>Biaya Pelunasan Sebelum Jatuh Tempo (PSJT) sebesar {{biaya_psjt_persen}}% dari Outstanding Kredit.</w:t>
-      </w:r>
-    </w:p>
-    <w:p>
-      <w:pPr>
-        <w:pStyle w:val="6"/>
-        <w:numPr>
-          <w:ilvl w:val="0"/>
-          <w:numId w:val="1"/>
-        </w:numPr>
-        <w:spacing w:line="240" w:lineRule="auto"/>
-        <w:ind w:left="360" w:leftChars="0" w:right="160" w:rightChars="0" w:hanging="280" w:firstLineChars="0"/>
-        <w:jc w:val="both"/>
-        <w:rPr>
           <w:rFonts w:ascii="Kalinga" w:hAnsi="Kalinga" w:cs="Kalinga"/>
           <w:sz w:val="20"/>
           <w:szCs w:val="20"/>
@@ -8859,450 +7592,13 @@
       </w:pPr>
       <w:r>
         <w:rPr>
-          <w:rFonts w:hint="default" w:ascii="Kalinga" w:hAnsi="Kalinga" w:cs="Kalinga"/>
-          <w:color w:val="auto"/>
-          <w:sz w:val="20"/>
-          <w:szCs w:val="20"/>
-          <w:lang w:val="en-US"/>
-        </w:rPr>
-        <w:t>Lainny</w:t>
-      </w:r>
-      <w:r>
-        <w:rPr>
-          <w:rFonts w:hint="default" w:ascii="Kalinga" w:hAnsi="Kalinga"/>
-          <w:sz w:val="20"/>
-          <w:szCs w:val="20"/>
-        </w:rPr>
-        <w:t xml:space="preserve">a Cfm. Ketentuan BNI Fleksi Pra Pensiun dan Ketentuan yang berlaku. </w:t>
-      </w:r>
-      <w:bookmarkEnd w:id="41"/>
-      <w:bookmarkEnd w:id="42"/>
-    </w:p>
-    <w:p>
-      <w:pPr>
-        <w:spacing w:after="0" w:line="240" w:lineRule="auto"/>
-        <w:jc w:val="both"/>
-        <w:rPr>
-          <w:rFonts w:ascii="Kalinga" w:hAnsi="Kalinga" w:cs="Kalinga"/>
-          <w:sz w:val="20"/>
-          <w:szCs w:val="20"/>
-        </w:rPr>
-      </w:pPr>
-    </w:p>
-    <w:bookmarkEnd w:id="43"/>
-    <w:p>
-      <w:pPr>
-        <w:spacing w:after="0" w:line="240" w:lineRule="auto"/>
-        <w:jc w:val="both"/>
-        <w:rPr>
-          <w:rFonts w:ascii="Kalinga" w:hAnsi="Kalinga" w:cs="Kalinga"/>
-          <w:b/>
-          <w:bCs/>
-          <w:color w:val="auto"/>
-          <w:sz w:val="20"/>
-          <w:szCs w:val="20"/>
-        </w:rPr>
-      </w:pPr>
-      <w:bookmarkStart w:id="45" w:name="OLE_LINK13"/>
-      <w:bookmarkStart w:id="46" w:name="OLE_LINK40"/>
-      <w:bookmarkStart w:id="47" w:name="OLE_LINK70"/>
-      <w:bookmarkStart w:id="48" w:name="OLE_LINK58"/>
-      <w:bookmarkStart w:id="49" w:name="OLE_LINK64"/>
-      <w:bookmarkStart w:id="50" w:name="OLE_LINK24"/>
-      <w:bookmarkStart w:id="51" w:name="OLE_LINK23"/>
-      <w:r>
-        <w:rPr>
-          <w:rFonts w:ascii="Kalinga" w:hAnsi="Kalinga" w:cs="Kalinga"/>
-          <w:b/>
-          <w:bCs/>
-          <w:sz w:val="20"/>
-          <w:szCs w:val="20"/>
-        </w:rPr>
-        <w:t>Syarat Pencairan :</w:t>
-      </w:r>
-    </w:p>
-    <w:p>
-      <w:pPr>
-        <w:tabs>
-          <w:tab w:val="left" w:pos="6548"/>
-        </w:tabs>
-        <w:spacing w:after="0" w:line="240" w:lineRule="auto"/>
-        <w:jc w:val="both"/>
-        <w:rPr>
-          <w:rFonts w:ascii="Kalinga" w:hAnsi="Kalinga" w:cs="Kalinga"/>
-          <w:color w:val="auto"/>
-          <w:sz w:val="20"/>
-          <w:szCs w:val="20"/>
-        </w:rPr>
-      </w:pPr>
-      <w:r>
-        <w:rPr>
-          <w:rFonts w:ascii="Kalinga" w:hAnsi="Kalinga" w:cs="Kalinga"/>
-          <w:color w:val="auto"/>
-          <w:sz w:val="20"/>
-          <w:szCs w:val="20"/>
-        </w:rPr>
-        <w:t>Pencairan Kredit akan dilakukan dengan cara sebagai berikut :</w:t>
-      </w:r>
-      <w:r>
-        <w:rPr>
-          <w:rFonts w:ascii="Kalinga" w:hAnsi="Kalinga" w:cs="Kalinga"/>
-          <w:color w:val="auto"/>
-          <w:sz w:val="20"/>
-          <w:szCs w:val="20"/>
-        </w:rPr>
-        <w:tab/>
-      </w:r>
-    </w:p>
-    <w:bookmarkEnd w:id="44"/>
-    <w:bookmarkEnd w:id="45"/>
-    <w:bookmarkEnd w:id="46"/>
-    <w:bookmarkEnd w:id="47"/>
-    <w:bookmarkEnd w:id="48"/>
-    <w:bookmarkEnd w:id="49"/>
-    <w:bookmarkEnd w:id="50"/>
-    <w:bookmarkEnd w:id="51"/>
-    <w:p>
-      <w:pPr>
-        <w:pStyle w:val="6"/>
-        <w:numPr>
-          <w:ilvl w:val="0"/>
-          <w:numId w:val="1"/>
-        </w:numPr>
-        <w:spacing w:line="240" w:lineRule="auto"/>
-        <w:ind w:left="360" w:leftChars="0" w:right="160" w:rightChars="0" w:hanging="280" w:firstLineChars="0"/>
-        <w:jc w:val="both"/>
-        <w:rPr>
-          <w:rFonts w:hint="default" w:ascii="Kalinga" w:hAnsi="Kalinga" w:cs="Kalinga"/>
-          <w:color w:val="auto"/>
-          <w:sz w:val="20"/>
-          <w:szCs w:val="20"/>
-          <w:lang w:val="en-US"/>
-        </w:rPr>
-      </w:pPr>
-      <w:r>
-        <w:rPr>
-          <w:rFonts w:hint="default" w:ascii="Kalinga" w:hAnsi="Kalinga"/>
-          <w:color w:val="auto"/>
-          <w:sz w:val="20"/>
-          <w:szCs w:val="20"/>
-        </w:rPr>
-        <w:t>P</w:t>
-      </w:r>
-      <w:r>
-        <w:rPr>
-          <w:rFonts w:hint="default" w:ascii="Kalinga" w:hAnsi="Kalinga" w:cs="Kalinga"/>
-          <w:color w:val="auto"/>
-          <w:sz w:val="20"/>
-          <w:szCs w:val="20"/>
-          <w:lang w:val="en-US"/>
-        </w:rPr>
-        <w:t>erjanjian Kredit telah ditandatangani oleh Pemohon.</w:t>
-      </w:r>
-    </w:p>
-    <w:p>
-      <w:pPr>
-        <w:pStyle w:val="6"/>
-        <w:numPr>
-          <w:ilvl w:val="0"/>
-          <w:numId w:val="1"/>
-        </w:numPr>
-        <w:spacing w:line="240" w:lineRule="auto"/>
-        <w:ind w:left="360" w:leftChars="0" w:right="160" w:rightChars="0" w:hanging="280" w:firstLineChars="0"/>
-        <w:jc w:val="both"/>
-        <w:rPr>
-          <w:rFonts w:hint="default" w:ascii="Kalinga" w:hAnsi="Kalinga" w:cs="Kalinga"/>
-          <w:color w:val="auto"/>
-          <w:sz w:val="20"/>
-          <w:szCs w:val="20"/>
-          <w:lang w:val="en-US"/>
-        </w:rPr>
-      </w:pPr>
-      <w:r>
-        <w:rPr>
-          <w:rFonts w:hint="default" w:ascii="Kalinga" w:hAnsi="Kalinga" w:cs="Kalinga"/>
-          <w:color w:val="auto"/>
-          <w:sz w:val="20"/>
-          <w:szCs w:val="20"/>
-          <w:lang w:val="en-US"/>
-        </w:rPr>
-        <w:t>Telah dilakukan Penutupan Asuransi Jiwa Kredit atas nama Pemohon dibuktikan dengan Covernote dari Asuransi Rekanan BNI.</w:t>
-      </w:r>
-    </w:p>
-    <w:p>
-      <w:pPr>
-        <w:pStyle w:val="6"/>
-        <w:numPr>
-          <w:ilvl w:val="0"/>
-          <w:numId w:val="1"/>
-        </w:numPr>
-        <w:spacing w:line="240" w:lineRule="auto"/>
-        <w:ind w:left="360" w:leftChars="0" w:right="160" w:rightChars="0" w:hanging="280" w:firstLineChars="0"/>
-        <w:jc w:val="both"/>
-        <w:rPr>
-          <w:rFonts w:hint="default" w:ascii="Kalinga" w:hAnsi="Kalinga" w:cs="Kalinga"/>
-          <w:color w:val="auto"/>
-          <w:sz w:val="20"/>
-          <w:szCs w:val="20"/>
-          <w:lang w:val="en-US"/>
-        </w:rPr>
-      </w:pPr>
-      <w:r>
-        <w:rPr>
-          <w:rFonts w:hint="default" w:ascii="Kalinga" w:hAnsi="Kalinga" w:cs="Kalinga"/>
-          <w:color w:val="auto"/>
-          <w:sz w:val="20"/>
-          <w:szCs w:val="20"/>
-          <w:lang w:val="en-US"/>
-        </w:rPr>
-        <w:t>Biaya Propisi, Tata Laksana dan Biaya lainnya (apabila ada) agar di debet dari Rekening Afiliasi atas nama Pemohon.</w:t>
-      </w:r>
-      <w:r>
-        <w:rPr>
-          <w:rFonts w:hint="default" w:ascii="Kalinga" w:hAnsi="Kalinga"/>
-          <w:color w:val="auto"/>
-          <w:sz w:val="20"/>
-          <w:szCs w:val="20"/>
-          <w:lang w:val="en-US"/>
-        </w:rPr>
-        <w:t>{% for item in syarat_pencairan_list %}</w:t>
-      </w:r>
-    </w:p>
-    <w:p>
-      <w:pPr>
-        <w:pStyle w:val="6"/>
-        <w:numPr>
-          <w:ilvl w:val="0"/>
-          <w:numId w:val="1"/>
-        </w:numPr>
-        <w:spacing w:line="240" w:lineRule="auto"/>
-        <w:ind w:left="360" w:leftChars="0" w:right="160" w:rightChars="0" w:hanging="280" w:firstLineChars="0"/>
-        <w:jc w:val="both"/>
-        <w:rPr>
-          <w:rFonts w:hint="default" w:ascii="Kalinga" w:hAnsi="Kalinga" w:cs="Kalinga"/>
-          <w:color w:val="auto"/>
-          <w:sz w:val="20"/>
-          <w:szCs w:val="20"/>
-          <w:lang w:val="en-US"/>
-        </w:rPr>
-      </w:pPr>
-      <w:r>
-        <w:rPr>
-          <w:rFonts w:hint="default" w:ascii="Kalinga" w:hAnsi="Kalinga"/>
-          <w:color w:val="auto"/>
-          <w:sz w:val="20"/>
-          <w:szCs w:val="20"/>
-          <w:lang w:val="en-US"/>
-        </w:rPr>
-        <w:t>{{ item }}{% endfor %}</w:t>
-      </w:r>
-    </w:p>
-    <w:p>
-      <w:pPr>
-        <w:pStyle w:val="6"/>
-        <w:numPr>
-          <w:ilvl w:val="0"/>
-          <w:numId w:val="1"/>
-        </w:numPr>
-        <w:spacing w:line="240" w:lineRule="auto"/>
-        <w:ind w:left="360" w:leftChars="0" w:right="160" w:rightChars="0" w:hanging="280" w:firstLineChars="0"/>
-        <w:jc w:val="both"/>
-        <w:rPr>
-          <w:rFonts w:hint="default" w:ascii="Kalinga" w:hAnsi="Kalinga" w:cs="Kalinga"/>
-          <w:color w:val="auto"/>
-          <w:sz w:val="20"/>
-          <w:szCs w:val="20"/>
-          <w:lang w:val="en-US"/>
-        </w:rPr>
-      </w:pPr>
-      <w:r>
-        <w:rPr>
-          <w:rFonts w:hint="default" w:ascii="Kalinga" w:hAnsi="Kalinga" w:cs="Kalinga"/>
-          <w:color w:val="auto"/>
-          <w:sz w:val="20"/>
-          <w:szCs w:val="20"/>
-          <w:lang w:val="en-US"/>
-        </w:rPr>
-        <w:t>Pencairan Kredit dengan Maksimum Kredit sebesar Rp. {{usulan_plafon_kredit}},- dilakukan secara sekaligus ke Rekening Afiliasi atas nama Pemohon.</w:t>
-      </w:r>
-    </w:p>
-    <w:p>
-      <w:pPr>
-        <w:pStyle w:val="6"/>
-        <w:numPr>
-          <w:ilvl w:val="0"/>
-          <w:numId w:val="1"/>
-        </w:numPr>
-        <w:spacing w:line="240" w:lineRule="auto"/>
-        <w:ind w:left="360" w:leftChars="0" w:right="160" w:rightChars="0" w:hanging="280" w:firstLineChars="0"/>
-        <w:jc w:val="both"/>
-        <w:rPr>
-          <w:rFonts w:hint="default" w:ascii="Kalinga" w:hAnsi="Kalinga" w:cs="Kalinga"/>
-          <w:color w:val="auto"/>
-          <w:sz w:val="20"/>
-          <w:szCs w:val="20"/>
-          <w:lang w:val="en-US"/>
-        </w:rPr>
-      </w:pPr>
-      <w:r>
-        <w:rPr>
-          <w:rFonts w:hint="default" w:ascii="Kalinga" w:hAnsi="Kalinga" w:cs="Kalinga"/>
-          <w:color w:val="auto"/>
-          <w:sz w:val="20"/>
-          <w:szCs w:val="20"/>
-          <w:lang w:val="en-US"/>
-        </w:rPr>
-        <w:t xml:space="preserve">Rekening BNI Taplus atas nama Pemohon yang telah dibuka sebelumnya yang dijadikan sebagai Rekening Afiliasi Kredit diblokir sebesar {{blokir_angsuran_total}} ({{blokir_angsuran_total_terbilang}}) kali angsuran, ({{blokir_angsuran_prapurna}} ({{blokir_angsuran_prapurna_terbilang}}) kali untuk Angsuran Masa Prapurna (dapat dibuka blokir setiap bulan untuk angsuran), ({{blokir_angsuran_pindah_gaji}} ({{blokir_angsuran_pindah_gaji_terbilang}}) kali angsuran untuk Perpindahan Gaji ke BNI (dapat dibuka setelah Gaji Pensiun tercermin di Rekening BNI) dan {{blokir_angsuran_lunas}} ({{blokir_angsuran_lunas_terbilang}}) kali Angsuran (pokok+ bunga) ditambah saldo minimum Taplus (dapat dibuka blokir saat kredit lunas). </w:t>
-      </w:r>
-      <w:r>
-        <w:rPr>
-          <w:rFonts w:hint="default" w:ascii="Kalinga" w:hAnsi="Kalinga"/>
-          <w:color w:val="auto"/>
-          <w:sz w:val="20"/>
-          <w:szCs w:val="20"/>
-        </w:rPr>
-        <w:t>Dana ini dapat dipotong dari Pencairan Kredit.</w:t>
-      </w:r>
-    </w:p>
-    <w:p>
-      <w:pPr>
-        <w:pStyle w:val="6"/>
-        <w:numPr>
-          <w:ilvl w:val="0"/>
-          <w:numId w:val="1"/>
-        </w:numPr>
-        <w:spacing w:line="240" w:lineRule="auto"/>
-        <w:ind w:left="360" w:leftChars="0" w:right="160" w:rightChars="0" w:hanging="280" w:firstLineChars="0"/>
-        <w:jc w:val="both"/>
-        <w:rPr>
-          <w:rFonts w:hint="default" w:ascii="Kalinga" w:hAnsi="Kalinga" w:cs="Kalinga"/>
-          <w:color w:val="auto"/>
-          <w:sz w:val="20"/>
-          <w:szCs w:val="20"/>
-          <w:lang w:val="en-US"/>
-        </w:rPr>
-      </w:pPr>
-      <w:r>
-        <w:rPr>
-          <w:rFonts w:hint="default" w:ascii="Kalinga" w:hAnsi="Kalinga" w:cs="Kalinga"/>
-          <w:color w:val="auto"/>
-          <w:sz w:val="20"/>
-          <w:szCs w:val="20"/>
-          <w:lang w:val="en-US"/>
-        </w:rPr>
-        <w:t xml:space="preserve">Sisa Pencairan dilakukan setelah Proses Flagging </w:t>
-      </w:r>
-      <w:r>
-        <w:rPr>
-          <w:rFonts w:hint="default" w:ascii="Kalinga" w:hAnsi="Kalinga"/>
-          <w:color w:val="auto"/>
-          <w:sz w:val="20"/>
-          <w:szCs w:val="20"/>
-        </w:rPr>
-        <w:t>{% if segmentasi == 'asabri' %}</w:t>
-      </w:r>
-      <w:r>
-        <w:rPr>
-          <w:rFonts w:hint="default" w:ascii="Kalinga" w:hAnsi="Kalinga"/>
-          <w:color w:val="auto"/>
-          <w:sz w:val="20"/>
-          <w:szCs w:val="20"/>
-          <w:lang w:val="en-US"/>
-        </w:rPr>
-        <w:t>ASABRI</w:t>
-      </w:r>
-      <w:r>
-        <w:rPr>
-          <w:rFonts w:hint="default" w:ascii="Kalinga" w:hAnsi="Kalinga"/>
-          <w:color w:val="auto"/>
-          <w:sz w:val="20"/>
-          <w:szCs w:val="20"/>
-        </w:rPr>
-        <w:t>{% else %}</w:t>
-      </w:r>
-      <w:r>
-        <w:rPr>
-          <w:rFonts w:hint="default" w:ascii="Kalinga" w:hAnsi="Kalinga"/>
-          <w:color w:val="auto"/>
-          <w:sz w:val="20"/>
-          <w:szCs w:val="20"/>
-          <w:lang w:val="en-US"/>
-        </w:rPr>
-        <w:t>TASPEN</w:t>
-      </w:r>
-      <w:r>
-        <w:rPr>
-          <w:rFonts w:hint="default" w:ascii="Kalinga" w:hAnsi="Kalinga"/>
-          <w:color w:val="auto"/>
-          <w:sz w:val="20"/>
-          <w:szCs w:val="20"/>
-        </w:rPr>
-        <w:t>{% endif %}</w:t>
-      </w:r>
-      <w:r>
-        <w:rPr>
-          <w:rFonts w:hint="default" w:ascii="Kalinga" w:hAnsi="Kalinga" w:cs="Kalinga"/>
-          <w:color w:val="auto"/>
-          <w:sz w:val="20"/>
-          <w:szCs w:val="20"/>
-          <w:lang w:val="en-US"/>
-        </w:rPr>
-        <w:t xml:space="preserve"> di BNI telah dijalankan dan semua persyaratan kredit telah terpenuhi.</w:t>
-      </w:r>
-    </w:p>
-    <w:p>
-      <w:pPr>
-        <w:pStyle w:val="6"/>
-        <w:numPr>
-          <w:ilvl w:val="0"/>
-          <w:numId w:val="1"/>
-        </w:numPr>
-        <w:spacing w:line="240" w:lineRule="auto"/>
-        <w:ind w:left="360" w:leftChars="0" w:right="160" w:rightChars="0" w:hanging="280" w:firstLineChars="0"/>
-        <w:jc w:val="both"/>
-        <w:rPr>
-          <w:rFonts w:ascii="Kalinga" w:hAnsi="Kalinga" w:cs="Kalinga"/>
-          <w:sz w:val="20"/>
-          <w:szCs w:val="20"/>
-        </w:rPr>
-      </w:pPr>
-      <w:r>
-        <w:rPr>
-          <w:rFonts w:hint="default" w:ascii="Kalinga" w:hAnsi="Kalinga" w:cs="Kalinga"/>
-          <w:color w:val="auto"/>
-          <w:sz w:val="20"/>
-          <w:szCs w:val="20"/>
-          <w:lang w:val="en-US"/>
-        </w:rPr>
-        <w:t>L</w:t>
-      </w:r>
-      <w:r>
-        <w:rPr>
-          <w:rFonts w:hint="default" w:ascii="Kalinga" w:hAnsi="Kalinga"/>
-          <w:color w:val="auto"/>
-          <w:sz w:val="20"/>
-          <w:szCs w:val="20"/>
-        </w:rPr>
-        <w:t>ainnya Cfm.ketentuan BNI Fleksi Pra</w:t>
-      </w:r>
-      <w:r>
-        <w:rPr>
-          <w:rFonts w:hint="default" w:ascii="Kalinga" w:hAnsi="Kalinga"/>
-          <w:color w:val="auto"/>
-          <w:sz w:val="20"/>
-          <w:szCs w:val="20"/>
-          <w:lang w:val="en-US"/>
-        </w:rPr>
-        <w:t xml:space="preserve">purna </w:t>
-      </w:r>
-      <w:r>
-        <w:rPr>
-          <w:rFonts w:hint="default" w:ascii="Kalinga" w:hAnsi="Kalinga"/>
-          <w:color w:val="auto"/>
-          <w:sz w:val="20"/>
-          <w:szCs w:val="20"/>
-        </w:rPr>
-        <w:t>dan Ketentuan yang berlaku di BNI.</w:t>
+          <w:rFonts w:hint="default" w:ascii="Kalinga" w:hAnsi="Kalinga"/>
+          <w:color w:val="auto"/>
+          <w:sz w:val="20"/>
+          <w:szCs w:val="20"/>
+          <w:lang w:val="en-US"/>
+        </w:rPr>
+        <w:t>{{text}}{{/list_syarat_pencairan}}</w:t>
       </w:r>
     </w:p>
     <w:sectPr>

--- a/frontend/templates/template_prapurna.docx
+++ b/frontend/templates/template_prapurna.docx
@@ -5761,12 +5761,15 @@
       <w:r>
         <w:rPr>
           <w:rFonts w:hint="default" w:ascii="Kalinga" w:hAnsi="Kalinga"/>
-          <w:sz w:val="20"/>
-          <w:szCs w:val="20"/>
-          <w:u w:val="single"/>
-        </w:rPr>
-        <w:t>{{ rpc_penghasilan }}</w:t>
-      </w:r>
+          <w:color w:val="auto"/>
+          <w:sz w:val="20"/>
+          <w:szCs w:val="20"/>
+          <w:lang w:val="en-US"/>
+        </w:rPr>
+        <w:t>{{rpc_penghasilan}}</w:t>
+      </w:r>
+      <w:bookmarkStart w:id="52" w:name="_GoBack"/>
+      <w:bookmarkEnd w:id="52"/>
       <w:r>
         <w:rPr>
           <w:rFonts w:hint="default" w:ascii="Kalinga" w:hAnsi="Kalinga"/>
@@ -5874,7 +5877,7 @@
           <w:sz w:val="20"/>
           <w:szCs w:val="20"/>
         </w:rPr>
-        <w:t>{{ rpc_dsc_90 }}</w:t>
+        <w:t>{{rpc_dsc_90}}</w:t>
       </w:r>
       <w:r>
         <w:rPr>
@@ -6593,7 +6596,7 @@
           <w:sz w:val="20"/>
           <w:szCs w:val="20"/>
         </w:rPr>
-        <w:t>{{ rpc_total_angsuran_eksisting }}</w:t>
+        <w:t>{{rpc_total_angsuran_eksisting}}</w:t>
       </w:r>
       <w:r>
         <w:rPr>
@@ -6676,7 +6679,7 @@
           <w:sz w:val="20"/>
           <w:szCs w:val="20"/>
         </w:rPr>
-        <w:t>{{ rpc_maksimal_angsuran }}</w:t>
+        <w:t>{{rpc_maksimal_angsuran}}</w:t>
       </w:r>
       <w:r>
         <w:rPr>
@@ -6877,7 +6880,7 @@
           <w:sz w:val="20"/>
           <w:szCs w:val="20"/>
         </w:rPr>
-        <w:t>{{ rpc_total_angsuran_baru }}</w:t>
+        <w:t>{{rpc_total_angsuran_baru}}</w:t>
       </w:r>
       <w:r>
         <w:rPr>
@@ -6926,7 +6929,7 @@
           <w:sz w:val="20"/>
           <w:szCs w:val="20"/>
         </w:rPr>
-        <w:t>DSR  : {{ rpc_dsr }}%</w:t>
+        <w:t>DSR  : {{rpc_dsr}}%</w:t>
       </w:r>
     </w:p>
     <w:p>
@@ -7432,19 +7435,7 @@
           <w:sz w:val="20"/>
           <w:szCs w:val="20"/>
         </w:rPr>
-        <w:t xml:space="preserve">Syarat </w:t>
-      </w:r>
-      <w:bookmarkStart w:id="52" w:name="_GoBack"/>
-      <w:bookmarkEnd w:id="52"/>
-      <w:r>
-        <w:rPr>
-          <w:rFonts w:ascii="Kalinga" w:hAnsi="Kalinga" w:cs="Kalinga"/>
-          <w:b/>
-          <w:bCs/>
-          <w:sz w:val="20"/>
-          <w:szCs w:val="20"/>
-        </w:rPr>
-        <w:t>Penandatanganan :</w:t>
+        <w:t>Syarat Penandatanganan :</w:t>
       </w:r>
       <w:bookmarkEnd w:id="40"/>
       <w:bookmarkEnd w:id="41"/>

--- a/frontend/templates/template_prapurna.docx
+++ b/frontend/templates/template_prapurna.docx
@@ -15,25 +15,25 @@
           <w:u w:val="single"/>
         </w:rPr>
       </w:pPr>
-      <w:bookmarkStart w:id="0" w:name="OLE_LINK28"/>
-      <w:bookmarkStart w:id="1" w:name="OLE_LINK55"/>
-      <w:bookmarkStart w:id="2" w:name="OLE_LINK62"/>
+      <w:bookmarkStart w:id="0" w:name="OLE_LINK55"/>
+      <w:bookmarkStart w:id="1" w:name="OLE_LINK66"/>
+      <w:bookmarkStart w:id="2" w:name="OLE_LINK5"/>
       <w:bookmarkStart w:id="3" w:name="OLE_LINK51"/>
-      <w:bookmarkStart w:id="4" w:name="OLE_LINK38"/>
-      <w:bookmarkStart w:id="5" w:name="OLE_LINK5"/>
-      <w:bookmarkStart w:id="6" w:name="OLE_LINK66"/>
-      <w:bookmarkStart w:id="7" w:name="OLE_LINK29"/>
-      <w:bookmarkStart w:id="8" w:name="OLE_LINK7"/>
-      <w:bookmarkStart w:id="9" w:name="OLE_LINK37"/>
-      <w:bookmarkStart w:id="10" w:name="OLE_LINK67"/>
-      <w:bookmarkStart w:id="11" w:name="OLE_LINK8"/>
-      <w:bookmarkStart w:id="12" w:name="OLE_LINK48"/>
-      <w:bookmarkStart w:id="13" w:name="OLE_LINK56"/>
-      <w:bookmarkStart w:id="14" w:name="OLE_LINK87"/>
-      <w:bookmarkStart w:id="15" w:name="OLE_LINK89"/>
-      <w:bookmarkStart w:id="16" w:name="OLE_LINK49"/>
-      <w:bookmarkStart w:id="17" w:name="OLE_LINK36"/>
-      <w:bookmarkStart w:id="18" w:name="OLE_LINK3"/>
+      <w:bookmarkStart w:id="4" w:name="OLE_LINK28"/>
+      <w:bookmarkStart w:id="5" w:name="OLE_LINK29"/>
+      <w:bookmarkStart w:id="6" w:name="OLE_LINK62"/>
+      <w:bookmarkStart w:id="7" w:name="OLE_LINK38"/>
+      <w:bookmarkStart w:id="8" w:name="OLE_LINK89"/>
+      <w:bookmarkStart w:id="9" w:name="OLE_LINK56"/>
+      <w:bookmarkStart w:id="10" w:name="OLE_LINK3"/>
+      <w:bookmarkStart w:id="11" w:name="OLE_LINK67"/>
+      <w:bookmarkStart w:id="12" w:name="OLE_LINK36"/>
+      <w:bookmarkStart w:id="13" w:name="OLE_LINK48"/>
+      <w:bookmarkStart w:id="14" w:name="OLE_LINK8"/>
+      <w:bookmarkStart w:id="15" w:name="OLE_LINK49"/>
+      <w:bookmarkStart w:id="16" w:name="OLE_LINK7"/>
+      <w:bookmarkStart w:id="17" w:name="OLE_LINK37"/>
+      <w:bookmarkStart w:id="18" w:name="OLE_LINK87"/>
       <w:bookmarkStart w:id="19" w:name="OLE_LINK44"/>
       <w:bookmarkStart w:id="20" w:name="OLE_LINK17"/>
       <w:r>
@@ -765,7 +765,7 @@
           <w:szCs w:val="20"/>
           <w:lang w:val="en-US"/>
         </w:rPr>
-        <w:t xml:space="preserve">merupakan Calon Pensiunan </w:t>
+        <w:t xml:space="preserve">merupakan Calon Pensiunan PNS </w:t>
       </w:r>
       <w:r>
         <w:rPr>
@@ -1976,17 +1976,17 @@
       </w:pPr>
       <w:bookmarkStart w:id="21" w:name="OLE_LINK71"/>
       <w:bookmarkStart w:id="22" w:name="OLE_LINK73"/>
-      <w:bookmarkStart w:id="23" w:name="OLE_LINK39"/>
-      <w:bookmarkStart w:id="24" w:name="OLE_LINK68"/>
-      <w:bookmarkStart w:id="25" w:name="OLE_LINK20"/>
-      <w:bookmarkStart w:id="26" w:name="OLE_LINK88"/>
-      <w:bookmarkStart w:id="27" w:name="OLE_LINK45"/>
-      <w:bookmarkStart w:id="28" w:name="OLE_LINK63"/>
-      <w:bookmarkStart w:id="29" w:name="OLE_LINK52"/>
-      <w:bookmarkStart w:id="30" w:name="OLE_LINK21"/>
-      <w:bookmarkStart w:id="31" w:name="OLE_LINK61"/>
-      <w:bookmarkStart w:id="32" w:name="OLE_LINK90"/>
-      <w:bookmarkStart w:id="33" w:name="OLE_LINK10"/>
+      <w:bookmarkStart w:id="23" w:name="OLE_LINK68"/>
+      <w:bookmarkStart w:id="24" w:name="OLE_LINK20"/>
+      <w:bookmarkStart w:id="25" w:name="OLE_LINK21"/>
+      <w:bookmarkStart w:id="26" w:name="OLE_LINK63"/>
+      <w:bookmarkStart w:id="27" w:name="OLE_LINK61"/>
+      <w:bookmarkStart w:id="28" w:name="OLE_LINK10"/>
+      <w:bookmarkStart w:id="29" w:name="OLE_LINK88"/>
+      <w:bookmarkStart w:id="30" w:name="OLE_LINK45"/>
+      <w:bookmarkStart w:id="31" w:name="OLE_LINK52"/>
+      <w:bookmarkStart w:id="32" w:name="OLE_LINK39"/>
+      <w:bookmarkStart w:id="33" w:name="OLE_LINK90"/>
       <w:bookmarkStart w:id="34" w:name="OLE_LINK54"/>
       <w:r>
         <w:rPr>
@@ -3265,16 +3265,6 @@
           <w:szCs w:val="20"/>
           <w:lang w:val="en-US"/>
         </w:rPr>
-        <w:tab/>
-      </w:r>
-      <w:r>
-        <w:rPr>
-          <w:rFonts w:hint="default" w:ascii="Kalinga" w:hAnsi="Kalinga"/>
-          <w:color w:val="auto"/>
-          <w:sz w:val="20"/>
-          <w:szCs w:val="20"/>
-          <w:lang w:val="en-US"/>
-        </w:rPr>
         <w:t>{{jabatan}}.</w:t>
       </w:r>
     </w:p>
@@ -4138,16 +4128,6 @@
           <w:szCs w:val="20"/>
           <w:lang w:val="en-US"/>
         </w:rPr>
-        <w:tab/>
-      </w:r>
-      <w:r>
-        <w:rPr>
-          <w:rFonts w:hint="default" w:ascii="Kalinga" w:hAnsi="Kalinga"/>
-          <w:color w:val="auto"/>
-          <w:sz w:val="20"/>
-          <w:szCs w:val="20"/>
-          <w:lang w:val="en-US"/>
-        </w:rPr>
         <w:t>{{jabatan}}.</w:t>
       </w:r>
     </w:p>
@@ -4500,28 +4480,7 @@
           <w:sz w:val="20"/>
           <w:szCs w:val="20"/>
         </w:rPr>
-        <w:t>{% if segmentasi == 'asabri' %}</w:t>
-      </w:r>
-      <w:r>
-        <w:rPr>
-          <w:rFonts w:hint="default" w:ascii="Kalinga" w:hAnsi="Kalinga"/>
-          <w:b/>
-          <w:bCs/>
-          <w:sz w:val="20"/>
-          <w:szCs w:val="20"/>
-          <w:lang w:val="en-US"/>
-        </w:rPr>
-        <w:t>Aplikasi ASABRI Mobile</w:t>
-      </w:r>
-      <w:r>
-        <w:rPr>
-          <w:rFonts w:hint="default" w:ascii="Kalinga" w:hAnsi="Kalinga"/>
-          <w:b/>
-          <w:bCs/>
-          <w:sz w:val="20"/>
-          <w:szCs w:val="20"/>
-        </w:rPr>
-        <w:t>{% else %}Browsing Internet di alamat www.flagging.taspen.co.id{% endif %}</w:t>
+        <w:t>Browsing Internet di alamat www.flagging.taspen.co.id</w:t>
       </w:r>
       <w:r>
         <w:rPr>
@@ -4630,59 +4589,12 @@
       </w:pPr>
       <w:r>
         <w:rPr>
-          <w:rFonts w:hint="default" w:ascii="Kalinga" w:hAnsi="Kalinga"/>
-          <w:color w:val="auto"/>
-          <w:sz w:val="20"/>
-          <w:szCs w:val="20"/>
-        </w:rPr>
-        <w:t>{% if segmentasi == 'asabri' %}</w:t>
-      </w:r>
-      <w:r>
-        <w:rPr>
-          <w:rFonts w:hint="default" w:ascii="Kalinga" w:hAnsi="Kalinga"/>
-          <w:color w:val="auto"/>
-          <w:sz w:val="20"/>
-          <w:szCs w:val="20"/>
-          <w:lang w:val="en-US"/>
-        </w:rPr>
-        <w:t>Aplikasi ASABRI Mobile</w:t>
-      </w:r>
-      <w:r>
-        <w:rPr>
-          <w:rFonts w:hint="default" w:ascii="Kalinga" w:hAnsi="Kalinga"/>
-          <w:color w:val="auto"/>
-          <w:sz w:val="20"/>
-          <w:szCs w:val="20"/>
-        </w:rPr>
-        <w:t>{% else %}</w:t>
-      </w:r>
-      <w:r>
-        <w:rPr>
           <w:rFonts w:ascii="Kalinga" w:hAnsi="Kalinga" w:cs="Kalinga"/>
           <w:color w:val="auto"/>
           <w:sz w:val="20"/>
           <w:szCs w:val="20"/>
         </w:rPr>
         <w:t>Estimasi Hak Tabungan Hari Tua dan Pensiun Pokok</w:t>
-      </w:r>
-      <w:r>
-        <w:rPr>
-          <w:rFonts w:hint="default" w:ascii="Kalinga" w:hAnsi="Kalinga"/>
-          <w:color w:val="auto"/>
-          <w:sz w:val="20"/>
-          <w:szCs w:val="20"/>
-        </w:rPr>
-        <w:t>{% endif %}</w:t>
-      </w:r>
-      <w:r>
-        <w:rPr>
-          <w:rFonts w:hint="default" w:ascii="Kalinga" w:hAnsi="Kalinga" w:cs="Kalinga"/>
-          <w:color w:val="auto"/>
-          <w:sz w:val="20"/>
-          <w:szCs w:val="20"/>
-          <w:lang w:val="en-US"/>
-        </w:rPr>
-        <w:t>.</w:t>
       </w:r>
     </w:p>
     <w:p>
@@ -4751,7 +4663,27 @@
           <w:szCs w:val="20"/>
           <w:lang w:val="en-US"/>
         </w:rPr>
-        <w:t>THT +/- Rp. {{taspen_tht}},-.</w:t>
+        <w:t xml:space="preserve">THT +/- Rp. </w:t>
+      </w:r>
+      <w:r>
+        <w:rPr>
+          <w:rFonts w:hint="default" w:ascii="Kalinga" w:hAnsi="Kalinga"/>
+          <w:color w:val="auto"/>
+          <w:sz w:val="20"/>
+          <w:szCs w:val="20"/>
+          <w:lang w:val="en-US"/>
+        </w:rPr>
+        <w:t>{{estimasi_tht}}</w:t>
+      </w:r>
+      <w:r>
+        <w:rPr>
+          <w:rFonts w:hint="default" w:ascii="Kalinga" w:hAnsi="Kalinga" w:cs="Kalinga"/>
+          <w:color w:val="auto"/>
+          <w:sz w:val="20"/>
+          <w:szCs w:val="20"/>
+          <w:lang w:val="en-US"/>
+        </w:rPr>
+        <w:t>,-.</w:t>
       </w:r>
     </w:p>
     <w:p>
@@ -4800,6 +4732,7 @@
       <w:r>
         <w:rPr>
           <w:rFonts w:hint="default" w:ascii="Kalinga" w:hAnsi="Kalinga"/>
+          <w:color w:val="auto"/>
           <w:sz w:val="20"/>
           <w:szCs w:val="20"/>
           <w:lang w:val="en-US"/>
@@ -4809,14 +4742,16 @@
       <w:r>
         <w:rPr>
           <w:rFonts w:hint="default" w:ascii="Kalinga" w:hAnsi="Kalinga"/>
-          <w:sz w:val="20"/>
-          <w:szCs w:val="20"/>
-        </w:rPr>
-        <w:t>taspen_hak_pensiun</w:t>
-      </w:r>
-      <w:r>
-        <w:rPr>
-          <w:rFonts w:hint="default" w:ascii="Kalinga" w:hAnsi="Kalinga"/>
+          <w:color w:val="auto"/>
+          <w:sz w:val="20"/>
+          <w:szCs w:val="20"/>
+        </w:rPr>
+        <w:t>estimasi_hak_pensiun</w:t>
+      </w:r>
+      <w:r>
+        <w:rPr>
+          <w:rFonts w:hint="default" w:ascii="Kalinga" w:hAnsi="Kalinga"/>
+          <w:color w:val="auto"/>
           <w:sz w:val="20"/>
           <w:szCs w:val="20"/>
           <w:lang w:val="en-US"/>
@@ -5129,28 +5064,7 @@
           <w:szCs w:val="20"/>
           <w:lang w:val="en-US"/>
         </w:rPr>
-        <w:t>{{</w:t>
-      </w:r>
-      <w:r>
-        <w:rPr>
-          <w:rFonts w:hint="default" w:ascii="Kalinga" w:hAnsi="Kalinga"/>
-          <w:b/>
-          <w:bCs/>
-          <w:sz w:val="20"/>
-          <w:szCs w:val="20"/>
-        </w:rPr>
-        <w:t>no_telp_kerabat</w:t>
-      </w:r>
-      <w:r>
-        <w:rPr>
-          <w:rFonts w:hint="default" w:ascii="Kalinga" w:hAnsi="Kalinga"/>
-          <w:b/>
-          <w:bCs/>
-          <w:sz w:val="20"/>
-          <w:szCs w:val="20"/>
-          <w:lang w:val="en-US"/>
-        </w:rPr>
-        <w:t>}}</w:t>
+        <w:t>{{no_telepon_kerabat}}</w:t>
       </w:r>
       <w:r>
         <w:rPr>
@@ -5304,17 +5218,36 @@
           <w:szCs w:val="20"/>
           <w:lang w:val="en-US"/>
         </w:rPr>
-        <w:t>{% if segmentasi == 'asabri' %}Calon Pensiunan Anggota{% else %}Calon Pensiunan PNS{% endif %}</w:t>
-      </w:r>
-      <w:r>
-        <w:rPr>
-          <w:rFonts w:hint="default" w:ascii="Kalinga" w:hAnsi="Kalinga" w:cs="Kalinga"/>
-          <w:color w:val="auto"/>
-          <w:sz w:val="20"/>
-          <w:szCs w:val="20"/>
-          <w:lang w:val="en-US"/>
-        </w:rPr>
-        <w:t xml:space="preserve"> di {{nama_instansi_pemohon}}.</w:t>
+        <w:t>Calon Pensiunan PNS</w:t>
+      </w:r>
+      <w:r>
+        <w:rPr>
+          <w:rFonts w:hint="default" w:ascii="Kalinga" w:hAnsi="Kalinga" w:cs="Kalinga"/>
+          <w:color w:val="auto"/>
+          <w:sz w:val="20"/>
+          <w:szCs w:val="20"/>
+          <w:lang w:val="en-US"/>
+        </w:rPr>
+        <w:t xml:space="preserve"> di </w:t>
+      </w:r>
+      <w:r>
+        <w:rPr>
+          <w:rFonts w:hint="default" w:ascii="Kalinga" w:hAnsi="Kalinga"/>
+          <w:color w:val="auto"/>
+          <w:sz w:val="20"/>
+          <w:szCs w:val="20"/>
+        </w:rPr>
+        <w:t>{{instansi}}</w:t>
+      </w:r>
+      <w:r>
+        <w:rPr>
+          <w:rFonts w:hint="default" w:ascii="Kalinga" w:hAnsi="Kalinga" w:cs="Kalinga"/>
+          <w:color w:val="auto"/>
+          <w:sz w:val="20"/>
+          <w:szCs w:val="20"/>
+          <w:lang w:val="en-US"/>
+        </w:rPr>
+        <w:t>.</w:t>
       </w:r>
     </w:p>
     <w:p>
@@ -5343,7 +5276,26 @@
           <w:szCs w:val="20"/>
           <w:lang w:val="en-US"/>
         </w:rPr>
-        <w:t>Menurut Ybs. rumah yang di tempati Pemohon saat ini adalah Rumah {{status_rumah_pemohon}}.</w:t>
+        <w:t xml:space="preserve">Menurut Ybs. rumah yang di tempati Pemohon saat ini adalah Rumah </w:t>
+      </w:r>
+      <w:r>
+        <w:rPr>
+          <w:rFonts w:hint="default" w:ascii="Kalinga" w:hAnsi="Kalinga"/>
+          <w:color w:val="auto"/>
+          <w:sz w:val="20"/>
+          <w:szCs w:val="20"/>
+        </w:rPr>
+        <w:t>{{status_rumah}}</w:t>
+      </w:r>
+      <w:r>
+        <w:rPr>
+          <w:rFonts w:hint="default" w:ascii="Kalinga" w:hAnsi="Kalinga" w:cs="Kalinga"/>
+          <w:color w:val="auto"/>
+          <w:sz w:val="20"/>
+          <w:szCs w:val="20"/>
+          <w:lang w:val="en-US"/>
+        </w:rPr>
+        <w:t>.</w:t>
       </w:r>
     </w:p>
     <w:p>
@@ -5768,8 +5720,6 @@
         </w:rPr>
         <w:t>{{rpc_penghasilan}}</w:t>
       </w:r>
-      <w:bookmarkStart w:id="52" w:name="_GoBack"/>
-      <w:bookmarkEnd w:id="52"/>
       <w:r>
         <w:rPr>
           <w:rFonts w:hint="default" w:ascii="Kalinga" w:hAnsi="Kalinga"/>
@@ -6422,6 +6372,7 @@
       <w:pPr>
         <w:pStyle w:val="6"/>
         <w:numPr>
+          <w:ilvl w:val="0"/>
           <w:numId w:val="0"/>
         </w:numPr>
         <w:spacing w:line="240" w:lineRule="auto"/>
@@ -6474,6 +6425,7 @@
       <w:pPr>
         <w:pStyle w:val="6"/>
         <w:numPr>
+          <w:ilvl w:val="0"/>
           <w:numId w:val="0"/>
         </w:numPr>
         <w:spacing w:line="240" w:lineRule="auto"/>
@@ -7052,39 +7004,13 @@
           <w:rFonts w:hint="default" w:ascii="Kalinga" w:hAnsi="Kalinga"/>
           <w:b/>
           <w:bCs/>
-          <w:color w:val="auto"/>
-          <w:sz w:val="20"/>
-          <w:szCs w:val="20"/>
-          <w:u w:val="none"/>
-          <w:lang w:val="en-US"/>
-        </w:rPr>
-        <w:t>{{</w:t>
-      </w:r>
-      <w:r>
-        <w:rPr>
-          <w:rFonts w:hint="default" w:ascii="Kalinga" w:hAnsi="Kalinga"/>
-          <w:b/>
-          <w:bCs/>
-          <w:color w:val="auto"/>
-          <w:sz w:val="20"/>
-          <w:szCs w:val="20"/>
-          <w:u w:val="none"/>
-        </w:rPr>
-        <w:t>dsr_pemohon</w:t>
-      </w:r>
-      <w:r>
-        <w:rPr>
-          <w:rFonts w:hint="default" w:ascii="Kalinga" w:hAnsi="Kalinga"/>
-          <w:b/>
-          <w:bCs/>
-          <w:color w:val="auto"/>
-          <w:sz w:val="20"/>
-          <w:szCs w:val="20"/>
-          <w:u w:val="none"/>
-          <w:lang w:val="en-US"/>
-        </w:rPr>
-        <w:t>}}</w:t>
-      </w:r>
+          <w:sz w:val="20"/>
+          <w:szCs w:val="20"/>
+        </w:rPr>
+        <w:t>{{rpc_dsr}}</w:t>
+      </w:r>
+      <w:bookmarkStart w:id="52" w:name="_GoBack"/>
+      <w:bookmarkEnd w:id="52"/>
       <w:r>
         <w:rPr>
           <w:rFonts w:hint="default" w:ascii="Kalinga" w:hAnsi="Kalinga"/>
@@ -7501,13 +7427,13 @@
           <w:szCs w:val="20"/>
         </w:rPr>
       </w:pPr>
-      <w:bookmarkStart w:id="45" w:name="OLE_LINK58"/>
-      <w:bookmarkStart w:id="46" w:name="OLE_LINK64"/>
-      <w:bookmarkStart w:id="47" w:name="OLE_LINK24"/>
-      <w:bookmarkStart w:id="48" w:name="OLE_LINK13"/>
-      <w:bookmarkStart w:id="49" w:name="OLE_LINK70"/>
-      <w:bookmarkStart w:id="50" w:name="OLE_LINK23"/>
-      <w:bookmarkStart w:id="51" w:name="OLE_LINK40"/>
+      <w:bookmarkStart w:id="45" w:name="OLE_LINK13"/>
+      <w:bookmarkStart w:id="46" w:name="OLE_LINK40"/>
+      <w:bookmarkStart w:id="47" w:name="OLE_LINK70"/>
+      <w:bookmarkStart w:id="48" w:name="OLE_LINK58"/>
+      <w:bookmarkStart w:id="49" w:name="OLE_LINK24"/>
+      <w:bookmarkStart w:id="50" w:name="OLE_LINK64"/>
+      <w:bookmarkStart w:id="51" w:name="OLE_LINK23"/>
       <w:r>
         <w:rPr>
           <w:rFonts w:ascii="Kalinga" w:hAnsi="Kalinga" w:cs="Kalinga"/>

--- a/frontend/templates/template_prapurna.docx
+++ b/frontend/templates/template_prapurna.docx
@@ -15,27 +15,27 @@
           <w:u w:val="single"/>
         </w:rPr>
       </w:pPr>
-      <w:bookmarkStart w:id="0" w:name="OLE_LINK38"/>
-      <w:bookmarkStart w:id="1" w:name="OLE_LINK62"/>
-      <w:bookmarkStart w:id="2" w:name="OLE_LINK28"/>
+      <w:bookmarkStart w:id="0" w:name="OLE_LINK66"/>
+      <w:bookmarkStart w:id="1" w:name="OLE_LINK38"/>
+      <w:bookmarkStart w:id="2" w:name="OLE_LINK62"/>
       <w:bookmarkStart w:id="3" w:name="OLE_LINK55"/>
       <w:bookmarkStart w:id="4" w:name="OLE_LINK29"/>
-      <w:bookmarkStart w:id="5" w:name="OLE_LINK5"/>
-      <w:bookmarkStart w:id="6" w:name="OLE_LINK51"/>
-      <w:bookmarkStart w:id="7" w:name="OLE_LINK66"/>
+      <w:bookmarkStart w:id="5" w:name="OLE_LINK28"/>
+      <w:bookmarkStart w:id="6" w:name="OLE_LINK5"/>
+      <w:bookmarkStart w:id="7" w:name="OLE_LINK51"/>
       <w:bookmarkStart w:id="8" w:name="OLE_LINK3"/>
-      <w:bookmarkStart w:id="9" w:name="OLE_LINK36"/>
-      <w:bookmarkStart w:id="10" w:name="OLE_LINK37"/>
-      <w:bookmarkStart w:id="11" w:name="OLE_LINK89"/>
-      <w:bookmarkStart w:id="12" w:name="OLE_LINK56"/>
-      <w:bookmarkStart w:id="13" w:name="OLE_LINK49"/>
-      <w:bookmarkStart w:id="14" w:name="OLE_LINK87"/>
-      <w:bookmarkStart w:id="15" w:name="OLE_LINK48"/>
-      <w:bookmarkStart w:id="16" w:name="OLE_LINK44"/>
-      <w:bookmarkStart w:id="17" w:name="OLE_LINK17"/>
-      <w:bookmarkStart w:id="18" w:name="OLE_LINK67"/>
+      <w:bookmarkStart w:id="9" w:name="OLE_LINK56"/>
+      <w:bookmarkStart w:id="10" w:name="OLE_LINK87"/>
+      <w:bookmarkStart w:id="11" w:name="OLE_LINK36"/>
+      <w:bookmarkStart w:id="12" w:name="OLE_LINK44"/>
+      <w:bookmarkStart w:id="13" w:name="OLE_LINK37"/>
+      <w:bookmarkStart w:id="14" w:name="OLE_LINK17"/>
+      <w:bookmarkStart w:id="15" w:name="OLE_LINK89"/>
+      <w:bookmarkStart w:id="16" w:name="OLE_LINK48"/>
+      <w:bookmarkStart w:id="17" w:name="OLE_LINK7"/>
+      <w:bookmarkStart w:id="18" w:name="OLE_LINK49"/>
       <w:bookmarkStart w:id="19" w:name="OLE_LINK8"/>
-      <w:bookmarkStart w:id="20" w:name="OLE_LINK7"/>
+      <w:bookmarkStart w:id="20" w:name="OLE_LINK67"/>
       <w:r>
         <w:rPr>
           <w:rFonts w:hint="default" w:ascii="Kalinga" w:hAnsi="Kalinga"/>
@@ -401,25 +401,28 @@
     </w:p>
     <w:p>
       <w:pPr>
-        <w:pStyle w:val="6"/>
-        <w:spacing w:line="240" w:lineRule="auto"/>
-        <w:ind w:right="160"/>
-        <w:jc w:val="both"/>
-        <w:rPr>
-          <w:rFonts w:hint="default" w:ascii="Kalinga" w:hAnsi="Kalinga"/>
-          <w:color w:val="auto"/>
-          <w:sz w:val="20"/>
-          <w:szCs w:val="20"/>
-        </w:rPr>
-      </w:pPr>
-      <w:r>
-        <w:rPr>
-          <w:rFonts w:hint="default" w:ascii="Kalinga" w:hAnsi="Kalinga"/>
-          <w:color w:val="auto"/>
-          <w:sz w:val="20"/>
-          <w:szCs w:val="20"/>
-        </w:rPr>
-        <w:t>-{{text}}</w:t>
+        <w:numPr>
+          <w:ilvl w:val="0"/>
+          <w:numId w:val="1"/>
+        </w:numPr>
+        <w:spacing w:after="0" w:line="240" w:lineRule="auto"/>
+        <w:ind w:left="440" w:leftChars="0" w:hanging="360" w:firstLineChars="0"/>
+        <w:jc w:val="both"/>
+        <w:rPr>
+          <w:rFonts w:hint="default" w:ascii="Kalinga" w:hAnsi="Kalinga"/>
+          <w:color w:val="auto"/>
+          <w:sz w:val="20"/>
+          <w:szCs w:val="20"/>
+        </w:rPr>
+      </w:pPr>
+      <w:r>
+        <w:rPr>
+          <w:rFonts w:hint="default" w:ascii="Kalinga" w:hAnsi="Kalinga"/>
+          <w:color w:val="auto"/>
+          <w:sz w:val="20"/>
+          <w:szCs w:val="20"/>
+        </w:rPr>
+        <w:t>{{text}}</w:t>
       </w:r>
     </w:p>
     <w:p>
@@ -572,6 +575,36 @@
     </w:p>
     <w:p>
       <w:pPr>
+        <w:numPr>
+          <w:ilvl w:val="0"/>
+          <w:numId w:val="1"/>
+        </w:numPr>
+        <w:spacing w:after="0" w:line="240" w:lineRule="auto"/>
+        <w:ind w:left="440" w:leftChars="0" w:hanging="360" w:firstLineChars="0"/>
+        <w:jc w:val="both"/>
+        <w:rPr>
+          <w:rFonts w:hint="default" w:ascii="Kalinga" w:hAnsi="Kalinga"/>
+          <w:b w:val="0"/>
+          <w:bCs w:val="0"/>
+          <w:color w:val="auto"/>
+          <w:sz w:val="20"/>
+          <w:szCs w:val="20"/>
+        </w:rPr>
+      </w:pPr>
+      <w:r>
+        <w:rPr>
+          <w:rFonts w:hint="default" w:ascii="Kalinga" w:hAnsi="Kalinga"/>
+          <w:b w:val="0"/>
+          <w:bCs w:val="0"/>
+          <w:color w:val="auto"/>
+          <w:sz w:val="20"/>
+          <w:szCs w:val="20"/>
+        </w:rPr>
+        <w:t>Fasilitas Kredit {{jenis_kredit}} di {{nama_bank}} maks Rp. {{plafon_maks}} outs Rp. {{outstanding}} angsuran Rp. {{angsuran}} Coll {{kolektibilitas}}. {{alasan}}</w:t>
+      </w:r>
+    </w:p>
+    <w:p>
+      <w:pPr>
         <w:spacing w:after="0" w:line="240" w:lineRule="auto"/>
         <w:ind w:left="0" w:leftChars="0" w:firstLine="0" w:firstLineChars="0"/>
         <w:jc w:val="both"/>
@@ -593,7 +626,7 @@
           <w:sz w:val="20"/>
           <w:szCs w:val="20"/>
         </w:rPr>
-        <w:t>-Fasilitas Kredit {{jenis_kredit}} di {{nama_bank}} maks Rp. {{plafon_maks}} outs Rp. {{outstanding}} angsuran Rp. {{angsuran}} Coll {{kolektibilitas}}. {{alasan}}</w:t>
+        <w:t>{{/list_fasilitas_kredit}}</w:t>
       </w:r>
     </w:p>
     <w:p>
@@ -619,59 +652,37 @@
           <w:sz w:val="20"/>
           <w:szCs w:val="20"/>
         </w:rPr>
-        <w:t>{{/list_fasilitas_kredit}}</w:t>
-      </w:r>
-    </w:p>
-    <w:p>
-      <w:pPr>
-        <w:spacing w:after="0" w:line="240" w:lineRule="auto"/>
-        <w:ind w:left="0" w:leftChars="0" w:firstLine="0" w:firstLineChars="0"/>
-        <w:jc w:val="both"/>
-        <w:rPr>
-          <w:rFonts w:hint="default" w:ascii="Kalinga" w:hAnsi="Kalinga"/>
-          <w:b w:val="0"/>
-          <w:bCs w:val="0"/>
-          <w:color w:val="auto"/>
-          <w:sz w:val="20"/>
-          <w:szCs w:val="20"/>
-        </w:rPr>
-      </w:pPr>
-      <w:r>
-        <w:rPr>
-          <w:rFonts w:hint="default" w:ascii="Kalinga" w:hAnsi="Kalinga"/>
-          <w:b w:val="0"/>
-          <w:bCs w:val="0"/>
-          <w:color w:val="auto"/>
-          <w:sz w:val="20"/>
-          <w:szCs w:val="20"/>
-        </w:rPr>
         <w:t>{{^list_fasilitas_kredit}}</w:t>
       </w:r>
     </w:p>
     <w:p>
       <w:pPr>
-        <w:spacing w:after="0" w:line="240" w:lineRule="auto"/>
-        <w:ind w:left="0" w:leftChars="0" w:firstLine="0" w:firstLineChars="0"/>
-        <w:jc w:val="both"/>
-        <w:rPr>
-          <w:rFonts w:hint="default" w:ascii="Kalinga" w:hAnsi="Kalinga"/>
-          <w:b w:val="0"/>
-          <w:bCs w:val="0"/>
-          <w:color w:val="auto"/>
-          <w:sz w:val="20"/>
-          <w:szCs w:val="20"/>
-        </w:rPr>
-      </w:pPr>
-      <w:r>
-        <w:rPr>
-          <w:rFonts w:hint="default" w:ascii="Kalinga" w:hAnsi="Kalinga"/>
-          <w:b w:val="0"/>
-          <w:bCs w:val="0"/>
-          <w:color w:val="auto"/>
-          <w:sz w:val="20"/>
-          <w:szCs w:val="20"/>
-        </w:rPr>
-        <w:t>-Nihil - Tidak ada fasilitas kredit</w:t>
+        <w:numPr>
+          <w:ilvl w:val="0"/>
+          <w:numId w:val="1"/>
+        </w:numPr>
+        <w:spacing w:after="0" w:line="240" w:lineRule="auto"/>
+        <w:ind w:left="440" w:leftChars="0" w:hanging="360" w:firstLineChars="0"/>
+        <w:jc w:val="both"/>
+        <w:rPr>
+          <w:rFonts w:hint="default" w:ascii="Kalinga" w:hAnsi="Kalinga"/>
+          <w:b w:val="0"/>
+          <w:bCs w:val="0"/>
+          <w:color w:val="auto"/>
+          <w:sz w:val="20"/>
+          <w:szCs w:val="20"/>
+        </w:rPr>
+      </w:pPr>
+      <w:r>
+        <w:rPr>
+          <w:rFonts w:hint="default" w:ascii="Kalinga" w:hAnsi="Kalinga"/>
+          <w:b w:val="0"/>
+          <w:bCs w:val="0"/>
+          <w:color w:val="auto"/>
+          <w:sz w:val="20"/>
+          <w:szCs w:val="20"/>
+        </w:rPr>
+        <w:t>Nihil - Tidak ada fasilitas kredit</w:t>
       </w:r>
     </w:p>
     <w:p>
@@ -779,17 +790,17 @@
       <w:bookmarkStart w:id="21" w:name="OLE_LINK71"/>
       <w:bookmarkStart w:id="22" w:name="OLE_LINK10"/>
       <w:bookmarkStart w:id="23" w:name="OLE_LINK21"/>
-      <w:bookmarkStart w:id="24" w:name="OLE_LINK39"/>
-      <w:bookmarkStart w:id="25" w:name="OLE_LINK73"/>
-      <w:bookmarkStart w:id="26" w:name="OLE_LINK68"/>
-      <w:bookmarkStart w:id="27" w:name="OLE_LINK20"/>
+      <w:bookmarkStart w:id="24" w:name="OLE_LINK73"/>
+      <w:bookmarkStart w:id="25" w:name="OLE_LINK39"/>
+      <w:bookmarkStart w:id="26" w:name="OLE_LINK20"/>
+      <w:bookmarkStart w:id="27" w:name="OLE_LINK68"/>
       <w:bookmarkStart w:id="28" w:name="OLE_LINK63"/>
       <w:bookmarkStart w:id="29" w:name="OLE_LINK88"/>
       <w:bookmarkStart w:id="30" w:name="OLE_LINK45"/>
       <w:bookmarkStart w:id="31" w:name="OLE_LINK61"/>
-      <w:bookmarkStart w:id="32" w:name="OLE_LINK52"/>
-      <w:bookmarkStart w:id="33" w:name="OLE_LINK90"/>
-      <w:bookmarkStart w:id="34" w:name="OLE_LINK54"/>
+      <w:bookmarkStart w:id="32" w:name="OLE_LINK90"/>
+      <w:bookmarkStart w:id="33" w:name="OLE_LINK54"/>
+      <w:bookmarkStart w:id="34" w:name="OLE_LINK52"/>
       <w:r>
         <w:rPr>
           <w:rFonts w:hint="default" w:ascii="Kalinga" w:hAnsi="Kalinga"/>
@@ -815,52 +826,334 @@
     <w:p>
       <w:pPr>
         <w:pStyle w:val="6"/>
+        <w:numPr>
+          <w:ilvl w:val="0"/>
+          <w:numId w:val="2"/>
+        </w:numPr>
+        <w:spacing w:line="240" w:lineRule="auto"/>
+        <w:ind w:left="360" w:leftChars="0" w:right="160" w:rightChars="0" w:hanging="280" w:firstLineChars="0"/>
+        <w:jc w:val="both"/>
+        <w:rPr>
+          <w:rFonts w:hint="default" w:ascii="Kalinga" w:hAnsi="Kalinga"/>
+          <w:color w:val="auto"/>
+          <w:sz w:val="20"/>
+          <w:szCs w:val="20"/>
+          <w:lang w:val="en-US"/>
+        </w:rPr>
+      </w:pPr>
+      <w:r>
+        <w:rPr>
+          <w:rFonts w:hint="default" w:ascii="Kalinga" w:hAnsi="Kalinga"/>
+          <w:color w:val="auto"/>
+          <w:sz w:val="20"/>
+          <w:szCs w:val="20"/>
+        </w:rPr>
+        <w:t>Cfm. Estimasi Hak Tabungan Hari Tua dan Pensiun Pokok</w:t>
+      </w:r>
+      <w:r>
+        <w:rPr>
+          <w:rFonts w:hint="default" w:ascii="Kalinga" w:hAnsi="Kalinga"/>
+          <w:color w:val="auto"/>
+          <w:sz w:val="20"/>
+          <w:szCs w:val="20"/>
+          <w:lang w:val="en-US"/>
+        </w:rPr>
+        <w:t xml:space="preserve"> NIP </w:t>
+      </w:r>
+      <w:r>
+        <w:rPr>
+          <w:rFonts w:hint="default" w:ascii="Kalinga" w:hAnsi="Kalinga"/>
+          <w:color w:val="auto"/>
+          <w:sz w:val="20"/>
+          <w:szCs w:val="20"/>
+        </w:rPr>
+        <w:t xml:space="preserve">{{nip}} atas nama </w:t>
+      </w:r>
+      <w:r>
+        <w:rPr>
+          <w:rFonts w:hint="default" w:ascii="Kalinga" w:hAnsi="Kalinga"/>
+          <w:color w:val="auto"/>
+          <w:sz w:val="20"/>
+          <w:szCs w:val="20"/>
+          <w:lang w:val="en-US"/>
+        </w:rPr>
+        <w:t>{{</w:t>
+      </w:r>
+      <w:r>
+        <w:rPr>
+          <w:rFonts w:hint="default" w:ascii="Kalinga" w:hAnsi="Kalinga"/>
+          <w:color w:val="auto"/>
+          <w:sz w:val="20"/>
+          <w:szCs w:val="20"/>
+        </w:rPr>
+        <w:t>nama_pemohon</w:t>
+      </w:r>
+      <w:r>
+        <w:rPr>
+          <w:rFonts w:hint="default" w:ascii="Kalinga" w:hAnsi="Kalinga"/>
+          <w:color w:val="auto"/>
+          <w:sz w:val="20"/>
+          <w:szCs w:val="20"/>
+          <w:lang w:val="en-US"/>
+        </w:rPr>
+        <w:t>}}</w:t>
+      </w:r>
+      <w:r>
+        <w:rPr>
+          <w:rFonts w:hint="default" w:ascii="Kalinga" w:hAnsi="Kalinga"/>
+          <w:color w:val="auto"/>
+          <w:sz w:val="20"/>
+          <w:szCs w:val="20"/>
+        </w:rPr>
+        <w:t xml:space="preserve"> dengan Hak Pensiun yang akan diterima +/- Rp. </w:t>
+      </w:r>
+      <w:r>
+        <w:rPr>
+          <w:rFonts w:hint="default" w:ascii="Kalinga" w:hAnsi="Kalinga"/>
+          <w:color w:val="auto"/>
+          <w:sz w:val="20"/>
+          <w:szCs w:val="20"/>
+          <w:lang w:val="en-US"/>
+        </w:rPr>
+        <w:t>{{</w:t>
+      </w:r>
+      <w:r>
+        <w:rPr>
+          <w:rFonts w:hint="default" w:ascii="Kalinga" w:hAnsi="Kalinga"/>
+          <w:color w:val="auto"/>
+          <w:sz w:val="20"/>
+          <w:szCs w:val="20"/>
+        </w:rPr>
+        <w:t>estimasi_hak_pensiun</w:t>
+      </w:r>
+      <w:r>
+        <w:rPr>
+          <w:rFonts w:hint="default" w:ascii="Kalinga" w:hAnsi="Kalinga"/>
+          <w:color w:val="auto"/>
+          <w:sz w:val="20"/>
+          <w:szCs w:val="20"/>
+          <w:lang w:val="en-US"/>
+        </w:rPr>
+        <w:t>}}</w:t>
+      </w:r>
+      <w:r>
+        <w:rPr>
+          <w:rFonts w:hint="default" w:ascii="Kalinga" w:hAnsi="Kalinga"/>
+          <w:color w:val="auto"/>
+          <w:sz w:val="20"/>
+          <w:szCs w:val="20"/>
+        </w:rPr>
+        <w:t>,-</w:t>
+      </w:r>
+      <w:r>
+        <w:rPr>
+          <w:rFonts w:hint="default" w:ascii="Kalinga" w:hAnsi="Kalinga"/>
+          <w:color w:val="auto"/>
+          <w:sz w:val="20"/>
+          <w:szCs w:val="20"/>
+          <w:lang w:val="en-US"/>
+        </w:rPr>
+        <w:t>.</w:t>
+      </w:r>
+    </w:p>
+    <w:p>
+      <w:pPr>
+        <w:pStyle w:val="6"/>
+        <w:numPr>
+          <w:ilvl w:val="0"/>
+          <w:numId w:val="2"/>
+        </w:numPr>
+        <w:spacing w:line="240" w:lineRule="auto"/>
+        <w:ind w:left="360" w:leftChars="0" w:right="160" w:rightChars="0" w:hanging="280" w:firstLineChars="0"/>
+        <w:jc w:val="both"/>
+        <w:rPr>
+          <w:rFonts w:hint="default" w:ascii="Kalinga" w:hAnsi="Kalinga"/>
+          <w:b w:val="0"/>
+          <w:bCs w:val="0"/>
+          <w:sz w:val="20"/>
+          <w:szCs w:val="20"/>
+        </w:rPr>
+      </w:pPr>
+      <w:r>
+        <w:rPr>
+          <w:rFonts w:hint="default" w:ascii="Kalinga" w:hAnsi="Kalinga"/>
+          <w:color w:val="auto"/>
+          <w:sz w:val="20"/>
+          <w:szCs w:val="20"/>
+        </w:rPr>
+        <w:t>Cf</w:t>
+      </w:r>
+      <w:r>
+        <w:rPr>
+          <w:rFonts w:hint="default" w:ascii="Kalinga" w:hAnsi="Kalinga"/>
+          <w:b w:val="0"/>
+          <w:bCs w:val="0"/>
+          <w:sz w:val="20"/>
+          <w:szCs w:val="20"/>
+        </w:rPr>
+        <w:t xml:space="preserve">m. Payrol Gaji di </w:t>
+      </w:r>
+      <w:r>
+        <w:rPr>
+          <w:rFonts w:hint="default" w:ascii="Kalinga" w:hAnsi="Kalinga"/>
+          <w:b w:val="0"/>
+          <w:bCs w:val="0"/>
+          <w:sz w:val="20"/>
+          <w:szCs w:val="20"/>
+          <w:lang w:val="en-US"/>
+        </w:rPr>
+        <w:t>{{</w:t>
+      </w:r>
+      <w:r>
+        <w:rPr>
+          <w:rFonts w:hint="default" w:ascii="Kalinga" w:hAnsi="Kalinga"/>
+          <w:b w:val="0"/>
+          <w:bCs w:val="0"/>
+          <w:sz w:val="20"/>
+          <w:szCs w:val="20"/>
+        </w:rPr>
+        <w:t>payroll_bank</w:t>
+      </w:r>
+      <w:r>
+        <w:rPr>
+          <w:rFonts w:hint="default" w:ascii="Kalinga" w:hAnsi="Kalinga"/>
+          <w:b w:val="0"/>
+          <w:bCs w:val="0"/>
+          <w:sz w:val="20"/>
+          <w:szCs w:val="20"/>
+          <w:lang w:val="en-US"/>
+        </w:rPr>
+        <w:t>}}</w:t>
+      </w:r>
+      <w:r>
+        <w:rPr>
+          <w:rFonts w:hint="default" w:ascii="Kalinga" w:hAnsi="Kalinga"/>
+          <w:b w:val="0"/>
+          <w:bCs w:val="0"/>
+          <w:sz w:val="20"/>
+          <w:szCs w:val="20"/>
+        </w:rPr>
+        <w:t xml:space="preserve"> nomor </w:t>
+      </w:r>
+      <w:r>
+        <w:rPr>
+          <w:rFonts w:hint="default" w:ascii="Kalinga" w:hAnsi="Kalinga"/>
+          <w:b w:val="0"/>
+          <w:bCs w:val="0"/>
+          <w:sz w:val="20"/>
+          <w:szCs w:val="20"/>
+          <w:lang w:val="en-US"/>
+        </w:rPr>
+        <w:t>{{</w:t>
+      </w:r>
+      <w:r>
+        <w:rPr>
+          <w:rFonts w:hint="default" w:ascii="Kalinga" w:hAnsi="Kalinga"/>
+          <w:b w:val="0"/>
+          <w:bCs w:val="0"/>
+          <w:sz w:val="20"/>
+          <w:szCs w:val="20"/>
+        </w:rPr>
+        <w:t>payroll_no_rek</w:t>
+      </w:r>
+      <w:r>
+        <w:rPr>
+          <w:rFonts w:hint="default" w:ascii="Kalinga" w:hAnsi="Kalinga"/>
+          <w:b w:val="0"/>
+          <w:bCs w:val="0"/>
+          <w:sz w:val="20"/>
+          <w:szCs w:val="20"/>
+          <w:lang w:val="en-US"/>
+        </w:rPr>
+        <w:t>}}</w:t>
+      </w:r>
+      <w:r>
+        <w:rPr>
+          <w:rFonts w:hint="default" w:ascii="Kalinga" w:hAnsi="Kalinga"/>
+          <w:b w:val="0"/>
+          <w:bCs w:val="0"/>
+          <w:sz w:val="20"/>
+          <w:szCs w:val="20"/>
+        </w:rPr>
+        <w:t xml:space="preserve"> atas nama </w:t>
+      </w:r>
+      <w:r>
+        <w:rPr>
+          <w:rFonts w:hint="default" w:ascii="Kalinga" w:hAnsi="Kalinga"/>
+          <w:b w:val="0"/>
+          <w:bCs w:val="0"/>
+          <w:sz w:val="20"/>
+          <w:szCs w:val="20"/>
+          <w:lang w:val="en-US"/>
+        </w:rPr>
+        <w:t>{{</w:t>
+      </w:r>
+      <w:r>
+        <w:rPr>
+          <w:rFonts w:hint="default" w:ascii="Kalinga" w:hAnsi="Kalinga"/>
+          <w:b w:val="0"/>
+          <w:bCs w:val="0"/>
+          <w:sz w:val="20"/>
+          <w:szCs w:val="20"/>
+        </w:rPr>
+        <w:t>nama_pemohon</w:t>
+      </w:r>
+      <w:r>
+        <w:rPr>
+          <w:rFonts w:hint="default" w:ascii="Kalinga" w:hAnsi="Kalinga"/>
+          <w:b w:val="0"/>
+          <w:bCs w:val="0"/>
+          <w:sz w:val="20"/>
+          <w:szCs w:val="20"/>
+          <w:lang w:val="en-US"/>
+        </w:rPr>
+        <w:t>}}</w:t>
+      </w:r>
+      <w:r>
+        <w:rPr>
+          <w:rFonts w:hint="default" w:ascii="Kalinga" w:hAnsi="Kalinga"/>
+          <w:b w:val="0"/>
+          <w:bCs w:val="0"/>
+          <w:sz w:val="20"/>
+          <w:szCs w:val="20"/>
+        </w:rPr>
+        <w:t xml:space="preserve"> data sebagai berikut :</w:t>
+      </w:r>
+    </w:p>
+    <w:p>
+      <w:pPr>
         <w:numPr>
           <w:ilvl w:val="0"/>
           <w:numId w:val="1"/>
         </w:numPr>
-        <w:spacing w:line="240" w:lineRule="auto"/>
-        <w:ind w:left="360" w:leftChars="0" w:right="160" w:rightChars="0" w:hanging="280" w:firstLineChars="0"/>
-        <w:jc w:val="both"/>
-        <w:rPr>
-          <w:rFonts w:hint="default" w:ascii="Kalinga" w:hAnsi="Kalinga"/>
-          <w:color w:val="auto"/>
-          <w:sz w:val="20"/>
-          <w:szCs w:val="20"/>
-          <w:lang w:val="en-US"/>
-        </w:rPr>
-      </w:pPr>
-      <w:r>
-        <w:rPr>
-          <w:rFonts w:hint="default" w:ascii="Kalinga" w:hAnsi="Kalinga"/>
-          <w:color w:val="auto"/>
-          <w:sz w:val="20"/>
-          <w:szCs w:val="20"/>
-        </w:rPr>
-        <w:t>Cfm. Estimasi Hak Tabungan Hari Tua dan Pensiun Pokok</w:t>
-      </w:r>
-      <w:r>
-        <w:rPr>
-          <w:rFonts w:hint="default" w:ascii="Kalinga" w:hAnsi="Kalinga"/>
-          <w:color w:val="auto"/>
-          <w:sz w:val="20"/>
-          <w:szCs w:val="20"/>
-          <w:lang w:val="en-US"/>
-        </w:rPr>
-        <w:t xml:space="preserve"> NIP </w:t>
-      </w:r>
-      <w:r>
-        <w:rPr>
-          <w:rFonts w:hint="default" w:ascii="Kalinga" w:hAnsi="Kalinga"/>
-          <w:color w:val="auto"/>
-          <w:sz w:val="20"/>
-          <w:szCs w:val="20"/>
-        </w:rPr>
-        <w:t xml:space="preserve">{{nip}} atas nama </w:t>
-      </w:r>
-      <w:r>
-        <w:rPr>
-          <w:rFonts w:hint="default" w:ascii="Kalinga" w:hAnsi="Kalinga"/>
+        <w:spacing w:after="0" w:line="240" w:lineRule="auto"/>
+        <w:ind w:left="440" w:leftChars="0" w:hanging="360" w:firstLineChars="0"/>
+        <w:jc w:val="both"/>
+        <w:rPr>
+          <w:rFonts w:hint="default" w:ascii="Kalinga" w:hAnsi="Kalinga"/>
+          <w:b w:val="0"/>
+          <w:bCs w:val="0"/>
+          <w:color w:val="auto"/>
+          <w:sz w:val="20"/>
+          <w:szCs w:val="20"/>
+        </w:rPr>
+      </w:pPr>
+      <w:r>
+        <w:rPr>
+          <w:rFonts w:hint="default" w:ascii="Kalinga" w:hAnsi="Kalinga"/>
+          <w:b w:val="0"/>
+          <w:bCs w:val="0"/>
+          <w:color w:val="auto"/>
+          <w:sz w:val="20"/>
+          <w:szCs w:val="20"/>
+        </w:rPr>
+        <w:t xml:space="preserve">Gaji Bulan </w:t>
+      </w:r>
+      <w:r>
+        <w:rPr>
+          <w:rFonts w:hint="default" w:ascii="Kalinga" w:hAnsi="Kalinga"/>
+          <w:b w:val="0"/>
+          <w:bCs w:val="0"/>
           <w:color w:val="auto"/>
           <w:sz w:val="20"/>
           <w:szCs w:val="20"/>
@@ -871,15 +1164,19 @@
       <w:r>
         <w:rPr>
           <w:rFonts w:hint="default" w:ascii="Kalinga" w:hAnsi="Kalinga"/>
-          <w:color w:val="auto"/>
-          <w:sz w:val="20"/>
-          <w:szCs w:val="20"/>
-        </w:rPr>
-        <w:t>nama_pemohon</w:t>
-      </w:r>
-      <w:r>
-        <w:rPr>
-          <w:rFonts w:hint="default" w:ascii="Kalinga" w:hAnsi="Kalinga"/>
+          <w:b w:val="0"/>
+          <w:bCs w:val="0"/>
+          <w:color w:val="auto"/>
+          <w:sz w:val="20"/>
+          <w:szCs w:val="20"/>
+        </w:rPr>
+        <w:t>gaji_bulan_1_nama</w:t>
+      </w:r>
+      <w:r>
+        <w:rPr>
+          <w:rFonts w:hint="default" w:ascii="Kalinga" w:hAnsi="Kalinga"/>
+          <w:b w:val="0"/>
+          <w:bCs w:val="0"/>
           <w:color w:val="auto"/>
           <w:sz w:val="20"/>
           <w:szCs w:val="20"/>
@@ -890,44 +1187,67 @@
       <w:r>
         <w:rPr>
           <w:rFonts w:hint="default" w:ascii="Kalinga" w:hAnsi="Kalinga"/>
-          <w:color w:val="auto"/>
-          <w:sz w:val="20"/>
-          <w:szCs w:val="20"/>
-        </w:rPr>
-        <w:t xml:space="preserve"> dengan Hak Pensiun yang akan diterima +/- Rp. </w:t>
-      </w:r>
-      <w:r>
-        <w:rPr>
-          <w:rFonts w:hint="default" w:ascii="Kalinga" w:hAnsi="Kalinga"/>
-          <w:color w:val="auto"/>
-          <w:sz w:val="20"/>
-          <w:szCs w:val="20"/>
-          <w:lang w:val="en-US"/>
-        </w:rPr>
-        <w:t>{{</w:t>
-      </w:r>
-      <w:r>
-        <w:rPr>
-          <w:rFonts w:hint="default" w:ascii="Kalinga" w:hAnsi="Kalinga"/>
-          <w:color w:val="auto"/>
-          <w:sz w:val="20"/>
-          <w:szCs w:val="20"/>
-        </w:rPr>
-        <w:t>estimasi_hak_pensiun</w:t>
-      </w:r>
-      <w:r>
-        <w:rPr>
-          <w:rFonts w:hint="default" w:ascii="Kalinga" w:hAnsi="Kalinga"/>
-          <w:color w:val="auto"/>
-          <w:sz w:val="20"/>
-          <w:szCs w:val="20"/>
-          <w:lang w:val="en-US"/>
-        </w:rPr>
-        <w:t>}}</w:t>
-      </w:r>
-      <w:r>
-        <w:rPr>
-          <w:rFonts w:hint="default" w:ascii="Kalinga" w:hAnsi="Kalinga"/>
+          <w:b w:val="0"/>
+          <w:bCs w:val="0"/>
+          <w:color w:val="auto"/>
+          <w:sz w:val="20"/>
+          <w:szCs w:val="20"/>
+          <w:lang w:val="en-US"/>
+        </w:rPr>
+        <w:tab/>
+      </w:r>
+      <w:r>
+        <w:rPr>
+          <w:rFonts w:hint="default" w:ascii="Kalinga" w:hAnsi="Kalinga"/>
+          <w:b w:val="0"/>
+          <w:bCs w:val="0"/>
+          <w:color w:val="auto"/>
+          <w:sz w:val="20"/>
+          <w:szCs w:val="20"/>
+          <w:lang w:val="en-US"/>
+        </w:rPr>
+        <w:tab/>
+      </w:r>
+      <w:r>
+        <w:rPr>
+          <w:rFonts w:hint="default" w:ascii="Kalinga" w:hAnsi="Kalinga"/>
+          <w:b w:val="0"/>
+          <w:bCs w:val="0"/>
+          <w:color w:val="auto"/>
+          <w:sz w:val="20"/>
+          <w:szCs w:val="20"/>
+          <w:lang w:val="en-US"/>
+        </w:rPr>
+        <w:tab/>
+      </w:r>
+      <w:r>
+        <w:rPr>
+          <w:rFonts w:hint="default" w:ascii="Kalinga" w:hAnsi="Kalinga"/>
+          <w:b w:val="0"/>
+          <w:bCs w:val="0"/>
+          <w:color w:val="auto"/>
+          <w:sz w:val="20"/>
+          <w:szCs w:val="20"/>
+        </w:rPr>
+        <w:t xml:space="preserve">Rp. </w:t>
+      </w:r>
+      <w:r>
+        <w:rPr>
+          <w:rFonts w:hint="default" w:ascii="Kalinga" w:hAnsi="Kalinga"/>
+          <w:b w:val="0"/>
+          <w:bCs w:val="0"/>
+          <w:color w:val="auto"/>
+          <w:sz w:val="20"/>
+          <w:szCs w:val="20"/>
+          <w:lang w:val="en-US"/>
+        </w:rPr>
+        <w:t>{{gaji_bulan_1}}</w:t>
+      </w:r>
+      <w:r>
+        <w:rPr>
+          <w:rFonts w:hint="default" w:ascii="Kalinga" w:hAnsi="Kalinga"/>
+          <w:b w:val="0"/>
+          <w:bCs w:val="0"/>
           <w:color w:val="auto"/>
           <w:sz w:val="20"/>
           <w:szCs w:val="20"/>
@@ -937,6 +1257,8 @@
       <w:r>
         <w:rPr>
           <w:rFonts w:hint="default" w:ascii="Kalinga" w:hAnsi="Kalinga"/>
+          <w:b w:val="0"/>
+          <w:bCs w:val="0"/>
           <w:color w:val="auto"/>
           <w:sz w:val="20"/>
           <w:szCs w:val="20"/>
@@ -947,46 +1269,39 @@
     </w:p>
     <w:p>
       <w:pPr>
-        <w:pStyle w:val="6"/>
         <w:numPr>
           <w:ilvl w:val="0"/>
           <w:numId w:val="1"/>
         </w:numPr>
-        <w:spacing w:line="240" w:lineRule="auto"/>
-        <w:ind w:left="360" w:leftChars="0" w:right="160" w:rightChars="0" w:hanging="280" w:firstLineChars="0"/>
-        <w:jc w:val="both"/>
-        <w:rPr>
-          <w:rFonts w:hint="default" w:ascii="Kalinga" w:hAnsi="Kalinga"/>
-          <w:b w:val="0"/>
-          <w:bCs w:val="0"/>
-          <w:sz w:val="20"/>
-          <w:szCs w:val="20"/>
-        </w:rPr>
-      </w:pPr>
-      <w:r>
-        <w:rPr>
-          <w:rFonts w:hint="default" w:ascii="Kalinga" w:hAnsi="Kalinga"/>
-          <w:color w:val="auto"/>
-          <w:sz w:val="20"/>
-          <w:szCs w:val="20"/>
-        </w:rPr>
-        <w:t>Cf</w:t>
-      </w:r>
-      <w:r>
-        <w:rPr>
-          <w:rFonts w:hint="default" w:ascii="Kalinga" w:hAnsi="Kalinga"/>
-          <w:b w:val="0"/>
-          <w:bCs w:val="0"/>
-          <w:sz w:val="20"/>
-          <w:szCs w:val="20"/>
-        </w:rPr>
-        <w:t xml:space="preserve">m. Payrol Gaji di </w:t>
-      </w:r>
-      <w:r>
-        <w:rPr>
-          <w:rFonts w:hint="default" w:ascii="Kalinga" w:hAnsi="Kalinga"/>
-          <w:b w:val="0"/>
-          <w:bCs w:val="0"/>
+        <w:spacing w:after="0" w:line="240" w:lineRule="auto"/>
+        <w:ind w:left="440" w:leftChars="0" w:hanging="360" w:firstLineChars="0"/>
+        <w:jc w:val="both"/>
+        <w:rPr>
+          <w:rFonts w:hint="default" w:ascii="Kalinga" w:hAnsi="Kalinga"/>
+          <w:b w:val="0"/>
+          <w:bCs w:val="0"/>
+          <w:color w:val="auto"/>
+          <w:sz w:val="20"/>
+          <w:szCs w:val="20"/>
+        </w:rPr>
+      </w:pPr>
+      <w:r>
+        <w:rPr>
+          <w:rFonts w:hint="default" w:ascii="Kalinga" w:hAnsi="Kalinga"/>
+          <w:b w:val="0"/>
+          <w:bCs w:val="0"/>
+          <w:color w:val="auto"/>
+          <w:sz w:val="20"/>
+          <w:szCs w:val="20"/>
+        </w:rPr>
+        <w:t xml:space="preserve">Gaji Bulan </w:t>
+      </w:r>
+      <w:r>
+        <w:rPr>
+          <w:rFonts w:hint="default" w:ascii="Kalinga" w:hAnsi="Kalinga"/>
+          <w:b w:val="0"/>
+          <w:bCs w:val="0"/>
+          <w:color w:val="auto"/>
           <w:sz w:val="20"/>
           <w:szCs w:val="20"/>
           <w:lang w:val="en-US"/>
@@ -998,16 +1313,18 @@
           <w:rFonts w:hint="default" w:ascii="Kalinga" w:hAnsi="Kalinga"/>
           <w:b w:val="0"/>
           <w:bCs w:val="0"/>
-          <w:sz w:val="20"/>
-          <w:szCs w:val="20"/>
-        </w:rPr>
-        <w:t>payroll_bank</w:t>
-      </w:r>
-      <w:r>
-        <w:rPr>
-          <w:rFonts w:hint="default" w:ascii="Kalinga" w:hAnsi="Kalinga"/>
-          <w:b w:val="0"/>
-          <w:bCs w:val="0"/>
+          <w:color w:val="auto"/>
+          <w:sz w:val="20"/>
+          <w:szCs w:val="20"/>
+        </w:rPr>
+        <w:t>gaji_bulan_2_nama</w:t>
+      </w:r>
+      <w:r>
+        <w:rPr>
+          <w:rFonts w:hint="default" w:ascii="Kalinga" w:hAnsi="Kalinga"/>
+          <w:b w:val="0"/>
+          <w:bCs w:val="0"/>
+          <w:color w:val="auto"/>
           <w:sz w:val="20"/>
           <w:szCs w:val="20"/>
           <w:lang w:val="en-US"/>
@@ -1019,119 +1336,106 @@
           <w:rFonts w:hint="default" w:ascii="Kalinga" w:hAnsi="Kalinga"/>
           <w:b w:val="0"/>
           <w:bCs w:val="0"/>
-          <w:sz w:val="20"/>
-          <w:szCs w:val="20"/>
-        </w:rPr>
-        <w:t xml:space="preserve"> nomor </w:t>
-      </w:r>
-      <w:r>
-        <w:rPr>
-          <w:rFonts w:hint="default" w:ascii="Kalinga" w:hAnsi="Kalinga"/>
-          <w:b w:val="0"/>
-          <w:bCs w:val="0"/>
-          <w:sz w:val="20"/>
-          <w:szCs w:val="20"/>
-          <w:lang w:val="en-US"/>
-        </w:rPr>
-        <w:t>{{</w:t>
-      </w:r>
-      <w:r>
-        <w:rPr>
-          <w:rFonts w:hint="default" w:ascii="Kalinga" w:hAnsi="Kalinga"/>
-          <w:b w:val="0"/>
-          <w:bCs w:val="0"/>
-          <w:sz w:val="20"/>
-          <w:szCs w:val="20"/>
-        </w:rPr>
-        <w:t>payroll_no_rek</w:t>
-      </w:r>
-      <w:r>
-        <w:rPr>
-          <w:rFonts w:hint="default" w:ascii="Kalinga" w:hAnsi="Kalinga"/>
-          <w:b w:val="0"/>
-          <w:bCs w:val="0"/>
-          <w:sz w:val="20"/>
-          <w:szCs w:val="20"/>
-          <w:lang w:val="en-US"/>
-        </w:rPr>
-        <w:t>}}</w:t>
-      </w:r>
-      <w:r>
-        <w:rPr>
-          <w:rFonts w:hint="default" w:ascii="Kalinga" w:hAnsi="Kalinga"/>
-          <w:b w:val="0"/>
-          <w:bCs w:val="0"/>
-          <w:sz w:val="20"/>
-          <w:szCs w:val="20"/>
-        </w:rPr>
-        <w:t xml:space="preserve"> atas nama </w:t>
-      </w:r>
-      <w:r>
-        <w:rPr>
-          <w:rFonts w:hint="default" w:ascii="Kalinga" w:hAnsi="Kalinga"/>
-          <w:b w:val="0"/>
-          <w:bCs w:val="0"/>
-          <w:sz w:val="20"/>
-          <w:szCs w:val="20"/>
-          <w:lang w:val="en-US"/>
-        </w:rPr>
-        <w:t>{{</w:t>
-      </w:r>
-      <w:r>
-        <w:rPr>
-          <w:rFonts w:hint="default" w:ascii="Kalinga" w:hAnsi="Kalinga"/>
-          <w:b w:val="0"/>
-          <w:bCs w:val="0"/>
-          <w:sz w:val="20"/>
-          <w:szCs w:val="20"/>
-        </w:rPr>
-        <w:t>nama_pemohon</w:t>
-      </w:r>
-      <w:r>
-        <w:rPr>
-          <w:rFonts w:hint="default" w:ascii="Kalinga" w:hAnsi="Kalinga"/>
-          <w:b w:val="0"/>
-          <w:bCs w:val="0"/>
-          <w:sz w:val="20"/>
-          <w:szCs w:val="20"/>
-          <w:lang w:val="en-US"/>
-        </w:rPr>
-        <w:t>}}</w:t>
-      </w:r>
-      <w:r>
-        <w:rPr>
-          <w:rFonts w:hint="default" w:ascii="Kalinga" w:hAnsi="Kalinga"/>
-          <w:b w:val="0"/>
-          <w:bCs w:val="0"/>
-          <w:sz w:val="20"/>
-          <w:szCs w:val="20"/>
-        </w:rPr>
-        <w:t xml:space="preserve"> data sebagai berikut :</w:t>
-      </w:r>
-    </w:p>
-    <w:p>
-      <w:pPr>
-        <w:pStyle w:val="6"/>
+          <w:color w:val="auto"/>
+          <w:sz w:val="20"/>
+          <w:szCs w:val="20"/>
+        </w:rPr>
+        <w:tab/>
+      </w:r>
+      <w:r>
+        <w:rPr>
+          <w:rFonts w:hint="default" w:ascii="Kalinga" w:hAnsi="Kalinga"/>
+          <w:b w:val="0"/>
+          <w:bCs w:val="0"/>
+          <w:color w:val="auto"/>
+          <w:sz w:val="20"/>
+          <w:szCs w:val="20"/>
+        </w:rPr>
+        <w:tab/>
+      </w:r>
+      <w:r>
+        <w:rPr>
+          <w:rFonts w:hint="default" w:ascii="Kalinga" w:hAnsi="Kalinga"/>
+          <w:b w:val="0"/>
+          <w:bCs w:val="0"/>
+          <w:color w:val="auto"/>
+          <w:sz w:val="20"/>
+          <w:szCs w:val="20"/>
+          <w:lang w:val="en-US"/>
+        </w:rPr>
+        <w:tab/>
+      </w:r>
+      <w:r>
+        <w:rPr>
+          <w:rFonts w:hint="default" w:ascii="Kalinga" w:hAnsi="Kalinga"/>
+          <w:b w:val="0"/>
+          <w:bCs w:val="0"/>
+          <w:color w:val="auto"/>
+          <w:sz w:val="20"/>
+          <w:szCs w:val="20"/>
+        </w:rPr>
+        <w:t xml:space="preserve">Rp. </w:t>
+      </w:r>
+      <w:r>
+        <w:rPr>
+          <w:rFonts w:hint="default" w:ascii="Kalinga" w:hAnsi="Kalinga"/>
+          <w:b w:val="0"/>
+          <w:bCs w:val="0"/>
+          <w:color w:val="auto"/>
+          <w:sz w:val="20"/>
+          <w:szCs w:val="20"/>
+          <w:lang w:val="en-US"/>
+        </w:rPr>
+        <w:t>{{gaji_bulan_2}}</w:t>
+      </w:r>
+      <w:r>
+        <w:rPr>
+          <w:rFonts w:hint="default" w:ascii="Kalinga" w:hAnsi="Kalinga"/>
+          <w:b w:val="0"/>
+          <w:bCs w:val="0"/>
+          <w:color w:val="auto"/>
+          <w:sz w:val="20"/>
+          <w:szCs w:val="20"/>
+        </w:rPr>
+        <w:t>,-</w:t>
+      </w:r>
+      <w:r>
+        <w:rPr>
+          <w:rFonts w:hint="default" w:ascii="Kalinga" w:hAnsi="Kalinga"/>
+          <w:b w:val="0"/>
+          <w:bCs w:val="0"/>
+          <w:color w:val="auto"/>
+          <w:sz w:val="20"/>
+          <w:szCs w:val="20"/>
+          <w:lang w:val="en-US"/>
+        </w:rPr>
+        <w:t>.</w:t>
+      </w:r>
+    </w:p>
+    <w:p>
+      <w:pPr>
         <w:numPr>
           <w:ilvl w:val="0"/>
           <w:numId w:val="1"/>
         </w:numPr>
-        <w:spacing w:line="240" w:lineRule="auto"/>
-        <w:ind w:left="660" w:leftChars="0" w:right="160" w:rightChars="0" w:hanging="280" w:firstLineChars="0"/>
-        <w:jc w:val="both"/>
-        <w:rPr>
-          <w:rFonts w:hint="default" w:ascii="Kalinga" w:hAnsi="Kalinga"/>
-          <w:b w:val="0"/>
-          <w:bCs w:val="0"/>
-          <w:sz w:val="20"/>
-          <w:szCs w:val="20"/>
-        </w:rPr>
-      </w:pPr>
-      <w:r>
-        <w:rPr>
-          <w:rFonts w:hint="default" w:ascii="Kalinga" w:hAnsi="Kalinga"/>
-          <w:b w:val="0"/>
-          <w:bCs w:val="0"/>
+        <w:spacing w:after="0" w:line="240" w:lineRule="auto"/>
+        <w:ind w:left="440" w:leftChars="0" w:hanging="360" w:firstLineChars="0"/>
+        <w:jc w:val="both"/>
+        <w:rPr>
+          <w:rFonts w:hint="default" w:ascii="Kalinga" w:hAnsi="Kalinga"/>
+          <w:b w:val="0"/>
+          <w:bCs w:val="0"/>
+          <w:color w:val="auto"/>
+          <w:sz w:val="20"/>
+          <w:szCs w:val="20"/>
+        </w:rPr>
+      </w:pPr>
+      <w:r>
+        <w:rPr>
+          <w:rFonts w:hint="default" w:ascii="Kalinga" w:hAnsi="Kalinga"/>
+          <w:b w:val="0"/>
+          <w:bCs w:val="0"/>
+          <w:color w:val="auto"/>
           <w:sz w:val="20"/>
           <w:szCs w:val="20"/>
         </w:rPr>
@@ -1142,6 +1446,7 @@
           <w:rFonts w:hint="default" w:ascii="Kalinga" w:hAnsi="Kalinga"/>
           <w:b w:val="0"/>
           <w:bCs w:val="0"/>
+          <w:color w:val="auto"/>
           <w:sz w:val="20"/>
           <w:szCs w:val="20"/>
           <w:lang w:val="en-US"/>
@@ -1153,16 +1458,18 @@
           <w:rFonts w:hint="default" w:ascii="Kalinga" w:hAnsi="Kalinga"/>
           <w:b w:val="0"/>
           <w:bCs w:val="0"/>
-          <w:sz w:val="20"/>
-          <w:szCs w:val="20"/>
-        </w:rPr>
-        <w:t>gaji_bulan_1_nama</w:t>
-      </w:r>
-      <w:r>
-        <w:rPr>
-          <w:rFonts w:hint="default" w:ascii="Kalinga" w:hAnsi="Kalinga"/>
-          <w:b w:val="0"/>
-          <w:bCs w:val="0"/>
+          <w:color w:val="auto"/>
+          <w:sz w:val="20"/>
+          <w:szCs w:val="20"/>
+        </w:rPr>
+        <w:t>gaji_bulan_3_nama</w:t>
+      </w:r>
+      <w:r>
+        <w:rPr>
+          <w:rFonts w:hint="default" w:ascii="Kalinga" w:hAnsi="Kalinga"/>
+          <w:b w:val="0"/>
+          <w:bCs w:val="0"/>
+          <w:color w:val="auto"/>
           <w:sz w:val="20"/>
           <w:szCs w:val="20"/>
           <w:lang w:val="en-US"/>
@@ -1174,39 +1481,41 @@
           <w:rFonts w:hint="default" w:ascii="Kalinga" w:hAnsi="Kalinga"/>
           <w:b w:val="0"/>
           <w:bCs w:val="0"/>
-          <w:sz w:val="20"/>
-          <w:szCs w:val="20"/>
-          <w:lang w:val="en-US"/>
-        </w:rPr>
-        <w:tab/>
-      </w:r>
-      <w:r>
-        <w:rPr>
-          <w:rFonts w:hint="default" w:ascii="Kalinga" w:hAnsi="Kalinga"/>
-          <w:b w:val="0"/>
-          <w:bCs w:val="0"/>
-          <w:sz w:val="20"/>
-          <w:szCs w:val="20"/>
-          <w:lang w:val="en-US"/>
-        </w:rPr>
-        <w:tab/>
-      </w:r>
-      <w:r>
-        <w:rPr>
-          <w:rFonts w:hint="default" w:ascii="Kalinga" w:hAnsi="Kalinga"/>
-          <w:b w:val="0"/>
-          <w:bCs w:val="0"/>
-          <w:sz w:val="20"/>
-          <w:szCs w:val="20"/>
-          <w:lang w:val="en-US"/>
-        </w:rPr>
-        <w:tab/>
-      </w:r>
-      <w:r>
-        <w:rPr>
-          <w:rFonts w:hint="default" w:ascii="Kalinga" w:hAnsi="Kalinga"/>
-          <w:b w:val="0"/>
-          <w:bCs w:val="0"/>
+          <w:color w:val="auto"/>
+          <w:sz w:val="20"/>
+          <w:szCs w:val="20"/>
+        </w:rPr>
+        <w:tab/>
+      </w:r>
+      <w:r>
+        <w:rPr>
+          <w:rFonts w:hint="default" w:ascii="Kalinga" w:hAnsi="Kalinga"/>
+          <w:b w:val="0"/>
+          <w:bCs w:val="0"/>
+          <w:color w:val="auto"/>
+          <w:sz w:val="20"/>
+          <w:szCs w:val="20"/>
+        </w:rPr>
+        <w:tab/>
+      </w:r>
+      <w:r>
+        <w:rPr>
+          <w:rFonts w:hint="default" w:ascii="Kalinga" w:hAnsi="Kalinga"/>
+          <w:b w:val="0"/>
+          <w:bCs w:val="0"/>
+          <w:color w:val="auto"/>
+          <w:sz w:val="20"/>
+          <w:szCs w:val="20"/>
+          <w:lang w:val="en-US"/>
+        </w:rPr>
+        <w:tab/>
+      </w:r>
+      <w:r>
+        <w:rPr>
+          <w:rFonts w:hint="default" w:ascii="Kalinga" w:hAnsi="Kalinga"/>
+          <w:b w:val="0"/>
+          <w:bCs w:val="0"/>
+          <w:color w:val="auto"/>
           <w:sz w:val="20"/>
           <w:szCs w:val="20"/>
         </w:rPr>
@@ -1217,17 +1526,19 @@
           <w:rFonts w:hint="default" w:ascii="Kalinga" w:hAnsi="Kalinga"/>
           <w:b w:val="0"/>
           <w:bCs w:val="0"/>
-          <w:sz w:val="20"/>
-          <w:szCs w:val="20"/>
-          <w:lang w:val="en-US"/>
-        </w:rPr>
-        <w:t>{{gaji_bulan_1}}</w:t>
-      </w:r>
-      <w:r>
-        <w:rPr>
-          <w:rFonts w:hint="default" w:ascii="Kalinga" w:hAnsi="Kalinga"/>
-          <w:b w:val="0"/>
-          <w:bCs w:val="0"/>
+          <w:color w:val="auto"/>
+          <w:sz w:val="20"/>
+          <w:szCs w:val="20"/>
+          <w:lang w:val="en-US"/>
+        </w:rPr>
+        <w:t>{{gaji_bulan_3}}</w:t>
+      </w:r>
+      <w:r>
+        <w:rPr>
+          <w:rFonts w:hint="default" w:ascii="Kalinga" w:hAnsi="Kalinga"/>
+          <w:b w:val="0"/>
+          <w:bCs w:val="0"/>
+          <w:color w:val="auto"/>
           <w:sz w:val="20"/>
           <w:szCs w:val="20"/>
         </w:rPr>
@@ -1238,6 +1549,7 @@
           <w:rFonts w:hint="default" w:ascii="Kalinga" w:hAnsi="Kalinga"/>
           <w:b w:val="0"/>
           <w:bCs w:val="0"/>
+          <w:color w:val="auto"/>
           <w:sz w:val="20"/>
           <w:szCs w:val="20"/>
           <w:lang w:val="en-US"/>
@@ -1247,37 +1559,642 @@
     </w:p>
     <w:p>
       <w:pPr>
-        <w:pStyle w:val="6"/>
+        <w:numPr>
+          <w:numId w:val="0"/>
+        </w:numPr>
+        <w:spacing w:after="0" w:line="240" w:lineRule="auto"/>
+        <w:ind w:left="80" w:leftChars="0"/>
+        <w:jc w:val="both"/>
+        <w:rPr>
+          <w:rFonts w:hint="default" w:ascii="Kalinga" w:hAnsi="Kalinga"/>
+          <w:b w:val="0"/>
+          <w:bCs w:val="0"/>
+          <w:color w:val="auto"/>
+          <w:sz w:val="20"/>
+          <w:szCs w:val="20"/>
+        </w:rPr>
+      </w:pPr>
+    </w:p>
+    <w:p>
+      <w:pPr>
+        <w:spacing w:after="0" w:line="240" w:lineRule="auto"/>
+        <w:jc w:val="both"/>
+        <w:rPr>
+          <w:rFonts w:hint="default" w:ascii="Kalinga" w:hAnsi="Kalinga"/>
+          <w:b/>
+          <w:bCs/>
+          <w:sz w:val="20"/>
+          <w:szCs w:val="20"/>
+          <w:u w:val="single"/>
+          <w:lang w:val="en-US"/>
+        </w:rPr>
+      </w:pPr>
+      <w:r>
+        <w:rPr>
+          <w:rFonts w:hint="default" w:ascii="Kalinga" w:hAnsi="Kalinga"/>
+          <w:b/>
+          <w:bCs/>
+          <w:sz w:val="20"/>
+          <w:szCs w:val="20"/>
+          <w:u w:val="single"/>
+          <w:lang w:val="en-US"/>
+        </w:rPr>
+        <w:t>Verifikasi Pihak Ketiga</w:t>
+      </w:r>
+    </w:p>
+    <w:bookmarkEnd w:id="21"/>
+    <w:p>
+      <w:pPr>
+        <w:spacing w:after="0" w:line="240" w:lineRule="auto"/>
+        <w:jc w:val="both"/>
+        <w:rPr>
+          <w:rFonts w:hint="default" w:ascii="Kalinga" w:hAnsi="Kalinga" w:cs="Kalinga"/>
+          <w:b/>
+          <w:bCs/>
+          <w:color w:val="auto"/>
+          <w:sz w:val="20"/>
+          <w:szCs w:val="20"/>
+          <w:lang w:val="en-US"/>
+        </w:rPr>
+      </w:pPr>
+      <w:bookmarkStart w:id="35" w:name="OLE_LINK25"/>
+      <w:bookmarkStart w:id="36" w:name="OLE_LINK18"/>
+      <w:bookmarkStart w:id="37" w:name="OLE_LINK9"/>
+      <w:r>
+        <w:rPr>
+          <w:rFonts w:hint="default" w:ascii="Kalinga" w:hAnsi="Kalinga"/>
+          <w:b/>
+          <w:bCs/>
+          <w:sz w:val="20"/>
+          <w:szCs w:val="20"/>
+        </w:rPr>
+        <w:t>Tg</w:t>
+      </w:r>
+      <w:r>
+        <w:rPr>
+          <w:rFonts w:hint="default" w:ascii="Kalinga" w:hAnsi="Kalinga" w:cs="Kalinga"/>
+          <w:b/>
+          <w:bCs/>
+          <w:color w:val="auto"/>
+          <w:sz w:val="20"/>
+          <w:szCs w:val="20"/>
+        </w:rPr>
+        <w:t xml:space="preserve">l. Call Memo </w:t>
+      </w:r>
+      <w:r>
+        <w:rPr>
+          <w:rFonts w:hint="default" w:ascii="Kalinga" w:hAnsi="Kalinga" w:cs="Kalinga"/>
+          <w:b/>
+          <w:bCs/>
+          <w:color w:val="auto"/>
+          <w:sz w:val="20"/>
+          <w:szCs w:val="20"/>
+        </w:rPr>
+        <w:tab/>
+      </w:r>
+      <w:r>
+        <w:rPr>
+          <w:rFonts w:hint="default" w:ascii="Kalinga" w:hAnsi="Kalinga" w:cs="Kalinga"/>
+          <w:b/>
+          <w:bCs/>
+          <w:color w:val="auto"/>
+          <w:sz w:val="20"/>
+          <w:szCs w:val="20"/>
+        </w:rPr>
+        <w:tab/>
+      </w:r>
+      <w:r>
+        <w:rPr>
+          <w:rFonts w:hint="default" w:ascii="Kalinga" w:hAnsi="Kalinga" w:cs="Kalinga"/>
+          <w:b/>
+          <w:bCs/>
+          <w:color w:val="auto"/>
+          <w:sz w:val="20"/>
+          <w:szCs w:val="20"/>
+        </w:rPr>
+        <w:t xml:space="preserve">: </w:t>
+      </w:r>
+      <w:r>
+        <w:rPr>
+          <w:rFonts w:hint="default" w:ascii="Kalinga" w:hAnsi="Kalinga" w:cs="Kalinga"/>
+          <w:b/>
+          <w:bCs/>
+          <w:color w:val="auto"/>
+          <w:sz w:val="20"/>
+          <w:szCs w:val="20"/>
+          <w:lang w:val="en-US"/>
+        </w:rPr>
+        <w:t>{{</w:t>
+      </w:r>
+      <w:r>
+        <w:rPr>
+          <w:rFonts w:hint="default" w:ascii="Kalinga" w:hAnsi="Kalinga" w:cs="Kalinga"/>
+          <w:b/>
+          <w:bCs/>
+          <w:color w:val="auto"/>
+          <w:sz w:val="20"/>
+          <w:szCs w:val="20"/>
+        </w:rPr>
+        <w:t>tgl_call_memo</w:t>
+      </w:r>
+      <w:r>
+        <w:rPr>
+          <w:rFonts w:hint="default" w:ascii="Kalinga" w:hAnsi="Kalinga" w:cs="Kalinga"/>
+          <w:b/>
+          <w:bCs/>
+          <w:color w:val="auto"/>
+          <w:sz w:val="20"/>
+          <w:szCs w:val="20"/>
+          <w:lang w:val="en-US"/>
+        </w:rPr>
+        <w:t>}}</w:t>
+      </w:r>
+    </w:p>
+    <w:p>
+      <w:pPr>
+        <w:spacing w:after="0" w:line="240" w:lineRule="auto"/>
+        <w:jc w:val="both"/>
+        <w:rPr>
+          <w:rFonts w:hint="default" w:ascii="Kalinga" w:hAnsi="Kalinga" w:cs="Kalinga"/>
+          <w:b/>
+          <w:bCs/>
+          <w:color w:val="auto"/>
+          <w:sz w:val="20"/>
+          <w:szCs w:val="20"/>
+        </w:rPr>
+      </w:pPr>
+      <w:r>
+        <w:rPr>
+          <w:rFonts w:hint="default" w:ascii="Kalinga" w:hAnsi="Kalinga" w:cs="Kalinga"/>
+          <w:b/>
+          <w:bCs/>
+          <w:color w:val="auto"/>
+          <w:sz w:val="20"/>
+          <w:szCs w:val="20"/>
+        </w:rPr>
+        <w:t xml:space="preserve">Yang diverifikasi </w:t>
+      </w:r>
+      <w:r>
+        <w:rPr>
+          <w:rFonts w:hint="default" w:ascii="Kalinga" w:hAnsi="Kalinga" w:cs="Kalinga"/>
+          <w:b/>
+          <w:bCs/>
+          <w:color w:val="auto"/>
+          <w:sz w:val="20"/>
+          <w:szCs w:val="20"/>
+        </w:rPr>
+        <w:tab/>
+      </w:r>
+      <w:r>
+        <w:rPr>
+          <w:rFonts w:hint="default" w:ascii="Kalinga" w:hAnsi="Kalinga" w:cs="Kalinga"/>
+          <w:b/>
+          <w:bCs/>
+          <w:color w:val="auto"/>
+          <w:sz w:val="20"/>
+          <w:szCs w:val="20"/>
+        </w:rPr>
+        <w:t xml:space="preserve">: </w:t>
+      </w:r>
+      <w:r>
+        <w:rPr>
+          <w:rFonts w:hint="default" w:ascii="Kalinga" w:hAnsi="Kalinga" w:cs="Kalinga"/>
+          <w:b/>
+          <w:bCs/>
+          <w:color w:val="auto"/>
+          <w:sz w:val="20"/>
+          <w:szCs w:val="20"/>
+          <w:lang w:val="en-US"/>
+        </w:rPr>
+        <w:t>{{</w:t>
+      </w:r>
+      <w:r>
+        <w:rPr>
+          <w:rFonts w:hint="default" w:ascii="Kalinga" w:hAnsi="Kalinga" w:cs="Kalinga"/>
+          <w:b/>
+          <w:bCs/>
+          <w:color w:val="auto"/>
+          <w:sz w:val="20"/>
+          <w:szCs w:val="20"/>
+        </w:rPr>
+        <w:t>nama_bendahara</w:t>
+      </w:r>
+      <w:r>
+        <w:rPr>
+          <w:rFonts w:hint="default" w:ascii="Kalinga" w:hAnsi="Kalinga" w:cs="Kalinga"/>
+          <w:b/>
+          <w:bCs/>
+          <w:color w:val="auto"/>
+          <w:sz w:val="20"/>
+          <w:szCs w:val="20"/>
+          <w:lang w:val="en-US"/>
+        </w:rPr>
+        <w:t>}}</w:t>
+      </w:r>
+      <w:r>
+        <w:rPr>
+          <w:rFonts w:hint="default" w:ascii="Kalinga" w:hAnsi="Kalinga" w:cs="Kalinga"/>
+          <w:b/>
+          <w:bCs/>
+          <w:color w:val="auto"/>
+          <w:sz w:val="20"/>
+          <w:szCs w:val="20"/>
+        </w:rPr>
+        <w:t xml:space="preserve"> (Bendahara)</w:t>
+      </w:r>
+    </w:p>
+    <w:p>
+      <w:pPr>
+        <w:spacing w:after="0" w:line="240" w:lineRule="auto"/>
+        <w:jc w:val="both"/>
+        <w:rPr>
+          <w:rFonts w:hint="default" w:ascii="Kalinga" w:hAnsi="Kalinga" w:cs="Kalinga"/>
+          <w:b/>
+          <w:bCs/>
+          <w:color w:val="auto"/>
+          <w:sz w:val="20"/>
+          <w:szCs w:val="20"/>
+        </w:rPr>
+      </w:pPr>
+      <w:r>
+        <w:rPr>
+          <w:rFonts w:hint="default" w:ascii="Kalinga" w:hAnsi="Kalinga" w:cs="Kalinga"/>
+          <w:b/>
+          <w:bCs/>
+          <w:color w:val="auto"/>
+          <w:sz w:val="20"/>
+          <w:szCs w:val="20"/>
+        </w:rPr>
+        <w:t xml:space="preserve">Bentuk Call </w:t>
+      </w:r>
+      <w:r>
+        <w:rPr>
+          <w:rFonts w:hint="default" w:ascii="Kalinga" w:hAnsi="Kalinga" w:cs="Kalinga"/>
+          <w:b/>
+          <w:bCs/>
+          <w:color w:val="auto"/>
+          <w:sz w:val="20"/>
+          <w:szCs w:val="20"/>
+        </w:rPr>
+        <w:tab/>
+      </w:r>
+      <w:r>
+        <w:rPr>
+          <w:rFonts w:hint="default" w:ascii="Kalinga" w:hAnsi="Kalinga" w:cs="Kalinga"/>
+          <w:b/>
+          <w:bCs/>
+          <w:color w:val="auto"/>
+          <w:sz w:val="20"/>
+          <w:szCs w:val="20"/>
+        </w:rPr>
+        <w:tab/>
+      </w:r>
+      <w:r>
+        <w:rPr>
+          <w:rFonts w:hint="default" w:ascii="Kalinga" w:hAnsi="Kalinga" w:cs="Kalinga"/>
+          <w:b/>
+          <w:bCs/>
+          <w:color w:val="auto"/>
+          <w:sz w:val="20"/>
+          <w:szCs w:val="20"/>
+        </w:rPr>
+        <w:t>: Wawancara via Telepon (</w:t>
+      </w:r>
+      <w:r>
+        <w:rPr>
+          <w:rFonts w:hint="default" w:ascii="Kalinga" w:hAnsi="Kalinga" w:cs="Kalinga"/>
+          <w:b/>
+          <w:bCs/>
+          <w:color w:val="auto"/>
+          <w:sz w:val="20"/>
+          <w:szCs w:val="20"/>
+          <w:lang w:val="en-US"/>
+        </w:rPr>
+        <w:t>{{</w:t>
+      </w:r>
+      <w:r>
+        <w:rPr>
+          <w:rFonts w:hint="default" w:ascii="Kalinga" w:hAnsi="Kalinga" w:cs="Kalinga"/>
+          <w:b/>
+          <w:bCs/>
+          <w:color w:val="auto"/>
+          <w:sz w:val="20"/>
+          <w:szCs w:val="20"/>
+        </w:rPr>
+        <w:t>no_</w:t>
+      </w:r>
+      <w:r>
+        <w:rPr>
+          <w:rFonts w:hint="default" w:ascii="Kalinga" w:hAnsi="Kalinga" w:cs="Kalinga"/>
+          <w:b/>
+          <w:bCs/>
+          <w:color w:val="auto"/>
+          <w:sz w:val="20"/>
+          <w:szCs w:val="20"/>
+          <w:lang w:val="en-US"/>
+        </w:rPr>
+        <w:t>hp</w:t>
+      </w:r>
+      <w:r>
+        <w:rPr>
+          <w:rFonts w:hint="default" w:ascii="Kalinga" w:hAnsi="Kalinga" w:cs="Kalinga"/>
+          <w:b/>
+          <w:bCs/>
+          <w:color w:val="auto"/>
+          <w:sz w:val="20"/>
+          <w:szCs w:val="20"/>
+        </w:rPr>
+        <w:t>_bendahara</w:t>
+      </w:r>
+      <w:r>
+        <w:rPr>
+          <w:rFonts w:hint="default" w:ascii="Kalinga" w:hAnsi="Kalinga" w:cs="Kalinga"/>
+          <w:b/>
+          <w:bCs/>
+          <w:color w:val="auto"/>
+          <w:sz w:val="20"/>
+          <w:szCs w:val="20"/>
+          <w:lang w:val="en-US"/>
+        </w:rPr>
+        <w:t>}}</w:t>
+      </w:r>
+      <w:r>
+        <w:rPr>
+          <w:rFonts w:hint="default" w:ascii="Kalinga" w:hAnsi="Kalinga" w:cs="Kalinga"/>
+          <w:b/>
+          <w:bCs/>
+          <w:color w:val="auto"/>
+          <w:sz w:val="20"/>
+          <w:szCs w:val="20"/>
+        </w:rPr>
+        <w:t>)</w:t>
+      </w:r>
+    </w:p>
+    <w:p>
+      <w:pPr>
+        <w:spacing w:after="0" w:line="240" w:lineRule="auto"/>
+        <w:jc w:val="both"/>
+        <w:rPr>
+          <w:rFonts w:hint="default" w:ascii="Kalinga" w:hAnsi="Kalinga" w:cs="Kalinga"/>
+          <w:b/>
+          <w:bCs/>
+          <w:color w:val="auto"/>
+          <w:sz w:val="20"/>
+          <w:szCs w:val="20"/>
+        </w:rPr>
+      </w:pPr>
+      <w:r>
+        <w:rPr>
+          <w:rFonts w:hint="default" w:ascii="Kalinga" w:hAnsi="Kalinga" w:cs="Kalinga"/>
+          <w:b/>
+          <w:bCs/>
+          <w:color w:val="auto"/>
+          <w:sz w:val="20"/>
+          <w:szCs w:val="20"/>
+        </w:rPr>
+        <w:t xml:space="preserve">Tujuan Call </w:t>
+      </w:r>
+      <w:r>
+        <w:rPr>
+          <w:rFonts w:hint="default" w:ascii="Kalinga" w:hAnsi="Kalinga" w:cs="Kalinga"/>
+          <w:b/>
+          <w:bCs/>
+          <w:color w:val="auto"/>
+          <w:sz w:val="20"/>
+          <w:szCs w:val="20"/>
+        </w:rPr>
+        <w:tab/>
+      </w:r>
+      <w:r>
+        <w:rPr>
+          <w:rFonts w:hint="default" w:ascii="Kalinga" w:hAnsi="Kalinga" w:cs="Kalinga"/>
+          <w:b/>
+          <w:bCs/>
+          <w:color w:val="auto"/>
+          <w:sz w:val="20"/>
+          <w:szCs w:val="20"/>
+        </w:rPr>
+        <w:tab/>
+      </w:r>
+      <w:r>
+        <w:rPr>
+          <w:rFonts w:hint="default" w:ascii="Kalinga" w:hAnsi="Kalinga" w:cs="Kalinga"/>
+          <w:b/>
+          <w:bCs/>
+          <w:color w:val="auto"/>
+          <w:sz w:val="20"/>
+          <w:szCs w:val="20"/>
+        </w:rPr>
+        <w:t>: Konfirmasi Gaji Pemohon</w:t>
+      </w:r>
+    </w:p>
+    <w:p>
+      <w:pPr>
+        <w:spacing w:after="0" w:line="240" w:lineRule="auto"/>
+        <w:jc w:val="both"/>
+        <w:rPr>
+          <w:rFonts w:hint="default" w:ascii="Kalinga" w:hAnsi="Kalinga"/>
+          <w:b/>
+          <w:bCs/>
+          <w:sz w:val="20"/>
+          <w:szCs w:val="20"/>
+        </w:rPr>
+      </w:pPr>
+      <w:r>
+        <w:rPr>
+          <w:rFonts w:hint="default" w:ascii="Kalinga" w:hAnsi="Kalinga" w:cs="Kalinga"/>
+          <w:b/>
+          <w:bCs/>
+          <w:color w:val="auto"/>
+          <w:sz w:val="20"/>
+          <w:szCs w:val="20"/>
+        </w:rPr>
+        <w:t>Inform</w:t>
+      </w:r>
+      <w:r>
+        <w:rPr>
+          <w:rFonts w:hint="default" w:ascii="Kalinga" w:hAnsi="Kalinga"/>
+          <w:b/>
+          <w:bCs/>
+          <w:sz w:val="20"/>
+          <w:szCs w:val="20"/>
+        </w:rPr>
+        <w:t>asi yang diberikan:</w:t>
+      </w:r>
+    </w:p>
+    <w:bookmarkEnd w:id="35"/>
+    <w:bookmarkEnd w:id="36"/>
+    <w:bookmarkEnd w:id="37"/>
+    <w:p>
+      <w:pPr>
+        <w:spacing w:after="0" w:line="240" w:lineRule="auto"/>
+        <w:jc w:val="both"/>
+        <w:rPr>
+          <w:rFonts w:hint="default" w:ascii="Kalinga" w:hAnsi="Kalinga"/>
+          <w:b w:val="0"/>
+          <w:bCs w:val="0"/>
+          <w:color w:val="auto"/>
+          <w:sz w:val="20"/>
+          <w:szCs w:val="20"/>
+        </w:rPr>
+      </w:pPr>
+      <w:r>
+        <w:rPr>
+          <w:rFonts w:hint="default" w:ascii="Kalinga" w:hAnsi="Kalinga"/>
+          <w:b w:val="0"/>
+          <w:bCs w:val="0"/>
+          <w:color w:val="auto"/>
+          <w:sz w:val="20"/>
+          <w:szCs w:val="20"/>
+        </w:rPr>
+        <w:t>{{#list_verifikasi_bendahara}}</w:t>
+      </w:r>
+    </w:p>
+    <w:p>
+      <w:pPr>
         <w:numPr>
           <w:ilvl w:val="0"/>
           <w:numId w:val="1"/>
         </w:numPr>
-        <w:spacing w:line="240" w:lineRule="auto"/>
-        <w:ind w:left="660" w:leftChars="0" w:right="160" w:rightChars="0" w:hanging="280" w:firstLineChars="0"/>
-        <w:jc w:val="both"/>
-        <w:rPr>
-          <w:rFonts w:hint="default" w:ascii="Kalinga" w:hAnsi="Kalinga"/>
-          <w:b w:val="0"/>
-          <w:bCs w:val="0"/>
-          <w:sz w:val="20"/>
-          <w:szCs w:val="20"/>
-        </w:rPr>
-      </w:pPr>
-      <w:r>
-        <w:rPr>
-          <w:rFonts w:hint="default" w:ascii="Kalinga" w:hAnsi="Kalinga"/>
-          <w:b w:val="0"/>
-          <w:bCs w:val="0"/>
-          <w:sz w:val="20"/>
-          <w:szCs w:val="20"/>
-        </w:rPr>
-        <w:t xml:space="preserve">Gaji Bulan </w:t>
-      </w:r>
-      <w:r>
-        <w:rPr>
-          <w:rFonts w:hint="default" w:ascii="Kalinga" w:hAnsi="Kalinga"/>
-          <w:b w:val="0"/>
-          <w:bCs w:val="0"/>
+        <w:spacing w:after="0" w:line="240" w:lineRule="auto"/>
+        <w:ind w:left="440" w:leftChars="0" w:hanging="360" w:firstLineChars="0"/>
+        <w:jc w:val="both"/>
+        <w:rPr>
+          <w:rFonts w:hint="default" w:ascii="Kalinga" w:hAnsi="Kalinga"/>
+          <w:b w:val="0"/>
+          <w:bCs w:val="0"/>
+          <w:color w:val="auto"/>
+          <w:sz w:val="20"/>
+          <w:szCs w:val="20"/>
+        </w:rPr>
+      </w:pPr>
+      <w:r>
+        <w:rPr>
+          <w:rFonts w:hint="default" w:ascii="Kalinga" w:hAnsi="Kalinga"/>
+          <w:b w:val="0"/>
+          <w:bCs w:val="0"/>
+          <w:color w:val="auto"/>
+          <w:sz w:val="20"/>
+          <w:szCs w:val="20"/>
+        </w:rPr>
+        <w:t>{{text}}</w:t>
+      </w:r>
+    </w:p>
+    <w:p>
+      <w:pPr>
+        <w:spacing w:after="0" w:line="240" w:lineRule="auto"/>
+        <w:jc w:val="both"/>
+        <w:rPr>
+          <w:rFonts w:ascii="Kalinga" w:hAnsi="Kalinga" w:cs="Kalinga"/>
+          <w:b w:val="0"/>
+          <w:bCs w:val="0"/>
+          <w:color w:val="auto"/>
+          <w:sz w:val="20"/>
+          <w:szCs w:val="20"/>
+        </w:rPr>
+      </w:pPr>
+      <w:r>
+        <w:rPr>
+          <w:rFonts w:hint="default" w:ascii="Kalinga" w:hAnsi="Kalinga"/>
+          <w:b w:val="0"/>
+          <w:bCs w:val="0"/>
+          <w:color w:val="auto"/>
+          <w:sz w:val="20"/>
+          <w:szCs w:val="20"/>
+        </w:rPr>
+        <w:t>{{/list_verifikasi_bendahara}}</w:t>
+      </w:r>
+    </w:p>
+    <w:p>
+      <w:pPr>
+        <w:spacing w:after="0" w:line="240" w:lineRule="auto"/>
+        <w:jc w:val="both"/>
+        <w:rPr>
+          <w:rFonts w:ascii="Kalinga" w:hAnsi="Kalinga" w:cs="Kalinga"/>
+          <w:b/>
+          <w:bCs/>
+          <w:color w:val="auto"/>
+          <w:sz w:val="20"/>
+          <w:szCs w:val="20"/>
+        </w:rPr>
+      </w:pPr>
+    </w:p>
+    <w:p>
+      <w:pPr>
+        <w:spacing w:after="0" w:line="240" w:lineRule="auto"/>
+        <w:jc w:val="both"/>
+        <w:rPr>
+          <w:rFonts w:hint="default" w:ascii="Kalinga" w:hAnsi="Kalinga" w:cs="Kalinga"/>
+          <w:b/>
+          <w:bCs/>
+          <w:color w:val="auto"/>
+          <w:sz w:val="20"/>
+          <w:szCs w:val="20"/>
+          <w:lang w:val="en-US"/>
+        </w:rPr>
+      </w:pPr>
+      <w:bookmarkStart w:id="38" w:name="OLE_LINK59"/>
+      <w:r>
+        <w:rPr>
+          <w:rFonts w:hint="default" w:ascii="Kalinga" w:hAnsi="Kalinga"/>
+          <w:b/>
+          <w:bCs/>
+          <w:color w:val="auto"/>
+          <w:sz w:val="20"/>
+          <w:szCs w:val="20"/>
+        </w:rPr>
+        <w:t>T</w:t>
+      </w:r>
+      <w:r>
+        <w:rPr>
+          <w:rFonts w:hint="default" w:ascii="Kalinga" w:hAnsi="Kalinga" w:cs="Kalinga"/>
+          <w:b/>
+          <w:bCs/>
+          <w:color w:val="auto"/>
+          <w:sz w:val="20"/>
+          <w:szCs w:val="20"/>
+        </w:rPr>
+        <w:t xml:space="preserve">gl. Call Memo </w:t>
+      </w:r>
+      <w:r>
+        <w:rPr>
+          <w:rFonts w:hint="default" w:ascii="Kalinga" w:hAnsi="Kalinga" w:cs="Kalinga"/>
+          <w:b/>
+          <w:bCs/>
+          <w:color w:val="auto"/>
+          <w:sz w:val="20"/>
+          <w:szCs w:val="20"/>
+        </w:rPr>
+        <w:tab/>
+      </w:r>
+      <w:r>
+        <w:rPr>
+          <w:rFonts w:hint="default" w:ascii="Kalinga" w:hAnsi="Kalinga" w:cs="Kalinga"/>
+          <w:b/>
+          <w:bCs/>
+          <w:color w:val="auto"/>
+          <w:sz w:val="20"/>
+          <w:szCs w:val="20"/>
+        </w:rPr>
+        <w:tab/>
+      </w:r>
+      <w:r>
+        <w:rPr>
+          <w:rFonts w:hint="default" w:ascii="Kalinga" w:hAnsi="Kalinga" w:cs="Kalinga"/>
+          <w:b/>
+          <w:bCs/>
+          <w:color w:val="auto"/>
+          <w:sz w:val="20"/>
+          <w:szCs w:val="20"/>
+        </w:rPr>
+        <w:t xml:space="preserve">: </w:t>
+      </w:r>
+      <w:r>
+        <w:rPr>
+          <w:rFonts w:hint="default" w:ascii="Kalinga" w:hAnsi="Kalinga" w:cs="Kalinga"/>
+          <w:b/>
+          <w:bCs/>
+          <w:color w:val="auto"/>
           <w:sz w:val="20"/>
           <w:szCs w:val="20"/>
           <w:lang w:val="en-US"/>
@@ -1286,227 +2203,617 @@
       </w:r>
       <w:r>
         <w:rPr>
-          <w:rFonts w:hint="default" w:ascii="Kalinga" w:hAnsi="Kalinga"/>
-          <w:b w:val="0"/>
-          <w:bCs w:val="0"/>
-          <w:sz w:val="20"/>
-          <w:szCs w:val="20"/>
-        </w:rPr>
-        <w:t>gaji_bulan_2_nama</w:t>
-      </w:r>
-      <w:r>
-        <w:rPr>
-          <w:rFonts w:hint="default" w:ascii="Kalinga" w:hAnsi="Kalinga"/>
-          <w:b w:val="0"/>
-          <w:bCs w:val="0"/>
+          <w:rFonts w:hint="default" w:ascii="Kalinga" w:hAnsi="Kalinga" w:cs="Kalinga"/>
+          <w:b/>
+          <w:bCs/>
+          <w:color w:val="auto"/>
+          <w:sz w:val="20"/>
+          <w:szCs w:val="20"/>
+        </w:rPr>
+        <w:t>tgl_call_memo</w:t>
+      </w:r>
+      <w:r>
+        <w:rPr>
+          <w:rFonts w:hint="default" w:ascii="Kalinga" w:hAnsi="Kalinga" w:cs="Kalinga"/>
+          <w:b/>
+          <w:bCs/>
+          <w:color w:val="auto"/>
           <w:sz w:val="20"/>
           <w:szCs w:val="20"/>
           <w:lang w:val="en-US"/>
         </w:rPr>
         <w:t>}}</w:t>
       </w:r>
-      <w:r>
-        <w:rPr>
-          <w:rFonts w:hint="default" w:ascii="Kalinga" w:hAnsi="Kalinga"/>
-          <w:b w:val="0"/>
-          <w:bCs w:val="0"/>
-          <w:sz w:val="20"/>
-          <w:szCs w:val="20"/>
-        </w:rPr>
-        <w:tab/>
-      </w:r>
-      <w:r>
-        <w:rPr>
-          <w:rFonts w:hint="default" w:ascii="Kalinga" w:hAnsi="Kalinga"/>
-          <w:b w:val="0"/>
-          <w:bCs w:val="0"/>
-          <w:sz w:val="20"/>
-          <w:szCs w:val="20"/>
-        </w:rPr>
-        <w:tab/>
-      </w:r>
-      <w:r>
-        <w:rPr>
-          <w:rFonts w:hint="default" w:ascii="Kalinga" w:hAnsi="Kalinga"/>
-          <w:b w:val="0"/>
-          <w:bCs w:val="0"/>
-          <w:sz w:val="20"/>
-          <w:szCs w:val="20"/>
-          <w:lang w:val="en-US"/>
-        </w:rPr>
-        <w:tab/>
-      </w:r>
-      <w:r>
-        <w:rPr>
-          <w:rFonts w:hint="default" w:ascii="Kalinga" w:hAnsi="Kalinga"/>
-          <w:b w:val="0"/>
-          <w:bCs w:val="0"/>
-          <w:sz w:val="20"/>
-          <w:szCs w:val="20"/>
-        </w:rPr>
-        <w:t xml:space="preserve">Rp. </w:t>
-      </w:r>
-      <w:r>
-        <w:rPr>
-          <w:rFonts w:hint="default" w:ascii="Kalinga" w:hAnsi="Kalinga"/>
-          <w:b w:val="0"/>
-          <w:bCs w:val="0"/>
-          <w:sz w:val="20"/>
-          <w:szCs w:val="20"/>
-          <w:lang w:val="en-US"/>
-        </w:rPr>
-        <w:t>{{gaji_bulan_2}}</w:t>
-      </w:r>
-      <w:r>
-        <w:rPr>
-          <w:rFonts w:hint="default" w:ascii="Kalinga" w:hAnsi="Kalinga"/>
-          <w:b w:val="0"/>
-          <w:bCs w:val="0"/>
-          <w:sz w:val="20"/>
-          <w:szCs w:val="20"/>
-        </w:rPr>
-        <w:t>,-</w:t>
-      </w:r>
-      <w:r>
-        <w:rPr>
-          <w:rFonts w:hint="default" w:ascii="Kalinga" w:hAnsi="Kalinga"/>
-          <w:b w:val="0"/>
-          <w:bCs w:val="0"/>
-          <w:sz w:val="20"/>
-          <w:szCs w:val="20"/>
-          <w:lang w:val="en-US"/>
-        </w:rPr>
-        <w:t>.</w:t>
-      </w:r>
-    </w:p>
-    <w:p>
-      <w:pPr>
-        <w:pStyle w:val="6"/>
+    </w:p>
+    <w:p>
+      <w:pPr>
+        <w:spacing w:after="0" w:line="240" w:lineRule="auto"/>
+        <w:jc w:val="both"/>
+        <w:rPr>
+          <w:rFonts w:hint="default" w:ascii="Kalinga" w:hAnsi="Kalinga" w:cs="Kalinga"/>
+          <w:b/>
+          <w:bCs/>
+          <w:color w:val="auto"/>
+          <w:sz w:val="20"/>
+          <w:szCs w:val="20"/>
+        </w:rPr>
+      </w:pPr>
+      <w:r>
+        <w:rPr>
+          <w:rFonts w:hint="default" w:ascii="Kalinga" w:hAnsi="Kalinga" w:cs="Kalinga"/>
+          <w:b/>
+          <w:bCs/>
+          <w:color w:val="auto"/>
+          <w:sz w:val="20"/>
+          <w:szCs w:val="20"/>
+        </w:rPr>
+        <w:t xml:space="preserve">Yang diverifikasi </w:t>
+      </w:r>
+      <w:r>
+        <w:rPr>
+          <w:rFonts w:hint="default" w:ascii="Kalinga" w:hAnsi="Kalinga" w:cs="Kalinga"/>
+          <w:b/>
+          <w:bCs/>
+          <w:color w:val="auto"/>
+          <w:sz w:val="20"/>
+          <w:szCs w:val="20"/>
+        </w:rPr>
+        <w:tab/>
+      </w:r>
+      <w:r>
+        <w:rPr>
+          <w:rFonts w:hint="default" w:ascii="Kalinga" w:hAnsi="Kalinga" w:cs="Kalinga"/>
+          <w:b/>
+          <w:bCs/>
+          <w:color w:val="auto"/>
+          <w:sz w:val="20"/>
+          <w:szCs w:val="20"/>
+        </w:rPr>
+        <w:t xml:space="preserve">: </w:t>
+      </w:r>
+      <w:r>
+        <w:rPr>
+          <w:rFonts w:hint="default" w:ascii="Kalinga" w:hAnsi="Kalinga" w:cs="Kalinga"/>
+          <w:b/>
+          <w:bCs/>
+          <w:color w:val="auto"/>
+          <w:sz w:val="20"/>
+          <w:szCs w:val="20"/>
+          <w:lang w:val="en-US"/>
+        </w:rPr>
+        <w:t>{{</w:t>
+      </w:r>
+      <w:r>
+        <w:rPr>
+          <w:rFonts w:hint="default" w:ascii="Kalinga" w:hAnsi="Kalinga" w:cs="Kalinga"/>
+          <w:b/>
+          <w:bCs/>
+          <w:color w:val="auto"/>
+          <w:sz w:val="20"/>
+          <w:szCs w:val="20"/>
+        </w:rPr>
+        <w:t>nama_rekan_kerja</w:t>
+      </w:r>
+      <w:r>
+        <w:rPr>
+          <w:rFonts w:hint="default" w:ascii="Kalinga" w:hAnsi="Kalinga" w:cs="Kalinga"/>
+          <w:b/>
+          <w:bCs/>
+          <w:color w:val="auto"/>
+          <w:sz w:val="20"/>
+          <w:szCs w:val="20"/>
+          <w:lang w:val="en-US"/>
+        </w:rPr>
+        <w:t>}}</w:t>
+      </w:r>
+      <w:r>
+        <w:rPr>
+          <w:rFonts w:hint="default" w:ascii="Kalinga" w:hAnsi="Kalinga" w:cs="Kalinga"/>
+          <w:b/>
+          <w:bCs/>
+          <w:color w:val="auto"/>
+          <w:sz w:val="20"/>
+          <w:szCs w:val="20"/>
+        </w:rPr>
+        <w:t xml:space="preserve"> (Rekan Kerja)</w:t>
+      </w:r>
+    </w:p>
+    <w:p>
+      <w:pPr>
+        <w:spacing w:after="0" w:line="240" w:lineRule="auto"/>
+        <w:jc w:val="both"/>
+        <w:rPr>
+          <w:rFonts w:hint="default" w:ascii="Kalinga" w:hAnsi="Kalinga" w:cs="Kalinga"/>
+          <w:b/>
+          <w:bCs/>
+          <w:color w:val="auto"/>
+          <w:sz w:val="20"/>
+          <w:szCs w:val="20"/>
+        </w:rPr>
+      </w:pPr>
+      <w:r>
+        <w:rPr>
+          <w:rFonts w:hint="default" w:ascii="Kalinga" w:hAnsi="Kalinga" w:cs="Kalinga"/>
+          <w:b/>
+          <w:bCs/>
+          <w:color w:val="auto"/>
+          <w:sz w:val="20"/>
+          <w:szCs w:val="20"/>
+        </w:rPr>
+        <w:t xml:space="preserve">Bentuk Call </w:t>
+      </w:r>
+      <w:r>
+        <w:rPr>
+          <w:rFonts w:hint="default" w:ascii="Kalinga" w:hAnsi="Kalinga" w:cs="Kalinga"/>
+          <w:b/>
+          <w:bCs/>
+          <w:color w:val="auto"/>
+          <w:sz w:val="20"/>
+          <w:szCs w:val="20"/>
+        </w:rPr>
+        <w:tab/>
+      </w:r>
+      <w:r>
+        <w:rPr>
+          <w:rFonts w:hint="default" w:ascii="Kalinga" w:hAnsi="Kalinga" w:cs="Kalinga"/>
+          <w:b/>
+          <w:bCs/>
+          <w:color w:val="auto"/>
+          <w:sz w:val="20"/>
+          <w:szCs w:val="20"/>
+        </w:rPr>
+        <w:tab/>
+      </w:r>
+      <w:r>
+        <w:rPr>
+          <w:rFonts w:hint="default" w:ascii="Kalinga" w:hAnsi="Kalinga" w:cs="Kalinga"/>
+          <w:b/>
+          <w:bCs/>
+          <w:color w:val="auto"/>
+          <w:sz w:val="20"/>
+          <w:szCs w:val="20"/>
+        </w:rPr>
+        <w:t>: Wawancara via Telepon (</w:t>
+      </w:r>
+      <w:r>
+        <w:rPr>
+          <w:rFonts w:hint="default" w:ascii="Kalinga" w:hAnsi="Kalinga" w:cs="Kalinga"/>
+          <w:b/>
+          <w:bCs/>
+          <w:color w:val="auto"/>
+          <w:sz w:val="20"/>
+          <w:szCs w:val="20"/>
+          <w:lang w:val="en-US"/>
+        </w:rPr>
+        <w:t>{{</w:t>
+      </w:r>
+      <w:r>
+        <w:rPr>
+          <w:rFonts w:hint="default" w:ascii="Kalinga" w:hAnsi="Kalinga" w:cs="Kalinga"/>
+          <w:b/>
+          <w:bCs/>
+          <w:color w:val="auto"/>
+          <w:sz w:val="20"/>
+          <w:szCs w:val="20"/>
+        </w:rPr>
+        <w:t>no_</w:t>
+      </w:r>
+      <w:r>
+        <w:rPr>
+          <w:rFonts w:hint="default" w:ascii="Kalinga" w:hAnsi="Kalinga" w:cs="Kalinga"/>
+          <w:b/>
+          <w:bCs/>
+          <w:color w:val="auto"/>
+          <w:sz w:val="20"/>
+          <w:szCs w:val="20"/>
+          <w:lang w:val="en-US"/>
+        </w:rPr>
+        <w:t>hp</w:t>
+      </w:r>
+      <w:r>
+        <w:rPr>
+          <w:rFonts w:hint="default" w:ascii="Kalinga" w:hAnsi="Kalinga" w:cs="Kalinga"/>
+          <w:b/>
+          <w:bCs/>
+          <w:color w:val="auto"/>
+          <w:sz w:val="20"/>
+          <w:szCs w:val="20"/>
+        </w:rPr>
+        <w:t>_rekan_kerja</w:t>
+      </w:r>
+      <w:r>
+        <w:rPr>
+          <w:rFonts w:hint="default" w:ascii="Kalinga" w:hAnsi="Kalinga" w:cs="Kalinga"/>
+          <w:b/>
+          <w:bCs/>
+          <w:color w:val="auto"/>
+          <w:sz w:val="20"/>
+          <w:szCs w:val="20"/>
+          <w:lang w:val="en-US"/>
+        </w:rPr>
+        <w:t>}}</w:t>
+      </w:r>
+      <w:r>
+        <w:rPr>
+          <w:rFonts w:hint="default" w:ascii="Kalinga" w:hAnsi="Kalinga" w:cs="Kalinga"/>
+          <w:b/>
+          <w:bCs/>
+          <w:color w:val="auto"/>
+          <w:sz w:val="20"/>
+          <w:szCs w:val="20"/>
+        </w:rPr>
+        <w:t>)</w:t>
+      </w:r>
+    </w:p>
+    <w:p>
+      <w:pPr>
+        <w:spacing w:after="0" w:line="240" w:lineRule="auto"/>
+        <w:jc w:val="both"/>
+        <w:rPr>
+          <w:rFonts w:hint="default" w:ascii="Kalinga" w:hAnsi="Kalinga" w:cs="Kalinga"/>
+          <w:b/>
+          <w:bCs/>
+          <w:color w:val="auto"/>
+          <w:sz w:val="20"/>
+          <w:szCs w:val="20"/>
+        </w:rPr>
+      </w:pPr>
+      <w:r>
+        <w:rPr>
+          <w:rFonts w:hint="default" w:ascii="Kalinga" w:hAnsi="Kalinga" w:cs="Kalinga"/>
+          <w:b/>
+          <w:bCs/>
+          <w:color w:val="auto"/>
+          <w:sz w:val="20"/>
+          <w:szCs w:val="20"/>
+        </w:rPr>
+        <w:t xml:space="preserve">Tujuan Call </w:t>
+      </w:r>
+      <w:r>
+        <w:rPr>
+          <w:rFonts w:hint="default" w:ascii="Kalinga" w:hAnsi="Kalinga" w:cs="Kalinga"/>
+          <w:b/>
+          <w:bCs/>
+          <w:color w:val="auto"/>
+          <w:sz w:val="20"/>
+          <w:szCs w:val="20"/>
+        </w:rPr>
+        <w:tab/>
+      </w:r>
+      <w:r>
+        <w:rPr>
+          <w:rFonts w:hint="default" w:ascii="Kalinga" w:hAnsi="Kalinga" w:cs="Kalinga"/>
+          <w:b/>
+          <w:bCs/>
+          <w:color w:val="auto"/>
+          <w:sz w:val="20"/>
+          <w:szCs w:val="20"/>
+        </w:rPr>
+        <w:tab/>
+      </w:r>
+      <w:r>
+        <w:rPr>
+          <w:rFonts w:hint="default" w:ascii="Kalinga" w:hAnsi="Kalinga" w:cs="Kalinga"/>
+          <w:b/>
+          <w:bCs/>
+          <w:color w:val="auto"/>
+          <w:sz w:val="20"/>
+          <w:szCs w:val="20"/>
+        </w:rPr>
+        <w:t>: Konfirmasi Gaji Pemohon</w:t>
+      </w:r>
+    </w:p>
+    <w:p>
+      <w:pPr>
+        <w:spacing w:after="0" w:line="240" w:lineRule="auto"/>
+        <w:jc w:val="both"/>
+        <w:rPr>
+          <w:rFonts w:hint="default" w:ascii="Kalinga" w:hAnsi="Kalinga" w:cs="Kalinga"/>
+          <w:color w:val="auto"/>
+          <w:sz w:val="20"/>
+          <w:szCs w:val="20"/>
+          <w:lang w:val="en-US"/>
+        </w:rPr>
+      </w:pPr>
+      <w:r>
+        <w:rPr>
+          <w:rFonts w:hint="default" w:ascii="Kalinga" w:hAnsi="Kalinga" w:cs="Kalinga"/>
+          <w:b/>
+          <w:bCs/>
+          <w:color w:val="auto"/>
+          <w:sz w:val="20"/>
+          <w:szCs w:val="20"/>
+        </w:rPr>
+        <w:t>Informa</w:t>
+      </w:r>
+      <w:r>
+        <w:rPr>
+          <w:rFonts w:hint="default" w:ascii="Kalinga" w:hAnsi="Kalinga"/>
+          <w:b/>
+          <w:bCs/>
+          <w:color w:val="auto"/>
+          <w:sz w:val="20"/>
+          <w:szCs w:val="20"/>
+        </w:rPr>
+        <w:t>si yang diberikan</w:t>
+      </w:r>
+      <w:r>
+        <w:rPr>
+          <w:rFonts w:hint="default" w:ascii="Kalinga" w:hAnsi="Kalinga"/>
+          <w:b/>
+          <w:bCs/>
+          <w:color w:val="auto"/>
+          <w:sz w:val="20"/>
+          <w:szCs w:val="20"/>
+        </w:rPr>
+        <w:tab/>
+      </w:r>
+      <w:r>
+        <w:rPr>
+          <w:rFonts w:hint="default" w:ascii="Kalinga" w:hAnsi="Kalinga"/>
+          <w:b/>
+          <w:bCs/>
+          <w:color w:val="auto"/>
+          <w:sz w:val="20"/>
+          <w:szCs w:val="20"/>
+        </w:rPr>
+        <w:t>:</w:t>
+      </w:r>
+    </w:p>
+    <w:bookmarkEnd w:id="38"/>
+    <w:p>
+      <w:pPr>
+        <w:spacing w:after="0" w:line="240" w:lineRule="auto"/>
+        <w:jc w:val="both"/>
+        <w:rPr>
+          <w:rFonts w:hint="default" w:ascii="Kalinga" w:hAnsi="Kalinga"/>
+          <w:b w:val="0"/>
+          <w:bCs w:val="0"/>
+          <w:sz w:val="20"/>
+          <w:szCs w:val="20"/>
+        </w:rPr>
+      </w:pPr>
+      <w:bookmarkStart w:id="39" w:name="OLE_LINK33"/>
+      <w:r>
+        <w:rPr>
+          <w:rFonts w:hint="default" w:ascii="Kalinga" w:hAnsi="Kalinga"/>
+          <w:b w:val="0"/>
+          <w:bCs w:val="0"/>
+          <w:sz w:val="20"/>
+          <w:szCs w:val="20"/>
+        </w:rPr>
+        <w:t>{{#list_verifikasi_rekan_kerja}}</w:t>
+      </w:r>
+    </w:p>
+    <w:p>
+      <w:pPr>
         <w:numPr>
           <w:ilvl w:val="0"/>
           <w:numId w:val="1"/>
         </w:numPr>
-        <w:spacing w:line="240" w:lineRule="auto"/>
-        <w:ind w:left="660" w:leftChars="0" w:right="160" w:rightChars="0" w:hanging="280" w:firstLineChars="0"/>
+        <w:spacing w:after="0" w:line="240" w:lineRule="auto"/>
+        <w:ind w:left="440" w:leftChars="0" w:hanging="360" w:firstLineChars="0"/>
+        <w:jc w:val="both"/>
+        <w:rPr>
+          <w:rFonts w:hint="default" w:ascii="Kalinga" w:hAnsi="Kalinga"/>
+          <w:b w:val="0"/>
+          <w:bCs w:val="0"/>
+          <w:sz w:val="20"/>
+          <w:szCs w:val="20"/>
+        </w:rPr>
+      </w:pPr>
+      <w:r>
+        <w:rPr>
+          <w:rFonts w:hint="default" w:ascii="Kalinga" w:hAnsi="Kalinga"/>
+          <w:b w:val="0"/>
+          <w:bCs w:val="0"/>
+          <w:sz w:val="20"/>
+          <w:szCs w:val="20"/>
+        </w:rPr>
+        <w:t>{{text}}</w:t>
+      </w:r>
+    </w:p>
+    <w:p>
+      <w:pPr>
+        <w:spacing w:after="0" w:line="240" w:lineRule="auto"/>
         <w:jc w:val="both"/>
         <w:rPr>
           <w:rFonts w:ascii="Kalinga" w:hAnsi="Kalinga" w:cs="Kalinga"/>
           <w:b w:val="0"/>
           <w:bCs w:val="0"/>
-          <w:color w:val="auto"/>
-          <w:sz w:val="20"/>
-          <w:szCs w:val="20"/>
-        </w:rPr>
-      </w:pPr>
-      <w:r>
-        <w:rPr>
-          <w:rFonts w:hint="default" w:ascii="Kalinga" w:hAnsi="Kalinga"/>
-          <w:b w:val="0"/>
-          <w:bCs w:val="0"/>
-          <w:sz w:val="20"/>
-          <w:szCs w:val="20"/>
-        </w:rPr>
-        <w:t xml:space="preserve">Gaji Bulan </w:t>
-      </w:r>
-      <w:r>
-        <w:rPr>
-          <w:rFonts w:hint="default" w:ascii="Kalinga" w:hAnsi="Kalinga"/>
-          <w:b w:val="0"/>
-          <w:bCs w:val="0"/>
-          <w:sz w:val="20"/>
-          <w:szCs w:val="20"/>
-          <w:lang w:val="en-US"/>
-        </w:rPr>
-        <w:t>{{</w:t>
-      </w:r>
-      <w:r>
-        <w:rPr>
-          <w:rFonts w:hint="default" w:ascii="Kalinga" w:hAnsi="Kalinga"/>
-          <w:b w:val="0"/>
-          <w:bCs w:val="0"/>
-          <w:sz w:val="20"/>
-          <w:szCs w:val="20"/>
-        </w:rPr>
-        <w:t>gaji_bulan_3_nama</w:t>
-      </w:r>
-      <w:r>
-        <w:rPr>
-          <w:rFonts w:hint="default" w:ascii="Kalinga" w:hAnsi="Kalinga"/>
-          <w:b w:val="0"/>
-          <w:bCs w:val="0"/>
+          <w:sz w:val="20"/>
+          <w:szCs w:val="20"/>
+        </w:rPr>
+      </w:pPr>
+      <w:r>
+        <w:rPr>
+          <w:rFonts w:hint="default" w:ascii="Kalinga" w:hAnsi="Kalinga"/>
+          <w:b w:val="0"/>
+          <w:bCs w:val="0"/>
+          <w:sz w:val="20"/>
+          <w:szCs w:val="20"/>
+        </w:rPr>
+        <w:t>{{/list_verifikasi_rekan_kerja}}</w:t>
+      </w:r>
+    </w:p>
+    <w:p>
+      <w:pPr>
+        <w:spacing w:after="0" w:line="240" w:lineRule="auto"/>
+        <w:jc w:val="both"/>
+        <w:rPr>
+          <w:rFonts w:ascii="Kalinga" w:hAnsi="Kalinga" w:cs="Kalinga"/>
+          <w:b/>
+          <w:bCs/>
+          <w:sz w:val="20"/>
+          <w:szCs w:val="20"/>
+        </w:rPr>
+      </w:pPr>
+    </w:p>
+    <w:p>
+      <w:pPr>
+        <w:spacing w:after="0" w:line="240" w:lineRule="auto"/>
+        <w:jc w:val="both"/>
+        <w:rPr>
+          <w:rFonts w:hint="default" w:ascii="Kalinga" w:hAnsi="Kalinga"/>
+          <w:b/>
+          <w:bCs/>
+          <w:sz w:val="20"/>
+          <w:szCs w:val="20"/>
+          <w:lang w:val="en-US"/>
+        </w:rPr>
+      </w:pPr>
+      <w:r>
+        <w:rPr>
+          <w:rFonts w:hint="default" w:ascii="Kalinga" w:hAnsi="Kalinga"/>
+          <w:b/>
+          <w:bCs/>
+          <w:sz w:val="20"/>
+          <w:szCs w:val="20"/>
+        </w:rPr>
+        <w:t xml:space="preserve">Tgl. Call Memo </w:t>
+      </w:r>
+      <w:r>
+        <w:rPr>
+          <w:rFonts w:hint="default" w:ascii="Kalinga" w:hAnsi="Kalinga"/>
+          <w:b/>
+          <w:bCs/>
+          <w:sz w:val="20"/>
+          <w:szCs w:val="20"/>
+        </w:rPr>
+        <w:tab/>
+      </w:r>
+      <w:r>
+        <w:rPr>
+          <w:rFonts w:hint="default" w:ascii="Kalinga" w:hAnsi="Kalinga"/>
+          <w:b/>
+          <w:bCs/>
+          <w:sz w:val="20"/>
+          <w:szCs w:val="20"/>
+        </w:rPr>
+        <w:tab/>
+      </w:r>
+      <w:r>
+        <w:rPr>
+          <w:rFonts w:hint="default" w:ascii="Kalinga" w:hAnsi="Kalinga"/>
+          <w:b/>
+          <w:bCs/>
+          <w:sz w:val="20"/>
+          <w:szCs w:val="20"/>
+        </w:rPr>
+        <w:t>:</w:t>
+      </w:r>
+      <w:r>
+        <w:rPr>
+          <w:rFonts w:hint="default" w:ascii="Kalinga" w:hAnsi="Kalinga"/>
+          <w:b/>
+          <w:bCs/>
+          <w:sz w:val="20"/>
+          <w:szCs w:val="20"/>
+          <w:lang w:val="en-US"/>
+        </w:rPr>
+        <w:t xml:space="preserve"> {{</w:t>
+      </w:r>
+      <w:r>
+        <w:rPr>
+          <w:rFonts w:hint="default" w:ascii="Kalinga" w:hAnsi="Kalinga"/>
+          <w:b/>
+          <w:bCs/>
+          <w:sz w:val="20"/>
+          <w:szCs w:val="20"/>
+        </w:rPr>
+        <w:t>tgl_call_memo</w:t>
+      </w:r>
+      <w:r>
+        <w:rPr>
+          <w:rFonts w:hint="default" w:ascii="Kalinga" w:hAnsi="Kalinga"/>
+          <w:b/>
+          <w:bCs/>
           <w:sz w:val="20"/>
           <w:szCs w:val="20"/>
           <w:lang w:val="en-US"/>
         </w:rPr>
         <w:t>}}</w:t>
       </w:r>
-      <w:r>
-        <w:rPr>
-          <w:rFonts w:hint="default" w:ascii="Kalinga" w:hAnsi="Kalinga"/>
-          <w:b w:val="0"/>
-          <w:bCs w:val="0"/>
-          <w:sz w:val="20"/>
-          <w:szCs w:val="20"/>
-        </w:rPr>
-        <w:tab/>
-      </w:r>
-      <w:r>
-        <w:rPr>
-          <w:rFonts w:hint="default" w:ascii="Kalinga" w:hAnsi="Kalinga"/>
-          <w:b w:val="0"/>
-          <w:bCs w:val="0"/>
-          <w:sz w:val="20"/>
-          <w:szCs w:val="20"/>
-        </w:rPr>
-        <w:tab/>
-      </w:r>
-      <w:r>
-        <w:rPr>
-          <w:rFonts w:hint="default" w:ascii="Kalinga" w:hAnsi="Kalinga"/>
-          <w:b w:val="0"/>
-          <w:bCs w:val="0"/>
-          <w:sz w:val="20"/>
-          <w:szCs w:val="20"/>
-          <w:lang w:val="en-US"/>
-        </w:rPr>
-        <w:tab/>
-      </w:r>
-      <w:r>
-        <w:rPr>
-          <w:rFonts w:hint="default" w:ascii="Kalinga" w:hAnsi="Kalinga"/>
-          <w:b w:val="0"/>
-          <w:bCs w:val="0"/>
-          <w:sz w:val="20"/>
-          <w:szCs w:val="20"/>
-        </w:rPr>
-        <w:t xml:space="preserve">Rp. </w:t>
-      </w:r>
-      <w:r>
-        <w:rPr>
-          <w:rFonts w:hint="default" w:ascii="Kalinga" w:hAnsi="Kalinga"/>
-          <w:b w:val="0"/>
-          <w:bCs w:val="0"/>
-          <w:sz w:val="20"/>
-          <w:szCs w:val="20"/>
-          <w:lang w:val="en-US"/>
-        </w:rPr>
-        <w:t>{{gaji_bulan_3}}</w:t>
-      </w:r>
-      <w:r>
-        <w:rPr>
-          <w:rFonts w:hint="default" w:ascii="Kalinga" w:hAnsi="Kalinga"/>
-          <w:b w:val="0"/>
-          <w:bCs w:val="0"/>
-          <w:sz w:val="20"/>
-          <w:szCs w:val="20"/>
-        </w:rPr>
-        <w:t>,-</w:t>
-      </w:r>
-      <w:r>
-        <w:rPr>
-          <w:rFonts w:hint="default" w:ascii="Kalinga" w:hAnsi="Kalinga"/>
-          <w:b w:val="0"/>
-          <w:bCs w:val="0"/>
+    </w:p>
+    <w:p>
+      <w:pPr>
+        <w:spacing w:after="0" w:line="240" w:lineRule="auto"/>
+        <w:jc w:val="both"/>
+        <w:rPr>
+          <w:rFonts w:hint="default" w:ascii="Kalinga" w:hAnsi="Kalinga"/>
+          <w:b/>
+          <w:bCs/>
+          <w:sz w:val="20"/>
+          <w:szCs w:val="20"/>
+          <w:lang w:val="en-US"/>
+        </w:rPr>
+      </w:pPr>
+      <w:r>
+        <w:rPr>
+          <w:rFonts w:hint="default" w:ascii="Kalinga" w:hAnsi="Kalinga"/>
+          <w:b/>
+          <w:bCs/>
+          <w:sz w:val="20"/>
+          <w:szCs w:val="20"/>
+        </w:rPr>
+        <w:t xml:space="preserve">Bentuk Call </w:t>
+      </w:r>
+      <w:r>
+        <w:rPr>
+          <w:rFonts w:hint="default" w:ascii="Kalinga" w:hAnsi="Kalinga"/>
+          <w:b/>
+          <w:bCs/>
+          <w:sz w:val="20"/>
+          <w:szCs w:val="20"/>
+        </w:rPr>
+        <w:tab/>
+      </w:r>
+      <w:r>
+        <w:rPr>
+          <w:rFonts w:hint="default" w:ascii="Kalinga" w:hAnsi="Kalinga"/>
+          <w:b/>
+          <w:bCs/>
+          <w:sz w:val="20"/>
+          <w:szCs w:val="20"/>
+        </w:rPr>
+        <w:tab/>
+      </w:r>
+      <w:r>
+        <w:rPr>
+          <w:rFonts w:hint="default" w:ascii="Kalinga" w:hAnsi="Kalinga"/>
+          <w:b/>
+          <w:bCs/>
+          <w:sz w:val="20"/>
+          <w:szCs w:val="20"/>
+        </w:rPr>
+        <w:t>:</w:t>
+      </w:r>
+      <w:r>
+        <w:rPr>
+          <w:rFonts w:hint="default" w:ascii="Kalinga" w:hAnsi="Kalinga"/>
+          <w:b/>
+          <w:bCs/>
+          <w:sz w:val="20"/>
+          <w:szCs w:val="20"/>
+          <w:lang w:val="en-US"/>
+        </w:rPr>
+        <w:t xml:space="preserve"> </w:t>
+      </w:r>
+      <w:r>
+        <w:rPr>
+          <w:rFonts w:hint="default" w:ascii="Kalinga" w:hAnsi="Kalinga"/>
+          <w:b/>
+          <w:bCs/>
+          <w:sz w:val="20"/>
+          <w:szCs w:val="20"/>
+        </w:rPr>
+        <w:t>Browsing Internet di alamat www.flagging.taspen.co.id</w:t>
+      </w:r>
+      <w:r>
+        <w:rPr>
+          <w:rFonts w:hint="default" w:ascii="Kalinga" w:hAnsi="Kalinga"/>
+          <w:b/>
+          <w:bCs/>
           <w:sz w:val="20"/>
           <w:szCs w:val="20"/>
           <w:lang w:val="en-US"/>
@@ -1517,391 +2824,20 @@
     <w:p>
       <w:pPr>
         <w:spacing w:after="0" w:line="240" w:lineRule="auto"/>
-        <w:ind w:left="440"/>
-        <w:jc w:val="both"/>
-        <w:rPr>
-          <w:rFonts w:ascii="Kalinga" w:hAnsi="Kalinga" w:cs="Kalinga"/>
-          <w:b w:val="0"/>
-          <w:bCs w:val="0"/>
-          <w:sz w:val="20"/>
-          <w:szCs w:val="20"/>
-        </w:rPr>
-      </w:pPr>
-    </w:p>
-    <w:p>
-      <w:pPr>
-        <w:spacing w:after="0" w:line="240" w:lineRule="auto"/>
-        <w:jc w:val="both"/>
-        <w:rPr>
-          <w:rFonts w:hint="default" w:ascii="Kalinga" w:hAnsi="Kalinga"/>
-          <w:b/>
-          <w:bCs/>
-          <w:sz w:val="20"/>
-          <w:szCs w:val="20"/>
-          <w:u w:val="single"/>
-          <w:lang w:val="en-US"/>
-        </w:rPr>
-      </w:pPr>
-      <w:r>
-        <w:rPr>
-          <w:rFonts w:hint="default" w:ascii="Kalinga" w:hAnsi="Kalinga"/>
-          <w:b/>
-          <w:bCs/>
-          <w:sz w:val="20"/>
-          <w:szCs w:val="20"/>
-          <w:u w:val="single"/>
-          <w:lang w:val="en-US"/>
-        </w:rPr>
-        <w:t>Verifikasi Pihak Ketiga</w:t>
-      </w:r>
-    </w:p>
-    <w:bookmarkEnd w:id="21"/>
-    <w:p>
-      <w:pPr>
-        <w:spacing w:after="0" w:line="240" w:lineRule="auto"/>
-        <w:jc w:val="both"/>
-        <w:rPr>
-          <w:rFonts w:hint="default" w:ascii="Kalinga" w:hAnsi="Kalinga" w:cs="Kalinga"/>
-          <w:b/>
-          <w:bCs/>
-          <w:color w:val="auto"/>
-          <w:sz w:val="20"/>
-          <w:szCs w:val="20"/>
-          <w:lang w:val="en-US"/>
-        </w:rPr>
-      </w:pPr>
-      <w:bookmarkStart w:id="35" w:name="OLE_LINK18"/>
-      <w:bookmarkStart w:id="36" w:name="OLE_LINK25"/>
-      <w:bookmarkStart w:id="37" w:name="OLE_LINK9"/>
-      <w:r>
-        <w:rPr>
-          <w:rFonts w:hint="default" w:ascii="Kalinga" w:hAnsi="Kalinga"/>
-          <w:b/>
-          <w:bCs/>
-          <w:sz w:val="20"/>
-          <w:szCs w:val="20"/>
-        </w:rPr>
-        <w:t>Tg</w:t>
-      </w:r>
-      <w:r>
-        <w:rPr>
-          <w:rFonts w:hint="default" w:ascii="Kalinga" w:hAnsi="Kalinga" w:cs="Kalinga"/>
-          <w:b/>
-          <w:bCs/>
-          <w:color w:val="auto"/>
-          <w:sz w:val="20"/>
-          <w:szCs w:val="20"/>
-        </w:rPr>
-        <w:t xml:space="preserve">l. Call Memo </w:t>
-      </w:r>
-      <w:r>
-        <w:rPr>
-          <w:rFonts w:hint="default" w:ascii="Kalinga" w:hAnsi="Kalinga" w:cs="Kalinga"/>
-          <w:b/>
-          <w:bCs/>
-          <w:color w:val="auto"/>
-          <w:sz w:val="20"/>
-          <w:szCs w:val="20"/>
-        </w:rPr>
-        <w:tab/>
-      </w:r>
-      <w:r>
-        <w:rPr>
-          <w:rFonts w:hint="default" w:ascii="Kalinga" w:hAnsi="Kalinga" w:cs="Kalinga"/>
-          <w:b/>
-          <w:bCs/>
-          <w:color w:val="auto"/>
-          <w:sz w:val="20"/>
-          <w:szCs w:val="20"/>
-        </w:rPr>
-        <w:tab/>
-      </w:r>
-      <w:r>
-        <w:rPr>
-          <w:rFonts w:hint="default" w:ascii="Kalinga" w:hAnsi="Kalinga" w:cs="Kalinga"/>
-          <w:b/>
-          <w:bCs/>
-          <w:color w:val="auto"/>
-          <w:sz w:val="20"/>
-          <w:szCs w:val="20"/>
-        </w:rPr>
-        <w:t xml:space="preserve">: </w:t>
-      </w:r>
-      <w:r>
-        <w:rPr>
-          <w:rFonts w:hint="default" w:ascii="Kalinga" w:hAnsi="Kalinga" w:cs="Kalinga"/>
-          <w:b/>
-          <w:bCs/>
-          <w:color w:val="auto"/>
-          <w:sz w:val="20"/>
-          <w:szCs w:val="20"/>
-          <w:lang w:val="en-US"/>
-        </w:rPr>
-        <w:t>{{</w:t>
-      </w:r>
-      <w:r>
-        <w:rPr>
-          <w:rFonts w:hint="default" w:ascii="Kalinga" w:hAnsi="Kalinga" w:cs="Kalinga"/>
-          <w:b/>
-          <w:bCs/>
-          <w:color w:val="auto"/>
-          <w:sz w:val="20"/>
-          <w:szCs w:val="20"/>
-        </w:rPr>
-        <w:t>tgl_call_memo</w:t>
-      </w:r>
-      <w:r>
-        <w:rPr>
-          <w:rFonts w:hint="default" w:ascii="Kalinga" w:hAnsi="Kalinga" w:cs="Kalinga"/>
-          <w:b/>
-          <w:bCs/>
-          <w:color w:val="auto"/>
-          <w:sz w:val="20"/>
-          <w:szCs w:val="20"/>
-          <w:lang w:val="en-US"/>
-        </w:rPr>
-        <w:t>}}</w:t>
-      </w:r>
-    </w:p>
-    <w:p>
-      <w:pPr>
-        <w:spacing w:after="0" w:line="240" w:lineRule="auto"/>
-        <w:jc w:val="both"/>
-        <w:rPr>
-          <w:rFonts w:hint="default" w:ascii="Kalinga" w:hAnsi="Kalinga" w:cs="Kalinga"/>
-          <w:b/>
-          <w:bCs/>
-          <w:color w:val="auto"/>
-          <w:sz w:val="20"/>
-          <w:szCs w:val="20"/>
-        </w:rPr>
-      </w:pPr>
-      <w:r>
-        <w:rPr>
-          <w:rFonts w:hint="default" w:ascii="Kalinga" w:hAnsi="Kalinga" w:cs="Kalinga"/>
-          <w:b/>
-          <w:bCs/>
-          <w:color w:val="auto"/>
-          <w:sz w:val="20"/>
-          <w:szCs w:val="20"/>
-        </w:rPr>
-        <w:t xml:space="preserve">Yang diverifikasi </w:t>
-      </w:r>
-      <w:r>
-        <w:rPr>
-          <w:rFonts w:hint="default" w:ascii="Kalinga" w:hAnsi="Kalinga" w:cs="Kalinga"/>
-          <w:b/>
-          <w:bCs/>
-          <w:color w:val="auto"/>
-          <w:sz w:val="20"/>
-          <w:szCs w:val="20"/>
-        </w:rPr>
-        <w:tab/>
-      </w:r>
-      <w:r>
-        <w:rPr>
-          <w:rFonts w:hint="default" w:ascii="Kalinga" w:hAnsi="Kalinga" w:cs="Kalinga"/>
-          <w:b/>
-          <w:bCs/>
-          <w:color w:val="auto"/>
-          <w:sz w:val="20"/>
-          <w:szCs w:val="20"/>
-        </w:rPr>
-        <w:t xml:space="preserve">: </w:t>
-      </w:r>
-      <w:r>
-        <w:rPr>
-          <w:rFonts w:hint="default" w:ascii="Kalinga" w:hAnsi="Kalinga" w:cs="Kalinga"/>
-          <w:b/>
-          <w:bCs/>
-          <w:color w:val="auto"/>
-          <w:sz w:val="20"/>
-          <w:szCs w:val="20"/>
-          <w:lang w:val="en-US"/>
-        </w:rPr>
-        <w:t>{{</w:t>
-      </w:r>
-      <w:r>
-        <w:rPr>
-          <w:rFonts w:hint="default" w:ascii="Kalinga" w:hAnsi="Kalinga" w:cs="Kalinga"/>
-          <w:b/>
-          <w:bCs/>
-          <w:color w:val="auto"/>
-          <w:sz w:val="20"/>
-          <w:szCs w:val="20"/>
-        </w:rPr>
-        <w:t>nama_bendahara</w:t>
-      </w:r>
-      <w:r>
-        <w:rPr>
-          <w:rFonts w:hint="default" w:ascii="Kalinga" w:hAnsi="Kalinga" w:cs="Kalinga"/>
-          <w:b/>
-          <w:bCs/>
-          <w:color w:val="auto"/>
-          <w:sz w:val="20"/>
-          <w:szCs w:val="20"/>
-          <w:lang w:val="en-US"/>
-        </w:rPr>
-        <w:t>}}</w:t>
-      </w:r>
-      <w:r>
-        <w:rPr>
-          <w:rFonts w:hint="default" w:ascii="Kalinga" w:hAnsi="Kalinga" w:cs="Kalinga"/>
-          <w:b/>
-          <w:bCs/>
-          <w:color w:val="auto"/>
-          <w:sz w:val="20"/>
-          <w:szCs w:val="20"/>
-        </w:rPr>
-        <w:t xml:space="preserve"> (Bendahara)</w:t>
-      </w:r>
-    </w:p>
-    <w:p>
-      <w:pPr>
-        <w:spacing w:after="0" w:line="240" w:lineRule="auto"/>
-        <w:jc w:val="both"/>
-        <w:rPr>
-          <w:rFonts w:hint="default" w:ascii="Kalinga" w:hAnsi="Kalinga" w:cs="Kalinga"/>
-          <w:b/>
-          <w:bCs/>
-          <w:color w:val="auto"/>
-          <w:sz w:val="20"/>
-          <w:szCs w:val="20"/>
-        </w:rPr>
-      </w:pPr>
-      <w:r>
-        <w:rPr>
-          <w:rFonts w:hint="default" w:ascii="Kalinga" w:hAnsi="Kalinga" w:cs="Kalinga"/>
-          <w:b/>
-          <w:bCs/>
-          <w:color w:val="auto"/>
-          <w:sz w:val="20"/>
-          <w:szCs w:val="20"/>
-        </w:rPr>
-        <w:t xml:space="preserve">Bentuk Call </w:t>
-      </w:r>
-      <w:r>
-        <w:rPr>
-          <w:rFonts w:hint="default" w:ascii="Kalinga" w:hAnsi="Kalinga" w:cs="Kalinga"/>
-          <w:b/>
-          <w:bCs/>
-          <w:color w:val="auto"/>
-          <w:sz w:val="20"/>
-          <w:szCs w:val="20"/>
-        </w:rPr>
-        <w:tab/>
-      </w:r>
-      <w:r>
-        <w:rPr>
-          <w:rFonts w:hint="default" w:ascii="Kalinga" w:hAnsi="Kalinga" w:cs="Kalinga"/>
-          <w:b/>
-          <w:bCs/>
-          <w:color w:val="auto"/>
-          <w:sz w:val="20"/>
-          <w:szCs w:val="20"/>
-        </w:rPr>
-        <w:tab/>
-      </w:r>
-      <w:r>
-        <w:rPr>
-          <w:rFonts w:hint="default" w:ascii="Kalinga" w:hAnsi="Kalinga" w:cs="Kalinga"/>
-          <w:b/>
-          <w:bCs/>
-          <w:color w:val="auto"/>
-          <w:sz w:val="20"/>
-          <w:szCs w:val="20"/>
-        </w:rPr>
-        <w:t>: Wawancara via Telepon (</w:t>
-      </w:r>
-      <w:r>
-        <w:rPr>
-          <w:rFonts w:hint="default" w:ascii="Kalinga" w:hAnsi="Kalinga" w:cs="Kalinga"/>
-          <w:b/>
-          <w:bCs/>
-          <w:color w:val="auto"/>
-          <w:sz w:val="20"/>
-          <w:szCs w:val="20"/>
-          <w:lang w:val="en-US"/>
-        </w:rPr>
-        <w:t>{{</w:t>
-      </w:r>
-      <w:r>
-        <w:rPr>
-          <w:rFonts w:hint="default" w:ascii="Kalinga" w:hAnsi="Kalinga" w:cs="Kalinga"/>
-          <w:b/>
-          <w:bCs/>
-          <w:color w:val="auto"/>
-          <w:sz w:val="20"/>
-          <w:szCs w:val="20"/>
-        </w:rPr>
-        <w:t>no_</w:t>
-      </w:r>
-      <w:r>
-        <w:rPr>
-          <w:rFonts w:hint="default" w:ascii="Kalinga" w:hAnsi="Kalinga" w:cs="Kalinga"/>
-          <w:b/>
-          <w:bCs/>
-          <w:color w:val="auto"/>
-          <w:sz w:val="20"/>
-          <w:szCs w:val="20"/>
-          <w:lang w:val="en-US"/>
-        </w:rPr>
-        <w:t>hp</w:t>
-      </w:r>
-      <w:r>
-        <w:rPr>
-          <w:rFonts w:hint="default" w:ascii="Kalinga" w:hAnsi="Kalinga" w:cs="Kalinga"/>
-          <w:b/>
-          <w:bCs/>
-          <w:color w:val="auto"/>
-          <w:sz w:val="20"/>
-          <w:szCs w:val="20"/>
-        </w:rPr>
-        <w:t>_bendahara</w:t>
-      </w:r>
-      <w:r>
-        <w:rPr>
-          <w:rFonts w:hint="default" w:ascii="Kalinga" w:hAnsi="Kalinga" w:cs="Kalinga"/>
-          <w:b/>
-          <w:bCs/>
-          <w:color w:val="auto"/>
-          <w:sz w:val="20"/>
-          <w:szCs w:val="20"/>
-          <w:lang w:val="en-US"/>
-        </w:rPr>
-        <w:t>}}</w:t>
-      </w:r>
-      <w:r>
-        <w:rPr>
-          <w:rFonts w:hint="default" w:ascii="Kalinga" w:hAnsi="Kalinga" w:cs="Kalinga"/>
-          <w:b/>
-          <w:bCs/>
-          <w:color w:val="auto"/>
-          <w:sz w:val="20"/>
-          <w:szCs w:val="20"/>
-        </w:rPr>
-        <w:t>)</w:t>
-      </w:r>
-    </w:p>
-    <w:p>
-      <w:pPr>
-        <w:spacing w:after="0" w:line="240" w:lineRule="auto"/>
-        <w:jc w:val="both"/>
-        <w:rPr>
-          <w:rFonts w:hint="default" w:ascii="Kalinga" w:hAnsi="Kalinga" w:cs="Kalinga"/>
-          <w:b/>
-          <w:bCs/>
-          <w:color w:val="auto"/>
-          <w:sz w:val="20"/>
-          <w:szCs w:val="20"/>
-        </w:rPr>
-      </w:pPr>
-      <w:r>
-        <w:rPr>
-          <w:rFonts w:hint="default" w:ascii="Kalinga" w:hAnsi="Kalinga" w:cs="Kalinga"/>
-          <w:b/>
-          <w:bCs/>
-          <w:color w:val="auto"/>
+        <w:jc w:val="both"/>
+        <w:rPr>
+          <w:rFonts w:hint="default" w:ascii="Kalinga" w:hAnsi="Kalinga"/>
+          <w:b/>
+          <w:bCs/>
+          <w:sz w:val="20"/>
+          <w:szCs w:val="20"/>
+        </w:rPr>
+      </w:pPr>
+      <w:r>
+        <w:rPr>
+          <w:rFonts w:hint="default" w:ascii="Kalinga" w:hAnsi="Kalinga"/>
+          <w:b/>
+          <w:bCs/>
           <w:sz w:val="20"/>
           <w:szCs w:val="20"/>
         </w:rPr>
@@ -1909,914 +2845,35 @@
       </w:r>
       <w:r>
         <w:rPr>
-          <w:rFonts w:hint="default" w:ascii="Kalinga" w:hAnsi="Kalinga" w:cs="Kalinga"/>
-          <w:b/>
-          <w:bCs/>
-          <w:color w:val="auto"/>
-          <w:sz w:val="20"/>
-          <w:szCs w:val="20"/>
-        </w:rPr>
-        <w:tab/>
-      </w:r>
-      <w:r>
-        <w:rPr>
-          <w:rFonts w:hint="default" w:ascii="Kalinga" w:hAnsi="Kalinga" w:cs="Kalinga"/>
-          <w:b/>
-          <w:bCs/>
-          <w:color w:val="auto"/>
-          <w:sz w:val="20"/>
-          <w:szCs w:val="20"/>
-        </w:rPr>
-        <w:tab/>
-      </w:r>
-      <w:r>
-        <w:rPr>
-          <w:rFonts w:hint="default" w:ascii="Kalinga" w:hAnsi="Kalinga" w:cs="Kalinga"/>
-          <w:b/>
-          <w:bCs/>
-          <w:color w:val="auto"/>
+          <w:rFonts w:hint="default" w:ascii="Kalinga" w:hAnsi="Kalinga"/>
+          <w:b/>
+          <w:bCs/>
+          <w:sz w:val="20"/>
+          <w:szCs w:val="20"/>
+        </w:rPr>
+        <w:tab/>
+      </w:r>
+      <w:r>
+        <w:rPr>
+          <w:rFonts w:hint="default" w:ascii="Kalinga" w:hAnsi="Kalinga"/>
+          <w:b/>
+          <w:bCs/>
+          <w:sz w:val="20"/>
+          <w:szCs w:val="20"/>
+        </w:rPr>
+        <w:tab/>
+      </w:r>
+      <w:r>
+        <w:rPr>
+          <w:rFonts w:hint="default" w:ascii="Kalinga" w:hAnsi="Kalinga"/>
+          <w:b/>
+          <w:bCs/>
           <w:sz w:val="20"/>
           <w:szCs w:val="20"/>
         </w:rPr>
         <w:t>: Konfirmasi Gaji Pemohon</w:t>
       </w:r>
     </w:p>
-    <w:p>
-      <w:pPr>
-        <w:spacing w:after="0" w:line="240" w:lineRule="auto"/>
-        <w:jc w:val="both"/>
-        <w:rPr>
-          <w:rFonts w:hint="default" w:ascii="Kalinga" w:hAnsi="Kalinga"/>
-          <w:b/>
-          <w:bCs/>
-          <w:sz w:val="20"/>
-          <w:szCs w:val="20"/>
-        </w:rPr>
-      </w:pPr>
-      <w:r>
-        <w:rPr>
-          <w:rFonts w:hint="default" w:ascii="Kalinga" w:hAnsi="Kalinga" w:cs="Kalinga"/>
-          <w:b/>
-          <w:bCs/>
-          <w:color w:val="auto"/>
-          <w:sz w:val="20"/>
-          <w:szCs w:val="20"/>
-        </w:rPr>
-        <w:t>Inform</w:t>
-      </w:r>
-      <w:r>
-        <w:rPr>
-          <w:rFonts w:hint="default" w:ascii="Kalinga" w:hAnsi="Kalinga"/>
-          <w:b/>
-          <w:bCs/>
-          <w:sz w:val="20"/>
-          <w:szCs w:val="20"/>
-        </w:rPr>
-        <w:t>asi yang diberikan:</w:t>
-      </w:r>
-    </w:p>
-    <w:bookmarkEnd w:id="35"/>
-    <w:bookmarkEnd w:id="36"/>
-    <w:bookmarkEnd w:id="37"/>
-    <w:p>
-      <w:pPr>
-        <w:spacing w:after="0" w:line="240" w:lineRule="auto"/>
-        <w:jc w:val="both"/>
-        <w:rPr>
-          <w:rFonts w:hint="default" w:ascii="Kalinga" w:hAnsi="Kalinga"/>
-          <w:b w:val="0"/>
-          <w:bCs w:val="0"/>
-          <w:color w:val="auto"/>
-          <w:sz w:val="20"/>
-          <w:szCs w:val="20"/>
-        </w:rPr>
-      </w:pPr>
-      <w:r>
-        <w:rPr>
-          <w:rFonts w:hint="default" w:ascii="Kalinga" w:hAnsi="Kalinga"/>
-          <w:b w:val="0"/>
-          <w:bCs w:val="0"/>
-          <w:color w:val="auto"/>
-          <w:sz w:val="20"/>
-          <w:szCs w:val="20"/>
-        </w:rPr>
-        <w:t>{{#list_verifikasi_bendahara}}</w:t>
-      </w:r>
-    </w:p>
-    <w:p>
-      <w:pPr>
-        <w:spacing w:after="0" w:line="240" w:lineRule="auto"/>
-        <w:jc w:val="both"/>
-        <w:rPr>
-          <w:rFonts w:hint="default" w:ascii="Kalinga" w:hAnsi="Kalinga"/>
-          <w:b w:val="0"/>
-          <w:bCs w:val="0"/>
-          <w:color w:val="auto"/>
-          <w:sz w:val="20"/>
-          <w:szCs w:val="20"/>
-        </w:rPr>
-      </w:pPr>
-      <w:r>
-        <w:rPr>
-          <w:rFonts w:hint="default" w:ascii="Kalinga" w:hAnsi="Kalinga"/>
-          <w:b w:val="0"/>
-          <w:bCs w:val="0"/>
-          <w:color w:val="auto"/>
-          <w:sz w:val="20"/>
-          <w:szCs w:val="20"/>
-        </w:rPr>
-        <w:t>-{{text}}</w:t>
-      </w:r>
-    </w:p>
-    <w:p>
-      <w:pPr>
-        <w:spacing w:after="0" w:line="240" w:lineRule="auto"/>
-        <w:jc w:val="both"/>
-        <w:rPr>
-          <w:rFonts w:ascii="Kalinga" w:hAnsi="Kalinga" w:cs="Kalinga"/>
-          <w:b w:val="0"/>
-          <w:bCs w:val="0"/>
-          <w:color w:val="auto"/>
-          <w:sz w:val="20"/>
-          <w:szCs w:val="20"/>
-        </w:rPr>
-      </w:pPr>
-      <w:r>
-        <w:rPr>
-          <w:rFonts w:hint="default" w:ascii="Kalinga" w:hAnsi="Kalinga"/>
-          <w:b w:val="0"/>
-          <w:bCs w:val="0"/>
-          <w:color w:val="auto"/>
-          <w:sz w:val="20"/>
-          <w:szCs w:val="20"/>
-        </w:rPr>
-        <w:t>{{/list_verifikasi_bendahara}}</w:t>
-      </w:r>
-    </w:p>
-    <w:p>
-      <w:pPr>
-        <w:spacing w:after="0" w:line="240" w:lineRule="auto"/>
-        <w:jc w:val="both"/>
-        <w:rPr>
-          <w:rFonts w:ascii="Kalinga" w:hAnsi="Kalinga" w:cs="Kalinga"/>
-          <w:b/>
-          <w:bCs/>
-          <w:color w:val="auto"/>
-          <w:sz w:val="20"/>
-          <w:szCs w:val="20"/>
-        </w:rPr>
-      </w:pPr>
-    </w:p>
-    <w:p>
-      <w:pPr>
-        <w:spacing w:after="0" w:line="240" w:lineRule="auto"/>
-        <w:jc w:val="both"/>
-        <w:rPr>
-          <w:rFonts w:hint="default" w:ascii="Kalinga" w:hAnsi="Kalinga" w:cs="Kalinga"/>
-          <w:b/>
-          <w:bCs/>
-          <w:color w:val="auto"/>
-          <w:sz w:val="20"/>
-          <w:szCs w:val="20"/>
-          <w:lang w:val="en-US"/>
-        </w:rPr>
-      </w:pPr>
-      <w:bookmarkStart w:id="38" w:name="OLE_LINK59"/>
-      <w:r>
-        <w:rPr>
-          <w:rFonts w:hint="default" w:ascii="Kalinga" w:hAnsi="Kalinga"/>
-          <w:b/>
-          <w:bCs/>
-          <w:color w:val="auto"/>
-          <w:sz w:val="20"/>
-          <w:szCs w:val="20"/>
-        </w:rPr>
-        <w:t>T</w:t>
-      </w:r>
-      <w:r>
-        <w:rPr>
-          <w:rFonts w:hint="default" w:ascii="Kalinga" w:hAnsi="Kalinga" w:cs="Kalinga"/>
-          <w:b/>
-          <w:bCs/>
-          <w:color w:val="auto"/>
-          <w:sz w:val="20"/>
-          <w:szCs w:val="20"/>
-        </w:rPr>
-        <w:t xml:space="preserve">gl. Call Memo </w:t>
-      </w:r>
-      <w:r>
-        <w:rPr>
-          <w:rFonts w:hint="default" w:ascii="Kalinga" w:hAnsi="Kalinga" w:cs="Kalinga"/>
-          <w:b/>
-          <w:bCs/>
-          <w:color w:val="auto"/>
-          <w:sz w:val="20"/>
-          <w:szCs w:val="20"/>
-        </w:rPr>
-        <w:tab/>
-      </w:r>
-      <w:r>
-        <w:rPr>
-          <w:rFonts w:hint="default" w:ascii="Kalinga" w:hAnsi="Kalinga" w:cs="Kalinga"/>
-          <w:b/>
-          <w:bCs/>
-          <w:color w:val="auto"/>
-          <w:sz w:val="20"/>
-          <w:szCs w:val="20"/>
-        </w:rPr>
-        <w:tab/>
-      </w:r>
-      <w:r>
-        <w:rPr>
-          <w:rFonts w:hint="default" w:ascii="Kalinga" w:hAnsi="Kalinga" w:cs="Kalinga"/>
-          <w:b/>
-          <w:bCs/>
-          <w:color w:val="auto"/>
-          <w:sz w:val="20"/>
-          <w:szCs w:val="20"/>
-        </w:rPr>
-        <w:t xml:space="preserve">: </w:t>
-      </w:r>
-      <w:r>
-        <w:rPr>
-          <w:rFonts w:hint="default" w:ascii="Kalinga" w:hAnsi="Kalinga" w:cs="Kalinga"/>
-          <w:b/>
-          <w:bCs/>
-          <w:color w:val="auto"/>
-          <w:sz w:val="20"/>
-          <w:szCs w:val="20"/>
-          <w:lang w:val="en-US"/>
-        </w:rPr>
-        <w:t>{{</w:t>
-      </w:r>
-      <w:r>
-        <w:rPr>
-          <w:rFonts w:hint="default" w:ascii="Kalinga" w:hAnsi="Kalinga" w:cs="Kalinga"/>
-          <w:b/>
-          <w:bCs/>
-          <w:color w:val="auto"/>
-          <w:sz w:val="20"/>
-          <w:szCs w:val="20"/>
-        </w:rPr>
-        <w:t>tgl_call_memo</w:t>
-      </w:r>
-      <w:r>
-        <w:rPr>
-          <w:rFonts w:hint="default" w:ascii="Kalinga" w:hAnsi="Kalinga" w:cs="Kalinga"/>
-          <w:b/>
-          <w:bCs/>
-          <w:color w:val="auto"/>
-          <w:sz w:val="20"/>
-          <w:szCs w:val="20"/>
-          <w:lang w:val="en-US"/>
-        </w:rPr>
-        <w:t>}}</w:t>
-      </w:r>
-    </w:p>
-    <w:p>
-      <w:pPr>
-        <w:spacing w:after="0" w:line="240" w:lineRule="auto"/>
-        <w:jc w:val="both"/>
-        <w:rPr>
-          <w:rFonts w:hint="default" w:ascii="Kalinga" w:hAnsi="Kalinga" w:cs="Kalinga"/>
-          <w:b/>
-          <w:bCs/>
-          <w:color w:val="auto"/>
-          <w:sz w:val="20"/>
-          <w:szCs w:val="20"/>
-        </w:rPr>
-      </w:pPr>
-      <w:r>
-        <w:rPr>
-          <w:rFonts w:hint="default" w:ascii="Kalinga" w:hAnsi="Kalinga" w:cs="Kalinga"/>
-          <w:b/>
-          <w:bCs/>
-          <w:color w:val="auto"/>
-          <w:sz w:val="20"/>
-          <w:szCs w:val="20"/>
-        </w:rPr>
-        <w:t xml:space="preserve">Yang diverifikasi </w:t>
-      </w:r>
-      <w:r>
-        <w:rPr>
-          <w:rFonts w:hint="default" w:ascii="Kalinga" w:hAnsi="Kalinga" w:cs="Kalinga"/>
-          <w:b/>
-          <w:bCs/>
-          <w:color w:val="auto"/>
-          <w:sz w:val="20"/>
-          <w:szCs w:val="20"/>
-        </w:rPr>
-        <w:tab/>
-      </w:r>
-      <w:r>
-        <w:rPr>
-          <w:rFonts w:hint="default" w:ascii="Kalinga" w:hAnsi="Kalinga" w:cs="Kalinga"/>
-          <w:b/>
-          <w:bCs/>
-          <w:color w:val="auto"/>
-          <w:sz w:val="20"/>
-          <w:szCs w:val="20"/>
-        </w:rPr>
-        <w:t xml:space="preserve">: </w:t>
-      </w:r>
-      <w:r>
-        <w:rPr>
-          <w:rFonts w:hint="default" w:ascii="Kalinga" w:hAnsi="Kalinga" w:cs="Kalinga"/>
-          <w:b/>
-          <w:bCs/>
-          <w:color w:val="auto"/>
-          <w:sz w:val="20"/>
-          <w:szCs w:val="20"/>
-          <w:lang w:val="en-US"/>
-        </w:rPr>
-        <w:t>{{</w:t>
-      </w:r>
-      <w:r>
-        <w:rPr>
-          <w:rFonts w:hint="default" w:ascii="Kalinga" w:hAnsi="Kalinga" w:cs="Kalinga"/>
-          <w:b/>
-          <w:bCs/>
-          <w:color w:val="auto"/>
-          <w:sz w:val="20"/>
-          <w:szCs w:val="20"/>
-        </w:rPr>
-        <w:t>nama_rekan_kerja</w:t>
-      </w:r>
-      <w:r>
-        <w:rPr>
-          <w:rFonts w:hint="default" w:ascii="Kalinga" w:hAnsi="Kalinga" w:cs="Kalinga"/>
-          <w:b/>
-          <w:bCs/>
-          <w:color w:val="auto"/>
-          <w:sz w:val="20"/>
-          <w:szCs w:val="20"/>
-          <w:lang w:val="en-US"/>
-        </w:rPr>
-        <w:t>}}</w:t>
-      </w:r>
-      <w:r>
-        <w:rPr>
-          <w:rFonts w:hint="default" w:ascii="Kalinga" w:hAnsi="Kalinga" w:cs="Kalinga"/>
-          <w:b/>
-          <w:bCs/>
-          <w:color w:val="auto"/>
-          <w:sz w:val="20"/>
-          <w:szCs w:val="20"/>
-        </w:rPr>
-        <w:t xml:space="preserve"> (Rekan Kerja)</w:t>
-      </w:r>
-    </w:p>
-    <w:p>
-      <w:pPr>
-        <w:spacing w:after="0" w:line="240" w:lineRule="auto"/>
-        <w:jc w:val="both"/>
-        <w:rPr>
-          <w:rFonts w:hint="default" w:ascii="Kalinga" w:hAnsi="Kalinga" w:cs="Kalinga"/>
-          <w:b/>
-          <w:bCs/>
-          <w:color w:val="auto"/>
-          <w:sz w:val="20"/>
-          <w:szCs w:val="20"/>
-        </w:rPr>
-      </w:pPr>
-      <w:r>
-        <w:rPr>
-          <w:rFonts w:hint="default" w:ascii="Kalinga" w:hAnsi="Kalinga" w:cs="Kalinga"/>
-          <w:b/>
-          <w:bCs/>
-          <w:color w:val="auto"/>
-          <w:sz w:val="20"/>
-          <w:szCs w:val="20"/>
-        </w:rPr>
-        <w:t xml:space="preserve">Bentuk Call </w:t>
-      </w:r>
-      <w:r>
-        <w:rPr>
-          <w:rFonts w:hint="default" w:ascii="Kalinga" w:hAnsi="Kalinga" w:cs="Kalinga"/>
-          <w:b/>
-          <w:bCs/>
-          <w:color w:val="auto"/>
-          <w:sz w:val="20"/>
-          <w:szCs w:val="20"/>
-        </w:rPr>
-        <w:tab/>
-      </w:r>
-      <w:r>
-        <w:rPr>
-          <w:rFonts w:hint="default" w:ascii="Kalinga" w:hAnsi="Kalinga" w:cs="Kalinga"/>
-          <w:b/>
-          <w:bCs/>
-          <w:color w:val="auto"/>
-          <w:sz w:val="20"/>
-          <w:szCs w:val="20"/>
-        </w:rPr>
-        <w:tab/>
-      </w:r>
-      <w:r>
-        <w:rPr>
-          <w:rFonts w:hint="default" w:ascii="Kalinga" w:hAnsi="Kalinga" w:cs="Kalinga"/>
-          <w:b/>
-          <w:bCs/>
-          <w:color w:val="auto"/>
-          <w:sz w:val="20"/>
-          <w:szCs w:val="20"/>
-        </w:rPr>
-        <w:t>: Wawancara via Telepon (</w:t>
-      </w:r>
-      <w:r>
-        <w:rPr>
-          <w:rFonts w:hint="default" w:ascii="Kalinga" w:hAnsi="Kalinga" w:cs="Kalinga"/>
-          <w:b/>
-          <w:bCs/>
-          <w:color w:val="auto"/>
-          <w:sz w:val="20"/>
-          <w:szCs w:val="20"/>
-          <w:lang w:val="en-US"/>
-        </w:rPr>
-        <w:t>{{</w:t>
-      </w:r>
-      <w:r>
-        <w:rPr>
-          <w:rFonts w:hint="default" w:ascii="Kalinga" w:hAnsi="Kalinga" w:cs="Kalinga"/>
-          <w:b/>
-          <w:bCs/>
-          <w:color w:val="auto"/>
-          <w:sz w:val="20"/>
-          <w:szCs w:val="20"/>
-        </w:rPr>
-        <w:t>no_</w:t>
-      </w:r>
-      <w:r>
-        <w:rPr>
-          <w:rFonts w:hint="default" w:ascii="Kalinga" w:hAnsi="Kalinga" w:cs="Kalinga"/>
-          <w:b/>
-          <w:bCs/>
-          <w:color w:val="auto"/>
-          <w:sz w:val="20"/>
-          <w:szCs w:val="20"/>
-          <w:lang w:val="en-US"/>
-        </w:rPr>
-        <w:t>hp</w:t>
-      </w:r>
-      <w:r>
-        <w:rPr>
-          <w:rFonts w:hint="default" w:ascii="Kalinga" w:hAnsi="Kalinga" w:cs="Kalinga"/>
-          <w:b/>
-          <w:bCs/>
-          <w:color w:val="auto"/>
-          <w:sz w:val="20"/>
-          <w:szCs w:val="20"/>
-        </w:rPr>
-        <w:t>_rekan_kerja</w:t>
-      </w:r>
-      <w:r>
-        <w:rPr>
-          <w:rFonts w:hint="default" w:ascii="Kalinga" w:hAnsi="Kalinga" w:cs="Kalinga"/>
-          <w:b/>
-          <w:bCs/>
-          <w:color w:val="auto"/>
-          <w:sz w:val="20"/>
-          <w:szCs w:val="20"/>
-          <w:lang w:val="en-US"/>
-        </w:rPr>
-        <w:t>}}</w:t>
-      </w:r>
-      <w:r>
-        <w:rPr>
-          <w:rFonts w:hint="default" w:ascii="Kalinga" w:hAnsi="Kalinga" w:cs="Kalinga"/>
-          <w:b/>
-          <w:bCs/>
-          <w:color w:val="auto"/>
-          <w:sz w:val="20"/>
-          <w:szCs w:val="20"/>
-        </w:rPr>
-        <w:t>)</w:t>
-      </w:r>
-    </w:p>
-    <w:p>
-      <w:pPr>
-        <w:spacing w:after="0" w:line="240" w:lineRule="auto"/>
-        <w:jc w:val="both"/>
-        <w:rPr>
-          <w:rFonts w:hint="default" w:ascii="Kalinga" w:hAnsi="Kalinga" w:cs="Kalinga"/>
-          <w:b/>
-          <w:bCs/>
-          <w:color w:val="auto"/>
-          <w:sz w:val="20"/>
-          <w:szCs w:val="20"/>
-        </w:rPr>
-      </w:pPr>
-      <w:r>
-        <w:rPr>
-          <w:rFonts w:hint="default" w:ascii="Kalinga" w:hAnsi="Kalinga" w:cs="Kalinga"/>
-          <w:b/>
-          <w:bCs/>
-          <w:color w:val="auto"/>
-          <w:sz w:val="20"/>
-          <w:szCs w:val="20"/>
-        </w:rPr>
-        <w:t xml:space="preserve">Tujuan Call </w:t>
-      </w:r>
-      <w:r>
-        <w:rPr>
-          <w:rFonts w:hint="default" w:ascii="Kalinga" w:hAnsi="Kalinga" w:cs="Kalinga"/>
-          <w:b/>
-          <w:bCs/>
-          <w:color w:val="auto"/>
-          <w:sz w:val="20"/>
-          <w:szCs w:val="20"/>
-        </w:rPr>
-        <w:tab/>
-      </w:r>
-      <w:r>
-        <w:rPr>
-          <w:rFonts w:hint="default" w:ascii="Kalinga" w:hAnsi="Kalinga" w:cs="Kalinga"/>
-          <w:b/>
-          <w:bCs/>
-          <w:color w:val="auto"/>
-          <w:sz w:val="20"/>
-          <w:szCs w:val="20"/>
-        </w:rPr>
-        <w:tab/>
-      </w:r>
-      <w:r>
-        <w:rPr>
-          <w:rFonts w:hint="default" w:ascii="Kalinga" w:hAnsi="Kalinga" w:cs="Kalinga"/>
-          <w:b/>
-          <w:bCs/>
-          <w:color w:val="auto"/>
-          <w:sz w:val="20"/>
-          <w:szCs w:val="20"/>
-        </w:rPr>
-        <w:t>: Konfirmasi Gaji Pemohon</w:t>
-      </w:r>
-    </w:p>
-    <w:p>
-      <w:pPr>
-        <w:spacing w:after="0" w:line="240" w:lineRule="auto"/>
-        <w:jc w:val="both"/>
-        <w:rPr>
-          <w:rFonts w:hint="default" w:ascii="Kalinga" w:hAnsi="Kalinga" w:cs="Kalinga"/>
-          <w:color w:val="auto"/>
-          <w:sz w:val="20"/>
-          <w:szCs w:val="20"/>
-          <w:lang w:val="en-US"/>
-        </w:rPr>
-      </w:pPr>
-      <w:r>
-        <w:rPr>
-          <w:rFonts w:hint="default" w:ascii="Kalinga" w:hAnsi="Kalinga" w:cs="Kalinga"/>
-          <w:b/>
-          <w:bCs/>
-          <w:color w:val="auto"/>
-          <w:sz w:val="20"/>
-          <w:szCs w:val="20"/>
-        </w:rPr>
-        <w:t>Informa</w:t>
-      </w:r>
-      <w:r>
-        <w:rPr>
-          <w:rFonts w:hint="default" w:ascii="Kalinga" w:hAnsi="Kalinga"/>
-          <w:b/>
-          <w:bCs/>
-          <w:color w:val="auto"/>
-          <w:sz w:val="20"/>
-          <w:szCs w:val="20"/>
-        </w:rPr>
-        <w:t>si yang diberikan</w:t>
-      </w:r>
-      <w:r>
-        <w:rPr>
-          <w:rFonts w:hint="default" w:ascii="Kalinga" w:hAnsi="Kalinga"/>
-          <w:b/>
-          <w:bCs/>
-          <w:color w:val="auto"/>
-          <w:sz w:val="20"/>
-          <w:szCs w:val="20"/>
-        </w:rPr>
-        <w:tab/>
-      </w:r>
-      <w:r>
-        <w:rPr>
-          <w:rFonts w:hint="default" w:ascii="Kalinga" w:hAnsi="Kalinga"/>
-          <w:b/>
-          <w:bCs/>
-          <w:color w:val="auto"/>
-          <w:sz w:val="20"/>
-          <w:szCs w:val="20"/>
-        </w:rPr>
-        <w:t>:</w:t>
-      </w:r>
-    </w:p>
-    <w:bookmarkEnd w:id="38"/>
-    <w:p>
-      <w:pPr>
-        <w:spacing w:after="0" w:line="240" w:lineRule="auto"/>
-        <w:jc w:val="both"/>
-        <w:rPr>
-          <w:rFonts w:hint="default" w:ascii="Kalinga" w:hAnsi="Kalinga"/>
-          <w:b w:val="0"/>
-          <w:bCs w:val="0"/>
-          <w:sz w:val="20"/>
-          <w:szCs w:val="20"/>
-        </w:rPr>
-      </w:pPr>
-      <w:bookmarkStart w:id="39" w:name="OLE_LINK33"/>
-      <w:r>
-        <w:rPr>
-          <w:rFonts w:hint="default" w:ascii="Kalinga" w:hAnsi="Kalinga"/>
-          <w:b w:val="0"/>
-          <w:bCs w:val="0"/>
-          <w:sz w:val="20"/>
-          <w:szCs w:val="20"/>
-        </w:rPr>
-        <w:t>{{#list_verifikasi_rekan_kerja}}</w:t>
-      </w:r>
-    </w:p>
-    <w:p>
-      <w:pPr>
-        <w:spacing w:after="0" w:line="240" w:lineRule="auto"/>
-        <w:jc w:val="both"/>
-        <w:rPr>
-          <w:rFonts w:hint="default" w:ascii="Kalinga" w:hAnsi="Kalinga"/>
-          <w:b w:val="0"/>
-          <w:bCs w:val="0"/>
-          <w:sz w:val="20"/>
-          <w:szCs w:val="20"/>
-        </w:rPr>
-      </w:pPr>
-      <w:r>
-        <w:rPr>
-          <w:rFonts w:hint="default" w:ascii="Kalinga" w:hAnsi="Kalinga"/>
-          <w:b w:val="0"/>
-          <w:bCs w:val="0"/>
-          <w:sz w:val="20"/>
-          <w:szCs w:val="20"/>
-        </w:rPr>
-        <w:t>-{{text}}</w:t>
-      </w:r>
-    </w:p>
-    <w:p>
-      <w:pPr>
-        <w:spacing w:after="0" w:line="240" w:lineRule="auto"/>
-        <w:jc w:val="both"/>
-        <w:rPr>
-          <w:rFonts w:ascii="Kalinga" w:hAnsi="Kalinga" w:cs="Kalinga"/>
-          <w:b w:val="0"/>
-          <w:bCs w:val="0"/>
-          <w:sz w:val="20"/>
-          <w:szCs w:val="20"/>
-        </w:rPr>
-      </w:pPr>
-      <w:r>
-        <w:rPr>
-          <w:rFonts w:hint="default" w:ascii="Kalinga" w:hAnsi="Kalinga"/>
-          <w:b w:val="0"/>
-          <w:bCs w:val="0"/>
-          <w:sz w:val="20"/>
-          <w:szCs w:val="20"/>
-        </w:rPr>
-        <w:t>{{/list_verifikasi_rekan_kerja}}</w:t>
-      </w:r>
-    </w:p>
-    <w:p>
-      <w:pPr>
-        <w:spacing w:after="0" w:line="240" w:lineRule="auto"/>
-        <w:jc w:val="both"/>
-        <w:rPr>
-          <w:rFonts w:ascii="Kalinga" w:hAnsi="Kalinga" w:cs="Kalinga"/>
-          <w:b/>
-          <w:bCs/>
-          <w:sz w:val="20"/>
-          <w:szCs w:val="20"/>
-        </w:rPr>
-      </w:pPr>
-    </w:p>
-    <w:p>
-      <w:pPr>
-        <w:spacing w:after="0" w:line="240" w:lineRule="auto"/>
-        <w:jc w:val="both"/>
-        <w:rPr>
-          <w:rFonts w:hint="default" w:ascii="Kalinga" w:hAnsi="Kalinga"/>
-          <w:b/>
-          <w:bCs/>
-          <w:sz w:val="20"/>
-          <w:szCs w:val="20"/>
-          <w:lang w:val="en-US"/>
-        </w:rPr>
-      </w:pPr>
-      <w:r>
-        <w:rPr>
-          <w:rFonts w:hint="default" w:ascii="Kalinga" w:hAnsi="Kalinga"/>
-          <w:b/>
-          <w:bCs/>
-          <w:sz w:val="20"/>
-          <w:szCs w:val="20"/>
-        </w:rPr>
-        <w:t xml:space="preserve">Tgl. Call Memo </w:t>
-      </w:r>
-      <w:r>
-        <w:rPr>
-          <w:rFonts w:hint="default" w:ascii="Kalinga" w:hAnsi="Kalinga"/>
-          <w:b/>
-          <w:bCs/>
-          <w:sz w:val="20"/>
-          <w:szCs w:val="20"/>
-        </w:rPr>
-        <w:tab/>
-      </w:r>
-      <w:r>
-        <w:rPr>
-          <w:rFonts w:hint="default" w:ascii="Kalinga" w:hAnsi="Kalinga"/>
-          <w:b/>
-          <w:bCs/>
-          <w:sz w:val="20"/>
-          <w:szCs w:val="20"/>
-        </w:rPr>
-        <w:tab/>
-      </w:r>
-      <w:r>
-        <w:rPr>
-          <w:rFonts w:hint="default" w:ascii="Kalinga" w:hAnsi="Kalinga"/>
-          <w:b/>
-          <w:bCs/>
-          <w:sz w:val="20"/>
-          <w:szCs w:val="20"/>
-        </w:rPr>
-        <w:t>:</w:t>
-      </w:r>
-      <w:r>
-        <w:rPr>
-          <w:rFonts w:hint="default" w:ascii="Kalinga" w:hAnsi="Kalinga"/>
-          <w:b/>
-          <w:bCs/>
-          <w:sz w:val="20"/>
-          <w:szCs w:val="20"/>
-          <w:lang w:val="en-US"/>
-        </w:rPr>
-        <w:t xml:space="preserve"> {{</w:t>
-      </w:r>
-      <w:r>
-        <w:rPr>
-          <w:rFonts w:hint="default" w:ascii="Kalinga" w:hAnsi="Kalinga"/>
-          <w:b/>
-          <w:bCs/>
-          <w:sz w:val="20"/>
-          <w:szCs w:val="20"/>
-        </w:rPr>
-        <w:t>tgl_call_memo</w:t>
-      </w:r>
-      <w:r>
-        <w:rPr>
-          <w:rFonts w:hint="default" w:ascii="Kalinga" w:hAnsi="Kalinga"/>
-          <w:b/>
-          <w:bCs/>
-          <w:sz w:val="20"/>
-          <w:szCs w:val="20"/>
-          <w:lang w:val="en-US"/>
-        </w:rPr>
-        <w:t>}}</w:t>
-      </w:r>
-    </w:p>
-    <w:p>
-      <w:pPr>
-        <w:spacing w:after="0" w:line="240" w:lineRule="auto"/>
-        <w:jc w:val="both"/>
-        <w:rPr>
-          <w:rFonts w:hint="default" w:ascii="Kalinga" w:hAnsi="Kalinga"/>
-          <w:b/>
-          <w:bCs/>
-          <w:sz w:val="20"/>
-          <w:szCs w:val="20"/>
-          <w:lang w:val="en-US"/>
-        </w:rPr>
-      </w:pPr>
-      <w:r>
-        <w:rPr>
-          <w:rFonts w:hint="default" w:ascii="Kalinga" w:hAnsi="Kalinga"/>
-          <w:b/>
-          <w:bCs/>
-          <w:sz w:val="20"/>
-          <w:szCs w:val="20"/>
-        </w:rPr>
-        <w:t xml:space="preserve">Bentuk Call </w:t>
-      </w:r>
-      <w:r>
-        <w:rPr>
-          <w:rFonts w:hint="default" w:ascii="Kalinga" w:hAnsi="Kalinga"/>
-          <w:b/>
-          <w:bCs/>
-          <w:sz w:val="20"/>
-          <w:szCs w:val="20"/>
-        </w:rPr>
-        <w:tab/>
-      </w:r>
-      <w:r>
-        <w:rPr>
-          <w:rFonts w:hint="default" w:ascii="Kalinga" w:hAnsi="Kalinga"/>
-          <w:b/>
-          <w:bCs/>
-          <w:sz w:val="20"/>
-          <w:szCs w:val="20"/>
-        </w:rPr>
-        <w:tab/>
-      </w:r>
-      <w:r>
-        <w:rPr>
-          <w:rFonts w:hint="default" w:ascii="Kalinga" w:hAnsi="Kalinga"/>
-          <w:b/>
-          <w:bCs/>
-          <w:sz w:val="20"/>
-          <w:szCs w:val="20"/>
-        </w:rPr>
-        <w:t>:</w:t>
-      </w:r>
-      <w:r>
-        <w:rPr>
-          <w:rFonts w:hint="default" w:ascii="Kalinga" w:hAnsi="Kalinga"/>
-          <w:b/>
-          <w:bCs/>
-          <w:sz w:val="20"/>
-          <w:szCs w:val="20"/>
-          <w:lang w:val="en-US"/>
-        </w:rPr>
-        <w:t xml:space="preserve"> </w:t>
-      </w:r>
-      <w:r>
-        <w:rPr>
-          <w:rFonts w:hint="default" w:ascii="Kalinga" w:hAnsi="Kalinga"/>
-          <w:b/>
-          <w:bCs/>
-          <w:sz w:val="20"/>
-          <w:szCs w:val="20"/>
-        </w:rPr>
-        <w:t>Browsing Internet di alamat www.flagging.taspen.co.id</w:t>
-      </w:r>
-      <w:r>
-        <w:rPr>
-          <w:rFonts w:hint="default" w:ascii="Kalinga" w:hAnsi="Kalinga"/>
-          <w:b/>
-          <w:bCs/>
-          <w:sz w:val="20"/>
-          <w:szCs w:val="20"/>
-          <w:lang w:val="en-US"/>
-        </w:rPr>
-        <w:t>.</w:t>
-      </w:r>
-    </w:p>
-    <w:p>
-      <w:pPr>
-        <w:spacing w:after="0" w:line="240" w:lineRule="auto"/>
-        <w:jc w:val="both"/>
-        <w:rPr>
-          <w:rFonts w:hint="default" w:ascii="Kalinga" w:hAnsi="Kalinga"/>
-          <w:b/>
-          <w:bCs/>
-          <w:sz w:val="20"/>
-          <w:szCs w:val="20"/>
-        </w:rPr>
-      </w:pPr>
-      <w:r>
-        <w:rPr>
-          <w:rFonts w:hint="default" w:ascii="Kalinga" w:hAnsi="Kalinga"/>
-          <w:b/>
-          <w:bCs/>
-          <w:sz w:val="20"/>
-          <w:szCs w:val="20"/>
-        </w:rPr>
-        <w:t xml:space="preserve">Tujuan Call </w:t>
-      </w:r>
-      <w:r>
-        <w:rPr>
-          <w:rFonts w:hint="default" w:ascii="Kalinga" w:hAnsi="Kalinga"/>
-          <w:b/>
-          <w:bCs/>
-          <w:sz w:val="20"/>
-          <w:szCs w:val="20"/>
-        </w:rPr>
-        <w:tab/>
-      </w:r>
-      <w:r>
-        <w:rPr>
-          <w:rFonts w:hint="default" w:ascii="Kalinga" w:hAnsi="Kalinga"/>
-          <w:b/>
-          <w:bCs/>
-          <w:sz w:val="20"/>
-          <w:szCs w:val="20"/>
-        </w:rPr>
-        <w:tab/>
-      </w:r>
-      <w:r>
-        <w:rPr>
-          <w:rFonts w:hint="default" w:ascii="Kalinga" w:hAnsi="Kalinga"/>
-          <w:b/>
-          <w:bCs/>
-          <w:sz w:val="20"/>
-          <w:szCs w:val="20"/>
-        </w:rPr>
-        <w:t>: Konfirmasi Gaji Pemohon</w:t>
-      </w:r>
-    </w:p>
     <w:bookmarkEnd w:id="39"/>
     <w:p>
       <w:pPr>
@@ -2843,25 +2900,30 @@
     </w:p>
     <w:p>
       <w:pPr>
-        <w:spacing w:after="0" w:line="240" w:lineRule="auto"/>
-        <w:jc w:val="both"/>
-        <w:rPr>
-          <w:rFonts w:hint="default" w:ascii="Kalinga" w:hAnsi="Kalinga"/>
-          <w:b w:val="0"/>
-          <w:bCs w:val="0"/>
-          <w:sz w:val="20"/>
-          <w:szCs w:val="20"/>
-        </w:rPr>
-      </w:pPr>
-      <w:r>
-        <w:rPr>
-          <w:rFonts w:hint="default" w:ascii="Kalinga" w:hAnsi="Kalinga"/>
-          <w:b w:val="0"/>
-          <w:bCs w:val="0"/>
-          <w:sz w:val="20"/>
-          <w:szCs w:val="20"/>
-        </w:rPr>
-        <w:t>-{{text}}</w:t>
+        <w:numPr>
+          <w:ilvl w:val="0"/>
+          <w:numId w:val="1"/>
+        </w:numPr>
+        <w:spacing w:after="0" w:line="240" w:lineRule="auto"/>
+        <w:ind w:left="440" w:leftChars="0" w:hanging="360" w:firstLineChars="0"/>
+        <w:jc w:val="both"/>
+        <w:rPr>
+          <w:rFonts w:hint="default" w:ascii="Kalinga" w:hAnsi="Kalinga"/>
+          <w:b w:val="0"/>
+          <w:bCs w:val="0"/>
+          <w:sz w:val="20"/>
+          <w:szCs w:val="20"/>
+        </w:rPr>
+      </w:pPr>
+      <w:r>
+        <w:rPr>
+          <w:rFonts w:hint="default" w:ascii="Kalinga" w:hAnsi="Kalinga"/>
+          <w:b w:val="0"/>
+          <w:bCs w:val="0"/>
+          <w:sz w:val="20"/>
+          <w:szCs w:val="20"/>
+        </w:rPr>
+        <w:t>{{text}}</w:t>
       </w:r>
     </w:p>
     <w:p>
@@ -3310,23 +3372,24 @@
       <w:pPr>
         <w:numPr>
           <w:ilvl w:val="0"/>
-          <w:numId w:val="0"/>
+          <w:numId w:val="1"/>
         </w:numPr>
         <w:spacing w:after="0" w:line="240" w:lineRule="auto"/>
-        <w:jc w:val="both"/>
-        <w:rPr>
-          <w:rFonts w:hint="default" w:ascii="Kalinga" w:hAnsi="Kalinga"/>
-          <w:sz w:val="20"/>
-          <w:szCs w:val="20"/>
-        </w:rPr>
-      </w:pPr>
-      <w:r>
-        <w:rPr>
-          <w:rFonts w:hint="default" w:ascii="Kalinga" w:hAnsi="Kalinga"/>
-          <w:sz w:val="20"/>
-          <w:szCs w:val="20"/>
-        </w:rPr>
-        <w:t>-{{text}}</w:t>
+        <w:ind w:left="440" w:leftChars="0" w:hanging="360" w:firstLineChars="0"/>
+        <w:jc w:val="both"/>
+        <w:rPr>
+          <w:rFonts w:hint="default" w:ascii="Kalinga" w:hAnsi="Kalinga"/>
+          <w:sz w:val="20"/>
+          <w:szCs w:val="20"/>
+        </w:rPr>
+      </w:pPr>
+      <w:r>
+        <w:rPr>
+          <w:rFonts w:hint="default" w:ascii="Kalinga" w:hAnsi="Kalinga"/>
+          <w:sz w:val="20"/>
+          <w:szCs w:val="20"/>
+        </w:rPr>
+        <w:t>{{text}}</w:t>
       </w:r>
     </w:p>
     <w:p>
@@ -3351,8 +3414,6 @@
         </w:rPr>
         <w:t>{{/list_verifikasi_kerabat}}</w:t>
       </w:r>
-      <w:bookmarkStart w:id="52" w:name="_GoBack"/>
-      <w:bookmarkEnd w:id="52"/>
     </w:p>
     <w:p>
       <w:pPr>
@@ -3936,6 +3997,36 @@
     </w:p>
     <w:p>
       <w:pPr>
+        <w:numPr>
+          <w:ilvl w:val="0"/>
+          <w:numId w:val="1"/>
+        </w:numPr>
+        <w:spacing w:after="0" w:line="240" w:lineRule="auto"/>
+        <w:ind w:left="440" w:leftChars="0" w:hanging="360" w:firstLineChars="0"/>
+        <w:jc w:val="both"/>
+        <w:rPr>
+          <w:rFonts w:hint="default" w:ascii="Kalinga" w:hAnsi="Kalinga"/>
+          <w:b w:val="0"/>
+          <w:bCs w:val="0"/>
+          <w:color w:val="auto"/>
+          <w:sz w:val="20"/>
+          <w:szCs w:val="20"/>
+        </w:rPr>
+      </w:pPr>
+      <w:r>
+        <w:rPr>
+          <w:rFonts w:hint="default" w:ascii="Kalinga" w:hAnsi="Kalinga"/>
+          <w:b w:val="0"/>
+          <w:bCs w:val="0"/>
+          <w:color w:val="auto"/>
+          <w:sz w:val="20"/>
+          <w:szCs w:val="20"/>
+        </w:rPr>
+        <w:t>Fasilitas Kredit {{jenis_kredit}} di {{nama_bank}} maks Rp. {{plafon_maks}} outs Rp. {{outstanding}} angsuran Rp. {{angsuran}} Coll {{kolektibilitas}}. {{alasan}}</w:t>
+      </w:r>
+    </w:p>
+    <w:p>
+      <w:pPr>
         <w:spacing w:after="0" w:line="240" w:lineRule="auto"/>
         <w:ind w:left="0" w:leftChars="0" w:firstLine="0" w:firstLineChars="0"/>
         <w:jc w:val="both"/>
@@ -3957,7 +4048,7 @@
           <w:sz w:val="20"/>
           <w:szCs w:val="20"/>
         </w:rPr>
-        <w:t>-Fasilitas Kredit {{jenis_kredit}} di {{nama_bank}} maks Rp. {{plafon_maks}} outs Rp. {{outstanding}} angsuran Rp. {{angsuran}} Coll {{kolektibilitas}}. {{alasan}}</w:t>
+        <w:t>{{/list_fasilitas_kredit}}</w:t>
       </w:r>
     </w:p>
     <w:p>
@@ -3983,59 +4074,37 @@
           <w:sz w:val="20"/>
           <w:szCs w:val="20"/>
         </w:rPr>
-        <w:t>{{/list_fasilitas_kredit}}</w:t>
-      </w:r>
-    </w:p>
-    <w:p>
-      <w:pPr>
-        <w:spacing w:after="0" w:line="240" w:lineRule="auto"/>
-        <w:ind w:left="0" w:leftChars="0" w:firstLine="0" w:firstLineChars="0"/>
-        <w:jc w:val="both"/>
-        <w:rPr>
-          <w:rFonts w:hint="default" w:ascii="Kalinga" w:hAnsi="Kalinga"/>
-          <w:b w:val="0"/>
-          <w:bCs w:val="0"/>
-          <w:color w:val="auto"/>
-          <w:sz w:val="20"/>
-          <w:szCs w:val="20"/>
-        </w:rPr>
-      </w:pPr>
-      <w:r>
-        <w:rPr>
-          <w:rFonts w:hint="default" w:ascii="Kalinga" w:hAnsi="Kalinga"/>
-          <w:b w:val="0"/>
-          <w:bCs w:val="0"/>
-          <w:color w:val="auto"/>
-          <w:sz w:val="20"/>
-          <w:szCs w:val="20"/>
-        </w:rPr>
         <w:t>{{^list_fasilitas_kredit}}</w:t>
       </w:r>
     </w:p>
     <w:p>
       <w:pPr>
-        <w:spacing w:after="0" w:line="240" w:lineRule="auto"/>
-        <w:ind w:left="0" w:leftChars="0" w:firstLine="0" w:firstLineChars="0"/>
-        <w:jc w:val="both"/>
-        <w:rPr>
-          <w:rFonts w:hint="default" w:ascii="Kalinga" w:hAnsi="Kalinga"/>
-          <w:b w:val="0"/>
-          <w:bCs w:val="0"/>
-          <w:color w:val="auto"/>
-          <w:sz w:val="20"/>
-          <w:szCs w:val="20"/>
-        </w:rPr>
-      </w:pPr>
-      <w:r>
-        <w:rPr>
-          <w:rFonts w:hint="default" w:ascii="Kalinga" w:hAnsi="Kalinga"/>
-          <w:b w:val="0"/>
-          <w:bCs w:val="0"/>
-          <w:color w:val="auto"/>
-          <w:sz w:val="20"/>
-          <w:szCs w:val="20"/>
-        </w:rPr>
-        <w:t>-Nihil - Tidak ada fasilitas kredit</w:t>
+        <w:numPr>
+          <w:ilvl w:val="0"/>
+          <w:numId w:val="1"/>
+        </w:numPr>
+        <w:spacing w:after="0" w:line="240" w:lineRule="auto"/>
+        <w:ind w:left="440" w:leftChars="0" w:hanging="360" w:firstLineChars="0"/>
+        <w:jc w:val="both"/>
+        <w:rPr>
+          <w:rFonts w:hint="default" w:ascii="Kalinga" w:hAnsi="Kalinga"/>
+          <w:b w:val="0"/>
+          <w:bCs w:val="0"/>
+          <w:color w:val="auto"/>
+          <w:sz w:val="20"/>
+          <w:szCs w:val="20"/>
+        </w:rPr>
+      </w:pPr>
+      <w:r>
+        <w:rPr>
+          <w:rFonts w:hint="default" w:ascii="Kalinga" w:hAnsi="Kalinga"/>
+          <w:b w:val="0"/>
+          <w:bCs w:val="0"/>
+          <w:color w:val="auto"/>
+          <w:sz w:val="20"/>
+          <w:szCs w:val="20"/>
+        </w:rPr>
+        <w:t>Nihil - Tidak ada fasilitas kredit</w:t>
       </w:r>
     </w:p>
     <w:p>
@@ -4616,8 +4685,8 @@
         </w:rPr>
       </w:pPr>
       <w:bookmarkStart w:id="40" w:name="OLE_LINK53"/>
-      <w:bookmarkStart w:id="41" w:name="OLE_LINK12"/>
-      <w:bookmarkStart w:id="42" w:name="OLE_LINK32"/>
+      <w:bookmarkStart w:id="41" w:name="OLE_LINK32"/>
+      <w:bookmarkStart w:id="42" w:name="OLE_LINK12"/>
       <w:bookmarkStart w:id="43" w:name="OLE_LINK57"/>
       <w:bookmarkStart w:id="44" w:name="OLE_LINK16"/>
     </w:p>
@@ -5051,13 +5120,12 @@
     </w:p>
     <w:p>
       <w:pPr>
-        <w:pStyle w:val="6"/>
         <w:numPr>
           <w:ilvl w:val="0"/>
           <w:numId w:val="1"/>
         </w:numPr>
-        <w:spacing w:line="240" w:lineRule="auto"/>
-        <w:ind w:left="360" w:leftChars="0" w:right="160" w:rightChars="0" w:hanging="280" w:firstLineChars="0"/>
+        <w:spacing w:after="0" w:line="240" w:lineRule="auto"/>
+        <w:ind w:left="440" w:leftChars="0" w:hanging="360" w:firstLineChars="0"/>
         <w:jc w:val="both"/>
         <w:rPr>
           <w:rFonts w:ascii="Kalinga" w:hAnsi="Kalinga" w:cs="Kalinga"/>
@@ -5100,13 +5168,13 @@
           <w:szCs w:val="20"/>
         </w:rPr>
       </w:pPr>
-      <w:bookmarkStart w:id="45" w:name="OLE_LINK40"/>
-      <w:bookmarkStart w:id="46" w:name="OLE_LINK13"/>
-      <w:bookmarkStart w:id="47" w:name="OLE_LINK58"/>
-      <w:bookmarkStart w:id="48" w:name="OLE_LINK24"/>
-      <w:bookmarkStart w:id="49" w:name="OLE_LINK23"/>
-      <w:bookmarkStart w:id="50" w:name="OLE_LINK64"/>
-      <w:bookmarkStart w:id="51" w:name="OLE_LINK70"/>
+      <w:bookmarkStart w:id="45" w:name="OLE_LINK24"/>
+      <w:bookmarkStart w:id="46" w:name="OLE_LINK40"/>
+      <w:bookmarkStart w:id="47" w:name="OLE_LINK13"/>
+      <w:bookmarkStart w:id="48" w:name="OLE_LINK58"/>
+      <w:bookmarkStart w:id="49" w:name="OLE_LINK70"/>
+      <w:bookmarkStart w:id="50" w:name="OLE_LINK23"/>
+      <w:bookmarkStart w:id="51" w:name="OLE_LINK64"/>
       <w:r>
         <w:rPr>
           <w:rFonts w:ascii="Kalinga" w:hAnsi="Kalinga" w:cs="Kalinga"/>
@@ -5166,13 +5234,12 @@
     </w:p>
     <w:p>
       <w:pPr>
-        <w:pStyle w:val="6"/>
         <w:numPr>
           <w:ilvl w:val="0"/>
           <w:numId w:val="1"/>
         </w:numPr>
-        <w:spacing w:line="240" w:lineRule="auto"/>
-        <w:ind w:left="360" w:leftChars="0" w:right="160" w:rightChars="0" w:hanging="280" w:firstLineChars="0"/>
+        <w:spacing w:after="0" w:line="240" w:lineRule="auto"/>
+        <w:ind w:left="440" w:leftChars="0" w:hanging="360" w:firstLineChars="0"/>
         <w:jc w:val="both"/>
         <w:rPr>
           <w:rFonts w:ascii="Kalinga" w:hAnsi="Kalinga" w:cs="Kalinga"/>
@@ -5180,6 +5247,8 @@
           <w:szCs w:val="20"/>
         </w:rPr>
       </w:pPr>
+      <w:bookmarkStart w:id="52" w:name="_GoBack"/>
+      <w:bookmarkEnd w:id="52"/>
       <w:r>
         <w:rPr>
           <w:rFonts w:hint="default" w:ascii="Kalinga" w:hAnsi="Kalinga"/>
@@ -5254,9 +5323,9 @@
 <file path=word/numbering.xml><?xml version="1.0" encoding="utf-8"?>
 <w:numbering xmlns:wpc="http://schemas.microsoft.com/office/word/2010/wordprocessingCanvas" xmlns:mc="http://schemas.openxmlformats.org/markup-compatibility/2006" xmlns:o="urn:schemas-microsoft-com:office:office" xmlns:r="http://schemas.openxmlformats.org/officeDocument/2006/relationships" xmlns:m="http://schemas.openxmlformats.org/officeDocument/2006/math" xmlns:v="urn:schemas-microsoft-com:vml" xmlns:wp14="http://schemas.microsoft.com/office/word/2010/wordprocessingDrawing" xmlns:wp="http://schemas.openxmlformats.org/drawingml/2006/wordprocessingDrawing" xmlns:w10="urn:schemas-microsoft-com:office:word" xmlns:w="http://schemas.openxmlformats.org/wordprocessingml/2006/main" xmlns:w14="http://schemas.microsoft.com/office/word/2010/wordml" xmlns:wpg="http://schemas.microsoft.com/office/word/2010/wordprocessingGroup" xmlns:wpi="http://schemas.microsoft.com/office/word/2010/wordprocessingInk" xmlns:wne="http://schemas.microsoft.com/office/word/2006/wordml" xmlns:wps="http://schemas.microsoft.com/office/word/2010/wordprocessingShape" xmlns:wpsCustomData="http://www.wps.cn/officeDocument/2013/wpsCustomData" mc:Ignorable="w14 wp14">
   <w:abstractNum w:abstractNumId="0">
-    <w:nsid w:val="7E9B36FC"/>
+    <w:nsid w:val="EBD8491B"/>
     <w:multiLevelType w:val="multilevel"/>
-    <w:tmpl w:val="7E9B36FC"/>
+    <w:tmpl w:val="EBD8491B"/>
     <w:lvl w:ilvl="0" w:tentative="0">
       <w:start w:val="1"/>
       <w:numFmt w:val="bullet"/>
@@ -5366,8 +5435,124 @@
       </w:rPr>
     </w:lvl>
   </w:abstractNum>
+  <w:abstractNum w:abstractNumId="1">
+    <w:nsid w:val="7E9B36FC"/>
+    <w:multiLevelType w:val="multilevel"/>
+    <w:tmpl w:val="7E9B36FC"/>
+    <w:lvl w:ilvl="0" w:tentative="0">
+      <w:start w:val="1"/>
+      <w:numFmt w:val="bullet"/>
+      <w:lvlText w:val="-"/>
+      <w:lvlJc w:val="left"/>
+      <w:pPr>
+        <w:ind w:left="720" w:hanging="360"/>
+      </w:pPr>
+      <w:rPr>
+        <w:rFonts w:hint="default" w:ascii="Cambria" w:hAnsi="Cambria" w:eastAsia="Calibri" w:cs="Arial"/>
+      </w:rPr>
+    </w:lvl>
+    <w:lvl w:ilvl="1" w:tentative="0">
+      <w:start w:val="1"/>
+      <w:numFmt w:val="bullet"/>
+      <w:lvlText w:val="o"/>
+      <w:lvlJc w:val="left"/>
+      <w:pPr>
+        <w:ind w:left="1440" w:hanging="360"/>
+      </w:pPr>
+      <w:rPr>
+        <w:rFonts w:hint="default" w:ascii="Courier New" w:hAnsi="Courier New" w:cs="Courier New"/>
+      </w:rPr>
+    </w:lvl>
+    <w:lvl w:ilvl="2" w:tentative="0">
+      <w:start w:val="1"/>
+      <w:numFmt w:val="bullet"/>
+      <w:lvlText w:val=""/>
+      <w:lvlJc w:val="left"/>
+      <w:pPr>
+        <w:ind w:left="2160" w:hanging="360"/>
+      </w:pPr>
+      <w:rPr>
+        <w:rFonts w:hint="default" w:ascii="Wingdings" w:hAnsi="Wingdings"/>
+      </w:rPr>
+    </w:lvl>
+    <w:lvl w:ilvl="3" w:tentative="0">
+      <w:start w:val="1"/>
+      <w:numFmt w:val="bullet"/>
+      <w:lvlText w:val=""/>
+      <w:lvlJc w:val="left"/>
+      <w:pPr>
+        <w:ind w:left="2880" w:hanging="360"/>
+      </w:pPr>
+      <w:rPr>
+        <w:rFonts w:hint="default" w:ascii="Symbol" w:hAnsi="Symbol"/>
+      </w:rPr>
+    </w:lvl>
+    <w:lvl w:ilvl="4" w:tentative="0">
+      <w:start w:val="1"/>
+      <w:numFmt w:val="bullet"/>
+      <w:lvlText w:val="o"/>
+      <w:lvlJc w:val="left"/>
+      <w:pPr>
+        <w:ind w:left="3600" w:hanging="360"/>
+      </w:pPr>
+      <w:rPr>
+        <w:rFonts w:hint="default" w:ascii="Courier New" w:hAnsi="Courier New" w:cs="Courier New"/>
+      </w:rPr>
+    </w:lvl>
+    <w:lvl w:ilvl="5" w:tentative="0">
+      <w:start w:val="1"/>
+      <w:numFmt w:val="bullet"/>
+      <w:lvlText w:val=""/>
+      <w:lvlJc w:val="left"/>
+      <w:pPr>
+        <w:ind w:left="4320" w:hanging="360"/>
+      </w:pPr>
+      <w:rPr>
+        <w:rFonts w:hint="default" w:ascii="Wingdings" w:hAnsi="Wingdings"/>
+      </w:rPr>
+    </w:lvl>
+    <w:lvl w:ilvl="6" w:tentative="0">
+      <w:start w:val="1"/>
+      <w:numFmt w:val="bullet"/>
+      <w:lvlText w:val=""/>
+      <w:lvlJc w:val="left"/>
+      <w:pPr>
+        <w:ind w:left="5040" w:hanging="360"/>
+      </w:pPr>
+      <w:rPr>
+        <w:rFonts w:hint="default" w:ascii="Symbol" w:hAnsi="Symbol"/>
+      </w:rPr>
+    </w:lvl>
+    <w:lvl w:ilvl="7" w:tentative="0">
+      <w:start w:val="1"/>
+      <w:numFmt w:val="bullet"/>
+      <w:lvlText w:val="o"/>
+      <w:lvlJc w:val="left"/>
+      <w:pPr>
+        <w:ind w:left="5760" w:hanging="360"/>
+      </w:pPr>
+      <w:rPr>
+        <w:rFonts w:hint="default" w:ascii="Courier New" w:hAnsi="Courier New" w:cs="Courier New"/>
+      </w:rPr>
+    </w:lvl>
+    <w:lvl w:ilvl="8" w:tentative="0">
+      <w:start w:val="1"/>
+      <w:numFmt w:val="bullet"/>
+      <w:lvlText w:val=""/>
+      <w:lvlJc w:val="left"/>
+      <w:pPr>
+        <w:ind w:left="6480" w:hanging="360"/>
+      </w:pPr>
+      <w:rPr>
+        <w:rFonts w:hint="default" w:ascii="Wingdings" w:hAnsi="Wingdings"/>
+      </w:rPr>
+    </w:lvl>
+  </w:abstractNum>
   <w:num w:numId="1">
     <w:abstractNumId w:val="0"/>
+  </w:num>
+  <w:num w:numId="2">
+    <w:abstractNumId w:val="1"/>
   </w:num>
 </w:numbering>
 </file>
